--- a/deliverables/00_Course/Instructor_Guide.docx
+++ b/deliverables/00_Course/Instructor_Guide.docx
@@ -20,13 +20,14 @@
     </w:p>
     <w:p>
       <w:pPr>
+        <w:pStyle w:val="Title"/>
         <w:spacing w:after="160"/>
       </w:pPr>
       <w:r>
         <w:rPr>
           <w:b/>
           <w:bCs/>
-          <w:color w:val="1E1B4B"/>
+          <w:color w:val="000000"/>
           <w:sz w:val="56"/>
           <w:szCs w:val="56"/>
         </w:rPr>
@@ -71,6 +72,8 @@
     </w:p>
     <w:p>
       <w:pPr>
+        <w:keepNext w:val="false"/>
+        <w:keepLines/>
         <w:spacing w:after="140" w:line="288"/>
       </w:pPr>
       <w:r>
@@ -106,6 +109,7 @@
       </w:tblGrid>
       <w:tr>
         <w:trPr>
+          <w:cantSplit/>
           <w:tblHeader/>
         </w:trPr>
         <w:tc>
@@ -119,9 +123,9 @@
             </w:tcBorders>
             <w:shd w:fill="1E1B4B" w:color="auto" w:val="clear"/>
             <w:tcMar>
-              <w:top w:type="dxa" w:w="80"/>
-              <w:left w:type="dxa" w:w="120"/>
-              <w:bottom w:type="dxa" w:w="80"/>
+              <w:top w:type="dxa" w:w="40"/>
+              <w:left w:type="dxa" w:w="120"/>
+              <w:bottom w:type="dxa" w:w="40"/>
               <w:right w:type="dxa" w:w="120"/>
             </w:tcMar>
             <w:vAlign w:val="top"/>
@@ -150,9 +154,9 @@
             </w:tcBorders>
             <w:shd w:fill="1E1B4B" w:color="auto" w:val="clear"/>
             <w:tcMar>
-              <w:top w:type="dxa" w:w="80"/>
-              <w:left w:type="dxa" w:w="120"/>
-              <w:bottom w:type="dxa" w:w="80"/>
+              <w:top w:type="dxa" w:w="40"/>
+              <w:left w:type="dxa" w:w="120"/>
+              <w:bottom w:type="dxa" w:w="40"/>
               <w:right w:type="dxa" w:w="120"/>
             </w:tcMar>
             <w:vAlign w:val="top"/>
@@ -172,6 +176,9 @@
         </w:tc>
       </w:tr>
       <w:tr>
+        <w:trPr>
+          <w:cantSplit/>
+        </w:trPr>
         <w:tc>
           <w:tcPr>
             <w:tcW w:type="dxa" w:w="3780"/>
@@ -183,9 +190,9 @@
             </w:tcBorders>
             <w:shd w:fill="EEF0FF" w:color="auto" w:val="clear"/>
             <w:tcMar>
-              <w:top w:type="dxa" w:w="80"/>
-              <w:left w:type="dxa" w:w="120"/>
-              <w:bottom w:type="dxa" w:w="80"/>
+              <w:top w:type="dxa" w:w="40"/>
+              <w:left w:type="dxa" w:w="120"/>
+              <w:bottom w:type="dxa" w:w="40"/>
               <w:right w:type="dxa" w:w="120"/>
             </w:tcMar>
             <w:vAlign w:val="top"/>
@@ -215,25 +222,28 @@
             </w:tcBorders>
             <w:shd w:fill="EEF0FF" w:color="auto" w:val="clear"/>
             <w:tcMar>
-              <w:top w:type="dxa" w:w="80"/>
-              <w:left w:type="dxa" w:w="120"/>
-              <w:bottom w:type="dxa" w:w="80"/>
-              <w:right w:type="dxa" w:w="120"/>
-            </w:tcMar>
-            <w:vAlign w:val="top"/>
-          </w:tcPr>
-          <w:p>
-            <w:r>
-              <w:rPr>
-                <w:sz w:val="20"/>
-                <w:szCs w:val="20"/>
-              </w:rPr>
-              <w:t xml:space="preserve">44 slides with full speaker notes (View ▸ Notes), including starting vocabulary and three technical walkthroughs.</w:t>
+              <w:top w:type="dxa" w:w="40"/>
+              <w:left w:type="dxa" w:w="120"/>
+              <w:bottom w:type="dxa" w:w="40"/>
+              <w:right w:type="dxa" w:w="120"/>
+            </w:tcMar>
+            <w:vAlign w:val="top"/>
+          </w:tcPr>
+          <w:p>
+            <w:r>
+              <w:rPr>
+                <w:sz w:val="20"/>
+                <w:szCs w:val="20"/>
+              </w:rPr>
+              <w:t xml:space="preserve">46 slides with full speaker notes (View ▸ Notes), including the course map, starting vocabulary, five technical walkthroughs and a final recap infographic.</w:t>
             </w:r>
           </w:p>
         </w:tc>
       </w:tr>
       <w:tr>
+        <w:trPr>
+          <w:cantSplit/>
+        </w:trPr>
         <w:tc>
           <w:tcPr>
             <w:tcW w:type="dxa" w:w="3780"/>
@@ -245,9 +255,9 @@
             </w:tcBorders>
             <w:shd w:fill="FFFFFF" w:color="auto" w:val="clear"/>
             <w:tcMar>
-              <w:top w:type="dxa" w:w="80"/>
-              <w:left w:type="dxa" w:w="120"/>
-              <w:bottom w:type="dxa" w:w="80"/>
+              <w:top w:type="dxa" w:w="40"/>
+              <w:left w:type="dxa" w:w="120"/>
+              <w:bottom w:type="dxa" w:w="40"/>
               <w:right w:type="dxa" w:w="120"/>
             </w:tcMar>
             <w:vAlign w:val="top"/>
@@ -277,9 +287,9 @@
             </w:tcBorders>
             <w:shd w:fill="FFFFFF" w:color="auto" w:val="clear"/>
             <w:tcMar>
-              <w:top w:type="dxa" w:w="80"/>
-              <w:left w:type="dxa" w:w="120"/>
-              <w:bottom w:type="dxa" w:w="80"/>
+              <w:top w:type="dxa" w:w="40"/>
+              <w:left w:type="dxa" w:w="120"/>
+              <w:bottom w:type="dxa" w:w="40"/>
               <w:right w:type="dxa" w:w="120"/>
             </w:tcMar>
             <w:vAlign w:val="top"/>
@@ -296,6 +306,9 @@
         </w:tc>
       </w:tr>
       <w:tr>
+        <w:trPr>
+          <w:cantSplit/>
+        </w:trPr>
         <w:tc>
           <w:tcPr>
             <w:tcW w:type="dxa" w:w="3780"/>
@@ -307,9 +320,9 @@
             </w:tcBorders>
             <w:shd w:fill="EEF0FF" w:color="auto" w:val="clear"/>
             <w:tcMar>
-              <w:top w:type="dxa" w:w="80"/>
-              <w:left w:type="dxa" w:w="120"/>
-              <w:bottom w:type="dxa" w:w="80"/>
+              <w:top w:type="dxa" w:w="40"/>
+              <w:left w:type="dxa" w:w="120"/>
+              <w:bottom w:type="dxa" w:w="40"/>
               <w:right w:type="dxa" w:w="120"/>
             </w:tcMar>
             <w:vAlign w:val="top"/>
@@ -339,25 +352,28 @@
             </w:tcBorders>
             <w:shd w:fill="EEF0FF" w:color="auto" w:val="clear"/>
             <w:tcMar>
-              <w:top w:type="dxa" w:w="80"/>
-              <w:left w:type="dxa" w:w="120"/>
-              <w:bottom w:type="dxa" w:w="80"/>
-              <w:right w:type="dxa" w:w="120"/>
-            </w:tcMar>
-            <w:vAlign w:val="top"/>
-          </w:tcPr>
-          <w:p>
-            <w:r>
-              <w:rPr>
-                <w:sz w:val="20"/>
-                <w:szCs w:val="20"/>
-              </w:rPr>
-              <w:t xml:space="preserve">Student notebook for the 2-hour lab (Google Colab or local Jupyter). TODO cells contain runnable starter code.</w:t>
+              <w:top w:type="dxa" w:w="40"/>
+              <w:left w:type="dxa" w:w="120"/>
+              <w:bottom w:type="dxa" w:w="40"/>
+              <w:right w:type="dxa" w:w="120"/>
+            </w:tcMar>
+            <w:vAlign w:val="top"/>
+          </w:tcPr>
+          <w:p>
+            <w:r>
+              <w:rPr>
+                <w:sz w:val="20"/>
+                <w:szCs w:val="20"/>
+              </w:rPr>
+              <w:t xml:space="preserve">Student notebook for the 2-hour lab (Google Colab or local Jupyter). Complete each TODO before running cells that depend on it.</w:t>
             </w:r>
           </w:p>
         </w:tc>
       </w:tr>
       <w:tr>
+        <w:trPr>
+          <w:cantSplit/>
+        </w:trPr>
         <w:tc>
           <w:tcPr>
             <w:tcW w:type="dxa" w:w="3780"/>
@@ -369,9 +385,9 @@
             </w:tcBorders>
             <w:shd w:fill="FFFFFF" w:color="auto" w:val="clear"/>
             <w:tcMar>
-              <w:top w:type="dxa" w:w="80"/>
-              <w:left w:type="dxa" w:w="120"/>
-              <w:bottom w:type="dxa" w:w="80"/>
+              <w:top w:type="dxa" w:w="40"/>
+              <w:left w:type="dxa" w:w="120"/>
+              <w:bottom w:type="dxa" w:w="40"/>
               <w:right w:type="dxa" w:w="120"/>
             </w:tcMar>
             <w:vAlign w:val="top"/>
@@ -401,9 +417,9 @@
             </w:tcBorders>
             <w:shd w:fill="FFFFFF" w:color="auto" w:val="clear"/>
             <w:tcMar>
-              <w:top w:type="dxa" w:w="80"/>
-              <w:left w:type="dxa" w:w="120"/>
-              <w:bottom w:type="dxa" w:w="80"/>
+              <w:top w:type="dxa" w:w="40"/>
+              <w:left w:type="dxa" w:w="120"/>
+              <w:bottom w:type="dxa" w:w="40"/>
               <w:right w:type="dxa" w:w="120"/>
             </w:tcMar>
             <w:vAlign w:val="top"/>
@@ -420,6 +436,9 @@
         </w:tc>
       </w:tr>
       <w:tr>
+        <w:trPr>
+          <w:cantSplit/>
+        </w:trPr>
         <w:tc>
           <w:tcPr>
             <w:tcW w:type="dxa" w:w="3780"/>
@@ -431,9 +450,9 @@
             </w:tcBorders>
             <w:shd w:fill="EEF0FF" w:color="auto" w:val="clear"/>
             <w:tcMar>
-              <w:top w:type="dxa" w:w="80"/>
-              <w:left w:type="dxa" w:w="120"/>
-              <w:bottom w:type="dxa" w:w="80"/>
+              <w:top w:type="dxa" w:w="40"/>
+              <w:left w:type="dxa" w:w="120"/>
+              <w:bottom w:type="dxa" w:w="40"/>
               <w:right w:type="dxa" w:w="120"/>
             </w:tcMar>
             <w:vAlign w:val="top"/>
@@ -483,9 +502,9 @@
             </w:tcBorders>
             <w:shd w:fill="EEF0FF" w:color="auto" w:val="clear"/>
             <w:tcMar>
-              <w:top w:type="dxa" w:w="80"/>
-              <w:left w:type="dxa" w:w="120"/>
-              <w:bottom w:type="dxa" w:w="80"/>
+              <w:top w:type="dxa" w:w="40"/>
+              <w:left w:type="dxa" w:w="120"/>
+              <w:bottom w:type="dxa" w:w="40"/>
               <w:right w:type="dxa" w:w="120"/>
             </w:tcMar>
             <w:vAlign w:val="top"/>
@@ -502,6 +521,9 @@
         </w:tc>
       </w:tr>
       <w:tr>
+        <w:trPr>
+          <w:cantSplit/>
+        </w:trPr>
         <w:tc>
           <w:tcPr>
             <w:tcW w:type="dxa" w:w="3780"/>
@@ -513,9 +535,9 @@
             </w:tcBorders>
             <w:shd w:fill="FFFFFF" w:color="auto" w:val="clear"/>
             <w:tcMar>
-              <w:top w:type="dxa" w:w="80"/>
-              <w:left w:type="dxa" w:w="120"/>
-              <w:bottom w:type="dxa" w:w="80"/>
+              <w:top w:type="dxa" w:w="40"/>
+              <w:left w:type="dxa" w:w="120"/>
+              <w:bottom w:type="dxa" w:w="40"/>
               <w:right w:type="dxa" w:w="120"/>
             </w:tcMar>
             <w:vAlign w:val="top"/>
@@ -545,20 +567,20 @@
             </w:tcBorders>
             <w:shd w:fill="FFFFFF" w:color="auto" w:val="clear"/>
             <w:tcMar>
-              <w:top w:type="dxa" w:w="80"/>
-              <w:left w:type="dxa" w:w="120"/>
-              <w:bottom w:type="dxa" w:w="80"/>
-              <w:right w:type="dxa" w:w="120"/>
-            </w:tcMar>
-            <w:vAlign w:val="top"/>
-          </w:tcPr>
-          <w:p>
-            <w:r>
-              <w:rPr>
-                <w:sz w:val="20"/>
-                <w:szCs w:val="20"/>
-              </w:rPr>
-              <w:t xml:space="preserve">Three technical diagrams as PNG and editable SVG. The notebooks embed their diagrams for portable use in Colab.</w:t>
+              <w:top w:type="dxa" w:w="40"/>
+              <w:left w:type="dxa" w:w="120"/>
+              <w:bottom w:type="dxa" w:w="40"/>
+              <w:right w:type="dxa" w:w="120"/>
+            </w:tcMar>
+            <w:vAlign w:val="top"/>
+          </w:tcPr>
+          <w:p>
+            <w:r>
+              <w:rPr>
+                <w:sz w:val="20"/>
+                <w:szCs w:val="20"/>
+              </w:rPr>
+              <w:t xml:space="preserve">Seven shared images: five technical diagrams, the course map and the recap, as PNG and editable SVG. The notebooks embed every diagram for portable use in Colab.</w:t>
             </w:r>
           </w:p>
         </w:tc>
@@ -571,6 +593,8 @@
     </w:p>
     <w:p>
       <w:pPr>
+        <w:keepNext w:val="false"/>
+        <w:keepLines/>
         <w:spacing w:after="140" w:line="288"/>
       </w:pPr>
       <w:r>
@@ -586,7 +610,7 @@
         <w:t xml:space="preserve">00_Course</w:t>
       </w:r>
       <w:r>
-        <w:t xml:space="preserve">) contains this guide, the two copies of the module descriptor (clean and tracked changes) and the Section 7.3 rationale.</w:t>
+        <w:t xml:space="preserve">) contains this guide, the common Course Glossary, the two copies of the module descriptor (clean and tracked changes) and the Section 7.3 rationale.</w:t>
       </w:r>
     </w:p>
     <w:p>
@@ -600,23 +624,38 @@
     </w:p>
     <w:p>
       <w:pPr>
+        <w:keepNext w:val="false"/>
+        <w:keepLines/>
         <w:spacing w:after="140" w:line="288"/>
       </w:pPr>
       <w:r>
-        <w:t xml:space="preserve">For students who are new to the domain, begin with the starting vocabulary and the overall flow. Ask them to name the input, predict what one block produces, and follow the labelled data to the next block. Explain the mechanism diagram beside its related lecture topic before introducing its equation. The four additional slides fit within the existing lecture segments, and the weekly notes show the updated slide references.</w:t>
+        <w:t xml:space="preserve">For students who are new to the domain, begin with the starting vocabulary and the overall flow. Ask them to name the input, predict what one block produces, and follow the labelled data to the next block. Explain each detailed diagram beside its related lecture topic before introducing the equation. The six supporting slides fit within the existing lecture segments, and the weekly notes show the updated slide references. A solid arrow carries data to another block. A dashed arrow shows a step that repeats.</w:t>
       </w:r>
     </w:p>
     <w:p>
       <w:pPr>
+        <w:keepNext w:val="false"/>
+        <w:keepLines/>
         <w:spacing w:after="140" w:line="288"/>
       </w:pPr>
       <w:r>
-        <w:t xml:space="preserve">Before the lab code, students read the two embedded diagrams and the step-to-code map. Use the worked examples and plain-language glossary in the Beginner walkthrough section of the Word notes when a student cannot explain what a line of code is doing. Distinguish model training from inference, and describe each metric's limits before interpreting a score.</w:t>
+        <w:t xml:space="preserve">Before the lab code, students trace one example through the embedded diagrams and the step-to-code map. Ask what changes during training and what stays fixed when the model produces an output. Use the worked examples and plain-language glossary in the Beginner walkthrough section of the Word notes when a student cannot explain what a line of code is doing. Describe each metric's limits before interpreting a score.</w:t>
+      </w:r>
+    </w:p>
+    <w:p>
+      <w:pPr>
+        <w:keepNext w:val="false"/>
+        <w:keepLines/>
+        <w:spacing w:after="140" w:line="288"/>
+      </w:pPr>
+      <w:r>
+        <w:t xml:space="preserve">Teach each new idea in this order: why the task matters, a familiar analogy, a small worked example, the diagram, then the technical term or equation. Read an equation aloud and explain every symbol before asking students to calculate. In the lab, ask students to read the short explanation, predict an output, run the cell, change one setting, and check what changed. Give students time to describe the result in their own words. Keep the full theory available in the notes for revision. If students need more time to trace a diagram, keep the vocabulary and worked example; shorten a later quiz or move an advanced extension to the lab.</w:t>
       </w:r>
     </w:p>
     <w:p>
       <w:pPr>
         <w:pStyle w:val="ListParagraph"/>
+        <w:keepLines/>
         <w:numPr>
           <w:ilvl w:val="0"/>
           <w:numId w:val="2"/>
@@ -637,6 +676,7 @@
     <w:p>
       <w:pPr>
         <w:pStyle w:val="ListParagraph"/>
+        <w:keepLines/>
         <w:numPr>
           <w:ilvl w:val="0"/>
           <w:numId w:val="2"/>
@@ -651,12 +691,13 @@
         <w:t xml:space="preserve">Lecture (2 hours).</w:t>
       </w:r>
       <w:r>
-        <w:t xml:space="preserve"> The slides have five sections, two to four quick-check quizzes and a warm-up discussion. Slides marked "real" or "measured" show outputs produced by running the lab in advance; say so to students, because it shows that the numbers are reproducible.</w:t>
+        <w:t xml:space="preserve"> The slides have four or five sections, one to four quick-check quizzes and a warm-up discussion. Slides marked "real" or "measured" show saved lab observations; identify the recorded settings and help students trace each measurement to its code. Repeating an experiment on another system may produce different values.</w:t>
       </w:r>
     </w:p>
     <w:p>
       <w:pPr>
         <w:pStyle w:val="ListParagraph"/>
+        <w:keepLines/>
         <w:numPr>
           <w:ilvl w:val="0"/>
           <w:numId w:val="2"/>
@@ -671,12 +712,13 @@
         <w:t xml:space="preserve">Lab (2 hours).</w:t>
       </w:r>
       <w:r>
-        <w:t xml:space="preserve"> Students open the student notebook in Colab (Runtime ▸ Change runtime type ▸ T4 GPU), trace the initial diagrams, and complete the TODOs and written questions. The first executable cell installs packages. CPU settings use smaller models or fewer iterations where available. Week 8 fine-tuning is impractical without a GPU.</w:t>
+        <w:t xml:space="preserve"> Students open the student notebook in Colab (Runtime ▸ Change runtime type ▸ T4 GPU), trace the initial diagrams, and complete the TODOs and written questions. The first executable cell installs packages. CPU settings use smaller models or fewer iterations where available. Prepare the full Week 8 CPU experiment before class or discuss its recorded results.</w:t>
       </w:r>
     </w:p>
     <w:p>
       <w:pPr>
         <w:pStyle w:val="ListParagraph"/>
+        <w:keepLines/>
         <w:numPr>
           <w:ilvl w:val="0"/>
           <w:numId w:val="2"/>
@@ -718,12 +760,13 @@
       </w:tblPr>
       <w:tblGrid>
         <w:gridCol w:w="760"/>
-        <w:gridCol w:w="3307"/>
-        <w:gridCol w:w="4354"/>
+        <w:gridCol w:w="3695"/>
+        <w:gridCol w:w="3966"/>
         <w:gridCol w:w="991"/>
       </w:tblGrid>
       <w:tr>
         <w:trPr>
+          <w:cantSplit/>
           <w:tblHeader/>
         </w:trPr>
         <w:tc>
@@ -737,9 +780,9 @@
             </w:tcBorders>
             <w:shd w:fill="1E1B4B" w:color="auto" w:val="clear"/>
             <w:tcMar>
-              <w:top w:type="dxa" w:w="80"/>
-              <w:left w:type="dxa" w:w="120"/>
-              <w:bottom w:type="dxa" w:w="80"/>
+              <w:top w:type="dxa" w:w="40"/>
+              <w:left w:type="dxa" w:w="120"/>
+              <w:bottom w:type="dxa" w:w="40"/>
               <w:right w:type="dxa" w:w="120"/>
             </w:tcMar>
             <w:vAlign w:val="top"/>
@@ -759,7 +802,7 @@
         </w:tc>
         <w:tc>
           <w:tcPr>
-            <w:tcW w:type="dxa" w:w="3307"/>
+            <w:tcW w:type="dxa" w:w="3695"/>
             <w:tcBorders>
               <w:top w:val="single" w:color="D1D5DB" w:sz="4"/>
               <w:left w:val="single" w:color="D1D5DB" w:sz="4"/>
@@ -768,9 +811,9 @@
             </w:tcBorders>
             <w:shd w:fill="1E1B4B" w:color="auto" w:val="clear"/>
             <w:tcMar>
-              <w:top w:type="dxa" w:w="80"/>
-              <w:left w:type="dxa" w:w="120"/>
-              <w:bottom w:type="dxa" w:w="80"/>
+              <w:top w:type="dxa" w:w="40"/>
+              <w:left w:type="dxa" w:w="120"/>
+              <w:bottom w:type="dxa" w:w="40"/>
               <w:right w:type="dxa" w:w="120"/>
             </w:tcMar>
             <w:vAlign w:val="top"/>
@@ -790,7 +833,7 @@
         </w:tc>
         <w:tc>
           <w:tcPr>
-            <w:tcW w:type="dxa" w:w="4354"/>
+            <w:tcW w:type="dxa" w:w="3966"/>
             <w:tcBorders>
               <w:top w:val="single" w:color="D1D5DB" w:sz="4"/>
               <w:left w:val="single" w:color="D1D5DB" w:sz="4"/>
@@ -799,9 +842,9 @@
             </w:tcBorders>
             <w:shd w:fill="1E1B4B" w:color="auto" w:val="clear"/>
             <w:tcMar>
-              <w:top w:type="dxa" w:w="80"/>
-              <w:left w:type="dxa" w:w="120"/>
-              <w:bottom w:type="dxa" w:w="80"/>
+              <w:top w:type="dxa" w:w="40"/>
+              <w:left w:type="dxa" w:w="120"/>
+              <w:bottom w:type="dxa" w:w="40"/>
               <w:right w:type="dxa" w:w="120"/>
             </w:tcMar>
             <w:vAlign w:val="top"/>
@@ -830,9 +873,9 @@
             </w:tcBorders>
             <w:shd w:fill="1E1B4B" w:color="auto" w:val="clear"/>
             <w:tcMar>
-              <w:top w:type="dxa" w:w="80"/>
-              <w:left w:type="dxa" w:w="120"/>
-              <w:bottom w:type="dxa" w:w="80"/>
+              <w:top w:type="dxa" w:w="40"/>
+              <w:left w:type="dxa" w:w="120"/>
+              <w:bottom w:type="dxa" w:w="40"/>
               <w:right w:type="dxa" w:w="120"/>
             </w:tcMar>
             <w:vAlign w:val="top"/>
@@ -852,6 +895,9 @@
         </w:tc>
       </w:tr>
       <w:tr>
+        <w:trPr>
+          <w:cantSplit/>
+        </w:trPr>
         <w:tc>
           <w:tcPr>
             <w:tcW w:type="dxa" w:w="760"/>
@@ -863,9 +909,9 @@
             </w:tcBorders>
             <w:shd w:fill="EEF0FF" w:color="auto" w:val="clear"/>
             <w:tcMar>
-              <w:top w:type="dxa" w:w="80"/>
-              <w:left w:type="dxa" w:w="120"/>
-              <w:bottom w:type="dxa" w:w="80"/>
+              <w:top w:type="dxa" w:w="40"/>
+              <w:left w:type="dxa" w:w="120"/>
+              <w:bottom w:type="dxa" w:w="40"/>
               <w:right w:type="dxa" w:w="120"/>
             </w:tcMar>
             <w:vAlign w:val="top"/>
@@ -884,18 +930,18 @@
         </w:tc>
         <w:tc>
           <w:tcPr>
-            <w:tcW w:type="dxa" w:w="3307"/>
-            <w:tcBorders>
-              <w:top w:val="single" w:color="D1D5DB" w:sz="4"/>
-              <w:left w:val="single" w:color="D1D5DB" w:sz="4"/>
-              <w:bottom w:val="single" w:color="D1D5DB" w:sz="4"/>
-              <w:right w:val="single" w:color="D1D5DB" w:sz="4"/>
-            </w:tcBorders>
-            <w:shd w:fill="EEF0FF" w:color="auto" w:val="clear"/>
-            <w:tcMar>
-              <w:top w:type="dxa" w:w="80"/>
-              <w:left w:type="dxa" w:w="120"/>
-              <w:bottom w:type="dxa" w:w="80"/>
+            <w:tcW w:type="dxa" w:w="3695"/>
+            <w:tcBorders>
+              <w:top w:val="single" w:color="D1D5DB" w:sz="4"/>
+              <w:left w:val="single" w:color="D1D5DB" w:sz="4"/>
+              <w:bottom w:val="single" w:color="D1D5DB" w:sz="4"/>
+              <w:right w:val="single" w:color="D1D5DB" w:sz="4"/>
+            </w:tcBorders>
+            <w:shd w:fill="EEF0FF" w:color="auto" w:val="clear"/>
+            <w:tcMar>
+              <w:top w:type="dxa" w:w="40"/>
+              <w:left w:type="dxa" w:w="120"/>
+              <w:bottom w:type="dxa" w:w="40"/>
               <w:right w:type="dxa" w:w="120"/>
             </w:tcMar>
             <w:vAlign w:val="top"/>
@@ -912,18 +958,18 @@
         </w:tc>
         <w:tc>
           <w:tcPr>
-            <w:tcW w:type="dxa" w:w="4354"/>
-            <w:tcBorders>
-              <w:top w:val="single" w:color="D1D5DB" w:sz="4"/>
-              <w:left w:val="single" w:color="D1D5DB" w:sz="4"/>
-              <w:bottom w:val="single" w:color="D1D5DB" w:sz="4"/>
-              <w:right w:val="single" w:color="D1D5DB" w:sz="4"/>
-            </w:tcBorders>
-            <w:shd w:fill="EEF0FF" w:color="auto" w:val="clear"/>
-            <w:tcMar>
-              <w:top w:type="dxa" w:w="80"/>
-              <w:left w:type="dxa" w:w="120"/>
-              <w:bottom w:type="dxa" w:w="80"/>
+            <w:tcW w:type="dxa" w:w="3966"/>
+            <w:tcBorders>
+              <w:top w:val="single" w:color="D1D5DB" w:sz="4"/>
+              <w:left w:val="single" w:color="D1D5DB" w:sz="4"/>
+              <w:bottom w:val="single" w:color="D1D5DB" w:sz="4"/>
+              <w:right w:val="single" w:color="D1D5DB" w:sz="4"/>
+            </w:tcBorders>
+            <w:shd w:fill="EEF0FF" w:color="auto" w:val="clear"/>
+            <w:tcMar>
+              <w:top w:type="dxa" w:w="40"/>
+              <w:left w:type="dxa" w:w="120"/>
+              <w:bottom w:type="dxa" w:w="40"/>
               <w:right w:type="dxa" w:w="120"/>
             </w:tcMar>
             <w:vAlign w:val="top"/>
@@ -949,9 +995,9 @@
             </w:tcBorders>
             <w:shd w:fill="EEF0FF" w:color="auto" w:val="clear"/>
             <w:tcMar>
-              <w:top w:type="dxa" w:w="80"/>
-              <w:left w:type="dxa" w:w="120"/>
-              <w:bottom w:type="dxa" w:w="80"/>
+              <w:top w:type="dxa" w:w="40"/>
+              <w:left w:type="dxa" w:w="120"/>
+              <w:bottom w:type="dxa" w:w="40"/>
               <w:right w:type="dxa" w:w="120"/>
             </w:tcMar>
             <w:vAlign w:val="top"/>
@@ -968,6 +1014,9 @@
         </w:tc>
       </w:tr>
       <w:tr>
+        <w:trPr>
+          <w:cantSplit/>
+        </w:trPr>
         <w:tc>
           <w:tcPr>
             <w:tcW w:type="dxa" w:w="760"/>
@@ -979,9 +1028,9 @@
             </w:tcBorders>
             <w:shd w:fill="FFFFFF" w:color="auto" w:val="clear"/>
             <w:tcMar>
-              <w:top w:type="dxa" w:w="80"/>
-              <w:left w:type="dxa" w:w="120"/>
-              <w:bottom w:type="dxa" w:w="80"/>
+              <w:top w:type="dxa" w:w="40"/>
+              <w:left w:type="dxa" w:w="120"/>
+              <w:bottom w:type="dxa" w:w="40"/>
               <w:right w:type="dxa" w:w="120"/>
             </w:tcMar>
             <w:vAlign w:val="top"/>
@@ -1000,18 +1049,18 @@
         </w:tc>
         <w:tc>
           <w:tcPr>
-            <w:tcW w:type="dxa" w:w="3307"/>
-            <w:tcBorders>
-              <w:top w:val="single" w:color="D1D5DB" w:sz="4"/>
-              <w:left w:val="single" w:color="D1D5DB" w:sz="4"/>
-              <w:bottom w:val="single" w:color="D1D5DB" w:sz="4"/>
-              <w:right w:val="single" w:color="D1D5DB" w:sz="4"/>
-            </w:tcBorders>
-            <w:shd w:fill="FFFFFF" w:color="auto" w:val="clear"/>
-            <w:tcMar>
-              <w:top w:type="dxa" w:w="80"/>
-              <w:left w:type="dxa" w:w="120"/>
-              <w:bottom w:type="dxa" w:w="80"/>
+            <w:tcW w:type="dxa" w:w="3695"/>
+            <w:tcBorders>
+              <w:top w:val="single" w:color="D1D5DB" w:sz="4"/>
+              <w:left w:val="single" w:color="D1D5DB" w:sz="4"/>
+              <w:bottom w:val="single" w:color="D1D5DB" w:sz="4"/>
+              <w:right w:val="single" w:color="D1D5DB" w:sz="4"/>
+            </w:tcBorders>
+            <w:shd w:fill="FFFFFF" w:color="auto" w:val="clear"/>
+            <w:tcMar>
+              <w:top w:type="dxa" w:w="40"/>
+              <w:left w:type="dxa" w:w="120"/>
+              <w:bottom w:type="dxa" w:w="40"/>
               <w:right w:type="dxa" w:w="120"/>
             </w:tcMar>
             <w:vAlign w:val="top"/>
@@ -1028,18 +1077,18 @@
         </w:tc>
         <w:tc>
           <w:tcPr>
-            <w:tcW w:type="dxa" w:w="4354"/>
-            <w:tcBorders>
-              <w:top w:val="single" w:color="D1D5DB" w:sz="4"/>
-              <w:left w:val="single" w:color="D1D5DB" w:sz="4"/>
-              <w:bottom w:val="single" w:color="D1D5DB" w:sz="4"/>
-              <w:right w:val="single" w:color="D1D5DB" w:sz="4"/>
-            </w:tcBorders>
-            <w:shd w:fill="FFFFFF" w:color="auto" w:val="clear"/>
-            <w:tcMar>
-              <w:top w:type="dxa" w:w="80"/>
-              <w:left w:type="dxa" w:w="120"/>
-              <w:bottom w:type="dxa" w:w="80"/>
+            <w:tcW w:type="dxa" w:w="3966"/>
+            <w:tcBorders>
+              <w:top w:val="single" w:color="D1D5DB" w:sz="4"/>
+              <w:left w:val="single" w:color="D1D5DB" w:sz="4"/>
+              <w:bottom w:val="single" w:color="D1D5DB" w:sz="4"/>
+              <w:right w:val="single" w:color="D1D5DB" w:sz="4"/>
+            </w:tcBorders>
+            <w:shd w:fill="FFFFFF" w:color="auto" w:val="clear"/>
+            <w:tcMar>
+              <w:top w:type="dxa" w:w="40"/>
+              <w:left w:type="dxa" w:w="120"/>
+              <w:bottom w:type="dxa" w:w="40"/>
               <w:right w:type="dxa" w:w="120"/>
             </w:tcMar>
             <w:vAlign w:val="top"/>
@@ -1065,9 +1114,9 @@
             </w:tcBorders>
             <w:shd w:fill="FFFFFF" w:color="auto" w:val="clear"/>
             <w:tcMar>
-              <w:top w:type="dxa" w:w="80"/>
-              <w:left w:type="dxa" w:w="120"/>
-              <w:bottom w:type="dxa" w:w="80"/>
+              <w:top w:type="dxa" w:w="40"/>
+              <w:left w:type="dxa" w:w="120"/>
+              <w:bottom w:type="dxa" w:w="40"/>
               <w:right w:type="dxa" w:w="120"/>
             </w:tcMar>
             <w:vAlign w:val="top"/>
@@ -1084,6 +1133,9 @@
         </w:tc>
       </w:tr>
       <w:tr>
+        <w:trPr>
+          <w:cantSplit/>
+        </w:trPr>
         <w:tc>
           <w:tcPr>
             <w:tcW w:type="dxa" w:w="760"/>
@@ -1095,9 +1147,9 @@
             </w:tcBorders>
             <w:shd w:fill="EEF0FF" w:color="auto" w:val="clear"/>
             <w:tcMar>
-              <w:top w:type="dxa" w:w="80"/>
-              <w:left w:type="dxa" w:w="120"/>
-              <w:bottom w:type="dxa" w:w="80"/>
+              <w:top w:type="dxa" w:w="40"/>
+              <w:left w:type="dxa" w:w="120"/>
+              <w:bottom w:type="dxa" w:w="40"/>
               <w:right w:type="dxa" w:w="120"/>
             </w:tcMar>
             <w:vAlign w:val="top"/>
@@ -1116,18 +1168,18 @@
         </w:tc>
         <w:tc>
           <w:tcPr>
-            <w:tcW w:type="dxa" w:w="3307"/>
-            <w:tcBorders>
-              <w:top w:val="single" w:color="D1D5DB" w:sz="4"/>
-              <w:left w:val="single" w:color="D1D5DB" w:sz="4"/>
-              <w:bottom w:val="single" w:color="D1D5DB" w:sz="4"/>
-              <w:right w:val="single" w:color="D1D5DB" w:sz="4"/>
-            </w:tcBorders>
-            <w:shd w:fill="EEF0FF" w:color="auto" w:val="clear"/>
-            <w:tcMar>
-              <w:top w:type="dxa" w:w="80"/>
-              <w:left w:type="dxa" w:w="120"/>
-              <w:bottom w:type="dxa" w:w="80"/>
+            <w:tcW w:type="dxa" w:w="3695"/>
+            <w:tcBorders>
+              <w:top w:val="single" w:color="D1D5DB" w:sz="4"/>
+              <w:left w:val="single" w:color="D1D5DB" w:sz="4"/>
+              <w:bottom w:val="single" w:color="D1D5DB" w:sz="4"/>
+              <w:right w:val="single" w:color="D1D5DB" w:sz="4"/>
+            </w:tcBorders>
+            <w:shd w:fill="EEF0FF" w:color="auto" w:val="clear"/>
+            <w:tcMar>
+              <w:top w:type="dxa" w:w="40"/>
+              <w:left w:type="dxa" w:w="120"/>
+              <w:bottom w:type="dxa" w:w="40"/>
               <w:right w:type="dxa" w:w="120"/>
             </w:tcMar>
             <w:vAlign w:val="top"/>
@@ -1144,18 +1196,18 @@
         </w:tc>
         <w:tc>
           <w:tcPr>
-            <w:tcW w:type="dxa" w:w="4354"/>
-            <w:tcBorders>
-              <w:top w:val="single" w:color="D1D5DB" w:sz="4"/>
-              <w:left w:val="single" w:color="D1D5DB" w:sz="4"/>
-              <w:bottom w:val="single" w:color="D1D5DB" w:sz="4"/>
-              <w:right w:val="single" w:color="D1D5DB" w:sz="4"/>
-            </w:tcBorders>
-            <w:shd w:fill="EEF0FF" w:color="auto" w:val="clear"/>
-            <w:tcMar>
-              <w:top w:type="dxa" w:w="80"/>
-              <w:left w:type="dxa" w:w="120"/>
-              <w:bottom w:type="dxa" w:w="80"/>
+            <w:tcW w:type="dxa" w:w="3966"/>
+            <w:tcBorders>
+              <w:top w:val="single" w:color="D1D5DB" w:sz="4"/>
+              <w:left w:val="single" w:color="D1D5DB" w:sz="4"/>
+              <w:bottom w:val="single" w:color="D1D5DB" w:sz="4"/>
+              <w:right w:val="single" w:color="D1D5DB" w:sz="4"/>
+            </w:tcBorders>
+            <w:shd w:fill="EEF0FF" w:color="auto" w:val="clear"/>
+            <w:tcMar>
+              <w:top w:type="dxa" w:w="40"/>
+              <w:left w:type="dxa" w:w="120"/>
+              <w:bottom w:type="dxa" w:w="40"/>
               <w:right w:type="dxa" w:w="120"/>
             </w:tcMar>
             <w:vAlign w:val="top"/>
@@ -1181,9 +1233,9 @@
             </w:tcBorders>
             <w:shd w:fill="EEF0FF" w:color="auto" w:val="clear"/>
             <w:tcMar>
-              <w:top w:type="dxa" w:w="80"/>
-              <w:left w:type="dxa" w:w="120"/>
-              <w:bottom w:type="dxa" w:w="80"/>
+              <w:top w:type="dxa" w:w="40"/>
+              <w:left w:type="dxa" w:w="120"/>
+              <w:bottom w:type="dxa" w:w="40"/>
               <w:right w:type="dxa" w:w="120"/>
             </w:tcMar>
             <w:vAlign w:val="top"/>
@@ -1200,6 +1252,9 @@
         </w:tc>
       </w:tr>
       <w:tr>
+        <w:trPr>
+          <w:cantSplit/>
+        </w:trPr>
         <w:tc>
           <w:tcPr>
             <w:tcW w:type="dxa" w:w="760"/>
@@ -1211,9 +1266,9 @@
             </w:tcBorders>
             <w:shd w:fill="FFFFFF" w:color="auto" w:val="clear"/>
             <w:tcMar>
-              <w:top w:type="dxa" w:w="80"/>
-              <w:left w:type="dxa" w:w="120"/>
-              <w:bottom w:type="dxa" w:w="80"/>
+              <w:top w:type="dxa" w:w="40"/>
+              <w:left w:type="dxa" w:w="120"/>
+              <w:bottom w:type="dxa" w:w="40"/>
               <w:right w:type="dxa" w:w="120"/>
             </w:tcMar>
             <w:vAlign w:val="top"/>
@@ -1232,18 +1287,18 @@
         </w:tc>
         <w:tc>
           <w:tcPr>
-            <w:tcW w:type="dxa" w:w="3307"/>
-            <w:tcBorders>
-              <w:top w:val="single" w:color="D1D5DB" w:sz="4"/>
-              <w:left w:val="single" w:color="D1D5DB" w:sz="4"/>
-              <w:bottom w:val="single" w:color="D1D5DB" w:sz="4"/>
-              <w:right w:val="single" w:color="D1D5DB" w:sz="4"/>
-            </w:tcBorders>
-            <w:shd w:fill="FFFFFF" w:color="auto" w:val="clear"/>
-            <w:tcMar>
-              <w:top w:type="dxa" w:w="80"/>
-              <w:left w:type="dxa" w:w="120"/>
-              <w:bottom w:type="dxa" w:w="80"/>
+            <w:tcW w:type="dxa" w:w="3695"/>
+            <w:tcBorders>
+              <w:top w:val="single" w:color="D1D5DB" w:sz="4"/>
+              <w:left w:val="single" w:color="D1D5DB" w:sz="4"/>
+              <w:bottom w:val="single" w:color="D1D5DB" w:sz="4"/>
+              <w:right w:val="single" w:color="D1D5DB" w:sz="4"/>
+            </w:tcBorders>
+            <w:shd w:fill="FFFFFF" w:color="auto" w:val="clear"/>
+            <w:tcMar>
+              <w:top w:type="dxa" w:w="40"/>
+              <w:left w:type="dxa" w:w="120"/>
+              <w:bottom w:type="dxa" w:w="40"/>
               <w:right w:type="dxa" w:w="120"/>
             </w:tcMar>
             <w:vAlign w:val="top"/>
@@ -1260,18 +1315,18 @@
         </w:tc>
         <w:tc>
           <w:tcPr>
-            <w:tcW w:type="dxa" w:w="4354"/>
-            <w:tcBorders>
-              <w:top w:val="single" w:color="D1D5DB" w:sz="4"/>
-              <w:left w:val="single" w:color="D1D5DB" w:sz="4"/>
-              <w:bottom w:val="single" w:color="D1D5DB" w:sz="4"/>
-              <w:right w:val="single" w:color="D1D5DB" w:sz="4"/>
-            </w:tcBorders>
-            <w:shd w:fill="FFFFFF" w:color="auto" w:val="clear"/>
-            <w:tcMar>
-              <w:top w:type="dxa" w:w="80"/>
-              <w:left w:type="dxa" w:w="120"/>
-              <w:bottom w:type="dxa" w:w="80"/>
+            <w:tcW w:type="dxa" w:w="3966"/>
+            <w:tcBorders>
+              <w:top w:val="single" w:color="D1D5DB" w:sz="4"/>
+              <w:left w:val="single" w:color="D1D5DB" w:sz="4"/>
+              <w:bottom w:val="single" w:color="D1D5DB" w:sz="4"/>
+              <w:right w:val="single" w:color="D1D5DB" w:sz="4"/>
+            </w:tcBorders>
+            <w:shd w:fill="FFFFFF" w:color="auto" w:val="clear"/>
+            <w:tcMar>
+              <w:top w:type="dxa" w:w="40"/>
+              <w:left w:type="dxa" w:w="120"/>
+              <w:bottom w:type="dxa" w:w="40"/>
               <w:right w:type="dxa" w:w="120"/>
             </w:tcMar>
             <w:vAlign w:val="top"/>
@@ -1297,9 +1352,9 @@
             </w:tcBorders>
             <w:shd w:fill="FFFFFF" w:color="auto" w:val="clear"/>
             <w:tcMar>
-              <w:top w:type="dxa" w:w="80"/>
-              <w:left w:type="dxa" w:w="120"/>
-              <w:bottom w:type="dxa" w:w="80"/>
+              <w:top w:type="dxa" w:w="40"/>
+              <w:left w:type="dxa" w:w="120"/>
+              <w:bottom w:type="dxa" w:w="40"/>
               <w:right w:type="dxa" w:w="120"/>
             </w:tcMar>
             <w:vAlign w:val="top"/>
@@ -1316,6 +1371,9 @@
         </w:tc>
       </w:tr>
       <w:tr>
+        <w:trPr>
+          <w:cantSplit/>
+        </w:trPr>
         <w:tc>
           <w:tcPr>
             <w:tcW w:type="dxa" w:w="760"/>
@@ -1327,9 +1385,9 @@
             </w:tcBorders>
             <w:shd w:fill="EEF0FF" w:color="auto" w:val="clear"/>
             <w:tcMar>
-              <w:top w:type="dxa" w:w="80"/>
-              <w:left w:type="dxa" w:w="120"/>
-              <w:bottom w:type="dxa" w:w="80"/>
+              <w:top w:type="dxa" w:w="40"/>
+              <w:left w:type="dxa" w:w="120"/>
+              <w:bottom w:type="dxa" w:w="40"/>
               <w:right w:type="dxa" w:w="120"/>
             </w:tcMar>
             <w:vAlign w:val="top"/>
@@ -1348,18 +1406,18 @@
         </w:tc>
         <w:tc>
           <w:tcPr>
-            <w:tcW w:type="dxa" w:w="3307"/>
-            <w:tcBorders>
-              <w:top w:val="single" w:color="D1D5DB" w:sz="4"/>
-              <w:left w:val="single" w:color="D1D5DB" w:sz="4"/>
-              <w:bottom w:val="single" w:color="D1D5DB" w:sz="4"/>
-              <w:right w:val="single" w:color="D1D5DB" w:sz="4"/>
-            </w:tcBorders>
-            <w:shd w:fill="EEF0FF" w:color="auto" w:val="clear"/>
-            <w:tcMar>
-              <w:top w:type="dxa" w:w="80"/>
-              <w:left w:type="dxa" w:w="120"/>
-              <w:bottom w:type="dxa" w:w="80"/>
+            <w:tcW w:type="dxa" w:w="3695"/>
+            <w:tcBorders>
+              <w:top w:val="single" w:color="D1D5DB" w:sz="4"/>
+              <w:left w:val="single" w:color="D1D5DB" w:sz="4"/>
+              <w:bottom w:val="single" w:color="D1D5DB" w:sz="4"/>
+              <w:right w:val="single" w:color="D1D5DB" w:sz="4"/>
+            </w:tcBorders>
+            <w:shd w:fill="EEF0FF" w:color="auto" w:val="clear"/>
+            <w:tcMar>
+              <w:top w:type="dxa" w:w="40"/>
+              <w:left w:type="dxa" w:w="120"/>
+              <w:bottom w:type="dxa" w:w="40"/>
               <w:right w:type="dxa" w:w="120"/>
             </w:tcMar>
             <w:vAlign w:val="top"/>
@@ -1376,29 +1434,29 @@
         </w:tc>
         <w:tc>
           <w:tcPr>
-            <w:tcW w:type="dxa" w:w="4354"/>
-            <w:tcBorders>
-              <w:top w:val="single" w:color="D1D5DB" w:sz="4"/>
-              <w:left w:val="single" w:color="D1D5DB" w:sz="4"/>
-              <w:bottom w:val="single" w:color="D1D5DB" w:sz="4"/>
-              <w:right w:val="single" w:color="D1D5DB" w:sz="4"/>
-            </w:tcBorders>
-            <w:shd w:fill="EEF0FF" w:color="auto" w:val="clear"/>
-            <w:tcMar>
-              <w:top w:type="dxa" w:w="80"/>
-              <w:left w:type="dxa" w:w="120"/>
-              <w:bottom w:type="dxa" w:w="80"/>
-              <w:right w:type="dxa" w:w="120"/>
-            </w:tcMar>
-            <w:vAlign w:val="top"/>
-          </w:tcPr>
-          <w:p>
-            <w:r>
-              <w:rPr>
-                <w:sz w:val="20"/>
-                <w:szCs w:val="20"/>
-              </w:rPr>
-              <w:t xml:space="preserve">Build attention and a small GPT, then interrogate real transformers</w:t>
+            <w:tcW w:type="dxa" w:w="3966"/>
+            <w:tcBorders>
+              <w:top w:val="single" w:color="D1D5DB" w:sz="4"/>
+              <w:left w:val="single" w:color="D1D5DB" w:sz="4"/>
+              <w:bottom w:val="single" w:color="D1D5DB" w:sz="4"/>
+              <w:right w:val="single" w:color="D1D5DB" w:sz="4"/>
+            </w:tcBorders>
+            <w:shd w:fill="EEF0FF" w:color="auto" w:val="clear"/>
+            <w:tcMar>
+              <w:top w:type="dxa" w:w="40"/>
+              <w:left w:type="dxa" w:w="120"/>
+              <w:bottom w:type="dxa" w:w="40"/>
+              <w:right w:type="dxa" w:w="120"/>
+            </w:tcMar>
+            <w:vAlign w:val="top"/>
+          </w:tcPr>
+          <w:p>
+            <w:r>
+              <w:rPr>
+                <w:sz w:val="20"/>
+                <w:szCs w:val="20"/>
+              </w:rPr>
+              <w:t xml:space="preserve">Attention, then a small text generator</w:t>
             </w:r>
           </w:p>
         </w:tc>
@@ -1413,9 +1471,9 @@
             </w:tcBorders>
             <w:shd w:fill="EEF0FF" w:color="auto" w:val="clear"/>
             <w:tcMar>
-              <w:top w:type="dxa" w:w="80"/>
-              <w:left w:type="dxa" w:w="120"/>
-              <w:bottom w:type="dxa" w:w="80"/>
+              <w:top w:type="dxa" w:w="40"/>
+              <w:left w:type="dxa" w:w="120"/>
+              <w:bottom w:type="dxa" w:w="40"/>
               <w:right w:type="dxa" w:w="120"/>
             </w:tcMar>
             <w:vAlign w:val="top"/>
@@ -1432,6 +1490,9 @@
         </w:tc>
       </w:tr>
       <w:tr>
+        <w:trPr>
+          <w:cantSplit/>
+        </w:trPr>
         <w:tc>
           <w:tcPr>
             <w:tcW w:type="dxa" w:w="760"/>
@@ -1443,9 +1504,9 @@
             </w:tcBorders>
             <w:shd w:fill="FFFFFF" w:color="auto" w:val="clear"/>
             <w:tcMar>
-              <w:top w:type="dxa" w:w="80"/>
-              <w:left w:type="dxa" w:w="120"/>
-              <w:bottom w:type="dxa" w:w="80"/>
+              <w:top w:type="dxa" w:w="40"/>
+              <w:left w:type="dxa" w:w="120"/>
+              <w:bottom w:type="dxa" w:w="40"/>
               <w:right w:type="dxa" w:w="120"/>
             </w:tcMar>
             <w:vAlign w:val="top"/>
@@ -1464,18 +1525,18 @@
         </w:tc>
         <w:tc>
           <w:tcPr>
-            <w:tcW w:type="dxa" w:w="3307"/>
-            <w:tcBorders>
-              <w:top w:val="single" w:color="D1D5DB" w:sz="4"/>
-              <w:left w:val="single" w:color="D1D5DB" w:sz="4"/>
-              <w:bottom w:val="single" w:color="D1D5DB" w:sz="4"/>
-              <w:right w:val="single" w:color="D1D5DB" w:sz="4"/>
-            </w:tcBorders>
-            <w:shd w:fill="FFFFFF" w:color="auto" w:val="clear"/>
-            <w:tcMar>
-              <w:top w:type="dxa" w:w="80"/>
-              <w:left w:type="dxa" w:w="120"/>
-              <w:bottom w:type="dxa" w:w="80"/>
+            <w:tcW w:type="dxa" w:w="3695"/>
+            <w:tcBorders>
+              <w:top w:val="single" w:color="D1D5DB" w:sz="4"/>
+              <w:left w:val="single" w:color="D1D5DB" w:sz="4"/>
+              <w:bottom w:val="single" w:color="D1D5DB" w:sz="4"/>
+              <w:right w:val="single" w:color="D1D5DB" w:sz="4"/>
+            </w:tcBorders>
+            <w:shd w:fill="FFFFFF" w:color="auto" w:val="clear"/>
+            <w:tcMar>
+              <w:top w:type="dxa" w:w="40"/>
+              <w:left w:type="dxa" w:w="120"/>
+              <w:bottom w:type="dxa" w:w="40"/>
               <w:right w:type="dxa" w:w="120"/>
             </w:tcMar>
             <w:vAlign w:val="top"/>
@@ -1492,18 +1553,18 @@
         </w:tc>
         <w:tc>
           <w:tcPr>
-            <w:tcW w:type="dxa" w:w="4354"/>
-            <w:tcBorders>
-              <w:top w:val="single" w:color="D1D5DB" w:sz="4"/>
-              <w:left w:val="single" w:color="D1D5DB" w:sz="4"/>
-              <w:bottom w:val="single" w:color="D1D5DB" w:sz="4"/>
-              <w:right w:val="single" w:color="D1D5DB" w:sz="4"/>
-            </w:tcBorders>
-            <w:shd w:fill="FFFFFF" w:color="auto" w:val="clear"/>
-            <w:tcMar>
-              <w:top w:type="dxa" w:w="80"/>
-              <w:left w:type="dxa" w:w="120"/>
-              <w:bottom w:type="dxa" w:w="80"/>
+            <w:tcW w:type="dxa" w:w="3966"/>
+            <w:tcBorders>
+              <w:top w:val="single" w:color="D1D5DB" w:sz="4"/>
+              <w:left w:val="single" w:color="D1D5DB" w:sz="4"/>
+              <w:bottom w:val="single" w:color="D1D5DB" w:sz="4"/>
+              <w:right w:val="single" w:color="D1D5DB" w:sz="4"/>
+            </w:tcBorders>
+            <w:shd w:fill="FFFFFF" w:color="auto" w:val="clear"/>
+            <w:tcMar>
+              <w:top w:type="dxa" w:w="40"/>
+              <w:left w:type="dxa" w:w="120"/>
+              <w:bottom w:type="dxa" w:w="40"/>
               <w:right w:type="dxa" w:w="120"/>
             </w:tcMar>
             <w:vAlign w:val="top"/>
@@ -1529,9 +1590,9 @@
             </w:tcBorders>
             <w:shd w:fill="FFFFFF" w:color="auto" w:val="clear"/>
             <w:tcMar>
-              <w:top w:type="dxa" w:w="80"/>
-              <w:left w:type="dxa" w:w="120"/>
-              <w:bottom w:type="dxa" w:w="80"/>
+              <w:top w:type="dxa" w:w="40"/>
+              <w:left w:type="dxa" w:w="120"/>
+              <w:bottom w:type="dxa" w:w="40"/>
               <w:right w:type="dxa" w:w="120"/>
             </w:tcMar>
             <w:vAlign w:val="top"/>
@@ -1548,6 +1609,9 @@
         </w:tc>
       </w:tr>
       <w:tr>
+        <w:trPr>
+          <w:cantSplit/>
+        </w:trPr>
         <w:tc>
           <w:tcPr>
             <w:tcW w:type="dxa" w:w="760"/>
@@ -1559,9 +1623,9 @@
             </w:tcBorders>
             <w:shd w:fill="EEF0FF" w:color="auto" w:val="clear"/>
             <w:tcMar>
-              <w:top w:type="dxa" w:w="80"/>
-              <w:left w:type="dxa" w:w="120"/>
-              <w:bottom w:type="dxa" w:w="80"/>
+              <w:top w:type="dxa" w:w="40"/>
+              <w:left w:type="dxa" w:w="120"/>
+              <w:bottom w:type="dxa" w:w="40"/>
               <w:right w:type="dxa" w:w="120"/>
             </w:tcMar>
             <w:vAlign w:val="top"/>
@@ -1580,18 +1644,18 @@
         </w:tc>
         <w:tc>
           <w:tcPr>
-            <w:tcW w:type="dxa" w:w="3307"/>
-            <w:tcBorders>
-              <w:top w:val="single" w:color="D1D5DB" w:sz="4"/>
-              <w:left w:val="single" w:color="D1D5DB" w:sz="4"/>
-              <w:bottom w:val="single" w:color="D1D5DB" w:sz="4"/>
-              <w:right w:val="single" w:color="D1D5DB" w:sz="4"/>
-            </w:tcBorders>
-            <w:shd w:fill="EEF0FF" w:color="auto" w:val="clear"/>
-            <w:tcMar>
-              <w:top w:type="dxa" w:w="80"/>
-              <w:left w:type="dxa" w:w="120"/>
-              <w:bottom w:type="dxa" w:w="80"/>
+            <w:tcW w:type="dxa" w:w="3695"/>
+            <w:tcBorders>
+              <w:top w:val="single" w:color="D1D5DB" w:sz="4"/>
+              <w:left w:val="single" w:color="D1D5DB" w:sz="4"/>
+              <w:bottom w:val="single" w:color="D1D5DB" w:sz="4"/>
+              <w:right w:val="single" w:color="D1D5DB" w:sz="4"/>
+            </w:tcBorders>
+            <w:shd w:fill="EEF0FF" w:color="auto" w:val="clear"/>
+            <w:tcMar>
+              <w:top w:type="dxa" w:w="40"/>
+              <w:left w:type="dxa" w:w="120"/>
+              <w:bottom w:type="dxa" w:w="40"/>
               <w:right w:type="dxa" w:w="120"/>
             </w:tcMar>
             <w:vAlign w:val="top"/>
@@ -1608,18 +1672,18 @@
         </w:tc>
         <w:tc>
           <w:tcPr>
-            <w:tcW w:type="dxa" w:w="4354"/>
-            <w:tcBorders>
-              <w:top w:val="single" w:color="D1D5DB" w:sz="4"/>
-              <w:left w:val="single" w:color="D1D5DB" w:sz="4"/>
-              <w:bottom w:val="single" w:color="D1D5DB" w:sz="4"/>
-              <w:right w:val="single" w:color="D1D5DB" w:sz="4"/>
-            </w:tcBorders>
-            <w:shd w:fill="EEF0FF" w:color="auto" w:val="clear"/>
-            <w:tcMar>
-              <w:top w:type="dxa" w:w="80"/>
-              <w:left w:type="dxa" w:w="120"/>
-              <w:bottom w:type="dxa" w:w="80"/>
+            <w:tcW w:type="dxa" w:w="3966"/>
+            <w:tcBorders>
+              <w:top w:val="single" w:color="D1D5DB" w:sz="4"/>
+              <w:left w:val="single" w:color="D1D5DB" w:sz="4"/>
+              <w:bottom w:val="single" w:color="D1D5DB" w:sz="4"/>
+              <w:right w:val="single" w:color="D1D5DB" w:sz="4"/>
+            </w:tcBorders>
+            <w:shd w:fill="EEF0FF" w:color="auto" w:val="clear"/>
+            <w:tcMar>
+              <w:top w:type="dxa" w:w="40"/>
+              <w:left w:type="dxa" w:w="120"/>
+              <w:bottom w:type="dxa" w:w="40"/>
               <w:right w:type="dxa" w:w="120"/>
             </w:tcMar>
             <w:vAlign w:val="top"/>
@@ -1645,9 +1709,9 @@
             </w:tcBorders>
             <w:shd w:fill="EEF0FF" w:color="auto" w:val="clear"/>
             <w:tcMar>
-              <w:top w:type="dxa" w:w="80"/>
-              <w:left w:type="dxa" w:w="120"/>
-              <w:bottom w:type="dxa" w:w="80"/>
+              <w:top w:type="dxa" w:w="40"/>
+              <w:left w:type="dxa" w:w="120"/>
+              <w:bottom w:type="dxa" w:w="40"/>
               <w:right w:type="dxa" w:w="120"/>
             </w:tcMar>
             <w:vAlign w:val="top"/>
@@ -1664,6 +1728,9 @@
         </w:tc>
       </w:tr>
       <w:tr>
+        <w:trPr>
+          <w:cantSplit/>
+        </w:trPr>
         <w:tc>
           <w:tcPr>
             <w:tcW w:type="dxa" w:w="760"/>
@@ -1675,9 +1742,9 @@
             </w:tcBorders>
             <w:shd w:fill="FFFFFF" w:color="auto" w:val="clear"/>
             <w:tcMar>
-              <w:top w:type="dxa" w:w="80"/>
-              <w:left w:type="dxa" w:w="120"/>
-              <w:bottom w:type="dxa" w:w="80"/>
+              <w:top w:type="dxa" w:w="40"/>
+              <w:left w:type="dxa" w:w="120"/>
+              <w:bottom w:type="dxa" w:w="40"/>
               <w:right w:type="dxa" w:w="120"/>
             </w:tcMar>
             <w:vAlign w:val="top"/>
@@ -1696,18 +1763,18 @@
         </w:tc>
         <w:tc>
           <w:tcPr>
-            <w:tcW w:type="dxa" w:w="3307"/>
-            <w:tcBorders>
-              <w:top w:val="single" w:color="D1D5DB" w:sz="4"/>
-              <w:left w:val="single" w:color="D1D5DB" w:sz="4"/>
-              <w:bottom w:val="single" w:color="D1D5DB" w:sz="4"/>
-              <w:right w:val="single" w:color="D1D5DB" w:sz="4"/>
-            </w:tcBorders>
-            <w:shd w:fill="FFFFFF" w:color="auto" w:val="clear"/>
-            <w:tcMar>
-              <w:top w:type="dxa" w:w="80"/>
-              <w:left w:type="dxa" w:w="120"/>
-              <w:bottom w:type="dxa" w:w="80"/>
+            <w:tcW w:type="dxa" w:w="3695"/>
+            <w:tcBorders>
+              <w:top w:val="single" w:color="D1D5DB" w:sz="4"/>
+              <w:left w:val="single" w:color="D1D5DB" w:sz="4"/>
+              <w:bottom w:val="single" w:color="D1D5DB" w:sz="4"/>
+              <w:right w:val="single" w:color="D1D5DB" w:sz="4"/>
+            </w:tcBorders>
+            <w:shd w:fill="FFFFFF" w:color="auto" w:val="clear"/>
+            <w:tcMar>
+              <w:top w:type="dxa" w:w="40"/>
+              <w:left w:type="dxa" w:w="120"/>
+              <w:bottom w:type="dxa" w:w="40"/>
               <w:right w:type="dxa" w:w="120"/>
             </w:tcMar>
             <w:vAlign w:val="top"/>
@@ -1724,18 +1791,18 @@
         </w:tc>
         <w:tc>
           <w:tcPr>
-            <w:tcW w:type="dxa" w:w="4354"/>
-            <w:tcBorders>
-              <w:top w:val="single" w:color="D1D5DB" w:sz="4"/>
-              <w:left w:val="single" w:color="D1D5DB" w:sz="4"/>
-              <w:bottom w:val="single" w:color="D1D5DB" w:sz="4"/>
-              <w:right w:val="single" w:color="D1D5DB" w:sz="4"/>
-            </w:tcBorders>
-            <w:shd w:fill="FFFFFF" w:color="auto" w:val="clear"/>
-            <w:tcMar>
-              <w:top w:type="dxa" w:w="80"/>
-              <w:left w:type="dxa" w:w="120"/>
-              <w:bottom w:type="dxa" w:w="80"/>
+            <w:tcW w:type="dxa" w:w="3966"/>
+            <w:tcBorders>
+              <w:top w:val="single" w:color="D1D5DB" w:sz="4"/>
+              <w:left w:val="single" w:color="D1D5DB" w:sz="4"/>
+              <w:bottom w:val="single" w:color="D1D5DB" w:sz="4"/>
+              <w:right w:val="single" w:color="D1D5DB" w:sz="4"/>
+            </w:tcBorders>
+            <w:shd w:fill="FFFFFF" w:color="auto" w:val="clear"/>
+            <w:tcMar>
+              <w:top w:type="dxa" w:w="40"/>
+              <w:left w:type="dxa" w:w="120"/>
+              <w:bottom w:type="dxa" w:w="40"/>
               <w:right w:type="dxa" w:w="120"/>
             </w:tcMar>
             <w:vAlign w:val="top"/>
@@ -1761,9 +1828,9 @@
             </w:tcBorders>
             <w:shd w:fill="FFFFFF" w:color="auto" w:val="clear"/>
             <w:tcMar>
-              <w:top w:type="dxa" w:w="80"/>
-              <w:left w:type="dxa" w:w="120"/>
-              <w:bottom w:type="dxa" w:w="80"/>
+              <w:top w:type="dxa" w:w="40"/>
+              <w:left w:type="dxa" w:w="120"/>
+              <w:bottom w:type="dxa" w:w="40"/>
               <w:right w:type="dxa" w:w="120"/>
             </w:tcMar>
             <w:vAlign w:val="top"/>
@@ -1780,6 +1847,9 @@
         </w:tc>
       </w:tr>
       <w:tr>
+        <w:trPr>
+          <w:cantSplit/>
+        </w:trPr>
         <w:tc>
           <w:tcPr>
             <w:tcW w:type="dxa" w:w="760"/>
@@ -1791,9 +1861,9 @@
             </w:tcBorders>
             <w:shd w:fill="EEF0FF" w:color="auto" w:val="clear"/>
             <w:tcMar>
-              <w:top w:type="dxa" w:w="80"/>
-              <w:left w:type="dxa" w:w="120"/>
-              <w:bottom w:type="dxa" w:w="80"/>
+              <w:top w:type="dxa" w:w="40"/>
+              <w:left w:type="dxa" w:w="120"/>
+              <w:bottom w:type="dxa" w:w="40"/>
               <w:right w:type="dxa" w:w="120"/>
             </w:tcMar>
             <w:vAlign w:val="top"/>
@@ -1812,18 +1882,18 @@
         </w:tc>
         <w:tc>
           <w:tcPr>
-            <w:tcW w:type="dxa" w:w="3307"/>
-            <w:tcBorders>
-              <w:top w:val="single" w:color="D1D5DB" w:sz="4"/>
-              <w:left w:val="single" w:color="D1D5DB" w:sz="4"/>
-              <w:bottom w:val="single" w:color="D1D5DB" w:sz="4"/>
-              <w:right w:val="single" w:color="D1D5DB" w:sz="4"/>
-            </w:tcBorders>
-            <w:shd w:fill="EEF0FF" w:color="auto" w:val="clear"/>
-            <w:tcMar>
-              <w:top w:type="dxa" w:w="80"/>
-              <w:left w:type="dxa" w:w="120"/>
-              <w:bottom w:type="dxa" w:w="80"/>
+            <w:tcW w:type="dxa" w:w="3695"/>
+            <w:tcBorders>
+              <w:top w:val="single" w:color="D1D5DB" w:sz="4"/>
+              <w:left w:val="single" w:color="D1D5DB" w:sz="4"/>
+              <w:bottom w:val="single" w:color="D1D5DB" w:sz="4"/>
+              <w:right w:val="single" w:color="D1D5DB" w:sz="4"/>
+            </w:tcBorders>
+            <w:shd w:fill="EEF0FF" w:color="auto" w:val="clear"/>
+            <w:tcMar>
+              <w:top w:type="dxa" w:w="40"/>
+              <w:left w:type="dxa" w:w="120"/>
+              <w:bottom w:type="dxa" w:w="40"/>
               <w:right w:type="dxa" w:w="120"/>
             </w:tcMar>
             <w:vAlign w:val="top"/>
@@ -1840,18 +1910,18 @@
         </w:tc>
         <w:tc>
           <w:tcPr>
-            <w:tcW w:type="dxa" w:w="4354"/>
-            <w:tcBorders>
-              <w:top w:val="single" w:color="D1D5DB" w:sz="4"/>
-              <w:left w:val="single" w:color="D1D5DB" w:sz="4"/>
-              <w:bottom w:val="single" w:color="D1D5DB" w:sz="4"/>
-              <w:right w:val="single" w:color="D1D5DB" w:sz="4"/>
-            </w:tcBorders>
-            <w:shd w:fill="EEF0FF" w:color="auto" w:val="clear"/>
-            <w:tcMar>
-              <w:top w:type="dxa" w:w="80"/>
-              <w:left w:type="dxa" w:w="120"/>
-              <w:bottom w:type="dxa" w:w="80"/>
+            <w:tcW w:type="dxa" w:w="3966"/>
+            <w:tcBorders>
+              <w:top w:val="single" w:color="D1D5DB" w:sz="4"/>
+              <w:left w:val="single" w:color="D1D5DB" w:sz="4"/>
+              <w:bottom w:val="single" w:color="D1D5DB" w:sz="4"/>
+              <w:right w:val="single" w:color="D1D5DB" w:sz="4"/>
+            </w:tcBorders>
+            <w:shd w:fill="EEF0FF" w:color="auto" w:val="clear"/>
+            <w:tcMar>
+              <w:top w:type="dxa" w:w="40"/>
+              <w:left w:type="dxa" w:w="120"/>
+              <w:bottom w:type="dxa" w:w="40"/>
               <w:right w:type="dxa" w:w="120"/>
             </w:tcMar>
             <w:vAlign w:val="top"/>
@@ -1877,9 +1947,9 @@
             </w:tcBorders>
             <w:shd w:fill="EEF0FF" w:color="auto" w:val="clear"/>
             <w:tcMar>
-              <w:top w:type="dxa" w:w="80"/>
-              <w:left w:type="dxa" w:w="120"/>
-              <w:bottom w:type="dxa" w:w="80"/>
+              <w:top w:type="dxa" w:w="40"/>
+              <w:left w:type="dxa" w:w="120"/>
+              <w:bottom w:type="dxa" w:w="40"/>
               <w:right w:type="dxa" w:w="120"/>
             </w:tcMar>
             <w:vAlign w:val="top"/>
@@ -1896,6 +1966,9 @@
         </w:tc>
       </w:tr>
       <w:tr>
+        <w:trPr>
+          <w:cantSplit/>
+        </w:trPr>
         <w:tc>
           <w:tcPr>
             <w:tcW w:type="dxa" w:w="760"/>
@@ -1907,9 +1980,9 @@
             </w:tcBorders>
             <w:shd w:fill="FFFFFF" w:color="auto" w:val="clear"/>
             <w:tcMar>
-              <w:top w:type="dxa" w:w="80"/>
-              <w:left w:type="dxa" w:w="120"/>
-              <w:bottom w:type="dxa" w:w="80"/>
+              <w:top w:type="dxa" w:w="40"/>
+              <w:left w:type="dxa" w:w="120"/>
+              <w:bottom w:type="dxa" w:w="40"/>
               <w:right w:type="dxa" w:w="120"/>
             </w:tcMar>
             <w:vAlign w:val="top"/>
@@ -1928,18 +2001,18 @@
         </w:tc>
         <w:tc>
           <w:tcPr>
-            <w:tcW w:type="dxa" w:w="3307"/>
-            <w:tcBorders>
-              <w:top w:val="single" w:color="D1D5DB" w:sz="4"/>
-              <w:left w:val="single" w:color="D1D5DB" w:sz="4"/>
-              <w:bottom w:val="single" w:color="D1D5DB" w:sz="4"/>
-              <w:right w:val="single" w:color="D1D5DB" w:sz="4"/>
-            </w:tcBorders>
-            <w:shd w:fill="FFFFFF" w:color="auto" w:val="clear"/>
-            <w:tcMar>
-              <w:top w:type="dxa" w:w="80"/>
-              <w:left w:type="dxa" w:w="120"/>
-              <w:bottom w:type="dxa" w:w="80"/>
+            <w:tcW w:type="dxa" w:w="3695"/>
+            <w:tcBorders>
+              <w:top w:val="single" w:color="D1D5DB" w:sz="4"/>
+              <w:left w:val="single" w:color="D1D5DB" w:sz="4"/>
+              <w:bottom w:val="single" w:color="D1D5DB" w:sz="4"/>
+              <w:right w:val="single" w:color="D1D5DB" w:sz="4"/>
+            </w:tcBorders>
+            <w:shd w:fill="FFFFFF" w:color="auto" w:val="clear"/>
+            <w:tcMar>
+              <w:top w:type="dxa" w:w="40"/>
+              <w:left w:type="dxa" w:w="120"/>
+              <w:bottom w:type="dxa" w:w="40"/>
               <w:right w:type="dxa" w:w="120"/>
             </w:tcMar>
             <w:vAlign w:val="top"/>
@@ -1956,18 +2029,18 @@
         </w:tc>
         <w:tc>
           <w:tcPr>
-            <w:tcW w:type="dxa" w:w="4354"/>
-            <w:tcBorders>
-              <w:top w:val="single" w:color="D1D5DB" w:sz="4"/>
-              <w:left w:val="single" w:color="D1D5DB" w:sz="4"/>
-              <w:bottom w:val="single" w:color="D1D5DB" w:sz="4"/>
-              <w:right w:val="single" w:color="D1D5DB" w:sz="4"/>
-            </w:tcBorders>
-            <w:shd w:fill="FFFFFF" w:color="auto" w:val="clear"/>
-            <w:tcMar>
-              <w:top w:type="dxa" w:w="80"/>
-              <w:left w:type="dxa" w:w="120"/>
-              <w:bottom w:type="dxa" w:w="80"/>
+            <w:tcW w:type="dxa" w:w="3966"/>
+            <w:tcBorders>
+              <w:top w:val="single" w:color="D1D5DB" w:sz="4"/>
+              <w:left w:val="single" w:color="D1D5DB" w:sz="4"/>
+              <w:bottom w:val="single" w:color="D1D5DB" w:sz="4"/>
+              <w:right w:val="single" w:color="D1D5DB" w:sz="4"/>
+            </w:tcBorders>
+            <w:shd w:fill="FFFFFF" w:color="auto" w:val="clear"/>
+            <w:tcMar>
+              <w:top w:type="dxa" w:w="40"/>
+              <w:left w:type="dxa" w:w="120"/>
+              <w:bottom w:type="dxa" w:w="40"/>
               <w:right w:type="dxa" w:w="120"/>
             </w:tcMar>
             <w:vAlign w:val="top"/>
@@ -1993,9 +2066,9 @@
             </w:tcBorders>
             <w:shd w:fill="FFFFFF" w:color="auto" w:val="clear"/>
             <w:tcMar>
-              <w:top w:type="dxa" w:w="80"/>
-              <w:left w:type="dxa" w:w="120"/>
-              <w:bottom w:type="dxa" w:w="80"/>
+              <w:top w:type="dxa" w:w="40"/>
+              <w:left w:type="dxa" w:w="120"/>
+              <w:bottom w:type="dxa" w:w="40"/>
               <w:right w:type="dxa" w:w="120"/>
             </w:tcMar>
             <w:vAlign w:val="top"/>
@@ -2012,6 +2085,9 @@
         </w:tc>
       </w:tr>
       <w:tr>
+        <w:trPr>
+          <w:cantSplit/>
+        </w:trPr>
         <w:tc>
           <w:tcPr>
             <w:tcW w:type="dxa" w:w="760"/>
@@ -2023,9 +2099,9 @@
             </w:tcBorders>
             <w:shd w:fill="EEF0FF" w:color="auto" w:val="clear"/>
             <w:tcMar>
-              <w:top w:type="dxa" w:w="80"/>
-              <w:left w:type="dxa" w:w="120"/>
-              <w:bottom w:type="dxa" w:w="80"/>
+              <w:top w:type="dxa" w:w="40"/>
+              <w:left w:type="dxa" w:w="120"/>
+              <w:bottom w:type="dxa" w:w="40"/>
               <w:right w:type="dxa" w:w="120"/>
             </w:tcMar>
             <w:vAlign w:val="top"/>
@@ -2044,18 +2120,18 @@
         </w:tc>
         <w:tc>
           <w:tcPr>
-            <w:tcW w:type="dxa" w:w="3307"/>
-            <w:tcBorders>
-              <w:top w:val="single" w:color="D1D5DB" w:sz="4"/>
-              <w:left w:val="single" w:color="D1D5DB" w:sz="4"/>
-              <w:bottom w:val="single" w:color="D1D5DB" w:sz="4"/>
-              <w:right w:val="single" w:color="D1D5DB" w:sz="4"/>
-            </w:tcBorders>
-            <w:shd w:fill="EEF0FF" w:color="auto" w:val="clear"/>
-            <w:tcMar>
-              <w:top w:type="dxa" w:w="80"/>
-              <w:left w:type="dxa" w:w="120"/>
-              <w:bottom w:type="dxa" w:w="80"/>
+            <w:tcW w:type="dxa" w:w="3695"/>
+            <w:tcBorders>
+              <w:top w:val="single" w:color="D1D5DB" w:sz="4"/>
+              <w:left w:val="single" w:color="D1D5DB" w:sz="4"/>
+              <w:bottom w:val="single" w:color="D1D5DB" w:sz="4"/>
+              <w:right w:val="single" w:color="D1D5DB" w:sz="4"/>
+            </w:tcBorders>
+            <w:shd w:fill="EEF0FF" w:color="auto" w:val="clear"/>
+            <w:tcMar>
+              <w:top w:type="dxa" w:w="40"/>
+              <w:left w:type="dxa" w:w="120"/>
+              <w:bottom w:type="dxa" w:w="40"/>
               <w:right w:type="dxa" w:w="120"/>
             </w:tcMar>
             <w:vAlign w:val="top"/>
@@ -2072,18 +2148,18 @@
         </w:tc>
         <w:tc>
           <w:tcPr>
-            <w:tcW w:type="dxa" w:w="4354"/>
-            <w:tcBorders>
-              <w:top w:val="single" w:color="D1D5DB" w:sz="4"/>
-              <w:left w:val="single" w:color="D1D5DB" w:sz="4"/>
-              <w:bottom w:val="single" w:color="D1D5DB" w:sz="4"/>
-              <w:right w:val="single" w:color="D1D5DB" w:sz="4"/>
-            </w:tcBorders>
-            <w:shd w:fill="EEF0FF" w:color="auto" w:val="clear"/>
-            <w:tcMar>
-              <w:top w:type="dxa" w:w="80"/>
-              <w:left w:type="dxa" w:w="120"/>
-              <w:bottom w:type="dxa" w:w="80"/>
+            <w:tcW w:type="dxa" w:w="3966"/>
+            <w:tcBorders>
+              <w:top w:val="single" w:color="D1D5DB" w:sz="4"/>
+              <w:left w:val="single" w:color="D1D5DB" w:sz="4"/>
+              <w:bottom w:val="single" w:color="D1D5DB" w:sz="4"/>
+              <w:right w:val="single" w:color="D1D5DB" w:sz="4"/>
+            </w:tcBorders>
+            <w:shd w:fill="EEF0FF" w:color="auto" w:val="clear"/>
+            <w:tcMar>
+              <w:top w:type="dxa" w:w="40"/>
+              <w:left w:type="dxa" w:w="120"/>
+              <w:bottom w:type="dxa" w:w="40"/>
               <w:right w:type="dxa" w:w="120"/>
             </w:tcMar>
             <w:vAlign w:val="top"/>
@@ -2109,9 +2185,9 @@
             </w:tcBorders>
             <w:shd w:fill="EEF0FF" w:color="auto" w:val="clear"/>
             <w:tcMar>
-              <w:top w:type="dxa" w:w="80"/>
-              <w:left w:type="dxa" w:w="120"/>
-              <w:bottom w:type="dxa" w:w="80"/>
+              <w:top w:type="dxa" w:w="40"/>
+              <w:left w:type="dxa" w:w="120"/>
+              <w:bottom w:type="dxa" w:w="40"/>
               <w:right w:type="dxa" w:w="120"/>
             </w:tcMar>
             <w:vAlign w:val="top"/>
@@ -2128,6 +2204,9 @@
         </w:tc>
       </w:tr>
       <w:tr>
+        <w:trPr>
+          <w:cantSplit/>
+        </w:trPr>
         <w:tc>
           <w:tcPr>
             <w:tcW w:type="dxa" w:w="760"/>
@@ -2139,9 +2218,9 @@
             </w:tcBorders>
             <w:shd w:fill="FFFFFF" w:color="auto" w:val="clear"/>
             <w:tcMar>
-              <w:top w:type="dxa" w:w="80"/>
-              <w:left w:type="dxa" w:w="120"/>
-              <w:bottom w:type="dxa" w:w="80"/>
+              <w:top w:type="dxa" w:w="40"/>
+              <w:left w:type="dxa" w:w="120"/>
+              <w:bottom w:type="dxa" w:w="40"/>
               <w:right w:type="dxa" w:w="120"/>
             </w:tcMar>
             <w:vAlign w:val="top"/>
@@ -2160,18 +2239,18 @@
         </w:tc>
         <w:tc>
           <w:tcPr>
-            <w:tcW w:type="dxa" w:w="3307"/>
-            <w:tcBorders>
-              <w:top w:val="single" w:color="D1D5DB" w:sz="4"/>
-              <w:left w:val="single" w:color="D1D5DB" w:sz="4"/>
-              <w:bottom w:val="single" w:color="D1D5DB" w:sz="4"/>
-              <w:right w:val="single" w:color="D1D5DB" w:sz="4"/>
-            </w:tcBorders>
-            <w:shd w:fill="FFFFFF" w:color="auto" w:val="clear"/>
-            <w:tcMar>
-              <w:top w:type="dxa" w:w="80"/>
-              <w:left w:type="dxa" w:w="120"/>
-              <w:bottom w:type="dxa" w:w="80"/>
+            <w:tcW w:type="dxa" w:w="3695"/>
+            <w:tcBorders>
+              <w:top w:val="single" w:color="D1D5DB" w:sz="4"/>
+              <w:left w:val="single" w:color="D1D5DB" w:sz="4"/>
+              <w:bottom w:val="single" w:color="D1D5DB" w:sz="4"/>
+              <w:right w:val="single" w:color="D1D5DB" w:sz="4"/>
+            </w:tcBorders>
+            <w:shd w:fill="FFFFFF" w:color="auto" w:val="clear"/>
+            <w:tcMar>
+              <w:top w:type="dxa" w:w="40"/>
+              <w:left w:type="dxa" w:w="120"/>
+              <w:bottom w:type="dxa" w:w="40"/>
               <w:right w:type="dxa" w:w="120"/>
             </w:tcMar>
             <w:vAlign w:val="top"/>
@@ -2188,18 +2267,18 @@
         </w:tc>
         <w:tc>
           <w:tcPr>
-            <w:tcW w:type="dxa" w:w="4354"/>
-            <w:tcBorders>
-              <w:top w:val="single" w:color="D1D5DB" w:sz="4"/>
-              <w:left w:val="single" w:color="D1D5DB" w:sz="4"/>
-              <w:bottom w:val="single" w:color="D1D5DB" w:sz="4"/>
-              <w:right w:val="single" w:color="D1D5DB" w:sz="4"/>
-            </w:tcBorders>
-            <w:shd w:fill="FFFFFF" w:color="auto" w:val="clear"/>
-            <w:tcMar>
-              <w:top w:type="dxa" w:w="80"/>
-              <w:left w:type="dxa" w:w="120"/>
-              <w:bottom w:type="dxa" w:w="80"/>
+            <w:tcW w:type="dxa" w:w="3966"/>
+            <w:tcBorders>
+              <w:top w:val="single" w:color="D1D5DB" w:sz="4"/>
+              <w:left w:val="single" w:color="D1D5DB" w:sz="4"/>
+              <w:bottom w:val="single" w:color="D1D5DB" w:sz="4"/>
+              <w:right w:val="single" w:color="D1D5DB" w:sz="4"/>
+            </w:tcBorders>
+            <w:shd w:fill="FFFFFF" w:color="auto" w:val="clear"/>
+            <w:tcMar>
+              <w:top w:type="dxa" w:w="40"/>
+              <w:left w:type="dxa" w:w="120"/>
+              <w:bottom w:type="dxa" w:w="40"/>
               <w:right w:type="dxa" w:w="120"/>
             </w:tcMar>
             <w:vAlign w:val="top"/>
@@ -2225,9 +2304,9 @@
             </w:tcBorders>
             <w:shd w:fill="FFFFFF" w:color="auto" w:val="clear"/>
             <w:tcMar>
-              <w:top w:type="dxa" w:w="80"/>
-              <w:left w:type="dxa" w:w="120"/>
-              <w:bottom w:type="dxa" w:w="80"/>
+              <w:top w:type="dxa" w:w="40"/>
+              <w:left w:type="dxa" w:w="120"/>
+              <w:bottom w:type="dxa" w:w="40"/>
               <w:right w:type="dxa" w:w="120"/>
             </w:tcMar>
             <w:vAlign w:val="top"/>
@@ -2253,6 +2332,7 @@
       <w:pPr>
         <w:pStyle w:val="Heading1"/>
         <w:keepNext/>
+        <w:pageBreakBefore/>
       </w:pPr>
       <w:r>
         <w:t xml:space="preserve">Module learning outcomes (MIMLOs) across the weeks</w:t>
@@ -2288,6 +2368,7 @@
       </w:tblGrid>
       <w:tr>
         <w:trPr>
+          <w:cantSplit/>
           <w:tblHeader/>
         </w:trPr>
         <w:tc>
@@ -2301,9 +2382,9 @@
             </w:tcBorders>
             <w:shd w:fill="1E1B4B" w:color="auto" w:val="clear"/>
             <w:tcMar>
-              <w:top w:type="dxa" w:w="80"/>
-              <w:left w:type="dxa" w:w="120"/>
-              <w:bottom w:type="dxa" w:w="80"/>
+              <w:top w:type="dxa" w:w="40"/>
+              <w:left w:type="dxa" w:w="120"/>
+              <w:bottom w:type="dxa" w:w="40"/>
               <w:right w:type="dxa" w:w="120"/>
             </w:tcMar>
             <w:vAlign w:val="top"/>
@@ -2332,9 +2413,9 @@
             </w:tcBorders>
             <w:shd w:fill="1E1B4B" w:color="auto" w:val="clear"/>
             <w:tcMar>
-              <w:top w:type="dxa" w:w="80"/>
-              <w:left w:type="dxa" w:w="120"/>
-              <w:bottom w:type="dxa" w:w="80"/>
+              <w:top w:type="dxa" w:w="40"/>
+              <w:left w:type="dxa" w:w="120"/>
+              <w:bottom w:type="dxa" w:w="40"/>
               <w:right w:type="dxa" w:w="120"/>
             </w:tcMar>
             <w:vAlign w:val="top"/>
@@ -2363,9 +2444,9 @@
             </w:tcBorders>
             <w:shd w:fill="1E1B4B" w:color="auto" w:val="clear"/>
             <w:tcMar>
-              <w:top w:type="dxa" w:w="80"/>
-              <w:left w:type="dxa" w:w="120"/>
-              <w:bottom w:type="dxa" w:w="80"/>
+              <w:top w:type="dxa" w:w="40"/>
+              <w:left w:type="dxa" w:w="120"/>
+              <w:bottom w:type="dxa" w:w="40"/>
               <w:right w:type="dxa" w:w="120"/>
             </w:tcMar>
             <w:vAlign w:val="top"/>
@@ -2394,9 +2475,9 @@
             </w:tcBorders>
             <w:shd w:fill="1E1B4B" w:color="auto" w:val="clear"/>
             <w:tcMar>
-              <w:top w:type="dxa" w:w="80"/>
-              <w:left w:type="dxa" w:w="120"/>
-              <w:bottom w:type="dxa" w:w="80"/>
+              <w:top w:type="dxa" w:w="40"/>
+              <w:left w:type="dxa" w:w="120"/>
+              <w:bottom w:type="dxa" w:w="40"/>
               <w:right w:type="dxa" w:w="120"/>
             </w:tcMar>
             <w:vAlign w:val="top"/>
@@ -2425,9 +2506,9 @@
             </w:tcBorders>
             <w:shd w:fill="1E1B4B" w:color="auto" w:val="clear"/>
             <w:tcMar>
-              <w:top w:type="dxa" w:w="80"/>
-              <w:left w:type="dxa" w:w="120"/>
-              <w:bottom w:type="dxa" w:w="80"/>
+              <w:top w:type="dxa" w:w="40"/>
+              <w:left w:type="dxa" w:w="120"/>
+              <w:bottom w:type="dxa" w:w="40"/>
               <w:right w:type="dxa" w:w="120"/>
             </w:tcMar>
             <w:vAlign w:val="top"/>
@@ -2456,9 +2537,9 @@
             </w:tcBorders>
             <w:shd w:fill="1E1B4B" w:color="auto" w:val="clear"/>
             <w:tcMar>
-              <w:top w:type="dxa" w:w="80"/>
-              <w:left w:type="dxa" w:w="120"/>
-              <w:bottom w:type="dxa" w:w="80"/>
+              <w:top w:type="dxa" w:w="40"/>
+              <w:left w:type="dxa" w:w="120"/>
+              <w:bottom w:type="dxa" w:w="40"/>
               <w:right w:type="dxa" w:w="120"/>
             </w:tcMar>
             <w:vAlign w:val="top"/>
@@ -2487,9 +2568,9 @@
             </w:tcBorders>
             <w:shd w:fill="1E1B4B" w:color="auto" w:val="clear"/>
             <w:tcMar>
-              <w:top w:type="dxa" w:w="80"/>
-              <w:left w:type="dxa" w:w="120"/>
-              <w:bottom w:type="dxa" w:w="80"/>
+              <w:top w:type="dxa" w:w="40"/>
+              <w:left w:type="dxa" w:w="120"/>
+              <w:bottom w:type="dxa" w:w="40"/>
               <w:right w:type="dxa" w:w="120"/>
             </w:tcMar>
             <w:vAlign w:val="top"/>
@@ -2518,9 +2599,9 @@
             </w:tcBorders>
             <w:shd w:fill="1E1B4B" w:color="auto" w:val="clear"/>
             <w:tcMar>
-              <w:top w:type="dxa" w:w="80"/>
-              <w:left w:type="dxa" w:w="120"/>
-              <w:bottom w:type="dxa" w:w="80"/>
+              <w:top w:type="dxa" w:w="40"/>
+              <w:left w:type="dxa" w:w="120"/>
+              <w:bottom w:type="dxa" w:w="40"/>
               <w:right w:type="dxa" w:w="120"/>
             </w:tcMar>
             <w:vAlign w:val="top"/>
@@ -2549,9 +2630,9 @@
             </w:tcBorders>
             <w:shd w:fill="1E1B4B" w:color="auto" w:val="clear"/>
             <w:tcMar>
-              <w:top w:type="dxa" w:w="80"/>
-              <w:left w:type="dxa" w:w="120"/>
-              <w:bottom w:type="dxa" w:w="80"/>
+              <w:top w:type="dxa" w:w="40"/>
+              <w:left w:type="dxa" w:w="120"/>
+              <w:bottom w:type="dxa" w:w="40"/>
               <w:right w:type="dxa" w:w="120"/>
             </w:tcMar>
             <w:vAlign w:val="top"/>
@@ -2580,9 +2661,9 @@
             </w:tcBorders>
             <w:shd w:fill="1E1B4B" w:color="auto" w:val="clear"/>
             <w:tcMar>
-              <w:top w:type="dxa" w:w="80"/>
-              <w:left w:type="dxa" w:w="120"/>
-              <w:bottom w:type="dxa" w:w="80"/>
+              <w:top w:type="dxa" w:w="40"/>
+              <w:left w:type="dxa" w:w="120"/>
+              <w:bottom w:type="dxa" w:w="40"/>
               <w:right w:type="dxa" w:w="120"/>
             </w:tcMar>
             <w:vAlign w:val="top"/>
@@ -2611,9 +2692,9 @@
             </w:tcBorders>
             <w:shd w:fill="1E1B4B" w:color="auto" w:val="clear"/>
             <w:tcMar>
-              <w:top w:type="dxa" w:w="80"/>
-              <w:left w:type="dxa" w:w="120"/>
-              <w:bottom w:type="dxa" w:w="80"/>
+              <w:top w:type="dxa" w:w="40"/>
+              <w:left w:type="dxa" w:w="120"/>
+              <w:bottom w:type="dxa" w:w="40"/>
               <w:right w:type="dxa" w:w="120"/>
             </w:tcMar>
             <w:vAlign w:val="top"/>
@@ -2642,9 +2723,9 @@
             </w:tcBorders>
             <w:shd w:fill="1E1B4B" w:color="auto" w:val="clear"/>
             <w:tcMar>
-              <w:top w:type="dxa" w:w="80"/>
-              <w:left w:type="dxa" w:w="120"/>
-              <w:bottom w:type="dxa" w:w="80"/>
+              <w:top w:type="dxa" w:w="40"/>
+              <w:left w:type="dxa" w:w="120"/>
+              <w:bottom w:type="dxa" w:w="40"/>
               <w:right w:type="dxa" w:w="120"/>
             </w:tcMar>
             <w:vAlign w:val="top"/>
@@ -2673,9 +2754,9 @@
             </w:tcBorders>
             <w:shd w:fill="1E1B4B" w:color="auto" w:val="clear"/>
             <w:tcMar>
-              <w:top w:type="dxa" w:w="80"/>
-              <w:left w:type="dxa" w:w="120"/>
-              <w:bottom w:type="dxa" w:w="80"/>
+              <w:top w:type="dxa" w:w="40"/>
+              <w:left w:type="dxa" w:w="120"/>
+              <w:bottom w:type="dxa" w:w="40"/>
               <w:right w:type="dxa" w:w="120"/>
             </w:tcMar>
             <w:vAlign w:val="top"/>
@@ -2695,6 +2776,9 @@
         </w:tc>
       </w:tr>
       <w:tr>
+        <w:trPr>
+          <w:cantSplit/>
+        </w:trPr>
         <w:tc>
           <w:tcPr>
             <w:tcW w:type="dxa" w:w="875"/>
@@ -2706,9 +2790,9 @@
             </w:tcBorders>
             <w:shd w:fill="EEF0FF" w:color="auto" w:val="clear"/>
             <w:tcMar>
-              <w:top w:type="dxa" w:w="80"/>
-              <w:left w:type="dxa" w:w="120"/>
-              <w:bottom w:type="dxa" w:w="80"/>
+              <w:top w:type="dxa" w:w="40"/>
+              <w:left w:type="dxa" w:w="120"/>
+              <w:bottom w:type="dxa" w:w="40"/>
               <w:right w:type="dxa" w:w="120"/>
             </w:tcMar>
             <w:vAlign w:val="top"/>
@@ -2736,9 +2820,9 @@
             </w:tcBorders>
             <w:shd w:fill="EEF0FF" w:color="auto" w:val="clear"/>
             <w:tcMar>
-              <w:top w:type="dxa" w:w="80"/>
-              <w:left w:type="dxa" w:w="120"/>
-              <w:bottom w:type="dxa" w:w="80"/>
+              <w:top w:type="dxa" w:w="40"/>
+              <w:left w:type="dxa" w:w="120"/>
+              <w:bottom w:type="dxa" w:w="40"/>
               <w:right w:type="dxa" w:w="120"/>
             </w:tcMar>
             <w:vAlign w:val="top"/>
@@ -2764,9 +2848,9 @@
             </w:tcBorders>
             <w:shd w:fill="EEF0FF" w:color="auto" w:val="clear"/>
             <w:tcMar>
-              <w:top w:type="dxa" w:w="80"/>
-              <w:left w:type="dxa" w:w="120"/>
-              <w:bottom w:type="dxa" w:w="80"/>
+              <w:top w:type="dxa" w:w="40"/>
+              <w:left w:type="dxa" w:w="120"/>
+              <w:bottom w:type="dxa" w:w="40"/>
               <w:right w:type="dxa" w:w="120"/>
             </w:tcMar>
             <w:vAlign w:val="top"/>
@@ -2792,9 +2876,9 @@
             </w:tcBorders>
             <w:shd w:fill="EEF0FF" w:color="auto" w:val="clear"/>
             <w:tcMar>
-              <w:top w:type="dxa" w:w="80"/>
-              <w:left w:type="dxa" w:w="120"/>
-              <w:bottom w:type="dxa" w:w="80"/>
+              <w:top w:type="dxa" w:w="40"/>
+              <w:left w:type="dxa" w:w="120"/>
+              <w:bottom w:type="dxa" w:w="40"/>
               <w:right w:type="dxa" w:w="120"/>
             </w:tcMar>
             <w:vAlign w:val="top"/>
@@ -2820,9 +2904,9 @@
             </w:tcBorders>
             <w:shd w:fill="EEF0FF" w:color="auto" w:val="clear"/>
             <w:tcMar>
-              <w:top w:type="dxa" w:w="80"/>
-              <w:left w:type="dxa" w:w="120"/>
-              <w:bottom w:type="dxa" w:w="80"/>
+              <w:top w:type="dxa" w:w="40"/>
+              <w:left w:type="dxa" w:w="120"/>
+              <w:bottom w:type="dxa" w:w="40"/>
               <w:right w:type="dxa" w:w="120"/>
             </w:tcMar>
             <w:vAlign w:val="top"/>
@@ -2848,9 +2932,9 @@
             </w:tcBorders>
             <w:shd w:fill="EEF0FF" w:color="auto" w:val="clear"/>
             <w:tcMar>
-              <w:top w:type="dxa" w:w="80"/>
-              <w:left w:type="dxa" w:w="120"/>
-              <w:bottom w:type="dxa" w:w="80"/>
+              <w:top w:type="dxa" w:w="40"/>
+              <w:left w:type="dxa" w:w="120"/>
+              <w:bottom w:type="dxa" w:w="40"/>
               <w:right w:type="dxa" w:w="120"/>
             </w:tcMar>
             <w:vAlign w:val="top"/>
@@ -2876,9 +2960,9 @@
             </w:tcBorders>
             <w:shd w:fill="EEF0FF" w:color="auto" w:val="clear"/>
             <w:tcMar>
-              <w:top w:type="dxa" w:w="80"/>
-              <w:left w:type="dxa" w:w="120"/>
-              <w:bottom w:type="dxa" w:w="80"/>
+              <w:top w:type="dxa" w:w="40"/>
+              <w:left w:type="dxa" w:w="120"/>
+              <w:bottom w:type="dxa" w:w="40"/>
               <w:right w:type="dxa" w:w="120"/>
             </w:tcMar>
             <w:vAlign w:val="top"/>
@@ -2904,9 +2988,9 @@
             </w:tcBorders>
             <w:shd w:fill="EEF0FF" w:color="auto" w:val="clear"/>
             <w:tcMar>
-              <w:top w:type="dxa" w:w="80"/>
-              <w:left w:type="dxa" w:w="120"/>
-              <w:bottom w:type="dxa" w:w="80"/>
+              <w:top w:type="dxa" w:w="40"/>
+              <w:left w:type="dxa" w:w="120"/>
+              <w:bottom w:type="dxa" w:w="40"/>
               <w:right w:type="dxa" w:w="120"/>
             </w:tcMar>
             <w:vAlign w:val="top"/>
@@ -2932,9 +3016,9 @@
             </w:tcBorders>
             <w:shd w:fill="EEF0FF" w:color="auto" w:val="clear"/>
             <w:tcMar>
-              <w:top w:type="dxa" w:w="80"/>
-              <w:left w:type="dxa" w:w="120"/>
-              <w:bottom w:type="dxa" w:w="80"/>
+              <w:top w:type="dxa" w:w="40"/>
+              <w:left w:type="dxa" w:w="120"/>
+              <w:bottom w:type="dxa" w:w="40"/>
               <w:right w:type="dxa" w:w="120"/>
             </w:tcMar>
             <w:vAlign w:val="top"/>
@@ -2960,9 +3044,9 @@
             </w:tcBorders>
             <w:shd w:fill="EEF0FF" w:color="auto" w:val="clear"/>
             <w:tcMar>
-              <w:top w:type="dxa" w:w="80"/>
-              <w:left w:type="dxa" w:w="120"/>
-              <w:bottom w:type="dxa" w:w="80"/>
+              <w:top w:type="dxa" w:w="40"/>
+              <w:left w:type="dxa" w:w="120"/>
+              <w:bottom w:type="dxa" w:w="40"/>
               <w:right w:type="dxa" w:w="120"/>
             </w:tcMar>
             <w:vAlign w:val="top"/>
@@ -2988,9 +3072,9 @@
             </w:tcBorders>
             <w:shd w:fill="EEF0FF" w:color="auto" w:val="clear"/>
             <w:tcMar>
-              <w:top w:type="dxa" w:w="80"/>
-              <w:left w:type="dxa" w:w="120"/>
-              <w:bottom w:type="dxa" w:w="80"/>
+              <w:top w:type="dxa" w:w="40"/>
+              <w:left w:type="dxa" w:w="120"/>
+              <w:bottom w:type="dxa" w:w="40"/>
               <w:right w:type="dxa" w:w="120"/>
             </w:tcMar>
             <w:vAlign w:val="top"/>
@@ -3008,9 +3092,9 @@
             </w:tcBorders>
             <w:shd w:fill="EEF0FF" w:color="auto" w:val="clear"/>
             <w:tcMar>
-              <w:top w:type="dxa" w:w="80"/>
-              <w:left w:type="dxa" w:w="120"/>
-              <w:bottom w:type="dxa" w:w="80"/>
+              <w:top w:type="dxa" w:w="40"/>
+              <w:left w:type="dxa" w:w="120"/>
+              <w:bottom w:type="dxa" w:w="40"/>
               <w:right w:type="dxa" w:w="120"/>
             </w:tcMar>
             <w:vAlign w:val="top"/>
@@ -3028,9 +3112,9 @@
             </w:tcBorders>
             <w:shd w:fill="EEF0FF" w:color="auto" w:val="clear"/>
             <w:tcMar>
-              <w:top w:type="dxa" w:w="80"/>
-              <w:left w:type="dxa" w:w="120"/>
-              <w:bottom w:type="dxa" w:w="80"/>
+              <w:top w:type="dxa" w:w="40"/>
+              <w:left w:type="dxa" w:w="120"/>
+              <w:bottom w:type="dxa" w:w="40"/>
               <w:right w:type="dxa" w:w="120"/>
             </w:tcMar>
             <w:vAlign w:val="top"/>
@@ -3039,6 +3123,9 @@
         </w:tc>
       </w:tr>
       <w:tr>
+        <w:trPr>
+          <w:cantSplit/>
+        </w:trPr>
         <w:tc>
           <w:tcPr>
             <w:tcW w:type="dxa" w:w="875"/>
@@ -3050,9 +3137,9 @@
             </w:tcBorders>
             <w:shd w:fill="FFFFFF" w:color="auto" w:val="clear"/>
             <w:tcMar>
-              <w:top w:type="dxa" w:w="80"/>
-              <w:left w:type="dxa" w:w="120"/>
-              <w:bottom w:type="dxa" w:w="80"/>
+              <w:top w:type="dxa" w:w="40"/>
+              <w:left w:type="dxa" w:w="120"/>
+              <w:bottom w:type="dxa" w:w="40"/>
               <w:right w:type="dxa" w:w="120"/>
             </w:tcMar>
             <w:vAlign w:val="top"/>
@@ -3080,9 +3167,9 @@
             </w:tcBorders>
             <w:shd w:fill="FFFFFF" w:color="auto" w:val="clear"/>
             <w:tcMar>
-              <w:top w:type="dxa" w:w="80"/>
-              <w:left w:type="dxa" w:w="120"/>
-              <w:bottom w:type="dxa" w:w="80"/>
+              <w:top w:type="dxa" w:w="40"/>
+              <w:left w:type="dxa" w:w="120"/>
+              <w:bottom w:type="dxa" w:w="40"/>
               <w:right w:type="dxa" w:w="120"/>
             </w:tcMar>
             <w:vAlign w:val="top"/>
@@ -3100,9 +3187,9 @@
             </w:tcBorders>
             <w:shd w:fill="FFFFFF" w:color="auto" w:val="clear"/>
             <w:tcMar>
-              <w:top w:type="dxa" w:w="80"/>
-              <w:left w:type="dxa" w:w="120"/>
-              <w:bottom w:type="dxa" w:w="80"/>
+              <w:top w:type="dxa" w:w="40"/>
+              <w:left w:type="dxa" w:w="120"/>
+              <w:bottom w:type="dxa" w:w="40"/>
               <w:right w:type="dxa" w:w="120"/>
             </w:tcMar>
             <w:vAlign w:val="top"/>
@@ -3120,9 +3207,9 @@
             </w:tcBorders>
             <w:shd w:fill="FFFFFF" w:color="auto" w:val="clear"/>
             <w:tcMar>
-              <w:top w:type="dxa" w:w="80"/>
-              <w:left w:type="dxa" w:w="120"/>
-              <w:bottom w:type="dxa" w:w="80"/>
+              <w:top w:type="dxa" w:w="40"/>
+              <w:left w:type="dxa" w:w="120"/>
+              <w:bottom w:type="dxa" w:w="40"/>
               <w:right w:type="dxa" w:w="120"/>
             </w:tcMar>
             <w:vAlign w:val="top"/>
@@ -3140,9 +3227,9 @@
             </w:tcBorders>
             <w:shd w:fill="FFFFFF" w:color="auto" w:val="clear"/>
             <w:tcMar>
-              <w:top w:type="dxa" w:w="80"/>
-              <w:left w:type="dxa" w:w="120"/>
-              <w:bottom w:type="dxa" w:w="80"/>
+              <w:top w:type="dxa" w:w="40"/>
+              <w:left w:type="dxa" w:w="120"/>
+              <w:bottom w:type="dxa" w:w="40"/>
               <w:right w:type="dxa" w:w="120"/>
             </w:tcMar>
             <w:vAlign w:val="top"/>
@@ -3168,9 +3255,9 @@
             </w:tcBorders>
             <w:shd w:fill="FFFFFF" w:color="auto" w:val="clear"/>
             <w:tcMar>
-              <w:top w:type="dxa" w:w="80"/>
-              <w:left w:type="dxa" w:w="120"/>
-              <w:bottom w:type="dxa" w:w="80"/>
+              <w:top w:type="dxa" w:w="40"/>
+              <w:left w:type="dxa" w:w="120"/>
+              <w:bottom w:type="dxa" w:w="40"/>
               <w:right w:type="dxa" w:w="120"/>
             </w:tcMar>
             <w:vAlign w:val="top"/>
@@ -3188,9 +3275,9 @@
             </w:tcBorders>
             <w:shd w:fill="FFFFFF" w:color="auto" w:val="clear"/>
             <w:tcMar>
-              <w:top w:type="dxa" w:w="80"/>
-              <w:left w:type="dxa" w:w="120"/>
-              <w:bottom w:type="dxa" w:w="80"/>
+              <w:top w:type="dxa" w:w="40"/>
+              <w:left w:type="dxa" w:w="120"/>
+              <w:bottom w:type="dxa" w:w="40"/>
               <w:right w:type="dxa" w:w="120"/>
             </w:tcMar>
             <w:vAlign w:val="top"/>
@@ -3208,9 +3295,9 @@
             </w:tcBorders>
             <w:shd w:fill="FFFFFF" w:color="auto" w:val="clear"/>
             <w:tcMar>
-              <w:top w:type="dxa" w:w="80"/>
-              <w:left w:type="dxa" w:w="120"/>
-              <w:bottom w:type="dxa" w:w="80"/>
+              <w:top w:type="dxa" w:w="40"/>
+              <w:left w:type="dxa" w:w="120"/>
+              <w:bottom w:type="dxa" w:w="40"/>
               <w:right w:type="dxa" w:w="120"/>
             </w:tcMar>
             <w:vAlign w:val="top"/>
@@ -3228,9 +3315,9 @@
             </w:tcBorders>
             <w:shd w:fill="FFFFFF" w:color="auto" w:val="clear"/>
             <w:tcMar>
-              <w:top w:type="dxa" w:w="80"/>
-              <w:left w:type="dxa" w:w="120"/>
-              <w:bottom w:type="dxa" w:w="80"/>
+              <w:top w:type="dxa" w:w="40"/>
+              <w:left w:type="dxa" w:w="120"/>
+              <w:bottom w:type="dxa" w:w="40"/>
               <w:right w:type="dxa" w:w="120"/>
             </w:tcMar>
             <w:vAlign w:val="top"/>
@@ -3248,9 +3335,9 @@
             </w:tcBorders>
             <w:shd w:fill="FFFFFF" w:color="auto" w:val="clear"/>
             <w:tcMar>
-              <w:top w:type="dxa" w:w="80"/>
-              <w:left w:type="dxa" w:w="120"/>
-              <w:bottom w:type="dxa" w:w="80"/>
+              <w:top w:type="dxa" w:w="40"/>
+              <w:left w:type="dxa" w:w="120"/>
+              <w:bottom w:type="dxa" w:w="40"/>
               <w:right w:type="dxa" w:w="120"/>
             </w:tcMar>
             <w:vAlign w:val="top"/>
@@ -3276,9 +3363,9 @@
             </w:tcBorders>
             <w:shd w:fill="FFFFFF" w:color="auto" w:val="clear"/>
             <w:tcMar>
-              <w:top w:type="dxa" w:w="80"/>
-              <w:left w:type="dxa" w:w="120"/>
-              <w:bottom w:type="dxa" w:w="80"/>
+              <w:top w:type="dxa" w:w="40"/>
+              <w:left w:type="dxa" w:w="120"/>
+              <w:bottom w:type="dxa" w:w="40"/>
               <w:right w:type="dxa" w:w="120"/>
             </w:tcMar>
             <w:vAlign w:val="top"/>
@@ -3304,9 +3391,9 @@
             </w:tcBorders>
             <w:shd w:fill="FFFFFF" w:color="auto" w:val="clear"/>
             <w:tcMar>
-              <w:top w:type="dxa" w:w="80"/>
-              <w:left w:type="dxa" w:w="120"/>
-              <w:bottom w:type="dxa" w:w="80"/>
+              <w:top w:type="dxa" w:w="40"/>
+              <w:left w:type="dxa" w:w="120"/>
+              <w:bottom w:type="dxa" w:w="40"/>
               <w:right w:type="dxa" w:w="120"/>
             </w:tcMar>
             <w:vAlign w:val="top"/>
@@ -3324,9 +3411,9 @@
             </w:tcBorders>
             <w:shd w:fill="FFFFFF" w:color="auto" w:val="clear"/>
             <w:tcMar>
-              <w:top w:type="dxa" w:w="80"/>
-              <w:left w:type="dxa" w:w="120"/>
-              <w:bottom w:type="dxa" w:w="80"/>
+              <w:top w:type="dxa" w:w="40"/>
+              <w:left w:type="dxa" w:w="120"/>
+              <w:bottom w:type="dxa" w:w="40"/>
               <w:right w:type="dxa" w:w="120"/>
             </w:tcMar>
             <w:vAlign w:val="top"/>
@@ -3335,6 +3422,9 @@
         </w:tc>
       </w:tr>
       <w:tr>
+        <w:trPr>
+          <w:cantSplit/>
+        </w:trPr>
         <w:tc>
           <w:tcPr>
             <w:tcW w:type="dxa" w:w="875"/>
@@ -3346,9 +3436,9 @@
             </w:tcBorders>
             <w:shd w:fill="EEF0FF" w:color="auto" w:val="clear"/>
             <w:tcMar>
-              <w:top w:type="dxa" w:w="80"/>
-              <w:left w:type="dxa" w:w="120"/>
-              <w:bottom w:type="dxa" w:w="80"/>
+              <w:top w:type="dxa" w:w="40"/>
+              <w:left w:type="dxa" w:w="120"/>
+              <w:bottom w:type="dxa" w:w="40"/>
               <w:right w:type="dxa" w:w="120"/>
             </w:tcMar>
             <w:vAlign w:val="top"/>
@@ -3376,9 +3466,9 @@
             </w:tcBorders>
             <w:shd w:fill="EEF0FF" w:color="auto" w:val="clear"/>
             <w:tcMar>
-              <w:top w:type="dxa" w:w="80"/>
-              <w:left w:type="dxa" w:w="120"/>
-              <w:bottom w:type="dxa" w:w="80"/>
+              <w:top w:type="dxa" w:w="40"/>
+              <w:left w:type="dxa" w:w="120"/>
+              <w:bottom w:type="dxa" w:w="40"/>
               <w:right w:type="dxa" w:w="120"/>
             </w:tcMar>
             <w:vAlign w:val="top"/>
@@ -3396,9 +3486,9 @@
             </w:tcBorders>
             <w:shd w:fill="EEF0FF" w:color="auto" w:val="clear"/>
             <w:tcMar>
-              <w:top w:type="dxa" w:w="80"/>
-              <w:left w:type="dxa" w:w="120"/>
-              <w:bottom w:type="dxa" w:w="80"/>
+              <w:top w:type="dxa" w:w="40"/>
+              <w:left w:type="dxa" w:w="120"/>
+              <w:bottom w:type="dxa" w:w="40"/>
               <w:right w:type="dxa" w:w="120"/>
             </w:tcMar>
             <w:vAlign w:val="top"/>
@@ -3424,9 +3514,9 @@
             </w:tcBorders>
             <w:shd w:fill="EEF0FF" w:color="auto" w:val="clear"/>
             <w:tcMar>
-              <w:top w:type="dxa" w:w="80"/>
-              <w:left w:type="dxa" w:w="120"/>
-              <w:bottom w:type="dxa" w:w="80"/>
+              <w:top w:type="dxa" w:w="40"/>
+              <w:left w:type="dxa" w:w="120"/>
+              <w:bottom w:type="dxa" w:w="40"/>
               <w:right w:type="dxa" w:w="120"/>
             </w:tcMar>
             <w:vAlign w:val="top"/>
@@ -3452,9 +3542,9 @@
             </w:tcBorders>
             <w:shd w:fill="EEF0FF" w:color="auto" w:val="clear"/>
             <w:tcMar>
-              <w:top w:type="dxa" w:w="80"/>
-              <w:left w:type="dxa" w:w="120"/>
-              <w:bottom w:type="dxa" w:w="80"/>
+              <w:top w:type="dxa" w:w="40"/>
+              <w:left w:type="dxa" w:w="120"/>
+              <w:bottom w:type="dxa" w:w="40"/>
               <w:right w:type="dxa" w:w="120"/>
             </w:tcMar>
             <w:vAlign w:val="top"/>
@@ -3480,9 +3570,9 @@
             </w:tcBorders>
             <w:shd w:fill="EEF0FF" w:color="auto" w:val="clear"/>
             <w:tcMar>
-              <w:top w:type="dxa" w:w="80"/>
-              <w:left w:type="dxa" w:w="120"/>
-              <w:bottom w:type="dxa" w:w="80"/>
+              <w:top w:type="dxa" w:w="40"/>
+              <w:left w:type="dxa" w:w="120"/>
+              <w:bottom w:type="dxa" w:w="40"/>
               <w:right w:type="dxa" w:w="120"/>
             </w:tcMar>
             <w:vAlign w:val="top"/>
@@ -3508,9 +3598,9 @@
             </w:tcBorders>
             <w:shd w:fill="EEF0FF" w:color="auto" w:val="clear"/>
             <w:tcMar>
-              <w:top w:type="dxa" w:w="80"/>
-              <w:left w:type="dxa" w:w="120"/>
-              <w:bottom w:type="dxa" w:w="80"/>
+              <w:top w:type="dxa" w:w="40"/>
+              <w:left w:type="dxa" w:w="120"/>
+              <w:bottom w:type="dxa" w:w="40"/>
               <w:right w:type="dxa" w:w="120"/>
             </w:tcMar>
             <w:vAlign w:val="top"/>
@@ -3536,9 +3626,9 @@
             </w:tcBorders>
             <w:shd w:fill="EEF0FF" w:color="auto" w:val="clear"/>
             <w:tcMar>
-              <w:top w:type="dxa" w:w="80"/>
-              <w:left w:type="dxa" w:w="120"/>
-              <w:bottom w:type="dxa" w:w="80"/>
+              <w:top w:type="dxa" w:w="40"/>
+              <w:left w:type="dxa" w:w="120"/>
+              <w:bottom w:type="dxa" w:w="40"/>
               <w:right w:type="dxa" w:w="120"/>
             </w:tcMar>
             <w:vAlign w:val="top"/>
@@ -3556,9 +3646,9 @@
             </w:tcBorders>
             <w:shd w:fill="EEF0FF" w:color="auto" w:val="clear"/>
             <w:tcMar>
-              <w:top w:type="dxa" w:w="80"/>
-              <w:left w:type="dxa" w:w="120"/>
-              <w:bottom w:type="dxa" w:w="80"/>
+              <w:top w:type="dxa" w:w="40"/>
+              <w:left w:type="dxa" w:w="120"/>
+              <w:bottom w:type="dxa" w:w="40"/>
               <w:right w:type="dxa" w:w="120"/>
             </w:tcMar>
             <w:vAlign w:val="top"/>
@@ -3584,9 +3674,9 @@
             </w:tcBorders>
             <w:shd w:fill="EEF0FF" w:color="auto" w:val="clear"/>
             <w:tcMar>
-              <w:top w:type="dxa" w:w="80"/>
-              <w:left w:type="dxa" w:w="120"/>
-              <w:bottom w:type="dxa" w:w="80"/>
+              <w:top w:type="dxa" w:w="40"/>
+              <w:left w:type="dxa" w:w="120"/>
+              <w:bottom w:type="dxa" w:w="40"/>
               <w:right w:type="dxa" w:w="120"/>
             </w:tcMar>
             <w:vAlign w:val="top"/>
@@ -3604,9 +3694,9 @@
             </w:tcBorders>
             <w:shd w:fill="EEF0FF" w:color="auto" w:val="clear"/>
             <w:tcMar>
-              <w:top w:type="dxa" w:w="80"/>
-              <w:left w:type="dxa" w:w="120"/>
-              <w:bottom w:type="dxa" w:w="80"/>
+              <w:top w:type="dxa" w:w="40"/>
+              <w:left w:type="dxa" w:w="120"/>
+              <w:bottom w:type="dxa" w:w="40"/>
               <w:right w:type="dxa" w:w="120"/>
             </w:tcMar>
             <w:vAlign w:val="top"/>
@@ -3632,9 +3722,9 @@
             </w:tcBorders>
             <w:shd w:fill="EEF0FF" w:color="auto" w:val="clear"/>
             <w:tcMar>
-              <w:top w:type="dxa" w:w="80"/>
-              <w:left w:type="dxa" w:w="120"/>
-              <w:bottom w:type="dxa" w:w="80"/>
+              <w:top w:type="dxa" w:w="40"/>
+              <w:left w:type="dxa" w:w="120"/>
+              <w:bottom w:type="dxa" w:w="40"/>
               <w:right w:type="dxa" w:w="120"/>
             </w:tcMar>
             <w:vAlign w:val="top"/>
@@ -3660,9 +3750,9 @@
             </w:tcBorders>
             <w:shd w:fill="EEF0FF" w:color="auto" w:val="clear"/>
             <w:tcMar>
-              <w:top w:type="dxa" w:w="80"/>
-              <w:left w:type="dxa" w:w="120"/>
-              <w:bottom w:type="dxa" w:w="80"/>
+              <w:top w:type="dxa" w:w="40"/>
+              <w:left w:type="dxa" w:w="120"/>
+              <w:bottom w:type="dxa" w:w="40"/>
               <w:right w:type="dxa" w:w="120"/>
             </w:tcMar>
             <w:vAlign w:val="top"/>
@@ -3679,6 +3769,9 @@
         </w:tc>
       </w:tr>
       <w:tr>
+        <w:trPr>
+          <w:cantSplit/>
+        </w:trPr>
         <w:tc>
           <w:tcPr>
             <w:tcW w:type="dxa" w:w="875"/>
@@ -3690,9 +3783,9 @@
             </w:tcBorders>
             <w:shd w:fill="FFFFFF" w:color="auto" w:val="clear"/>
             <w:tcMar>
-              <w:top w:type="dxa" w:w="80"/>
-              <w:left w:type="dxa" w:w="120"/>
-              <w:bottom w:type="dxa" w:w="80"/>
+              <w:top w:type="dxa" w:w="40"/>
+              <w:left w:type="dxa" w:w="120"/>
+              <w:bottom w:type="dxa" w:w="40"/>
               <w:right w:type="dxa" w:w="120"/>
             </w:tcMar>
             <w:vAlign w:val="top"/>
@@ -3720,9 +3813,9 @@
             </w:tcBorders>
             <w:shd w:fill="FFFFFF" w:color="auto" w:val="clear"/>
             <w:tcMar>
-              <w:top w:type="dxa" w:w="80"/>
-              <w:left w:type="dxa" w:w="120"/>
-              <w:bottom w:type="dxa" w:w="80"/>
+              <w:top w:type="dxa" w:w="40"/>
+              <w:left w:type="dxa" w:w="120"/>
+              <w:bottom w:type="dxa" w:w="40"/>
               <w:right w:type="dxa" w:w="120"/>
             </w:tcMar>
             <w:vAlign w:val="top"/>
@@ -3748,9 +3841,9 @@
             </w:tcBorders>
             <w:shd w:fill="FFFFFF" w:color="auto" w:val="clear"/>
             <w:tcMar>
-              <w:top w:type="dxa" w:w="80"/>
-              <w:left w:type="dxa" w:w="120"/>
-              <w:bottom w:type="dxa" w:w="80"/>
+              <w:top w:type="dxa" w:w="40"/>
+              <w:left w:type="dxa" w:w="120"/>
+              <w:bottom w:type="dxa" w:w="40"/>
               <w:right w:type="dxa" w:w="120"/>
             </w:tcMar>
             <w:vAlign w:val="top"/>
@@ -3776,9 +3869,9 @@
             </w:tcBorders>
             <w:shd w:fill="FFFFFF" w:color="auto" w:val="clear"/>
             <w:tcMar>
-              <w:top w:type="dxa" w:w="80"/>
-              <w:left w:type="dxa" w:w="120"/>
-              <w:bottom w:type="dxa" w:w="80"/>
+              <w:top w:type="dxa" w:w="40"/>
+              <w:left w:type="dxa" w:w="120"/>
+              <w:bottom w:type="dxa" w:w="40"/>
               <w:right w:type="dxa" w:w="120"/>
             </w:tcMar>
             <w:vAlign w:val="top"/>
@@ -3804,9 +3897,9 @@
             </w:tcBorders>
             <w:shd w:fill="FFFFFF" w:color="auto" w:val="clear"/>
             <w:tcMar>
-              <w:top w:type="dxa" w:w="80"/>
-              <w:left w:type="dxa" w:w="120"/>
-              <w:bottom w:type="dxa" w:w="80"/>
+              <w:top w:type="dxa" w:w="40"/>
+              <w:left w:type="dxa" w:w="120"/>
+              <w:bottom w:type="dxa" w:w="40"/>
               <w:right w:type="dxa" w:w="120"/>
             </w:tcMar>
             <w:vAlign w:val="top"/>
@@ -3832,9 +3925,9 @@
             </w:tcBorders>
             <w:shd w:fill="FFFFFF" w:color="auto" w:val="clear"/>
             <w:tcMar>
-              <w:top w:type="dxa" w:w="80"/>
-              <w:left w:type="dxa" w:w="120"/>
-              <w:bottom w:type="dxa" w:w="80"/>
+              <w:top w:type="dxa" w:w="40"/>
+              <w:left w:type="dxa" w:w="120"/>
+              <w:bottom w:type="dxa" w:w="40"/>
               <w:right w:type="dxa" w:w="120"/>
             </w:tcMar>
             <w:vAlign w:val="top"/>
@@ -3852,9 +3945,9 @@
             </w:tcBorders>
             <w:shd w:fill="FFFFFF" w:color="auto" w:val="clear"/>
             <w:tcMar>
-              <w:top w:type="dxa" w:w="80"/>
-              <w:left w:type="dxa" w:w="120"/>
-              <w:bottom w:type="dxa" w:w="80"/>
+              <w:top w:type="dxa" w:w="40"/>
+              <w:left w:type="dxa" w:w="120"/>
+              <w:bottom w:type="dxa" w:w="40"/>
               <w:right w:type="dxa" w:w="120"/>
             </w:tcMar>
             <w:vAlign w:val="top"/>
@@ -3872,9 +3965,9 @@
             </w:tcBorders>
             <w:shd w:fill="FFFFFF" w:color="auto" w:val="clear"/>
             <w:tcMar>
-              <w:top w:type="dxa" w:w="80"/>
-              <w:left w:type="dxa" w:w="120"/>
-              <w:bottom w:type="dxa" w:w="80"/>
+              <w:top w:type="dxa" w:w="40"/>
+              <w:left w:type="dxa" w:w="120"/>
+              <w:bottom w:type="dxa" w:w="40"/>
               <w:right w:type="dxa" w:w="120"/>
             </w:tcMar>
             <w:vAlign w:val="top"/>
@@ -3900,9 +3993,9 @@
             </w:tcBorders>
             <w:shd w:fill="FFFFFF" w:color="auto" w:val="clear"/>
             <w:tcMar>
-              <w:top w:type="dxa" w:w="80"/>
-              <w:left w:type="dxa" w:w="120"/>
-              <w:bottom w:type="dxa" w:w="80"/>
+              <w:top w:type="dxa" w:w="40"/>
+              <w:left w:type="dxa" w:w="120"/>
+              <w:bottom w:type="dxa" w:w="40"/>
               <w:right w:type="dxa" w:w="120"/>
             </w:tcMar>
             <w:vAlign w:val="top"/>
@@ -3928,9 +4021,9 @@
             </w:tcBorders>
             <w:shd w:fill="FFFFFF" w:color="auto" w:val="clear"/>
             <w:tcMar>
-              <w:top w:type="dxa" w:w="80"/>
-              <w:left w:type="dxa" w:w="120"/>
-              <w:bottom w:type="dxa" w:w="80"/>
+              <w:top w:type="dxa" w:w="40"/>
+              <w:left w:type="dxa" w:w="120"/>
+              <w:bottom w:type="dxa" w:w="40"/>
               <w:right w:type="dxa" w:w="120"/>
             </w:tcMar>
             <w:vAlign w:val="top"/>
@@ -3956,9 +4049,9 @@
             </w:tcBorders>
             <w:shd w:fill="FFFFFF" w:color="auto" w:val="clear"/>
             <w:tcMar>
-              <w:top w:type="dxa" w:w="80"/>
-              <w:left w:type="dxa" w:w="120"/>
-              <w:bottom w:type="dxa" w:w="80"/>
+              <w:top w:type="dxa" w:w="40"/>
+              <w:left w:type="dxa" w:w="120"/>
+              <w:bottom w:type="dxa" w:w="40"/>
               <w:right w:type="dxa" w:w="120"/>
             </w:tcMar>
             <w:vAlign w:val="top"/>
@@ -3984,9 +4077,9 @@
             </w:tcBorders>
             <w:shd w:fill="FFFFFF" w:color="auto" w:val="clear"/>
             <w:tcMar>
-              <w:top w:type="dxa" w:w="80"/>
-              <w:left w:type="dxa" w:w="120"/>
-              <w:bottom w:type="dxa" w:w="80"/>
+              <w:top w:type="dxa" w:w="40"/>
+              <w:left w:type="dxa" w:w="120"/>
+              <w:bottom w:type="dxa" w:w="40"/>
               <w:right w:type="dxa" w:w="120"/>
             </w:tcMar>
             <w:vAlign w:val="top"/>
@@ -4012,9 +4105,9 @@
             </w:tcBorders>
             <w:shd w:fill="FFFFFF" w:color="auto" w:val="clear"/>
             <w:tcMar>
-              <w:top w:type="dxa" w:w="80"/>
-              <w:left w:type="dxa" w:w="120"/>
-              <w:bottom w:type="dxa" w:w="80"/>
+              <w:top w:type="dxa" w:w="40"/>
+              <w:left w:type="dxa" w:w="120"/>
+              <w:bottom w:type="dxa" w:w="40"/>
               <w:right w:type="dxa" w:w="120"/>
             </w:tcMar>
             <w:vAlign w:val="top"/>
@@ -4031,6 +4124,9 @@
         </w:tc>
       </w:tr>
       <w:tr>
+        <w:trPr>
+          <w:cantSplit/>
+        </w:trPr>
         <w:tc>
           <w:tcPr>
             <w:tcW w:type="dxa" w:w="875"/>
@@ -4042,9 +4138,9 @@
             </w:tcBorders>
             <w:shd w:fill="EEF0FF" w:color="auto" w:val="clear"/>
             <w:tcMar>
-              <w:top w:type="dxa" w:w="80"/>
-              <w:left w:type="dxa" w:w="120"/>
-              <w:bottom w:type="dxa" w:w="80"/>
+              <w:top w:type="dxa" w:w="40"/>
+              <w:left w:type="dxa" w:w="120"/>
+              <w:bottom w:type="dxa" w:w="40"/>
               <w:right w:type="dxa" w:w="120"/>
             </w:tcMar>
             <w:vAlign w:val="top"/>
@@ -4072,9 +4168,9 @@
             </w:tcBorders>
             <w:shd w:fill="EEF0FF" w:color="auto" w:val="clear"/>
             <w:tcMar>
-              <w:top w:type="dxa" w:w="80"/>
-              <w:left w:type="dxa" w:w="120"/>
-              <w:bottom w:type="dxa" w:w="80"/>
+              <w:top w:type="dxa" w:w="40"/>
+              <w:left w:type="dxa" w:w="120"/>
+              <w:bottom w:type="dxa" w:w="40"/>
               <w:right w:type="dxa" w:w="120"/>
             </w:tcMar>
             <w:vAlign w:val="top"/>
@@ -4092,9 +4188,9 @@
             </w:tcBorders>
             <w:shd w:fill="EEF0FF" w:color="auto" w:val="clear"/>
             <w:tcMar>
-              <w:top w:type="dxa" w:w="80"/>
-              <w:left w:type="dxa" w:w="120"/>
-              <w:bottom w:type="dxa" w:w="80"/>
+              <w:top w:type="dxa" w:w="40"/>
+              <w:left w:type="dxa" w:w="120"/>
+              <w:bottom w:type="dxa" w:w="40"/>
               <w:right w:type="dxa" w:w="120"/>
             </w:tcMar>
             <w:vAlign w:val="top"/>
@@ -4112,9 +4208,9 @@
             </w:tcBorders>
             <w:shd w:fill="EEF0FF" w:color="auto" w:val="clear"/>
             <w:tcMar>
-              <w:top w:type="dxa" w:w="80"/>
-              <w:left w:type="dxa" w:w="120"/>
-              <w:bottom w:type="dxa" w:w="80"/>
+              <w:top w:type="dxa" w:w="40"/>
+              <w:left w:type="dxa" w:w="120"/>
+              <w:bottom w:type="dxa" w:w="40"/>
               <w:right w:type="dxa" w:w="120"/>
             </w:tcMar>
             <w:vAlign w:val="top"/>
@@ -4132,9 +4228,9 @@
             </w:tcBorders>
             <w:shd w:fill="EEF0FF" w:color="auto" w:val="clear"/>
             <w:tcMar>
-              <w:top w:type="dxa" w:w="80"/>
-              <w:left w:type="dxa" w:w="120"/>
-              <w:bottom w:type="dxa" w:w="80"/>
+              <w:top w:type="dxa" w:w="40"/>
+              <w:left w:type="dxa" w:w="120"/>
+              <w:bottom w:type="dxa" w:w="40"/>
               <w:right w:type="dxa" w:w="120"/>
             </w:tcMar>
             <w:vAlign w:val="top"/>
@@ -4152,9 +4248,9 @@
             </w:tcBorders>
             <w:shd w:fill="EEF0FF" w:color="auto" w:val="clear"/>
             <w:tcMar>
-              <w:top w:type="dxa" w:w="80"/>
-              <w:left w:type="dxa" w:w="120"/>
-              <w:bottom w:type="dxa" w:w="80"/>
+              <w:top w:type="dxa" w:w="40"/>
+              <w:left w:type="dxa" w:w="120"/>
+              <w:bottom w:type="dxa" w:w="40"/>
               <w:right w:type="dxa" w:w="120"/>
             </w:tcMar>
             <w:vAlign w:val="top"/>
@@ -4172,9 +4268,9 @@
             </w:tcBorders>
             <w:shd w:fill="EEF0FF" w:color="auto" w:val="clear"/>
             <w:tcMar>
-              <w:top w:type="dxa" w:w="80"/>
-              <w:left w:type="dxa" w:w="120"/>
-              <w:bottom w:type="dxa" w:w="80"/>
+              <w:top w:type="dxa" w:w="40"/>
+              <w:left w:type="dxa" w:w="120"/>
+              <w:bottom w:type="dxa" w:w="40"/>
               <w:right w:type="dxa" w:w="120"/>
             </w:tcMar>
             <w:vAlign w:val="top"/>
@@ -4200,9 +4296,9 @@
             </w:tcBorders>
             <w:shd w:fill="EEF0FF" w:color="auto" w:val="clear"/>
             <w:tcMar>
-              <w:top w:type="dxa" w:w="80"/>
-              <w:left w:type="dxa" w:w="120"/>
-              <w:bottom w:type="dxa" w:w="80"/>
+              <w:top w:type="dxa" w:w="40"/>
+              <w:left w:type="dxa" w:w="120"/>
+              <w:bottom w:type="dxa" w:w="40"/>
               <w:right w:type="dxa" w:w="120"/>
             </w:tcMar>
             <w:vAlign w:val="top"/>
@@ -4228,9 +4324,9 @@
             </w:tcBorders>
             <w:shd w:fill="EEF0FF" w:color="auto" w:val="clear"/>
             <w:tcMar>
-              <w:top w:type="dxa" w:w="80"/>
-              <w:left w:type="dxa" w:w="120"/>
-              <w:bottom w:type="dxa" w:w="80"/>
+              <w:top w:type="dxa" w:w="40"/>
+              <w:left w:type="dxa" w:w="120"/>
+              <w:bottom w:type="dxa" w:w="40"/>
               <w:right w:type="dxa" w:w="120"/>
             </w:tcMar>
             <w:vAlign w:val="top"/>
@@ -4248,9 +4344,9 @@
             </w:tcBorders>
             <w:shd w:fill="EEF0FF" w:color="auto" w:val="clear"/>
             <w:tcMar>
-              <w:top w:type="dxa" w:w="80"/>
-              <w:left w:type="dxa" w:w="120"/>
-              <w:bottom w:type="dxa" w:w="80"/>
+              <w:top w:type="dxa" w:w="40"/>
+              <w:left w:type="dxa" w:w="120"/>
+              <w:bottom w:type="dxa" w:w="40"/>
               <w:right w:type="dxa" w:w="120"/>
             </w:tcMar>
             <w:vAlign w:val="top"/>
@@ -4268,9 +4364,9 @@
             </w:tcBorders>
             <w:shd w:fill="EEF0FF" w:color="auto" w:val="clear"/>
             <w:tcMar>
-              <w:top w:type="dxa" w:w="80"/>
-              <w:left w:type="dxa" w:w="120"/>
-              <w:bottom w:type="dxa" w:w="80"/>
+              <w:top w:type="dxa" w:w="40"/>
+              <w:left w:type="dxa" w:w="120"/>
+              <w:bottom w:type="dxa" w:w="40"/>
               <w:right w:type="dxa" w:w="120"/>
             </w:tcMar>
             <w:vAlign w:val="top"/>
@@ -4288,9 +4384,9 @@
             </w:tcBorders>
             <w:shd w:fill="EEF0FF" w:color="auto" w:val="clear"/>
             <w:tcMar>
-              <w:top w:type="dxa" w:w="80"/>
-              <w:left w:type="dxa" w:w="120"/>
-              <w:bottom w:type="dxa" w:w="80"/>
+              <w:top w:type="dxa" w:w="40"/>
+              <w:left w:type="dxa" w:w="120"/>
+              <w:bottom w:type="dxa" w:w="40"/>
               <w:right w:type="dxa" w:w="120"/>
             </w:tcMar>
             <w:vAlign w:val="top"/>
@@ -4316,9 +4412,9 @@
             </w:tcBorders>
             <w:shd w:fill="EEF0FF" w:color="auto" w:val="clear"/>
             <w:tcMar>
-              <w:top w:type="dxa" w:w="80"/>
-              <w:left w:type="dxa" w:w="120"/>
-              <w:bottom w:type="dxa" w:w="80"/>
+              <w:top w:type="dxa" w:w="40"/>
+              <w:left w:type="dxa" w:w="120"/>
+              <w:bottom w:type="dxa" w:w="40"/>
               <w:right w:type="dxa" w:w="120"/>
             </w:tcMar>
             <w:vAlign w:val="top"/>
@@ -4342,6 +4438,8 @@
     </w:p>
     <w:p>
       <w:pPr>
+        <w:keepNext w:val="false"/>
+        <w:keepLines/>
         <w:spacing w:after="140" w:line="288"/>
       </w:pPr>
       <w:r>
@@ -4359,6 +4457,8 @@
     </w:p>
     <w:p>
       <w:pPr>
+        <w:keepNext w:val="false"/>
+        <w:keepLines/>
         <w:spacing w:after="140" w:line="288"/>
       </w:pPr>
       <w:r>
@@ -4388,6 +4488,7 @@
     <w:p>
       <w:pPr>
         <w:pStyle w:val="ListParagraph"/>
+        <w:keepLines/>
         <w:numPr>
           <w:ilvl w:val="0"/>
           <w:numId w:val="3"/>
@@ -4408,6 +4509,7 @@
     <w:p>
       <w:pPr>
         <w:pStyle w:val="ListParagraph"/>
+        <w:keepLines/>
         <w:numPr>
           <w:ilvl w:val="0"/>
           <w:numId w:val="3"/>
@@ -4422,12 +4524,13 @@
         <w:t xml:space="preserve">Examination.</w:t>
       </w:r>
       <w:r>
-        <w:t xml:space="preserve"> Each week's notes contain four or five multiple-choice questions, four short-answer questions with marks and model answers, and one 20-mark exam-style question with a marking guide. These are designed to be reused or adapted for the examination and for formative quizzes on Moodle.</w:t>
+        <w:t xml:space="preserve"> Each week's notes contain four or five multiple-choice questions, four short-answer questions with marks and model answers, and an exam-style question with a marking guide. These are designed to be reused or adapted for the examination and for formative quizzes on Moodle.</w:t>
       </w:r>
     </w:p>
     <w:p>
       <w:pPr>
         <w:pStyle w:val="ListParagraph"/>
+        <w:keepLines/>
         <w:numPr>
           <w:ilvl w:val="0"/>
           <w:numId w:val="3"/>
@@ -4457,6 +4560,7 @@
     <w:p>
       <w:pPr>
         <w:pStyle w:val="ListParagraph"/>
+        <w:keepLines/>
         <w:numPr>
           <w:ilvl w:val="0"/>
           <w:numId w:val="4"/>
@@ -4471,25 +4575,38 @@
         <w:t xml:space="preserve">Default platform:</w:t>
       </w:r>
       <w:r>
-        <w:t xml:space="preserve"> Google Colab with the free </w:t>
+        <w:t xml:space="preserve"> Google Colab. Select a GPU if one is available. CPU settings use smaller models or fewer steps where possible, but heavy image generation and full fine-tuning can be impractical on CPU. Check each week's runtime note and prepare recorded outputs when classroom hardware is limited. Colab GPU availability is not guaranteed.</w:t>
       </w:r>
+    </w:p>
+    <w:p>
+      <w:pPr>
+        <w:keepNext w:val="false"/>
+        <w:keepLines/>
+        <w:spacing w:after="140" w:line="288"/>
+      </w:pPr>
       <w:r>
-        <w:rPr>
-          <w:b/>
-          <w:bCs/>
-        </w:rPr>
-        <w:t xml:space="preserve">T4 GPU</w:t>
+        <w:t xml:space="preserve">The </w:t>
       </w:r>
+      <w:hyperlink w:history="1" r:id="rId8knieid5aotpsfdfz5fqx">
+        <w:r>
+          <w:rPr>
+            <w:color w:val="4F46E5"/>
+            <w:u w:val="single"/>
+          </w:rPr>
+          <w:t xml:space="preserve">official Colab FAQ</w:t>
+        </w:r>
+      </w:hyperlink>
       <w:r>
-        <w:t xml:space="preserve">. Every lab also runs on a CPU (automatically smaller models or fewer steps), more slowly; only the week 8 fine-tuning run is impractical without a GPU.</w:t>
+        <w:t xml:space="preserve"> explains that hardware and usage limits vary. The times below were measured on 9 October 2026 by running each complete solution notebook on the laptop used to check this pack: its CPU, or its NVIDIA GTX 1650 GPU (4 GB) where the table says so. Models and data were already downloaded, so first-run downloads add time. They are not Colab T4 timings; a T4 is usually faster than the GTX 1650, and classroom hardware can change them substantially. Week 8 is the slowest on a CPU (training took 53 to 76 minutes in two runs); prepare its saved results when a GPU is unavailable.</w:t>
       </w:r>
     </w:p>
     <w:p>
       <w:pPr>
         <w:pStyle w:val="ListParagraph"/>
+        <w:keepLines/>
         <w:numPr>
           <w:ilvl w:val="0"/>
-          <w:numId w:val="4"/>
+          <w:numId w:val="5"/>
         </w:numPr>
         <w:spacing w:after="80" w:line="276"/>
       </w:pPr>
@@ -4501,7 +4618,7 @@
         <w:t xml:space="preserve">Accounts:</w:t>
       </w:r>
       <w:r>
-        <w:t xml:space="preserve"> a Google account for Colab and a free Hugging Face account. API keys are optional: </w:t>
+        <w:t xml:space="preserve"> a Google account for Colab; a Hugging Face account when a model or hosted service requires it. API keys are optional: </w:t>
       </w:r>
       <w:r>
         <w:rPr>
@@ -4513,7 +4630,7 @@
         <w:t xml:space="preserve">GEMINI_API_KEY</w:t>
       </w:r>
       <w:r>
-        <w:t xml:space="preserve"> (Google AI Studio free tier) and </w:t>
+        <w:t xml:space="preserve"> and </w:t>
       </w:r>
       <w:r>
         <w:rPr>
@@ -4525,7 +4642,7 @@
         <w:t xml:space="preserve">HF_TOKEN</w:t>
       </w:r>
       <w:r>
-        <w:t xml:space="preserve"> (Hugging Face Inference Providers) are used in weeks 1, 6 and 11 for comparisons with hosted models. Keys are read only from Colab </w:t>
+        <w:t xml:space="preserve"> are used in weeks 1, 6 and 11 for comparisons with hosted models. Check the service's current access and quota. Keys are read only from Colab </w:t>
       </w:r>
       <w:r>
         <w:rPr>
@@ -4541,9 +4658,10 @@
     <w:p>
       <w:pPr>
         <w:pStyle w:val="ListParagraph"/>
+        <w:keepLines/>
         <w:numPr>
           <w:ilvl w:val="0"/>
-          <w:numId w:val="4"/>
+          <w:numId w:val="5"/>
         </w:numPr>
         <w:spacing w:after="80" w:line="276"/>
       </w:pPr>
@@ -4573,12 +4691,13 @@
       </w:tblPr>
       <w:tblGrid>
         <w:gridCol w:w="760"/>
-        <w:gridCol w:w="4584"/>
-        <w:gridCol w:w="2818"/>
-        <w:gridCol w:w="1250"/>
+        <w:gridCol w:w="3324"/>
+        <w:gridCol w:w="2542"/>
+        <w:gridCol w:w="2786"/>
       </w:tblGrid>
       <w:tr>
         <w:trPr>
+          <w:cantSplit/>
           <w:tblHeader/>
         </w:trPr>
         <w:tc>
@@ -4592,9 +4711,9 @@
             </w:tcBorders>
             <w:shd w:fill="1E1B4B" w:color="auto" w:val="clear"/>
             <w:tcMar>
-              <w:top w:type="dxa" w:w="80"/>
-              <w:left w:type="dxa" w:w="120"/>
-              <w:bottom w:type="dxa" w:w="80"/>
+              <w:top w:type="dxa" w:w="40"/>
+              <w:left w:type="dxa" w:w="120"/>
+              <w:bottom w:type="dxa" w:w="40"/>
               <w:right w:type="dxa" w:w="120"/>
             </w:tcMar>
             <w:vAlign w:val="top"/>
@@ -4614,7 +4733,7 @@
         </w:tc>
         <w:tc>
           <w:tcPr>
-            <w:tcW w:type="dxa" w:w="4584"/>
+            <w:tcW w:type="dxa" w:w="3324"/>
             <w:tcBorders>
               <w:top w:val="single" w:color="D1D5DB" w:sz="4"/>
               <w:left w:val="single" w:color="D1D5DB" w:sz="4"/>
@@ -4623,9 +4742,9 @@
             </w:tcBorders>
             <w:shd w:fill="1E1B4B" w:color="auto" w:val="clear"/>
             <w:tcMar>
-              <w:top w:type="dxa" w:w="80"/>
-              <w:left w:type="dxa" w:w="120"/>
-              <w:bottom w:type="dxa" w:w="80"/>
+              <w:top w:type="dxa" w:w="40"/>
+              <w:left w:type="dxa" w:w="120"/>
+              <w:bottom w:type="dxa" w:w="40"/>
               <w:right w:type="dxa" w:w="120"/>
             </w:tcMar>
             <w:vAlign w:val="top"/>
@@ -4645,7 +4764,7 @@
         </w:tc>
         <w:tc>
           <w:tcPr>
-            <w:tcW w:type="dxa" w:w="2818"/>
+            <w:tcW w:type="dxa" w:w="2542"/>
             <w:tcBorders>
               <w:top w:val="single" w:color="D1D5DB" w:sz="4"/>
               <w:left w:val="single" w:color="D1D5DB" w:sz="4"/>
@@ -4654,9 +4773,9 @@
             </w:tcBorders>
             <w:shd w:fill="1E1B4B" w:color="auto" w:val="clear"/>
             <w:tcMar>
-              <w:top w:type="dxa" w:w="80"/>
-              <w:left w:type="dxa" w:w="120"/>
-              <w:bottom w:type="dxa" w:w="80"/>
+              <w:top w:type="dxa" w:w="40"/>
+              <w:left w:type="dxa" w:w="120"/>
+              <w:bottom w:type="dxa" w:w="40"/>
               <w:right w:type="dxa" w:w="120"/>
             </w:tcMar>
             <w:vAlign w:val="top"/>
@@ -4676,7 +4795,7 @@
         </w:tc>
         <w:tc>
           <w:tcPr>
-            <w:tcW w:type="dxa" w:w="1250"/>
+            <w:tcW w:type="dxa" w:w="2786"/>
             <w:tcBorders>
               <w:top w:val="single" w:color="D1D5DB" w:sz="4"/>
               <w:left w:val="single" w:color="D1D5DB" w:sz="4"/>
@@ -4685,9 +4804,9 @@
             </w:tcBorders>
             <w:shd w:fill="1E1B4B" w:color="auto" w:val="clear"/>
             <w:tcMar>
-              <w:top w:type="dxa" w:w="80"/>
-              <w:left w:type="dxa" w:w="120"/>
-              <w:bottom w:type="dxa" w:w="80"/>
+              <w:top w:type="dxa" w:w="40"/>
+              <w:left w:type="dxa" w:w="120"/>
+              <w:bottom w:type="dxa" w:w="40"/>
               <w:right w:type="dxa" w:w="120"/>
             </w:tcMar>
             <w:vAlign w:val="top"/>
@@ -4701,12 +4820,15 @@
                 <w:sz w:val="20"/>
                 <w:szCs w:val="20"/>
               </w:rPr>
-              <w:t xml:space="preserve">Time on a Colab T4</w:t>
+              <w:t xml:space="preserve">Measured full run (models already downloaded)</w:t>
             </w:r>
           </w:p>
         </w:tc>
       </w:tr>
       <w:tr>
+        <w:trPr>
+          <w:cantSplit/>
+        </w:trPr>
         <w:tc>
           <w:tcPr>
             <w:tcW w:type="dxa" w:w="760"/>
@@ -4718,9 +4840,9 @@
             </w:tcBorders>
             <w:shd w:fill="EEF0FF" w:color="auto" w:val="clear"/>
             <w:tcMar>
-              <w:top w:type="dxa" w:w="80"/>
-              <w:left w:type="dxa" w:w="120"/>
-              <w:bottom w:type="dxa" w:w="80"/>
+              <w:top w:type="dxa" w:w="40"/>
+              <w:left w:type="dxa" w:w="120"/>
+              <w:bottom w:type="dxa" w:w="40"/>
               <w:right w:type="dxa" w:w="120"/>
             </w:tcMar>
             <w:vAlign w:val="top"/>
@@ -4739,18 +4861,18 @@
         </w:tc>
         <w:tc>
           <w:tcPr>
-            <w:tcW w:type="dxa" w:w="4584"/>
-            <w:tcBorders>
-              <w:top w:val="single" w:color="D1D5DB" w:sz="4"/>
-              <w:left w:val="single" w:color="D1D5DB" w:sz="4"/>
-              <w:bottom w:val="single" w:color="D1D5DB" w:sz="4"/>
-              <w:right w:val="single" w:color="D1D5DB" w:sz="4"/>
-            </w:tcBorders>
-            <w:shd w:fill="EEF0FF" w:color="auto" w:val="clear"/>
-            <w:tcMar>
-              <w:top w:type="dxa" w:w="80"/>
-              <w:left w:type="dxa" w:w="120"/>
-              <w:bottom w:type="dxa" w:w="80"/>
+            <w:tcW w:type="dxa" w:w="3324"/>
+            <w:tcBorders>
+              <w:top w:val="single" w:color="D1D5DB" w:sz="4"/>
+              <w:left w:val="single" w:color="D1D5DB" w:sz="4"/>
+              <w:bottom w:val="single" w:color="D1D5DB" w:sz="4"/>
+              <w:right w:val="single" w:color="D1D5DB" w:sz="4"/>
+            </w:tcBorders>
+            <w:shd w:fill="EEF0FF" w:color="auto" w:val="clear"/>
+            <w:tcMar>
+              <w:top w:type="dxa" w:w="40"/>
+              <w:left w:type="dxa" w:w="120"/>
+              <w:bottom w:type="dxa" w:w="40"/>
               <w:right w:type="dxa" w:w="120"/>
             </w:tcMar>
             <w:vAlign w:val="top"/>
@@ -4767,18 +4889,18 @@
         </w:tc>
         <w:tc>
           <w:tcPr>
-            <w:tcW w:type="dxa" w:w="2818"/>
-            <w:tcBorders>
-              <w:top w:val="single" w:color="D1D5DB" w:sz="4"/>
-              <w:left w:val="single" w:color="D1D5DB" w:sz="4"/>
-              <w:bottom w:val="single" w:color="D1D5DB" w:sz="4"/>
-              <w:right w:val="single" w:color="D1D5DB" w:sz="4"/>
-            </w:tcBorders>
-            <w:shd w:fill="EEF0FF" w:color="auto" w:val="clear"/>
-            <w:tcMar>
-              <w:top w:type="dxa" w:w="80"/>
-              <w:left w:type="dxa" w:w="120"/>
-              <w:bottom w:type="dxa" w:w="80"/>
+            <w:tcW w:type="dxa" w:w="2542"/>
+            <w:tcBorders>
+              <w:top w:val="single" w:color="D1D5DB" w:sz="4"/>
+              <w:left w:val="single" w:color="D1D5DB" w:sz="4"/>
+              <w:bottom w:val="single" w:color="D1D5DB" w:sz="4"/>
+              <w:right w:val="single" w:color="D1D5DB" w:sz="4"/>
+            </w:tcBorders>
+            <w:shd w:fill="EEF0FF" w:color="auto" w:val="clear"/>
+            <w:tcMar>
+              <w:top w:type="dxa" w:w="40"/>
+              <w:left w:type="dxa" w:w="120"/>
+              <w:bottom w:type="dxa" w:w="40"/>
               <w:right w:type="dxa" w:w="120"/>
             </w:tcMar>
             <w:vAlign w:val="top"/>
@@ -4795,34 +4917,37 @@
         </w:tc>
         <w:tc>
           <w:tcPr>
-            <w:tcW w:type="dxa" w:w="1250"/>
-            <w:tcBorders>
-              <w:top w:val="single" w:color="D1D5DB" w:sz="4"/>
-              <w:left w:val="single" w:color="D1D5DB" w:sz="4"/>
-              <w:bottom w:val="single" w:color="D1D5DB" w:sz="4"/>
-              <w:right w:val="single" w:color="D1D5DB" w:sz="4"/>
-            </w:tcBorders>
-            <w:shd w:fill="EEF0FF" w:color="auto" w:val="clear"/>
-            <w:tcMar>
-              <w:top w:type="dxa" w:w="80"/>
-              <w:left w:type="dxa" w:w="120"/>
-              <w:bottom w:type="dxa" w:w="80"/>
-              <w:right w:type="dxa" w:w="120"/>
-            </w:tcMar>
-            <w:vAlign w:val="top"/>
-          </w:tcPr>
-          <w:p>
-            <w:r>
-              <w:rPr>
-                <w:sz w:val="20"/>
-                <w:szCs w:val="20"/>
-              </w:rPr>
-              <w:t xml:space="preserve">≈ 10 min</w:t>
+            <w:tcW w:type="dxa" w:w="2786"/>
+            <w:tcBorders>
+              <w:top w:val="single" w:color="D1D5DB" w:sz="4"/>
+              <w:left w:val="single" w:color="D1D5DB" w:sz="4"/>
+              <w:bottom w:val="single" w:color="D1D5DB" w:sz="4"/>
+              <w:right w:val="single" w:color="D1D5DB" w:sz="4"/>
+            </w:tcBorders>
+            <w:shd w:fill="EEF0FF" w:color="auto" w:val="clear"/>
+            <w:tcMar>
+              <w:top w:type="dxa" w:w="40"/>
+              <w:left w:type="dxa" w:w="120"/>
+              <w:bottom w:type="dxa" w:w="40"/>
+              <w:right w:type="dxa" w:w="120"/>
+            </w:tcMar>
+            <w:vAlign w:val="top"/>
+          </w:tcPr>
+          <w:p>
+            <w:r>
+              <w:rPr>
+                <w:sz w:val="20"/>
+                <w:szCs w:val="20"/>
+              </w:rPr>
+              <w:t xml:space="preserve">≈ 1 min, laptop CPU</w:t>
             </w:r>
           </w:p>
         </w:tc>
       </w:tr>
       <w:tr>
+        <w:trPr>
+          <w:cantSplit/>
+        </w:trPr>
         <w:tc>
           <w:tcPr>
             <w:tcW w:type="dxa" w:w="760"/>
@@ -4834,9 +4959,9 @@
             </w:tcBorders>
             <w:shd w:fill="FFFFFF" w:color="auto" w:val="clear"/>
             <w:tcMar>
-              <w:top w:type="dxa" w:w="80"/>
-              <w:left w:type="dxa" w:w="120"/>
-              <w:bottom w:type="dxa" w:w="80"/>
+              <w:top w:type="dxa" w:w="40"/>
+              <w:left w:type="dxa" w:w="120"/>
+              <w:bottom w:type="dxa" w:w="40"/>
               <w:right w:type="dxa" w:w="120"/>
             </w:tcMar>
             <w:vAlign w:val="top"/>
@@ -4855,18 +4980,18 @@
         </w:tc>
         <w:tc>
           <w:tcPr>
-            <w:tcW w:type="dxa" w:w="4584"/>
-            <w:tcBorders>
-              <w:top w:val="single" w:color="D1D5DB" w:sz="4"/>
-              <w:left w:val="single" w:color="D1D5DB" w:sz="4"/>
-              <w:bottom w:val="single" w:color="D1D5DB" w:sz="4"/>
-              <w:right w:val="single" w:color="D1D5DB" w:sz="4"/>
-            </w:tcBorders>
-            <w:shd w:fill="FFFFFF" w:color="auto" w:val="clear"/>
-            <w:tcMar>
-              <w:top w:type="dxa" w:w="80"/>
-              <w:left w:type="dxa" w:w="120"/>
-              <w:bottom w:type="dxa" w:w="80"/>
+            <w:tcW w:type="dxa" w:w="3324"/>
+            <w:tcBorders>
+              <w:top w:val="single" w:color="D1D5DB" w:sz="4"/>
+              <w:left w:val="single" w:color="D1D5DB" w:sz="4"/>
+              <w:bottom w:val="single" w:color="D1D5DB" w:sz="4"/>
+              <w:right w:val="single" w:color="D1D5DB" w:sz="4"/>
+            </w:tcBorders>
+            <w:shd w:fill="FFFFFF" w:color="auto" w:val="clear"/>
+            <w:tcMar>
+              <w:top w:type="dxa" w:w="40"/>
+              <w:left w:type="dxa" w:w="120"/>
+              <w:bottom w:type="dxa" w:w="40"/>
               <w:right w:type="dxa" w:w="120"/>
             </w:tcMar>
             <w:vAlign w:val="top"/>
@@ -4883,18 +5008,18 @@
         </w:tc>
         <w:tc>
           <w:tcPr>
-            <w:tcW w:type="dxa" w:w="2818"/>
-            <w:tcBorders>
-              <w:top w:val="single" w:color="D1D5DB" w:sz="4"/>
-              <w:left w:val="single" w:color="D1D5DB" w:sz="4"/>
-              <w:bottom w:val="single" w:color="D1D5DB" w:sz="4"/>
-              <w:right w:val="single" w:color="D1D5DB" w:sz="4"/>
-            </w:tcBorders>
-            <w:shd w:fill="FFFFFF" w:color="auto" w:val="clear"/>
-            <w:tcMar>
-              <w:top w:type="dxa" w:w="80"/>
-              <w:left w:type="dxa" w:w="120"/>
-              <w:bottom w:type="dxa" w:w="80"/>
+            <w:tcW w:type="dxa" w:w="2542"/>
+            <w:tcBorders>
+              <w:top w:val="single" w:color="D1D5DB" w:sz="4"/>
+              <w:left w:val="single" w:color="D1D5DB" w:sz="4"/>
+              <w:bottom w:val="single" w:color="D1D5DB" w:sz="4"/>
+              <w:right w:val="single" w:color="D1D5DB" w:sz="4"/>
+            </w:tcBorders>
+            <w:shd w:fill="FFFFFF" w:color="auto" w:val="clear"/>
+            <w:tcMar>
+              <w:top w:type="dxa" w:w="40"/>
+              <w:left w:type="dxa" w:w="120"/>
+              <w:bottom w:type="dxa" w:w="40"/>
               <w:right w:type="dxa" w:w="120"/>
             </w:tcMar>
             <w:vAlign w:val="top"/>
@@ -4911,34 +5036,37 @@
         </w:tc>
         <w:tc>
           <w:tcPr>
-            <w:tcW w:type="dxa" w:w="1250"/>
-            <w:tcBorders>
-              <w:top w:val="single" w:color="D1D5DB" w:sz="4"/>
-              <w:left w:val="single" w:color="D1D5DB" w:sz="4"/>
-              <w:bottom w:val="single" w:color="D1D5DB" w:sz="4"/>
-              <w:right w:val="single" w:color="D1D5DB" w:sz="4"/>
-            </w:tcBorders>
-            <w:shd w:fill="FFFFFF" w:color="auto" w:val="clear"/>
-            <w:tcMar>
-              <w:top w:type="dxa" w:w="80"/>
-              <w:left w:type="dxa" w:w="120"/>
-              <w:bottom w:type="dxa" w:w="80"/>
-              <w:right w:type="dxa" w:w="120"/>
-            </w:tcMar>
-            <w:vAlign w:val="top"/>
-          </w:tcPr>
-          <w:p>
-            <w:r>
-              <w:rPr>
-                <w:sz w:val="20"/>
-                <w:szCs w:val="20"/>
-              </w:rPr>
-              <w:t xml:space="preserve">≈ 10 min</w:t>
+            <w:tcW w:type="dxa" w:w="2786"/>
+            <w:tcBorders>
+              <w:top w:val="single" w:color="D1D5DB" w:sz="4"/>
+              <w:left w:val="single" w:color="D1D5DB" w:sz="4"/>
+              <w:bottom w:val="single" w:color="D1D5DB" w:sz="4"/>
+              <w:right w:val="single" w:color="D1D5DB" w:sz="4"/>
+            </w:tcBorders>
+            <w:shd w:fill="FFFFFF" w:color="auto" w:val="clear"/>
+            <w:tcMar>
+              <w:top w:type="dxa" w:w="40"/>
+              <w:left w:type="dxa" w:w="120"/>
+              <w:bottom w:type="dxa" w:w="40"/>
+              <w:right w:type="dxa" w:w="120"/>
+            </w:tcMar>
+            <w:vAlign w:val="top"/>
+          </w:tcPr>
+          <w:p>
+            <w:r>
+              <w:rPr>
+                <w:sz w:val="20"/>
+                <w:szCs w:val="20"/>
+              </w:rPr>
+              <w:t xml:space="preserve">≈ 9 min, laptop CPU</w:t>
             </w:r>
           </w:p>
         </w:tc>
       </w:tr>
       <w:tr>
+        <w:trPr>
+          <w:cantSplit/>
+        </w:trPr>
         <w:tc>
           <w:tcPr>
             <w:tcW w:type="dxa" w:w="760"/>
@@ -4950,9 +5078,9 @@
             </w:tcBorders>
             <w:shd w:fill="EEF0FF" w:color="auto" w:val="clear"/>
             <w:tcMar>
-              <w:top w:type="dxa" w:w="80"/>
-              <w:left w:type="dxa" w:w="120"/>
-              <w:bottom w:type="dxa" w:w="80"/>
+              <w:top w:type="dxa" w:w="40"/>
+              <w:left w:type="dxa" w:w="120"/>
+              <w:bottom w:type="dxa" w:w="40"/>
               <w:right w:type="dxa" w:w="120"/>
             </w:tcMar>
             <w:vAlign w:val="top"/>
@@ -4971,18 +5099,18 @@
         </w:tc>
         <w:tc>
           <w:tcPr>
-            <w:tcW w:type="dxa" w:w="4584"/>
-            <w:tcBorders>
-              <w:top w:val="single" w:color="D1D5DB" w:sz="4"/>
-              <w:left w:val="single" w:color="D1D5DB" w:sz="4"/>
-              <w:bottom w:val="single" w:color="D1D5DB" w:sz="4"/>
-              <w:right w:val="single" w:color="D1D5DB" w:sz="4"/>
-            </w:tcBorders>
-            <w:shd w:fill="EEF0FF" w:color="auto" w:val="clear"/>
-            <w:tcMar>
-              <w:top w:type="dxa" w:w="80"/>
-              <w:left w:type="dxa" w:w="120"/>
-              <w:bottom w:type="dxa" w:w="80"/>
+            <w:tcW w:type="dxa" w:w="3324"/>
+            <w:tcBorders>
+              <w:top w:val="single" w:color="D1D5DB" w:sz="4"/>
+              <w:left w:val="single" w:color="D1D5DB" w:sz="4"/>
+              <w:bottom w:val="single" w:color="D1D5DB" w:sz="4"/>
+              <w:right w:val="single" w:color="D1D5DB" w:sz="4"/>
+            </w:tcBorders>
+            <w:shd w:fill="EEF0FF" w:color="auto" w:val="clear"/>
+            <w:tcMar>
+              <w:top w:type="dxa" w:w="40"/>
+              <w:left w:type="dxa" w:w="120"/>
+              <w:bottom w:type="dxa" w:w="40"/>
               <w:right w:type="dxa" w:w="120"/>
             </w:tcMar>
             <w:vAlign w:val="top"/>
@@ -4999,18 +5127,18 @@
         </w:tc>
         <w:tc>
           <w:tcPr>
-            <w:tcW w:type="dxa" w:w="2818"/>
-            <w:tcBorders>
-              <w:top w:val="single" w:color="D1D5DB" w:sz="4"/>
-              <w:left w:val="single" w:color="D1D5DB" w:sz="4"/>
-              <w:bottom w:val="single" w:color="D1D5DB" w:sz="4"/>
-              <w:right w:val="single" w:color="D1D5DB" w:sz="4"/>
-            </w:tcBorders>
-            <w:shd w:fill="EEF0FF" w:color="auto" w:val="clear"/>
-            <w:tcMar>
-              <w:top w:type="dxa" w:w="80"/>
-              <w:left w:type="dxa" w:w="120"/>
-              <w:bottom w:type="dxa" w:w="80"/>
+            <w:tcW w:type="dxa" w:w="2542"/>
+            <w:tcBorders>
+              <w:top w:val="single" w:color="D1D5DB" w:sz="4"/>
+              <w:left w:val="single" w:color="D1D5DB" w:sz="4"/>
+              <w:bottom w:val="single" w:color="D1D5DB" w:sz="4"/>
+              <w:right w:val="single" w:color="D1D5DB" w:sz="4"/>
+            </w:tcBorders>
+            <w:shd w:fill="EEF0FF" w:color="auto" w:val="clear"/>
+            <w:tcMar>
+              <w:top w:type="dxa" w:w="40"/>
+              <w:left w:type="dxa" w:w="120"/>
+              <w:bottom w:type="dxa" w:w="40"/>
               <w:right w:type="dxa" w:w="120"/>
             </w:tcMar>
             <w:vAlign w:val="top"/>
@@ -5027,34 +5155,37 @@
         </w:tc>
         <w:tc>
           <w:tcPr>
-            <w:tcW w:type="dxa" w:w="1250"/>
-            <w:tcBorders>
-              <w:top w:val="single" w:color="D1D5DB" w:sz="4"/>
-              <w:left w:val="single" w:color="D1D5DB" w:sz="4"/>
-              <w:bottom w:val="single" w:color="D1D5DB" w:sz="4"/>
-              <w:right w:val="single" w:color="D1D5DB" w:sz="4"/>
-            </w:tcBorders>
-            <w:shd w:fill="EEF0FF" w:color="auto" w:val="clear"/>
-            <w:tcMar>
-              <w:top w:type="dxa" w:w="80"/>
-              <w:left w:type="dxa" w:w="120"/>
-              <w:bottom w:type="dxa" w:w="80"/>
-              <w:right w:type="dxa" w:w="120"/>
-            </w:tcMar>
-            <w:vAlign w:val="top"/>
-          </w:tcPr>
-          <w:p>
-            <w:r>
-              <w:rPr>
-                <w:sz w:val="20"/>
-                <w:szCs w:val="20"/>
-              </w:rPr>
-              <w:t xml:space="preserve">≈ 15 min</w:t>
+            <w:tcW w:type="dxa" w:w="2786"/>
+            <w:tcBorders>
+              <w:top w:val="single" w:color="D1D5DB" w:sz="4"/>
+              <w:left w:val="single" w:color="D1D5DB" w:sz="4"/>
+              <w:bottom w:val="single" w:color="D1D5DB" w:sz="4"/>
+              <w:right w:val="single" w:color="D1D5DB" w:sz="4"/>
+            </w:tcBorders>
+            <w:shd w:fill="EEF0FF" w:color="auto" w:val="clear"/>
+            <w:tcMar>
+              <w:top w:type="dxa" w:w="40"/>
+              <w:left w:type="dxa" w:w="120"/>
+              <w:bottom w:type="dxa" w:w="40"/>
+              <w:right w:type="dxa" w:w="120"/>
+            </w:tcMar>
+            <w:vAlign w:val="top"/>
+          </w:tcPr>
+          <w:p>
+            <w:r>
+              <w:rPr>
+                <w:sz w:val="20"/>
+                <w:szCs w:val="20"/>
+              </w:rPr>
+              <w:t xml:space="preserve">≈ 19 min, laptop CPU</w:t>
             </w:r>
           </w:p>
         </w:tc>
       </w:tr>
       <w:tr>
+        <w:trPr>
+          <w:cantSplit/>
+        </w:trPr>
         <w:tc>
           <w:tcPr>
             <w:tcW w:type="dxa" w:w="760"/>
@@ -5066,9 +5197,9 @@
             </w:tcBorders>
             <w:shd w:fill="FFFFFF" w:color="auto" w:val="clear"/>
             <w:tcMar>
-              <w:top w:type="dxa" w:w="80"/>
-              <w:left w:type="dxa" w:w="120"/>
-              <w:bottom w:type="dxa" w:w="80"/>
+              <w:top w:type="dxa" w:w="40"/>
+              <w:left w:type="dxa" w:w="120"/>
+              <w:bottom w:type="dxa" w:w="40"/>
               <w:right w:type="dxa" w:w="120"/>
             </w:tcMar>
             <w:vAlign w:val="top"/>
@@ -5087,18 +5218,18 @@
         </w:tc>
         <w:tc>
           <w:tcPr>
-            <w:tcW w:type="dxa" w:w="4584"/>
-            <w:tcBorders>
-              <w:top w:val="single" w:color="D1D5DB" w:sz="4"/>
-              <w:left w:val="single" w:color="D1D5DB" w:sz="4"/>
-              <w:bottom w:val="single" w:color="D1D5DB" w:sz="4"/>
-              <w:right w:val="single" w:color="D1D5DB" w:sz="4"/>
-            </w:tcBorders>
-            <w:shd w:fill="FFFFFF" w:color="auto" w:val="clear"/>
-            <w:tcMar>
-              <w:top w:type="dxa" w:w="80"/>
-              <w:left w:type="dxa" w:w="120"/>
-              <w:bottom w:type="dxa" w:w="80"/>
+            <w:tcW w:type="dxa" w:w="3324"/>
+            <w:tcBorders>
+              <w:top w:val="single" w:color="D1D5DB" w:sz="4"/>
+              <w:left w:val="single" w:color="D1D5DB" w:sz="4"/>
+              <w:bottom w:val="single" w:color="D1D5DB" w:sz="4"/>
+              <w:right w:val="single" w:color="D1D5DB" w:sz="4"/>
+            </w:tcBorders>
+            <w:shd w:fill="FFFFFF" w:color="auto" w:val="clear"/>
+            <w:tcMar>
+              <w:top w:type="dxa" w:w="40"/>
+              <w:left w:type="dxa" w:w="120"/>
+              <w:bottom w:type="dxa" w:w="40"/>
               <w:right w:type="dxa" w:w="120"/>
             </w:tcMar>
             <w:vAlign w:val="top"/>
@@ -5115,18 +5246,18 @@
         </w:tc>
         <w:tc>
           <w:tcPr>
-            <w:tcW w:type="dxa" w:w="2818"/>
-            <w:tcBorders>
-              <w:top w:val="single" w:color="D1D5DB" w:sz="4"/>
-              <w:left w:val="single" w:color="D1D5DB" w:sz="4"/>
-              <w:bottom w:val="single" w:color="D1D5DB" w:sz="4"/>
-              <w:right w:val="single" w:color="D1D5DB" w:sz="4"/>
-            </w:tcBorders>
-            <w:shd w:fill="FFFFFF" w:color="auto" w:val="clear"/>
-            <w:tcMar>
-              <w:top w:type="dxa" w:w="80"/>
-              <w:left w:type="dxa" w:w="120"/>
-              <w:bottom w:type="dxa" w:w="80"/>
+            <w:tcW w:type="dxa" w:w="2542"/>
+            <w:tcBorders>
+              <w:top w:val="single" w:color="D1D5DB" w:sz="4"/>
+              <w:left w:val="single" w:color="D1D5DB" w:sz="4"/>
+              <w:bottom w:val="single" w:color="D1D5DB" w:sz="4"/>
+              <w:right w:val="single" w:color="D1D5DB" w:sz="4"/>
+            </w:tcBorders>
+            <w:shd w:fill="FFFFFF" w:color="auto" w:val="clear"/>
+            <w:tcMar>
+              <w:top w:type="dxa" w:w="40"/>
+              <w:left w:type="dxa" w:w="120"/>
+              <w:bottom w:type="dxa" w:w="40"/>
               <w:right w:type="dxa" w:w="120"/>
             </w:tcMar>
             <w:vAlign w:val="top"/>
@@ -5143,34 +5274,37 @@
         </w:tc>
         <w:tc>
           <w:tcPr>
-            <w:tcW w:type="dxa" w:w="1250"/>
-            <w:tcBorders>
-              <w:top w:val="single" w:color="D1D5DB" w:sz="4"/>
-              <w:left w:val="single" w:color="D1D5DB" w:sz="4"/>
-              <w:bottom w:val="single" w:color="D1D5DB" w:sz="4"/>
-              <w:right w:val="single" w:color="D1D5DB" w:sz="4"/>
-            </w:tcBorders>
-            <w:shd w:fill="FFFFFF" w:color="auto" w:val="clear"/>
-            <w:tcMar>
-              <w:top w:type="dxa" w:w="80"/>
-              <w:left w:type="dxa" w:w="120"/>
-              <w:bottom w:type="dxa" w:w="80"/>
-              <w:right w:type="dxa" w:w="120"/>
-            </w:tcMar>
-            <w:vAlign w:val="top"/>
-          </w:tcPr>
-          <w:p>
-            <w:r>
-              <w:rPr>
-                <w:sz w:val="20"/>
-                <w:szCs w:val="20"/>
-              </w:rPr>
-              <w:t xml:space="preserve">≈ 25 min</w:t>
+            <w:tcW w:type="dxa" w:w="2786"/>
+            <w:tcBorders>
+              <w:top w:val="single" w:color="D1D5DB" w:sz="4"/>
+              <w:left w:val="single" w:color="D1D5DB" w:sz="4"/>
+              <w:bottom w:val="single" w:color="D1D5DB" w:sz="4"/>
+              <w:right w:val="single" w:color="D1D5DB" w:sz="4"/>
+            </w:tcBorders>
+            <w:shd w:fill="FFFFFF" w:color="auto" w:val="clear"/>
+            <w:tcMar>
+              <w:top w:type="dxa" w:w="40"/>
+              <w:left w:type="dxa" w:w="120"/>
+              <w:bottom w:type="dxa" w:w="40"/>
+              <w:right w:type="dxa" w:w="120"/>
+            </w:tcMar>
+            <w:vAlign w:val="top"/>
+          </w:tcPr>
+          <w:p>
+            <w:r>
+              <w:rPr>
+                <w:sz w:val="20"/>
+                <w:szCs w:val="20"/>
+              </w:rPr>
+              <w:t xml:space="preserve">≈ 17 min, laptop CPU (SD-Turbo path)</w:t>
             </w:r>
           </w:p>
         </w:tc>
       </w:tr>
       <w:tr>
+        <w:trPr>
+          <w:cantSplit/>
+        </w:trPr>
         <w:tc>
           <w:tcPr>
             <w:tcW w:type="dxa" w:w="760"/>
@@ -5182,9 +5316,9 @@
             </w:tcBorders>
             <w:shd w:fill="EEF0FF" w:color="auto" w:val="clear"/>
             <w:tcMar>
-              <w:top w:type="dxa" w:w="80"/>
-              <w:left w:type="dxa" w:w="120"/>
-              <w:bottom w:type="dxa" w:w="80"/>
+              <w:top w:type="dxa" w:w="40"/>
+              <w:left w:type="dxa" w:w="120"/>
+              <w:bottom w:type="dxa" w:w="40"/>
               <w:right w:type="dxa" w:w="120"/>
             </w:tcMar>
             <w:vAlign w:val="top"/>
@@ -5203,46 +5337,46 @@
         </w:tc>
         <w:tc>
           <w:tcPr>
-            <w:tcW w:type="dxa" w:w="4584"/>
-            <w:tcBorders>
-              <w:top w:val="single" w:color="D1D5DB" w:sz="4"/>
-              <w:left w:val="single" w:color="D1D5DB" w:sz="4"/>
-              <w:bottom w:val="single" w:color="D1D5DB" w:sz="4"/>
-              <w:right w:val="single" w:color="D1D5DB" w:sz="4"/>
-            </w:tcBorders>
-            <w:shd w:fill="EEF0FF" w:color="auto" w:val="clear"/>
-            <w:tcMar>
-              <w:top w:type="dxa" w:w="80"/>
-              <w:left w:type="dxa" w:w="120"/>
-              <w:bottom w:type="dxa" w:w="80"/>
-              <w:right w:type="dxa" w:w="120"/>
-            </w:tcMar>
-            <w:vAlign w:val="top"/>
-          </w:tcPr>
-          <w:p>
-            <w:r>
-              <w:rPr>
-                <w:sz w:val="20"/>
-                <w:szCs w:val="20"/>
-              </w:rPr>
-              <w:t xml:space="preserve">Build attention and a small GPT, then interrogate real transformers</w:t>
-            </w:r>
-          </w:p>
-        </w:tc>
-        <w:tc>
-          <w:tcPr>
-            <w:tcW w:type="dxa" w:w="2818"/>
-            <w:tcBorders>
-              <w:top w:val="single" w:color="D1D5DB" w:sz="4"/>
-              <w:left w:val="single" w:color="D1D5DB" w:sz="4"/>
-              <w:bottom w:val="single" w:color="D1D5DB" w:sz="4"/>
-              <w:right w:val="single" w:color="D1D5DB" w:sz="4"/>
-            </w:tcBorders>
-            <w:shd w:fill="EEF0FF" w:color="auto" w:val="clear"/>
-            <w:tcMar>
-              <w:top w:type="dxa" w:w="80"/>
-              <w:left w:type="dxa" w:w="120"/>
-              <w:bottom w:type="dxa" w:w="80"/>
+            <w:tcW w:type="dxa" w:w="3324"/>
+            <w:tcBorders>
+              <w:top w:val="single" w:color="D1D5DB" w:sz="4"/>
+              <w:left w:val="single" w:color="D1D5DB" w:sz="4"/>
+              <w:bottom w:val="single" w:color="D1D5DB" w:sz="4"/>
+              <w:right w:val="single" w:color="D1D5DB" w:sz="4"/>
+            </w:tcBorders>
+            <w:shd w:fill="EEF0FF" w:color="auto" w:val="clear"/>
+            <w:tcMar>
+              <w:top w:type="dxa" w:w="40"/>
+              <w:left w:type="dxa" w:w="120"/>
+              <w:bottom w:type="dxa" w:w="40"/>
+              <w:right w:type="dxa" w:w="120"/>
+            </w:tcMar>
+            <w:vAlign w:val="top"/>
+          </w:tcPr>
+          <w:p>
+            <w:r>
+              <w:rPr>
+                <w:sz w:val="20"/>
+                <w:szCs w:val="20"/>
+              </w:rPr>
+              <w:t xml:space="preserve">Attention, then a small text generator</w:t>
+            </w:r>
+          </w:p>
+        </w:tc>
+        <w:tc>
+          <w:tcPr>
+            <w:tcW w:type="dxa" w:w="2542"/>
+            <w:tcBorders>
+              <w:top w:val="single" w:color="D1D5DB" w:sz="4"/>
+              <w:left w:val="single" w:color="D1D5DB" w:sz="4"/>
+              <w:bottom w:val="single" w:color="D1D5DB" w:sz="4"/>
+              <w:right w:val="single" w:color="D1D5DB" w:sz="4"/>
+            </w:tcBorders>
+            <w:shd w:fill="EEF0FF" w:color="auto" w:val="clear"/>
+            <w:tcMar>
+              <w:top w:type="dxa" w:w="40"/>
+              <w:left w:type="dxa" w:w="120"/>
+              <w:bottom w:type="dxa" w:w="40"/>
               <w:right w:type="dxa" w:w="120"/>
             </w:tcMar>
             <w:vAlign w:val="top"/>
@@ -5259,34 +5393,37 @@
         </w:tc>
         <w:tc>
           <w:tcPr>
-            <w:tcW w:type="dxa" w:w="1250"/>
-            <w:tcBorders>
-              <w:top w:val="single" w:color="D1D5DB" w:sz="4"/>
-              <w:left w:val="single" w:color="D1D5DB" w:sz="4"/>
-              <w:bottom w:val="single" w:color="D1D5DB" w:sz="4"/>
-              <w:right w:val="single" w:color="D1D5DB" w:sz="4"/>
-            </w:tcBorders>
-            <w:shd w:fill="EEF0FF" w:color="auto" w:val="clear"/>
-            <w:tcMar>
-              <w:top w:type="dxa" w:w="80"/>
-              <w:left w:type="dxa" w:w="120"/>
-              <w:bottom w:type="dxa" w:w="80"/>
-              <w:right w:type="dxa" w:w="120"/>
-            </w:tcMar>
-            <w:vAlign w:val="top"/>
-          </w:tcPr>
-          <w:p>
-            <w:r>
-              <w:rPr>
-                <w:sz w:val="20"/>
-                <w:szCs w:val="20"/>
-              </w:rPr>
-              <w:t xml:space="preserve">≈ 15 min</w:t>
+            <w:tcW w:type="dxa" w:w="2786"/>
+            <w:tcBorders>
+              <w:top w:val="single" w:color="D1D5DB" w:sz="4"/>
+              <w:left w:val="single" w:color="D1D5DB" w:sz="4"/>
+              <w:bottom w:val="single" w:color="D1D5DB" w:sz="4"/>
+              <w:right w:val="single" w:color="D1D5DB" w:sz="4"/>
+            </w:tcBorders>
+            <w:shd w:fill="EEF0FF" w:color="auto" w:val="clear"/>
+            <w:tcMar>
+              <w:top w:type="dxa" w:w="40"/>
+              <w:left w:type="dxa" w:w="120"/>
+              <w:bottom w:type="dxa" w:w="40"/>
+              <w:right w:type="dxa" w:w="120"/>
+            </w:tcMar>
+            <w:vAlign w:val="top"/>
+          </w:tcPr>
+          <w:p>
+            <w:r>
+              <w:rPr>
+                <w:sz w:val="20"/>
+                <w:szCs w:val="20"/>
+              </w:rPr>
+              <w:t xml:space="preserve">≈ 10 min, GTX 1650</w:t>
             </w:r>
           </w:p>
         </w:tc>
       </w:tr>
       <w:tr>
+        <w:trPr>
+          <w:cantSplit/>
+        </w:trPr>
         <w:tc>
           <w:tcPr>
             <w:tcW w:type="dxa" w:w="760"/>
@@ -5298,9 +5435,9 @@
             </w:tcBorders>
             <w:shd w:fill="FFFFFF" w:color="auto" w:val="clear"/>
             <w:tcMar>
-              <w:top w:type="dxa" w:w="80"/>
-              <w:left w:type="dxa" w:w="120"/>
-              <w:bottom w:type="dxa" w:w="80"/>
+              <w:top w:type="dxa" w:w="40"/>
+              <w:left w:type="dxa" w:w="120"/>
+              <w:bottom w:type="dxa" w:w="40"/>
               <w:right w:type="dxa" w:w="120"/>
             </w:tcMar>
             <w:vAlign w:val="top"/>
@@ -5319,18 +5456,18 @@
         </w:tc>
         <w:tc>
           <w:tcPr>
-            <w:tcW w:type="dxa" w:w="4584"/>
-            <w:tcBorders>
-              <w:top w:val="single" w:color="D1D5DB" w:sz="4"/>
-              <w:left w:val="single" w:color="D1D5DB" w:sz="4"/>
-              <w:bottom w:val="single" w:color="D1D5DB" w:sz="4"/>
-              <w:right w:val="single" w:color="D1D5DB" w:sz="4"/>
-            </w:tcBorders>
-            <w:shd w:fill="FFFFFF" w:color="auto" w:val="clear"/>
-            <w:tcMar>
-              <w:top w:type="dxa" w:w="80"/>
-              <w:left w:type="dxa" w:w="120"/>
-              <w:bottom w:type="dxa" w:w="80"/>
+            <w:tcW w:type="dxa" w:w="3324"/>
+            <w:tcBorders>
+              <w:top w:val="single" w:color="D1D5DB" w:sz="4"/>
+              <w:left w:val="single" w:color="D1D5DB" w:sz="4"/>
+              <w:bottom w:val="single" w:color="D1D5DB" w:sz="4"/>
+              <w:right w:val="single" w:color="D1D5DB" w:sz="4"/>
+            </w:tcBorders>
+            <w:shd w:fill="FFFFFF" w:color="auto" w:val="clear"/>
+            <w:tcMar>
+              <w:top w:type="dxa" w:w="40"/>
+              <w:left w:type="dxa" w:w="120"/>
+              <w:bottom w:type="dxa" w:w="40"/>
               <w:right w:type="dxa" w:w="120"/>
             </w:tcMar>
             <w:vAlign w:val="top"/>
@@ -5347,18 +5484,18 @@
         </w:tc>
         <w:tc>
           <w:tcPr>
-            <w:tcW w:type="dxa" w:w="2818"/>
-            <w:tcBorders>
-              <w:top w:val="single" w:color="D1D5DB" w:sz="4"/>
-              <w:left w:val="single" w:color="D1D5DB" w:sz="4"/>
-              <w:bottom w:val="single" w:color="D1D5DB" w:sz="4"/>
-              <w:right w:val="single" w:color="D1D5DB" w:sz="4"/>
-            </w:tcBorders>
-            <w:shd w:fill="FFFFFF" w:color="auto" w:val="clear"/>
-            <w:tcMar>
-              <w:top w:type="dxa" w:w="80"/>
-              <w:left w:type="dxa" w:w="120"/>
-              <w:bottom w:type="dxa" w:w="80"/>
+            <w:tcW w:type="dxa" w:w="2542"/>
+            <w:tcBorders>
+              <w:top w:val="single" w:color="D1D5DB" w:sz="4"/>
+              <w:left w:val="single" w:color="D1D5DB" w:sz="4"/>
+              <w:bottom w:val="single" w:color="D1D5DB" w:sz="4"/>
+              <w:right w:val="single" w:color="D1D5DB" w:sz="4"/>
+            </w:tcBorders>
+            <w:shd w:fill="FFFFFF" w:color="auto" w:val="clear"/>
+            <w:tcMar>
+              <w:top w:type="dxa" w:w="40"/>
+              <w:left w:type="dxa" w:w="120"/>
+              <w:bottom w:type="dxa" w:w="40"/>
               <w:right w:type="dxa" w:w="120"/>
             </w:tcMar>
             <w:vAlign w:val="top"/>
@@ -5375,34 +5512,37 @@
         </w:tc>
         <w:tc>
           <w:tcPr>
-            <w:tcW w:type="dxa" w:w="1250"/>
-            <w:tcBorders>
-              <w:top w:val="single" w:color="D1D5DB" w:sz="4"/>
-              <w:left w:val="single" w:color="D1D5DB" w:sz="4"/>
-              <w:bottom w:val="single" w:color="D1D5DB" w:sz="4"/>
-              <w:right w:val="single" w:color="D1D5DB" w:sz="4"/>
-            </w:tcBorders>
-            <w:shd w:fill="FFFFFF" w:color="auto" w:val="clear"/>
-            <w:tcMar>
-              <w:top w:type="dxa" w:w="80"/>
-              <w:left w:type="dxa" w:w="120"/>
-              <w:bottom w:type="dxa" w:w="80"/>
-              <w:right w:type="dxa" w:w="120"/>
-            </w:tcMar>
-            <w:vAlign w:val="top"/>
-          </w:tcPr>
-          <w:p>
-            <w:r>
-              <w:rPr>
-                <w:sz w:val="20"/>
-                <w:szCs w:val="20"/>
-              </w:rPr>
-              <w:t xml:space="preserve">≈ 10 min</w:t>
+            <w:tcW w:type="dxa" w:w="2786"/>
+            <w:tcBorders>
+              <w:top w:val="single" w:color="D1D5DB" w:sz="4"/>
+              <w:left w:val="single" w:color="D1D5DB" w:sz="4"/>
+              <w:bottom w:val="single" w:color="D1D5DB" w:sz="4"/>
+              <w:right w:val="single" w:color="D1D5DB" w:sz="4"/>
+            </w:tcBorders>
+            <w:shd w:fill="FFFFFF" w:color="auto" w:val="clear"/>
+            <w:tcMar>
+              <w:top w:type="dxa" w:w="40"/>
+              <w:left w:type="dxa" w:w="120"/>
+              <w:bottom w:type="dxa" w:w="40"/>
+              <w:right w:type="dxa" w:w="120"/>
+            </w:tcMar>
+            <w:vAlign w:val="top"/>
+          </w:tcPr>
+          <w:p>
+            <w:r>
+              <w:rPr>
+                <w:sz w:val="20"/>
+                <w:szCs w:val="20"/>
+              </w:rPr>
+              <w:t xml:space="preserve">≈ 8 min, laptop CPU</w:t>
             </w:r>
           </w:p>
         </w:tc>
       </w:tr>
       <w:tr>
+        <w:trPr>
+          <w:cantSplit/>
+        </w:trPr>
         <w:tc>
           <w:tcPr>
             <w:tcW w:type="dxa" w:w="760"/>
@@ -5414,9 +5554,9 @@
             </w:tcBorders>
             <w:shd w:fill="EEF0FF" w:color="auto" w:val="clear"/>
             <w:tcMar>
-              <w:top w:type="dxa" w:w="80"/>
-              <w:left w:type="dxa" w:w="120"/>
-              <w:bottom w:type="dxa" w:w="80"/>
+              <w:top w:type="dxa" w:w="40"/>
+              <w:left w:type="dxa" w:w="120"/>
+              <w:bottom w:type="dxa" w:w="40"/>
               <w:right w:type="dxa" w:w="120"/>
             </w:tcMar>
             <w:vAlign w:val="top"/>
@@ -5435,18 +5575,18 @@
         </w:tc>
         <w:tc>
           <w:tcPr>
-            <w:tcW w:type="dxa" w:w="4584"/>
-            <w:tcBorders>
-              <w:top w:val="single" w:color="D1D5DB" w:sz="4"/>
-              <w:left w:val="single" w:color="D1D5DB" w:sz="4"/>
-              <w:bottom w:val="single" w:color="D1D5DB" w:sz="4"/>
-              <w:right w:val="single" w:color="D1D5DB" w:sz="4"/>
-            </w:tcBorders>
-            <w:shd w:fill="EEF0FF" w:color="auto" w:val="clear"/>
-            <w:tcMar>
-              <w:top w:type="dxa" w:w="80"/>
-              <w:left w:type="dxa" w:w="120"/>
-              <w:bottom w:type="dxa" w:w="80"/>
+            <w:tcW w:type="dxa" w:w="3324"/>
+            <w:tcBorders>
+              <w:top w:val="single" w:color="D1D5DB" w:sz="4"/>
+              <w:left w:val="single" w:color="D1D5DB" w:sz="4"/>
+              <w:bottom w:val="single" w:color="D1D5DB" w:sz="4"/>
+              <w:right w:val="single" w:color="D1D5DB" w:sz="4"/>
+            </w:tcBorders>
+            <w:shd w:fill="EEF0FF" w:color="auto" w:val="clear"/>
+            <w:tcMar>
+              <w:top w:type="dxa" w:w="40"/>
+              <w:left w:type="dxa" w:w="120"/>
+              <w:bottom w:type="dxa" w:w="40"/>
               <w:right w:type="dxa" w:w="120"/>
             </w:tcMar>
             <w:vAlign w:val="top"/>
@@ -5463,18 +5603,18 @@
         </w:tc>
         <w:tc>
           <w:tcPr>
-            <w:tcW w:type="dxa" w:w="2818"/>
-            <w:tcBorders>
-              <w:top w:val="single" w:color="D1D5DB" w:sz="4"/>
-              <w:left w:val="single" w:color="D1D5DB" w:sz="4"/>
-              <w:bottom w:val="single" w:color="D1D5DB" w:sz="4"/>
-              <w:right w:val="single" w:color="D1D5DB" w:sz="4"/>
-            </w:tcBorders>
-            <w:shd w:fill="EEF0FF" w:color="auto" w:val="clear"/>
-            <w:tcMar>
-              <w:top w:type="dxa" w:w="80"/>
-              <w:left w:type="dxa" w:w="120"/>
-              <w:bottom w:type="dxa" w:w="80"/>
+            <w:tcW w:type="dxa" w:w="2542"/>
+            <w:tcBorders>
+              <w:top w:val="single" w:color="D1D5DB" w:sz="4"/>
+              <w:left w:val="single" w:color="D1D5DB" w:sz="4"/>
+              <w:bottom w:val="single" w:color="D1D5DB" w:sz="4"/>
+              <w:right w:val="single" w:color="D1D5DB" w:sz="4"/>
+            </w:tcBorders>
+            <w:shd w:fill="EEF0FF" w:color="auto" w:val="clear"/>
+            <w:tcMar>
+              <w:top w:type="dxa" w:w="40"/>
+              <w:left w:type="dxa" w:w="120"/>
+              <w:bottom w:type="dxa" w:w="40"/>
               <w:right w:type="dxa" w:w="120"/>
             </w:tcMar>
             <w:vAlign w:val="top"/>
@@ -5491,34 +5631,37 @@
         </w:tc>
         <w:tc>
           <w:tcPr>
-            <w:tcW w:type="dxa" w:w="1250"/>
-            <w:tcBorders>
-              <w:top w:val="single" w:color="D1D5DB" w:sz="4"/>
-              <w:left w:val="single" w:color="D1D5DB" w:sz="4"/>
-              <w:bottom w:val="single" w:color="D1D5DB" w:sz="4"/>
-              <w:right w:val="single" w:color="D1D5DB" w:sz="4"/>
-            </w:tcBorders>
-            <w:shd w:fill="EEF0FF" w:color="auto" w:val="clear"/>
-            <w:tcMar>
-              <w:top w:type="dxa" w:w="80"/>
-              <w:left w:type="dxa" w:w="120"/>
-              <w:bottom w:type="dxa" w:w="80"/>
-              <w:right w:type="dxa" w:w="120"/>
-            </w:tcMar>
-            <w:vAlign w:val="top"/>
-          </w:tcPr>
-          <w:p>
-            <w:r>
-              <w:rPr>
-                <w:sz w:val="20"/>
-                <w:szCs w:val="20"/>
-              </w:rPr>
-              <w:t xml:space="preserve">≈ 20 min</w:t>
+            <w:tcW w:type="dxa" w:w="2786"/>
+            <w:tcBorders>
+              <w:top w:val="single" w:color="D1D5DB" w:sz="4"/>
+              <w:left w:val="single" w:color="D1D5DB" w:sz="4"/>
+              <w:bottom w:val="single" w:color="D1D5DB" w:sz="4"/>
+              <w:right w:val="single" w:color="D1D5DB" w:sz="4"/>
+            </w:tcBorders>
+            <w:shd w:fill="EEF0FF" w:color="auto" w:val="clear"/>
+            <w:tcMar>
+              <w:top w:type="dxa" w:w="40"/>
+              <w:left w:type="dxa" w:w="120"/>
+              <w:bottom w:type="dxa" w:w="40"/>
+              <w:right w:type="dxa" w:w="120"/>
+            </w:tcMar>
+            <w:vAlign w:val="top"/>
+          </w:tcPr>
+          <w:p>
+            <w:r>
+              <w:rPr>
+                <w:sz w:val="20"/>
+                <w:szCs w:val="20"/>
+              </w:rPr>
+              <w:t xml:space="preserve">≈ 58 min, GTX 1650</w:t>
             </w:r>
           </w:p>
         </w:tc>
       </w:tr>
       <w:tr>
+        <w:trPr>
+          <w:cantSplit/>
+        </w:trPr>
         <w:tc>
           <w:tcPr>
             <w:tcW w:type="dxa" w:w="760"/>
@@ -5530,9 +5673,9 @@
             </w:tcBorders>
             <w:shd w:fill="FFFFFF" w:color="auto" w:val="clear"/>
             <w:tcMar>
-              <w:top w:type="dxa" w:w="80"/>
-              <w:left w:type="dxa" w:w="120"/>
-              <w:bottom w:type="dxa" w:w="80"/>
+              <w:top w:type="dxa" w:w="40"/>
+              <w:left w:type="dxa" w:w="120"/>
+              <w:bottom w:type="dxa" w:w="40"/>
               <w:right w:type="dxa" w:w="120"/>
             </w:tcMar>
             <w:vAlign w:val="top"/>
@@ -5551,18 +5694,18 @@
         </w:tc>
         <w:tc>
           <w:tcPr>
-            <w:tcW w:type="dxa" w:w="4584"/>
-            <w:tcBorders>
-              <w:top w:val="single" w:color="D1D5DB" w:sz="4"/>
-              <w:left w:val="single" w:color="D1D5DB" w:sz="4"/>
-              <w:bottom w:val="single" w:color="D1D5DB" w:sz="4"/>
-              <w:right w:val="single" w:color="D1D5DB" w:sz="4"/>
-            </w:tcBorders>
-            <w:shd w:fill="FFFFFF" w:color="auto" w:val="clear"/>
-            <w:tcMar>
-              <w:top w:type="dxa" w:w="80"/>
-              <w:left w:type="dxa" w:w="120"/>
-              <w:bottom w:type="dxa" w:w="80"/>
+            <w:tcW w:type="dxa" w:w="3324"/>
+            <w:tcBorders>
+              <w:top w:val="single" w:color="D1D5DB" w:sz="4"/>
+              <w:left w:val="single" w:color="D1D5DB" w:sz="4"/>
+              <w:bottom w:val="single" w:color="D1D5DB" w:sz="4"/>
+              <w:right w:val="single" w:color="D1D5DB" w:sz="4"/>
+            </w:tcBorders>
+            <w:shd w:fill="FFFFFF" w:color="auto" w:val="clear"/>
+            <w:tcMar>
+              <w:top w:type="dxa" w:w="40"/>
+              <w:left w:type="dxa" w:w="120"/>
+              <w:bottom w:type="dxa" w:w="40"/>
               <w:right w:type="dxa" w:w="120"/>
             </w:tcMar>
             <w:vAlign w:val="top"/>
@@ -5579,62 +5722,65 @@
         </w:tc>
         <w:tc>
           <w:tcPr>
-            <w:tcW w:type="dxa" w:w="2818"/>
-            <w:tcBorders>
-              <w:top w:val="single" w:color="D1D5DB" w:sz="4"/>
-              <w:left w:val="single" w:color="D1D5DB" w:sz="4"/>
-              <w:bottom w:val="single" w:color="D1D5DB" w:sz="4"/>
-              <w:right w:val="single" w:color="D1D5DB" w:sz="4"/>
-            </w:tcBorders>
-            <w:shd w:fill="FFFFFF" w:color="auto" w:val="clear"/>
-            <w:tcMar>
-              <w:top w:type="dxa" w:w="80"/>
-              <w:left w:type="dxa" w:w="120"/>
-              <w:bottom w:type="dxa" w:w="80"/>
-              <w:right w:type="dxa" w:w="120"/>
-            </w:tcMar>
-            <w:vAlign w:val="top"/>
-          </w:tcPr>
-          <w:p>
-            <w:r>
-              <w:rPr>
-                <w:sz w:val="20"/>
-                <w:szCs w:val="20"/>
-              </w:rPr>
-              <w:t xml:space="preserve">GPU needed for training</w:t>
-            </w:r>
-          </w:p>
-        </w:tc>
-        <w:tc>
-          <w:tcPr>
-            <w:tcW w:type="dxa" w:w="1250"/>
-            <w:tcBorders>
-              <w:top w:val="single" w:color="D1D5DB" w:sz="4"/>
-              <w:left w:val="single" w:color="D1D5DB" w:sz="4"/>
-              <w:bottom w:val="single" w:color="D1D5DB" w:sz="4"/>
-              <w:right w:val="single" w:color="D1D5DB" w:sz="4"/>
-            </w:tcBorders>
-            <w:shd w:fill="FFFFFF" w:color="auto" w:val="clear"/>
-            <w:tcMar>
-              <w:top w:type="dxa" w:w="80"/>
-              <w:left w:type="dxa" w:w="120"/>
-              <w:bottom w:type="dxa" w:w="80"/>
-              <w:right w:type="dxa" w:w="120"/>
-            </w:tcMar>
-            <w:vAlign w:val="top"/>
-          </w:tcPr>
-          <w:p>
-            <w:r>
-              <w:rPr>
-                <w:sz w:val="20"/>
-                <w:szCs w:val="20"/>
-              </w:rPr>
-              <w:t xml:space="preserve">≈ 15 min</w:t>
+            <w:tcW w:type="dxa" w:w="2542"/>
+            <w:tcBorders>
+              <w:top w:val="single" w:color="D1D5DB" w:sz="4"/>
+              <w:left w:val="single" w:color="D1D5DB" w:sz="4"/>
+              <w:bottom w:val="single" w:color="D1D5DB" w:sz="4"/>
+              <w:right w:val="single" w:color="D1D5DB" w:sz="4"/>
+            </w:tcBorders>
+            <w:shd w:fill="FFFFFF" w:color="auto" w:val="clear"/>
+            <w:tcMar>
+              <w:top w:type="dxa" w:w="40"/>
+              <w:left w:type="dxa" w:w="120"/>
+              <w:bottom w:type="dxa" w:w="40"/>
+              <w:right w:type="dxa" w:w="120"/>
+            </w:tcMar>
+            <w:vAlign w:val="top"/>
+          </w:tcPr>
+          <w:p>
+            <w:r>
+              <w:rPr>
+                <w:sz w:val="20"/>
+                <w:szCs w:val="20"/>
+              </w:rPr>
+              <w:t xml:space="preserve">GPU recommended; full CPU run is slow</w:t>
+            </w:r>
+          </w:p>
+        </w:tc>
+        <w:tc>
+          <w:tcPr>
+            <w:tcW w:type="dxa" w:w="2786"/>
+            <w:tcBorders>
+              <w:top w:val="single" w:color="D1D5DB" w:sz="4"/>
+              <w:left w:val="single" w:color="D1D5DB" w:sz="4"/>
+              <w:bottom w:val="single" w:color="D1D5DB" w:sz="4"/>
+              <w:right w:val="single" w:color="D1D5DB" w:sz="4"/>
+            </w:tcBorders>
+            <w:shd w:fill="FFFFFF" w:color="auto" w:val="clear"/>
+            <w:tcMar>
+              <w:top w:type="dxa" w:w="40"/>
+              <w:left w:type="dxa" w:w="120"/>
+              <w:bottom w:type="dxa" w:w="40"/>
+              <w:right w:type="dxa" w:w="120"/>
+            </w:tcMar>
+            <w:vAlign w:val="top"/>
+          </w:tcPr>
+          <w:p>
+            <w:r>
+              <w:rPr>
+                <w:sz w:val="20"/>
+                <w:szCs w:val="20"/>
+              </w:rPr>
+              <w:t xml:space="preserve">≈ 84 min, laptop CPU (training 53 min)</w:t>
             </w:r>
           </w:p>
         </w:tc>
       </w:tr>
       <w:tr>
+        <w:trPr>
+          <w:cantSplit/>
+        </w:trPr>
         <w:tc>
           <w:tcPr>
             <w:tcW w:type="dxa" w:w="760"/>
@@ -5646,9 +5792,9 @@
             </w:tcBorders>
             <w:shd w:fill="EEF0FF" w:color="auto" w:val="clear"/>
             <w:tcMar>
-              <w:top w:type="dxa" w:w="80"/>
-              <w:left w:type="dxa" w:w="120"/>
-              <w:bottom w:type="dxa" w:w="80"/>
+              <w:top w:type="dxa" w:w="40"/>
+              <w:left w:type="dxa" w:w="120"/>
+              <w:bottom w:type="dxa" w:w="40"/>
               <w:right w:type="dxa" w:w="120"/>
             </w:tcMar>
             <w:vAlign w:val="top"/>
@@ -5667,18 +5813,18 @@
         </w:tc>
         <w:tc>
           <w:tcPr>
-            <w:tcW w:type="dxa" w:w="4584"/>
-            <w:tcBorders>
-              <w:top w:val="single" w:color="D1D5DB" w:sz="4"/>
-              <w:left w:val="single" w:color="D1D5DB" w:sz="4"/>
-              <w:bottom w:val="single" w:color="D1D5DB" w:sz="4"/>
-              <w:right w:val="single" w:color="D1D5DB" w:sz="4"/>
-            </w:tcBorders>
-            <w:shd w:fill="EEF0FF" w:color="auto" w:val="clear"/>
-            <w:tcMar>
-              <w:top w:type="dxa" w:w="80"/>
-              <w:left w:type="dxa" w:w="120"/>
-              <w:bottom w:type="dxa" w:w="80"/>
+            <w:tcW w:type="dxa" w:w="3324"/>
+            <w:tcBorders>
+              <w:top w:val="single" w:color="D1D5DB" w:sz="4"/>
+              <w:left w:val="single" w:color="D1D5DB" w:sz="4"/>
+              <w:bottom w:val="single" w:color="D1D5DB" w:sz="4"/>
+              <w:right w:val="single" w:color="D1D5DB" w:sz="4"/>
+            </w:tcBorders>
+            <w:shd w:fill="EEF0FF" w:color="auto" w:val="clear"/>
+            <w:tcMar>
+              <w:top w:type="dxa" w:w="40"/>
+              <w:left w:type="dxa" w:w="120"/>
+              <w:bottom w:type="dxa" w:w="40"/>
               <w:right w:type="dxa" w:w="120"/>
             </w:tcMar>
             <w:vAlign w:val="top"/>
@@ -5695,18 +5841,18 @@
         </w:tc>
         <w:tc>
           <w:tcPr>
-            <w:tcW w:type="dxa" w:w="2818"/>
-            <w:tcBorders>
-              <w:top w:val="single" w:color="D1D5DB" w:sz="4"/>
-              <w:left w:val="single" w:color="D1D5DB" w:sz="4"/>
-              <w:bottom w:val="single" w:color="D1D5DB" w:sz="4"/>
-              <w:right w:val="single" w:color="D1D5DB" w:sz="4"/>
-            </w:tcBorders>
-            <w:shd w:fill="EEF0FF" w:color="auto" w:val="clear"/>
-            <w:tcMar>
-              <w:top w:type="dxa" w:w="80"/>
-              <w:left w:type="dxa" w:w="120"/>
-              <w:bottom w:type="dxa" w:w="80"/>
+            <w:tcW w:type="dxa" w:w="2542"/>
+            <w:tcBorders>
+              <w:top w:val="single" w:color="D1D5DB" w:sz="4"/>
+              <w:left w:val="single" w:color="D1D5DB" w:sz="4"/>
+              <w:bottom w:val="single" w:color="D1D5DB" w:sz="4"/>
+              <w:right w:val="single" w:color="D1D5DB" w:sz="4"/>
+            </w:tcBorders>
+            <w:shd w:fill="EEF0FF" w:color="auto" w:val="clear"/>
+            <w:tcMar>
+              <w:top w:type="dxa" w:w="40"/>
+              <w:left w:type="dxa" w:w="120"/>
+              <w:bottom w:type="dxa" w:w="40"/>
               <w:right w:type="dxa" w:w="120"/>
             </w:tcMar>
             <w:vAlign w:val="top"/>
@@ -5723,34 +5869,37 @@
         </w:tc>
         <w:tc>
           <w:tcPr>
-            <w:tcW w:type="dxa" w:w="1250"/>
-            <w:tcBorders>
-              <w:top w:val="single" w:color="D1D5DB" w:sz="4"/>
-              <w:left w:val="single" w:color="D1D5DB" w:sz="4"/>
-              <w:bottom w:val="single" w:color="D1D5DB" w:sz="4"/>
-              <w:right w:val="single" w:color="D1D5DB" w:sz="4"/>
-            </w:tcBorders>
-            <w:shd w:fill="EEF0FF" w:color="auto" w:val="clear"/>
-            <w:tcMar>
-              <w:top w:type="dxa" w:w="80"/>
-              <w:left w:type="dxa" w:w="120"/>
-              <w:bottom w:type="dxa" w:w="80"/>
-              <w:right w:type="dxa" w:w="120"/>
-            </w:tcMar>
-            <w:vAlign w:val="top"/>
-          </w:tcPr>
-          <w:p>
-            <w:r>
-              <w:rPr>
-                <w:sz w:val="20"/>
-                <w:szCs w:val="20"/>
-              </w:rPr>
-              <w:t xml:space="preserve">≈ 10 min</w:t>
+            <w:tcW w:type="dxa" w:w="2786"/>
+            <w:tcBorders>
+              <w:top w:val="single" w:color="D1D5DB" w:sz="4"/>
+              <w:left w:val="single" w:color="D1D5DB" w:sz="4"/>
+              <w:bottom w:val="single" w:color="D1D5DB" w:sz="4"/>
+              <w:right w:val="single" w:color="D1D5DB" w:sz="4"/>
+            </w:tcBorders>
+            <w:shd w:fill="EEF0FF" w:color="auto" w:val="clear"/>
+            <w:tcMar>
+              <w:top w:type="dxa" w:w="40"/>
+              <w:left w:type="dxa" w:w="120"/>
+              <w:bottom w:type="dxa" w:w="40"/>
+              <w:right w:type="dxa" w:w="120"/>
+            </w:tcMar>
+            <w:vAlign w:val="top"/>
+          </w:tcPr>
+          <w:p>
+            <w:r>
+              <w:rPr>
+                <w:sz w:val="20"/>
+                <w:szCs w:val="20"/>
+              </w:rPr>
+              <w:t xml:space="preserve">≈ 1 min, GTX 1650</w:t>
             </w:r>
           </w:p>
         </w:tc>
       </w:tr>
       <w:tr>
+        <w:trPr>
+          <w:cantSplit/>
+        </w:trPr>
         <w:tc>
           <w:tcPr>
             <w:tcW w:type="dxa" w:w="760"/>
@@ -5762,9 +5911,9 @@
             </w:tcBorders>
             <w:shd w:fill="FFFFFF" w:color="auto" w:val="clear"/>
             <w:tcMar>
-              <w:top w:type="dxa" w:w="80"/>
-              <w:left w:type="dxa" w:w="120"/>
-              <w:bottom w:type="dxa" w:w="80"/>
+              <w:top w:type="dxa" w:w="40"/>
+              <w:left w:type="dxa" w:w="120"/>
+              <w:bottom w:type="dxa" w:w="40"/>
               <w:right w:type="dxa" w:w="120"/>
             </w:tcMar>
             <w:vAlign w:val="top"/>
@@ -5783,18 +5932,18 @@
         </w:tc>
         <w:tc>
           <w:tcPr>
-            <w:tcW w:type="dxa" w:w="4584"/>
-            <w:tcBorders>
-              <w:top w:val="single" w:color="D1D5DB" w:sz="4"/>
-              <w:left w:val="single" w:color="D1D5DB" w:sz="4"/>
-              <w:bottom w:val="single" w:color="D1D5DB" w:sz="4"/>
-              <w:right w:val="single" w:color="D1D5DB" w:sz="4"/>
-            </w:tcBorders>
-            <w:shd w:fill="FFFFFF" w:color="auto" w:val="clear"/>
-            <w:tcMar>
-              <w:top w:type="dxa" w:w="80"/>
-              <w:left w:type="dxa" w:w="120"/>
-              <w:bottom w:type="dxa" w:w="80"/>
+            <w:tcW w:type="dxa" w:w="3324"/>
+            <w:tcBorders>
+              <w:top w:val="single" w:color="D1D5DB" w:sz="4"/>
+              <w:left w:val="single" w:color="D1D5DB" w:sz="4"/>
+              <w:bottom w:val="single" w:color="D1D5DB" w:sz="4"/>
+              <w:right w:val="single" w:color="D1D5DB" w:sz="4"/>
+            </w:tcBorders>
+            <w:shd w:fill="FFFFFF" w:color="auto" w:val="clear"/>
+            <w:tcMar>
+              <w:top w:type="dxa" w:w="40"/>
+              <w:left w:type="dxa" w:w="120"/>
+              <w:bottom w:type="dxa" w:w="40"/>
               <w:right w:type="dxa" w:w="120"/>
             </w:tcMar>
             <w:vAlign w:val="top"/>
@@ -5811,18 +5960,18 @@
         </w:tc>
         <w:tc>
           <w:tcPr>
-            <w:tcW w:type="dxa" w:w="2818"/>
-            <w:tcBorders>
-              <w:top w:val="single" w:color="D1D5DB" w:sz="4"/>
-              <w:left w:val="single" w:color="D1D5DB" w:sz="4"/>
-              <w:bottom w:val="single" w:color="D1D5DB" w:sz="4"/>
-              <w:right w:val="single" w:color="D1D5DB" w:sz="4"/>
-            </w:tcBorders>
-            <w:shd w:fill="FFFFFF" w:color="auto" w:val="clear"/>
-            <w:tcMar>
-              <w:top w:type="dxa" w:w="80"/>
-              <w:left w:type="dxa" w:w="120"/>
-              <w:bottom w:type="dxa" w:w="80"/>
+            <w:tcW w:type="dxa" w:w="2542"/>
+            <w:tcBorders>
+              <w:top w:val="single" w:color="D1D5DB" w:sz="4"/>
+              <w:left w:val="single" w:color="D1D5DB" w:sz="4"/>
+              <w:bottom w:val="single" w:color="D1D5DB" w:sz="4"/>
+              <w:right w:val="single" w:color="D1D5DB" w:sz="4"/>
+            </w:tcBorders>
+            <w:shd w:fill="FFFFFF" w:color="auto" w:val="clear"/>
+            <w:tcMar>
+              <w:top w:type="dxa" w:w="40"/>
+              <w:left w:type="dxa" w:w="120"/>
+              <w:bottom w:type="dxa" w:w="40"/>
               <w:right w:type="dxa" w:w="120"/>
             </w:tcMar>
             <w:vAlign w:val="top"/>
@@ -5839,34 +5988,37 @@
         </w:tc>
         <w:tc>
           <w:tcPr>
-            <w:tcW w:type="dxa" w:w="1250"/>
-            <w:tcBorders>
-              <w:top w:val="single" w:color="D1D5DB" w:sz="4"/>
-              <w:left w:val="single" w:color="D1D5DB" w:sz="4"/>
-              <w:bottom w:val="single" w:color="D1D5DB" w:sz="4"/>
-              <w:right w:val="single" w:color="D1D5DB" w:sz="4"/>
-            </w:tcBorders>
-            <w:shd w:fill="FFFFFF" w:color="auto" w:val="clear"/>
-            <w:tcMar>
-              <w:top w:type="dxa" w:w="80"/>
-              <w:left w:type="dxa" w:w="120"/>
-              <w:bottom w:type="dxa" w:w="80"/>
-              <w:right w:type="dxa" w:w="120"/>
-            </w:tcMar>
-            <w:vAlign w:val="top"/>
-          </w:tcPr>
-          <w:p>
-            <w:r>
-              <w:rPr>
-                <w:sz w:val="20"/>
-                <w:szCs w:val="20"/>
-              </w:rPr>
-              <w:t xml:space="preserve">≈ 15 min</w:t>
+            <w:tcW w:type="dxa" w:w="2786"/>
+            <w:tcBorders>
+              <w:top w:val="single" w:color="D1D5DB" w:sz="4"/>
+              <w:left w:val="single" w:color="D1D5DB" w:sz="4"/>
+              <w:bottom w:val="single" w:color="D1D5DB" w:sz="4"/>
+              <w:right w:val="single" w:color="D1D5DB" w:sz="4"/>
+            </w:tcBorders>
+            <w:shd w:fill="FFFFFF" w:color="auto" w:val="clear"/>
+            <w:tcMar>
+              <w:top w:type="dxa" w:w="40"/>
+              <w:left w:type="dxa" w:w="120"/>
+              <w:bottom w:type="dxa" w:w="40"/>
+              <w:right w:type="dxa" w:w="120"/>
+            </w:tcMar>
+            <w:vAlign w:val="top"/>
+          </w:tcPr>
+          <w:p>
+            <w:r>
+              <w:rPr>
+                <w:sz w:val="20"/>
+                <w:szCs w:val="20"/>
+              </w:rPr>
+              <w:t xml:space="preserve">≈ 7 min, laptop CPU (Qwen3-VL-2B)</w:t>
             </w:r>
           </w:p>
         </w:tc>
       </w:tr>
       <w:tr>
+        <w:trPr>
+          <w:cantSplit/>
+        </w:trPr>
         <w:tc>
           <w:tcPr>
             <w:tcW w:type="dxa" w:w="760"/>
@@ -5878,9 +6030,9 @@
             </w:tcBorders>
             <w:shd w:fill="EEF0FF" w:color="auto" w:val="clear"/>
             <w:tcMar>
-              <w:top w:type="dxa" w:w="80"/>
-              <w:left w:type="dxa" w:w="120"/>
-              <w:bottom w:type="dxa" w:w="80"/>
+              <w:top w:type="dxa" w:w="40"/>
+              <w:left w:type="dxa" w:w="120"/>
+              <w:bottom w:type="dxa" w:w="40"/>
               <w:right w:type="dxa" w:w="120"/>
             </w:tcMar>
             <w:vAlign w:val="top"/>
@@ -5899,18 +6051,18 @@
         </w:tc>
         <w:tc>
           <w:tcPr>
-            <w:tcW w:type="dxa" w:w="4584"/>
-            <w:tcBorders>
-              <w:top w:val="single" w:color="D1D5DB" w:sz="4"/>
-              <w:left w:val="single" w:color="D1D5DB" w:sz="4"/>
-              <w:bottom w:val="single" w:color="D1D5DB" w:sz="4"/>
-              <w:right w:val="single" w:color="D1D5DB" w:sz="4"/>
-            </w:tcBorders>
-            <w:shd w:fill="EEF0FF" w:color="auto" w:val="clear"/>
-            <w:tcMar>
-              <w:top w:type="dxa" w:w="80"/>
-              <w:left w:type="dxa" w:w="120"/>
-              <w:bottom w:type="dxa" w:w="80"/>
+            <w:tcW w:type="dxa" w:w="3324"/>
+            <w:tcBorders>
+              <w:top w:val="single" w:color="D1D5DB" w:sz="4"/>
+              <w:left w:val="single" w:color="D1D5DB" w:sz="4"/>
+              <w:bottom w:val="single" w:color="D1D5DB" w:sz="4"/>
+              <w:right w:val="single" w:color="D1D5DB" w:sz="4"/>
+            </w:tcBorders>
+            <w:shd w:fill="EEF0FF" w:color="auto" w:val="clear"/>
+            <w:tcMar>
+              <w:top w:type="dxa" w:w="40"/>
+              <w:left w:type="dxa" w:w="120"/>
+              <w:bottom w:type="dxa" w:w="40"/>
               <w:right w:type="dxa" w:w="120"/>
             </w:tcMar>
             <w:vAlign w:val="top"/>
@@ -5927,18 +6079,18 @@
         </w:tc>
         <w:tc>
           <w:tcPr>
-            <w:tcW w:type="dxa" w:w="2818"/>
-            <w:tcBorders>
-              <w:top w:val="single" w:color="D1D5DB" w:sz="4"/>
-              <w:left w:val="single" w:color="D1D5DB" w:sz="4"/>
-              <w:bottom w:val="single" w:color="D1D5DB" w:sz="4"/>
-              <w:right w:val="single" w:color="D1D5DB" w:sz="4"/>
-            </w:tcBorders>
-            <w:shd w:fill="EEF0FF" w:color="auto" w:val="clear"/>
-            <w:tcMar>
-              <w:top w:type="dxa" w:w="80"/>
-              <w:left w:type="dxa" w:w="120"/>
-              <w:bottom w:type="dxa" w:w="80"/>
+            <w:tcW w:type="dxa" w:w="2542"/>
+            <w:tcBorders>
+              <w:top w:val="single" w:color="D1D5DB" w:sz="4"/>
+              <w:left w:val="single" w:color="D1D5DB" w:sz="4"/>
+              <w:bottom w:val="single" w:color="D1D5DB" w:sz="4"/>
+              <w:right w:val="single" w:color="D1D5DB" w:sz="4"/>
+            </w:tcBorders>
+            <w:shd w:fill="EEF0FF" w:color="auto" w:val="clear"/>
+            <w:tcMar>
+              <w:top w:type="dxa" w:w="40"/>
+              <w:left w:type="dxa" w:w="120"/>
+              <w:bottom w:type="dxa" w:w="40"/>
               <w:right w:type="dxa" w:w="120"/>
             </w:tcMar>
             <w:vAlign w:val="top"/>
@@ -5955,34 +6107,37 @@
         </w:tc>
         <w:tc>
           <w:tcPr>
-            <w:tcW w:type="dxa" w:w="1250"/>
-            <w:tcBorders>
-              <w:top w:val="single" w:color="D1D5DB" w:sz="4"/>
-              <w:left w:val="single" w:color="D1D5DB" w:sz="4"/>
-              <w:bottom w:val="single" w:color="D1D5DB" w:sz="4"/>
-              <w:right w:val="single" w:color="D1D5DB" w:sz="4"/>
-            </w:tcBorders>
-            <w:shd w:fill="EEF0FF" w:color="auto" w:val="clear"/>
-            <w:tcMar>
-              <w:top w:type="dxa" w:w="80"/>
-              <w:left w:type="dxa" w:w="120"/>
-              <w:bottom w:type="dxa" w:w="80"/>
-              <w:right w:type="dxa" w:w="120"/>
-            </w:tcMar>
-            <w:vAlign w:val="top"/>
-          </w:tcPr>
-          <w:p>
-            <w:r>
-              <w:rPr>
-                <w:sz w:val="20"/>
-                <w:szCs w:val="20"/>
-              </w:rPr>
-              <w:t xml:space="preserve">≈ 20 min</w:t>
+            <w:tcW w:type="dxa" w:w="2786"/>
+            <w:tcBorders>
+              <w:top w:val="single" w:color="D1D5DB" w:sz="4"/>
+              <w:left w:val="single" w:color="D1D5DB" w:sz="4"/>
+              <w:bottom w:val="single" w:color="D1D5DB" w:sz="4"/>
+              <w:right w:val="single" w:color="D1D5DB" w:sz="4"/>
+            </w:tcBorders>
+            <w:shd w:fill="EEF0FF" w:color="auto" w:val="clear"/>
+            <w:tcMar>
+              <w:top w:type="dxa" w:w="40"/>
+              <w:left w:type="dxa" w:w="120"/>
+              <w:bottom w:type="dxa" w:w="40"/>
+              <w:right w:type="dxa" w:w="120"/>
+            </w:tcMar>
+            <w:vAlign w:val="top"/>
+          </w:tcPr>
+          <w:p>
+            <w:r>
+              <w:rPr>
+                <w:sz w:val="20"/>
+                <w:szCs w:val="20"/>
+              </w:rPr>
+              <w:t xml:space="preserve">≈ 3 min, GTX 1650</w:t>
             </w:r>
           </w:p>
         </w:tc>
       </w:tr>
       <w:tr>
+        <w:trPr>
+          <w:cantSplit/>
+        </w:trPr>
         <w:tc>
           <w:tcPr>
             <w:tcW w:type="dxa" w:w="760"/>
@@ -5994,9 +6149,9 @@
             </w:tcBorders>
             <w:shd w:fill="FFFFFF" w:color="auto" w:val="clear"/>
             <w:tcMar>
-              <w:top w:type="dxa" w:w="80"/>
-              <w:left w:type="dxa" w:w="120"/>
-              <w:bottom w:type="dxa" w:w="80"/>
+              <w:top w:type="dxa" w:w="40"/>
+              <w:left w:type="dxa" w:w="120"/>
+              <w:bottom w:type="dxa" w:w="40"/>
               <w:right w:type="dxa" w:w="120"/>
             </w:tcMar>
             <w:vAlign w:val="top"/>
@@ -6015,18 +6170,18 @@
         </w:tc>
         <w:tc>
           <w:tcPr>
-            <w:tcW w:type="dxa" w:w="4584"/>
-            <w:tcBorders>
-              <w:top w:val="single" w:color="D1D5DB" w:sz="4"/>
-              <w:left w:val="single" w:color="D1D5DB" w:sz="4"/>
-              <w:bottom w:val="single" w:color="D1D5DB" w:sz="4"/>
-              <w:right w:val="single" w:color="D1D5DB" w:sz="4"/>
-            </w:tcBorders>
-            <w:shd w:fill="FFFFFF" w:color="auto" w:val="clear"/>
-            <w:tcMar>
-              <w:top w:type="dxa" w:w="80"/>
-              <w:left w:type="dxa" w:w="120"/>
-              <w:bottom w:type="dxa" w:w="80"/>
+            <w:tcW w:type="dxa" w:w="3324"/>
+            <w:tcBorders>
+              <w:top w:val="single" w:color="D1D5DB" w:sz="4"/>
+              <w:left w:val="single" w:color="D1D5DB" w:sz="4"/>
+              <w:bottom w:val="single" w:color="D1D5DB" w:sz="4"/>
+              <w:right w:val="single" w:color="D1D5DB" w:sz="4"/>
+            </w:tcBorders>
+            <w:shd w:fill="FFFFFF" w:color="auto" w:val="clear"/>
+            <w:tcMar>
+              <w:top w:type="dxa" w:w="40"/>
+              <w:left w:type="dxa" w:w="120"/>
+              <w:bottom w:type="dxa" w:w="40"/>
               <w:right w:type="dxa" w:w="120"/>
             </w:tcMar>
             <w:vAlign w:val="top"/>
@@ -6043,18 +6198,18 @@
         </w:tc>
         <w:tc>
           <w:tcPr>
-            <w:tcW w:type="dxa" w:w="2818"/>
-            <w:tcBorders>
-              <w:top w:val="single" w:color="D1D5DB" w:sz="4"/>
-              <w:left w:val="single" w:color="D1D5DB" w:sz="4"/>
-              <w:bottom w:val="single" w:color="D1D5DB" w:sz="4"/>
-              <w:right w:val="single" w:color="D1D5DB" w:sz="4"/>
-            </w:tcBorders>
-            <w:shd w:fill="FFFFFF" w:color="auto" w:val="clear"/>
-            <w:tcMar>
-              <w:top w:type="dxa" w:w="80"/>
-              <w:left w:type="dxa" w:w="120"/>
-              <w:bottom w:type="dxa" w:w="80"/>
+            <w:tcW w:type="dxa" w:w="2542"/>
+            <w:tcBorders>
+              <w:top w:val="single" w:color="D1D5DB" w:sz="4"/>
+              <w:left w:val="single" w:color="D1D5DB" w:sz="4"/>
+              <w:bottom w:val="single" w:color="D1D5DB" w:sz="4"/>
+              <w:right w:val="single" w:color="D1D5DB" w:sz="4"/>
+            </w:tcBorders>
+            <w:shd w:fill="FFFFFF" w:color="auto" w:val="clear"/>
+            <w:tcMar>
+              <w:top w:type="dxa" w:w="40"/>
+              <w:left w:type="dxa" w:w="120"/>
+              <w:bottom w:type="dxa" w:w="40"/>
               <w:right w:type="dxa" w:w="120"/>
             </w:tcMar>
             <w:vAlign w:val="top"/>
@@ -6071,29 +6226,29 @@
         </w:tc>
         <w:tc>
           <w:tcPr>
-            <w:tcW w:type="dxa" w:w="1250"/>
-            <w:tcBorders>
-              <w:top w:val="single" w:color="D1D5DB" w:sz="4"/>
-              <w:left w:val="single" w:color="D1D5DB" w:sz="4"/>
-              <w:bottom w:val="single" w:color="D1D5DB" w:sz="4"/>
-              <w:right w:val="single" w:color="D1D5DB" w:sz="4"/>
-            </w:tcBorders>
-            <w:shd w:fill="FFFFFF" w:color="auto" w:val="clear"/>
-            <w:tcMar>
-              <w:top w:type="dxa" w:w="80"/>
-              <w:left w:type="dxa" w:w="120"/>
-              <w:bottom w:type="dxa" w:w="80"/>
-              <w:right w:type="dxa" w:w="120"/>
-            </w:tcMar>
-            <w:vAlign w:val="top"/>
-          </w:tcPr>
-          <w:p>
-            <w:r>
-              <w:rPr>
-                <w:sz w:val="20"/>
-                <w:szCs w:val="20"/>
-              </w:rPr>
-              <w:t xml:space="preserve">≈ 15 min</w:t>
+            <w:tcW w:type="dxa" w:w="2786"/>
+            <w:tcBorders>
+              <w:top w:val="single" w:color="D1D5DB" w:sz="4"/>
+              <w:left w:val="single" w:color="D1D5DB" w:sz="4"/>
+              <w:bottom w:val="single" w:color="D1D5DB" w:sz="4"/>
+              <w:right w:val="single" w:color="D1D5DB" w:sz="4"/>
+            </w:tcBorders>
+            <w:shd w:fill="FFFFFF" w:color="auto" w:val="clear"/>
+            <w:tcMar>
+              <w:top w:type="dxa" w:w="40"/>
+              <w:left w:type="dxa" w:w="120"/>
+              <w:bottom w:type="dxa" w:w="40"/>
+              <w:right w:type="dxa" w:w="120"/>
+            </w:tcMar>
+            <w:vAlign w:val="top"/>
+          </w:tcPr>
+          <w:p>
+            <w:r>
+              <w:rPr>
+                <w:sz w:val="20"/>
+                <w:szCs w:val="20"/>
+              </w:rPr>
+              <w:t xml:space="preserve">≈ 5 min, GTX 1650</w:t>
             </w:r>
           </w:p>
         </w:tc>
@@ -6115,20 +6270,22 @@
     </w:p>
     <w:p>
       <w:pPr>
+        <w:keepNext w:val="false"/>
+        <w:keepLines/>
         <w:spacing w:after="140" w:line="288"/>
       </w:pPr>
       <w:r>
-        <w:t xml:space="preserve">All models are open-weight and downloaded from the Hugging Face Hub when a notebook first runs. Licences are as stated on the model or dataset cards in September 2026; check the cards before any commercial use. Several image and speech models are licensed for </w:t>
+        <w:t xml:space="preserve">The local models are open-weight and download from the Hugging Face Hub when a notebook first runs. Check the exact release's model or dataset card and full licence for the intended use; a short licence label cannot describe every condition. The listed MMS-TTS release uses </w:t>
       </w:r>
       <w:r>
         <w:rPr>
           <w:b/>
           <w:bCs/>
         </w:rPr>
-        <w:t xml:space="preserve">non-commercial</w:t>
+        <w:t xml:space="preserve">CC BY-NC 4.0</w:t>
       </w:r>
       <w:r>
-        <w:t xml:space="preserve"> use only, which is fine for teaching and must be mentioned for projects.</w:t>
+        <w:t xml:space="preserve">, so its non-commercial condition matters when planning projects. Optional hosted APIs have separate service terms.</w:t>
       </w:r>
     </w:p>
     <w:tbl>
@@ -6145,17 +6302,18 @@
         <w:tblLayout w:type="fixed"/>
       </w:tblPr>
       <w:tblGrid>
-        <w:gridCol w:w="4478"/>
-        <w:gridCol w:w="973"/>
-        <w:gridCol w:w="3961"/>
+        <w:gridCol w:w="4217"/>
+        <w:gridCol w:w="916"/>
+        <w:gridCol w:w="4279"/>
       </w:tblGrid>
       <w:tr>
         <w:trPr>
+          <w:cantSplit/>
           <w:tblHeader/>
         </w:trPr>
         <w:tc>
           <w:tcPr>
-            <w:tcW w:type="dxa" w:w="4478"/>
+            <w:tcW w:type="dxa" w:w="4217"/>
             <w:tcBorders>
               <w:top w:val="single" w:color="D1D5DB" w:sz="4"/>
               <w:left w:val="single" w:color="D1D5DB" w:sz="4"/>
@@ -6164,9 +6322,9 @@
             </w:tcBorders>
             <w:shd w:fill="1E1B4B" w:color="auto" w:val="clear"/>
             <w:tcMar>
-              <w:top w:type="dxa" w:w="80"/>
-              <w:left w:type="dxa" w:w="120"/>
-              <w:bottom w:type="dxa" w:w="80"/>
+              <w:top w:type="dxa" w:w="40"/>
+              <w:left w:type="dxa" w:w="120"/>
+              <w:bottom w:type="dxa" w:w="40"/>
               <w:right w:type="dxa" w:w="120"/>
             </w:tcMar>
             <w:vAlign w:val="top"/>
@@ -6186,7 +6344,7 @@
         </w:tc>
         <w:tc>
           <w:tcPr>
-            <w:tcW w:type="dxa" w:w="973"/>
+            <w:tcW w:type="dxa" w:w="916"/>
             <w:tcBorders>
               <w:top w:val="single" w:color="D1D5DB" w:sz="4"/>
               <w:left w:val="single" w:color="D1D5DB" w:sz="4"/>
@@ -6195,9 +6353,9 @@
             </w:tcBorders>
             <w:shd w:fill="1E1B4B" w:color="auto" w:val="clear"/>
             <w:tcMar>
-              <w:top w:type="dxa" w:w="80"/>
-              <w:left w:type="dxa" w:w="120"/>
-              <w:bottom w:type="dxa" w:w="80"/>
+              <w:top w:type="dxa" w:w="40"/>
+              <w:left w:type="dxa" w:w="120"/>
+              <w:bottom w:type="dxa" w:w="40"/>
               <w:right w:type="dxa" w:w="120"/>
             </w:tcMar>
             <w:vAlign w:val="top"/>
@@ -6217,7 +6375,7 @@
         </w:tc>
         <w:tc>
           <w:tcPr>
-            <w:tcW w:type="dxa" w:w="3961"/>
+            <w:tcW w:type="dxa" w:w="4279"/>
             <w:tcBorders>
               <w:top w:val="single" w:color="D1D5DB" w:sz="4"/>
               <w:left w:val="single" w:color="D1D5DB" w:sz="4"/>
@@ -6226,9 +6384,9 @@
             </w:tcBorders>
             <w:shd w:fill="1E1B4B" w:color="auto" w:val="clear"/>
             <w:tcMar>
-              <w:top w:type="dxa" w:w="80"/>
-              <w:left w:type="dxa" w:w="120"/>
-              <w:bottom w:type="dxa" w:w="80"/>
+              <w:top w:type="dxa" w:w="40"/>
+              <w:left w:type="dxa" w:w="120"/>
+              <w:bottom w:type="dxa" w:w="40"/>
               <w:right w:type="dxa" w:w="120"/>
             </w:tcMar>
             <w:vAlign w:val="top"/>
@@ -6248,20 +6406,23 @@
         </w:tc>
       </w:tr>
       <w:tr>
-        <w:tc>
-          <w:tcPr>
-            <w:tcW w:type="dxa" w:w="4478"/>
-            <w:tcBorders>
-              <w:top w:val="single" w:color="D1D5DB" w:sz="4"/>
-              <w:left w:val="single" w:color="D1D5DB" w:sz="4"/>
-              <w:bottom w:val="single" w:color="D1D5DB" w:sz="4"/>
-              <w:right w:val="single" w:color="D1D5DB" w:sz="4"/>
-            </w:tcBorders>
-            <w:shd w:fill="EEF0FF" w:color="auto" w:val="clear"/>
-            <w:tcMar>
-              <w:top w:type="dxa" w:w="80"/>
-              <w:left w:type="dxa" w:w="120"/>
-              <w:bottom w:type="dxa" w:w="80"/>
+        <w:trPr>
+          <w:cantSplit/>
+        </w:trPr>
+        <w:tc>
+          <w:tcPr>
+            <w:tcW w:type="dxa" w:w="4217"/>
+            <w:tcBorders>
+              <w:top w:val="single" w:color="D1D5DB" w:sz="4"/>
+              <w:left w:val="single" w:color="D1D5DB" w:sz="4"/>
+              <w:bottom w:val="single" w:color="D1D5DB" w:sz="4"/>
+              <w:right w:val="single" w:color="D1D5DB" w:sz="4"/>
+            </w:tcBorders>
+            <w:shd w:fill="EEF0FF" w:color="auto" w:val="clear"/>
+            <w:tcMar>
+              <w:top w:type="dxa" w:w="40"/>
+              <w:left w:type="dxa" w:w="120"/>
+              <w:bottom w:type="dxa" w:w="40"/>
               <w:right w:type="dxa" w:w="120"/>
             </w:tcMar>
             <w:vAlign w:val="top"/>
@@ -6280,18 +6441,18 @@
         </w:tc>
         <w:tc>
           <w:tcPr>
-            <w:tcW w:type="dxa" w:w="973"/>
-            <w:tcBorders>
-              <w:top w:val="single" w:color="D1D5DB" w:sz="4"/>
-              <w:left w:val="single" w:color="D1D5DB" w:sz="4"/>
-              <w:bottom w:val="single" w:color="D1D5DB" w:sz="4"/>
-              <w:right w:val="single" w:color="D1D5DB" w:sz="4"/>
-            </w:tcBorders>
-            <w:shd w:fill="EEF0FF" w:color="auto" w:val="clear"/>
-            <w:tcMar>
-              <w:top w:type="dxa" w:w="80"/>
-              <w:left w:type="dxa" w:w="120"/>
-              <w:bottom w:type="dxa" w:w="80"/>
+            <w:tcW w:type="dxa" w:w="916"/>
+            <w:tcBorders>
+              <w:top w:val="single" w:color="D1D5DB" w:sz="4"/>
+              <w:left w:val="single" w:color="D1D5DB" w:sz="4"/>
+              <w:bottom w:val="single" w:color="D1D5DB" w:sz="4"/>
+              <w:right w:val="single" w:color="D1D5DB" w:sz="4"/>
+            </w:tcBorders>
+            <w:shd w:fill="EEF0FF" w:color="auto" w:val="clear"/>
+            <w:tcMar>
+              <w:top w:type="dxa" w:w="40"/>
+              <w:left w:type="dxa" w:w="120"/>
+              <w:bottom w:type="dxa" w:w="40"/>
               <w:right w:type="dxa" w:w="120"/>
             </w:tcMar>
             <w:vAlign w:val="top"/>
@@ -6308,18 +6469,18 @@
         </w:tc>
         <w:tc>
           <w:tcPr>
-            <w:tcW w:type="dxa" w:w="3961"/>
-            <w:tcBorders>
-              <w:top w:val="single" w:color="D1D5DB" w:sz="4"/>
-              <w:left w:val="single" w:color="D1D5DB" w:sz="4"/>
-              <w:bottom w:val="single" w:color="D1D5DB" w:sz="4"/>
-              <w:right w:val="single" w:color="D1D5DB" w:sz="4"/>
-            </w:tcBorders>
-            <w:shd w:fill="EEF0FF" w:color="auto" w:val="clear"/>
-            <w:tcMar>
-              <w:top w:type="dxa" w:w="80"/>
-              <w:left w:type="dxa" w:w="120"/>
-              <w:bottom w:type="dxa" w:w="80"/>
+            <w:tcW w:type="dxa" w:w="4279"/>
+            <w:tcBorders>
+              <w:top w:val="single" w:color="D1D5DB" w:sz="4"/>
+              <w:left w:val="single" w:color="D1D5DB" w:sz="4"/>
+              <w:bottom w:val="single" w:color="D1D5DB" w:sz="4"/>
+              <w:right w:val="single" w:color="D1D5DB" w:sz="4"/>
+            </w:tcBorders>
+            <w:shd w:fill="EEF0FF" w:color="auto" w:val="clear"/>
+            <w:tcMar>
+              <w:top w:type="dxa" w:w="40"/>
+              <w:left w:type="dxa" w:w="120"/>
+              <w:bottom w:type="dxa" w:w="40"/>
               <w:right w:type="dxa" w:w="120"/>
             </w:tcMar>
             <w:vAlign w:val="top"/>
@@ -6336,20 +6497,23 @@
         </w:tc>
       </w:tr>
       <w:tr>
-        <w:tc>
-          <w:tcPr>
-            <w:tcW w:type="dxa" w:w="4478"/>
-            <w:tcBorders>
-              <w:top w:val="single" w:color="D1D5DB" w:sz="4"/>
-              <w:left w:val="single" w:color="D1D5DB" w:sz="4"/>
-              <w:bottom w:val="single" w:color="D1D5DB" w:sz="4"/>
-              <w:right w:val="single" w:color="D1D5DB" w:sz="4"/>
-            </w:tcBorders>
-            <w:shd w:fill="FFFFFF" w:color="auto" w:val="clear"/>
-            <w:tcMar>
-              <w:top w:type="dxa" w:w="80"/>
-              <w:left w:type="dxa" w:w="120"/>
-              <w:bottom w:type="dxa" w:w="80"/>
+        <w:trPr>
+          <w:cantSplit/>
+        </w:trPr>
+        <w:tc>
+          <w:tcPr>
+            <w:tcW w:type="dxa" w:w="4217"/>
+            <w:tcBorders>
+              <w:top w:val="single" w:color="D1D5DB" w:sz="4"/>
+              <w:left w:val="single" w:color="D1D5DB" w:sz="4"/>
+              <w:bottom w:val="single" w:color="D1D5DB" w:sz="4"/>
+              <w:right w:val="single" w:color="D1D5DB" w:sz="4"/>
+            </w:tcBorders>
+            <w:shd w:fill="FFFFFF" w:color="auto" w:val="clear"/>
+            <w:tcMar>
+              <w:top w:type="dxa" w:w="40"/>
+              <w:left w:type="dxa" w:w="120"/>
+              <w:bottom w:type="dxa" w:w="40"/>
               <w:right w:type="dxa" w:w="120"/>
             </w:tcMar>
             <w:vAlign w:val="top"/>
@@ -6368,18 +6532,18 @@
         </w:tc>
         <w:tc>
           <w:tcPr>
-            <w:tcW w:type="dxa" w:w="973"/>
-            <w:tcBorders>
-              <w:top w:val="single" w:color="D1D5DB" w:sz="4"/>
-              <w:left w:val="single" w:color="D1D5DB" w:sz="4"/>
-              <w:bottom w:val="single" w:color="D1D5DB" w:sz="4"/>
-              <w:right w:val="single" w:color="D1D5DB" w:sz="4"/>
-            </w:tcBorders>
-            <w:shd w:fill="FFFFFF" w:color="auto" w:val="clear"/>
-            <w:tcMar>
-              <w:top w:type="dxa" w:w="80"/>
-              <w:left w:type="dxa" w:w="120"/>
-              <w:bottom w:type="dxa" w:w="80"/>
+            <w:tcW w:type="dxa" w:w="916"/>
+            <w:tcBorders>
+              <w:top w:val="single" w:color="D1D5DB" w:sz="4"/>
+              <w:left w:val="single" w:color="D1D5DB" w:sz="4"/>
+              <w:bottom w:val="single" w:color="D1D5DB" w:sz="4"/>
+              <w:right w:val="single" w:color="D1D5DB" w:sz="4"/>
+            </w:tcBorders>
+            <w:shd w:fill="FFFFFF" w:color="auto" w:val="clear"/>
+            <w:tcMar>
+              <w:top w:type="dxa" w:w="40"/>
+              <w:left w:type="dxa" w:w="120"/>
+              <w:bottom w:type="dxa" w:w="40"/>
               <w:right w:type="dxa" w:w="120"/>
             </w:tcMar>
             <w:vAlign w:val="top"/>
@@ -6396,18 +6560,18 @@
         </w:tc>
         <w:tc>
           <w:tcPr>
-            <w:tcW w:type="dxa" w:w="3961"/>
-            <w:tcBorders>
-              <w:top w:val="single" w:color="D1D5DB" w:sz="4"/>
-              <w:left w:val="single" w:color="D1D5DB" w:sz="4"/>
-              <w:bottom w:val="single" w:color="D1D5DB" w:sz="4"/>
-              <w:right w:val="single" w:color="D1D5DB" w:sz="4"/>
-            </w:tcBorders>
-            <w:shd w:fill="FFFFFF" w:color="auto" w:val="clear"/>
-            <w:tcMar>
-              <w:top w:type="dxa" w:w="80"/>
-              <w:left w:type="dxa" w:w="120"/>
-              <w:bottom w:type="dxa" w:w="80"/>
+            <w:tcW w:type="dxa" w:w="4279"/>
+            <w:tcBorders>
+              <w:top w:val="single" w:color="D1D5DB" w:sz="4"/>
+              <w:left w:val="single" w:color="D1D5DB" w:sz="4"/>
+              <w:bottom w:val="single" w:color="D1D5DB" w:sz="4"/>
+              <w:right w:val="single" w:color="D1D5DB" w:sz="4"/>
+            </w:tcBorders>
+            <w:shd w:fill="FFFFFF" w:color="auto" w:val="clear"/>
+            <w:tcMar>
+              <w:top w:type="dxa" w:w="40"/>
+              <w:left w:type="dxa" w:w="120"/>
+              <w:bottom w:type="dxa" w:w="40"/>
               <w:right w:type="dxa" w:w="120"/>
             </w:tcMar>
             <w:vAlign w:val="top"/>
@@ -6424,20 +6588,23 @@
         </w:tc>
       </w:tr>
       <w:tr>
-        <w:tc>
-          <w:tcPr>
-            <w:tcW w:type="dxa" w:w="4478"/>
-            <w:tcBorders>
-              <w:top w:val="single" w:color="D1D5DB" w:sz="4"/>
-              <w:left w:val="single" w:color="D1D5DB" w:sz="4"/>
-              <w:bottom w:val="single" w:color="D1D5DB" w:sz="4"/>
-              <w:right w:val="single" w:color="D1D5DB" w:sz="4"/>
-            </w:tcBorders>
-            <w:shd w:fill="EEF0FF" w:color="auto" w:val="clear"/>
-            <w:tcMar>
-              <w:top w:type="dxa" w:w="80"/>
-              <w:left w:type="dxa" w:w="120"/>
-              <w:bottom w:type="dxa" w:w="80"/>
+        <w:trPr>
+          <w:cantSplit/>
+        </w:trPr>
+        <w:tc>
+          <w:tcPr>
+            <w:tcW w:type="dxa" w:w="4217"/>
+            <w:tcBorders>
+              <w:top w:val="single" w:color="D1D5DB" w:sz="4"/>
+              <w:left w:val="single" w:color="D1D5DB" w:sz="4"/>
+              <w:bottom w:val="single" w:color="D1D5DB" w:sz="4"/>
+              <w:right w:val="single" w:color="D1D5DB" w:sz="4"/>
+            </w:tcBorders>
+            <w:shd w:fill="EEF0FF" w:color="auto" w:val="clear"/>
+            <w:tcMar>
+              <w:top w:type="dxa" w:w="40"/>
+              <w:left w:type="dxa" w:w="120"/>
+              <w:bottom w:type="dxa" w:w="40"/>
               <w:right w:type="dxa" w:w="120"/>
             </w:tcMar>
             <w:vAlign w:val="top"/>
@@ -6456,18 +6623,18 @@
         </w:tc>
         <w:tc>
           <w:tcPr>
-            <w:tcW w:type="dxa" w:w="973"/>
-            <w:tcBorders>
-              <w:top w:val="single" w:color="D1D5DB" w:sz="4"/>
-              <w:left w:val="single" w:color="D1D5DB" w:sz="4"/>
-              <w:bottom w:val="single" w:color="D1D5DB" w:sz="4"/>
-              <w:right w:val="single" w:color="D1D5DB" w:sz="4"/>
-            </w:tcBorders>
-            <w:shd w:fill="EEF0FF" w:color="auto" w:val="clear"/>
-            <w:tcMar>
-              <w:top w:type="dxa" w:w="80"/>
-              <w:left w:type="dxa" w:w="120"/>
-              <w:bottom w:type="dxa" w:w="80"/>
+            <w:tcW w:type="dxa" w:w="916"/>
+            <w:tcBorders>
+              <w:top w:val="single" w:color="D1D5DB" w:sz="4"/>
+              <w:left w:val="single" w:color="D1D5DB" w:sz="4"/>
+              <w:bottom w:val="single" w:color="D1D5DB" w:sz="4"/>
+              <w:right w:val="single" w:color="D1D5DB" w:sz="4"/>
+            </w:tcBorders>
+            <w:shd w:fill="EEF0FF" w:color="auto" w:val="clear"/>
+            <w:tcMar>
+              <w:top w:type="dxa" w:w="40"/>
+              <w:left w:type="dxa" w:w="120"/>
+              <w:bottom w:type="dxa" w:w="40"/>
               <w:right w:type="dxa" w:w="120"/>
             </w:tcMar>
             <w:vAlign w:val="top"/>
@@ -6484,18 +6651,18 @@
         </w:tc>
         <w:tc>
           <w:tcPr>
-            <w:tcW w:type="dxa" w:w="3961"/>
-            <w:tcBorders>
-              <w:top w:val="single" w:color="D1D5DB" w:sz="4"/>
-              <w:left w:val="single" w:color="D1D5DB" w:sz="4"/>
-              <w:bottom w:val="single" w:color="D1D5DB" w:sz="4"/>
-              <w:right w:val="single" w:color="D1D5DB" w:sz="4"/>
-            </w:tcBorders>
-            <w:shd w:fill="EEF0FF" w:color="auto" w:val="clear"/>
-            <w:tcMar>
-              <w:top w:type="dxa" w:w="80"/>
-              <w:left w:type="dxa" w:w="120"/>
-              <w:bottom w:type="dxa" w:w="80"/>
+            <w:tcW w:type="dxa" w:w="4279"/>
+            <w:tcBorders>
+              <w:top w:val="single" w:color="D1D5DB" w:sz="4"/>
+              <w:left w:val="single" w:color="D1D5DB" w:sz="4"/>
+              <w:bottom w:val="single" w:color="D1D5DB" w:sz="4"/>
+              <w:right w:val="single" w:color="D1D5DB" w:sz="4"/>
+            </w:tcBorders>
+            <w:shd w:fill="EEF0FF" w:color="auto" w:val="clear"/>
+            <w:tcMar>
+              <w:top w:type="dxa" w:w="40"/>
+              <w:left w:type="dxa" w:w="120"/>
+              <w:bottom w:type="dxa" w:w="40"/>
               <w:right w:type="dxa" w:w="120"/>
             </w:tcMar>
             <w:vAlign w:val="top"/>
@@ -6512,20 +6679,23 @@
         </w:tc>
       </w:tr>
       <w:tr>
-        <w:tc>
-          <w:tcPr>
-            <w:tcW w:type="dxa" w:w="4478"/>
-            <w:tcBorders>
-              <w:top w:val="single" w:color="D1D5DB" w:sz="4"/>
-              <w:left w:val="single" w:color="D1D5DB" w:sz="4"/>
-              <w:bottom w:val="single" w:color="D1D5DB" w:sz="4"/>
-              <w:right w:val="single" w:color="D1D5DB" w:sz="4"/>
-            </w:tcBorders>
-            <w:shd w:fill="FFFFFF" w:color="auto" w:val="clear"/>
-            <w:tcMar>
-              <w:top w:type="dxa" w:w="80"/>
-              <w:left w:type="dxa" w:w="120"/>
-              <w:bottom w:type="dxa" w:w="80"/>
+        <w:trPr>
+          <w:cantSplit/>
+        </w:trPr>
+        <w:tc>
+          <w:tcPr>
+            <w:tcW w:type="dxa" w:w="4217"/>
+            <w:tcBorders>
+              <w:top w:val="single" w:color="D1D5DB" w:sz="4"/>
+              <w:left w:val="single" w:color="D1D5DB" w:sz="4"/>
+              <w:bottom w:val="single" w:color="D1D5DB" w:sz="4"/>
+              <w:right w:val="single" w:color="D1D5DB" w:sz="4"/>
+            </w:tcBorders>
+            <w:shd w:fill="FFFFFF" w:color="auto" w:val="clear"/>
+            <w:tcMar>
+              <w:top w:type="dxa" w:w="40"/>
+              <w:left w:type="dxa" w:w="120"/>
+              <w:bottom w:type="dxa" w:w="40"/>
               <w:right w:type="dxa" w:w="120"/>
             </w:tcMar>
             <w:vAlign w:val="top"/>
@@ -6544,18 +6714,18 @@
         </w:tc>
         <w:tc>
           <w:tcPr>
-            <w:tcW w:type="dxa" w:w="973"/>
-            <w:tcBorders>
-              <w:top w:val="single" w:color="D1D5DB" w:sz="4"/>
-              <w:left w:val="single" w:color="D1D5DB" w:sz="4"/>
-              <w:bottom w:val="single" w:color="D1D5DB" w:sz="4"/>
-              <w:right w:val="single" w:color="D1D5DB" w:sz="4"/>
-            </w:tcBorders>
-            <w:shd w:fill="FFFFFF" w:color="auto" w:val="clear"/>
-            <w:tcMar>
-              <w:top w:type="dxa" w:w="80"/>
-              <w:left w:type="dxa" w:w="120"/>
-              <w:bottom w:type="dxa" w:w="80"/>
+            <w:tcW w:type="dxa" w:w="916"/>
+            <w:tcBorders>
+              <w:top w:val="single" w:color="D1D5DB" w:sz="4"/>
+              <w:left w:val="single" w:color="D1D5DB" w:sz="4"/>
+              <w:bottom w:val="single" w:color="D1D5DB" w:sz="4"/>
+              <w:right w:val="single" w:color="D1D5DB" w:sz="4"/>
+            </w:tcBorders>
+            <w:shd w:fill="FFFFFF" w:color="auto" w:val="clear"/>
+            <w:tcMar>
+              <w:top w:type="dxa" w:w="40"/>
+              <w:left w:type="dxa" w:w="120"/>
+              <w:bottom w:type="dxa" w:w="40"/>
               <w:right w:type="dxa" w:w="120"/>
             </w:tcMar>
             <w:vAlign w:val="top"/>
@@ -6572,18 +6742,18 @@
         </w:tc>
         <w:tc>
           <w:tcPr>
-            <w:tcW w:type="dxa" w:w="3961"/>
-            <w:tcBorders>
-              <w:top w:val="single" w:color="D1D5DB" w:sz="4"/>
-              <w:left w:val="single" w:color="D1D5DB" w:sz="4"/>
-              <w:bottom w:val="single" w:color="D1D5DB" w:sz="4"/>
-              <w:right w:val="single" w:color="D1D5DB" w:sz="4"/>
-            </w:tcBorders>
-            <w:shd w:fill="FFFFFF" w:color="auto" w:val="clear"/>
-            <w:tcMar>
-              <w:top w:type="dxa" w:w="80"/>
-              <w:left w:type="dxa" w:w="120"/>
-              <w:bottom w:type="dxa" w:w="80"/>
+            <w:tcW w:type="dxa" w:w="4279"/>
+            <w:tcBorders>
+              <w:top w:val="single" w:color="D1D5DB" w:sz="4"/>
+              <w:left w:val="single" w:color="D1D5DB" w:sz="4"/>
+              <w:bottom w:val="single" w:color="D1D5DB" w:sz="4"/>
+              <w:right w:val="single" w:color="D1D5DB" w:sz="4"/>
+            </w:tcBorders>
+            <w:shd w:fill="FFFFFF" w:color="auto" w:val="clear"/>
+            <w:tcMar>
+              <w:top w:type="dxa" w:w="40"/>
+              <w:left w:type="dxa" w:w="120"/>
+              <w:bottom w:type="dxa" w:w="40"/>
               <w:right w:type="dxa" w:w="120"/>
             </w:tcMar>
             <w:vAlign w:val="top"/>
@@ -6600,20 +6770,23 @@
         </w:tc>
       </w:tr>
       <w:tr>
-        <w:tc>
-          <w:tcPr>
-            <w:tcW w:type="dxa" w:w="4478"/>
-            <w:tcBorders>
-              <w:top w:val="single" w:color="D1D5DB" w:sz="4"/>
-              <w:left w:val="single" w:color="D1D5DB" w:sz="4"/>
-              <w:bottom w:val="single" w:color="D1D5DB" w:sz="4"/>
-              <w:right w:val="single" w:color="D1D5DB" w:sz="4"/>
-            </w:tcBorders>
-            <w:shd w:fill="EEF0FF" w:color="auto" w:val="clear"/>
-            <w:tcMar>
-              <w:top w:type="dxa" w:w="80"/>
-              <w:left w:type="dxa" w:w="120"/>
-              <w:bottom w:type="dxa" w:w="80"/>
+        <w:trPr>
+          <w:cantSplit/>
+        </w:trPr>
+        <w:tc>
+          <w:tcPr>
+            <w:tcW w:type="dxa" w:w="4217"/>
+            <w:tcBorders>
+              <w:top w:val="single" w:color="D1D5DB" w:sz="4"/>
+              <w:left w:val="single" w:color="D1D5DB" w:sz="4"/>
+              <w:bottom w:val="single" w:color="D1D5DB" w:sz="4"/>
+              <w:right w:val="single" w:color="D1D5DB" w:sz="4"/>
+            </w:tcBorders>
+            <w:shd w:fill="EEF0FF" w:color="auto" w:val="clear"/>
+            <w:tcMar>
+              <w:top w:type="dxa" w:w="40"/>
+              <w:left w:type="dxa" w:w="120"/>
+              <w:bottom w:type="dxa" w:w="40"/>
               <w:right w:type="dxa" w:w="120"/>
             </w:tcMar>
             <w:vAlign w:val="top"/>
@@ -6632,18 +6805,18 @@
         </w:tc>
         <w:tc>
           <w:tcPr>
-            <w:tcW w:type="dxa" w:w="973"/>
-            <w:tcBorders>
-              <w:top w:val="single" w:color="D1D5DB" w:sz="4"/>
-              <w:left w:val="single" w:color="D1D5DB" w:sz="4"/>
-              <w:bottom w:val="single" w:color="D1D5DB" w:sz="4"/>
-              <w:right w:val="single" w:color="D1D5DB" w:sz="4"/>
-            </w:tcBorders>
-            <w:shd w:fill="EEF0FF" w:color="auto" w:val="clear"/>
-            <w:tcMar>
-              <w:top w:type="dxa" w:w="80"/>
-              <w:left w:type="dxa" w:w="120"/>
-              <w:bottom w:type="dxa" w:w="80"/>
+            <w:tcW w:type="dxa" w:w="916"/>
+            <w:tcBorders>
+              <w:top w:val="single" w:color="D1D5DB" w:sz="4"/>
+              <w:left w:val="single" w:color="D1D5DB" w:sz="4"/>
+              <w:bottom w:val="single" w:color="D1D5DB" w:sz="4"/>
+              <w:right w:val="single" w:color="D1D5DB" w:sz="4"/>
+            </w:tcBorders>
+            <w:shd w:fill="EEF0FF" w:color="auto" w:val="clear"/>
+            <w:tcMar>
+              <w:top w:type="dxa" w:w="40"/>
+              <w:left w:type="dxa" w:w="120"/>
+              <w:bottom w:type="dxa" w:w="40"/>
               <w:right w:type="dxa" w:w="120"/>
             </w:tcMar>
             <w:vAlign w:val="top"/>
@@ -6660,18 +6833,18 @@
         </w:tc>
         <w:tc>
           <w:tcPr>
-            <w:tcW w:type="dxa" w:w="3961"/>
-            <w:tcBorders>
-              <w:top w:val="single" w:color="D1D5DB" w:sz="4"/>
-              <w:left w:val="single" w:color="D1D5DB" w:sz="4"/>
-              <w:bottom w:val="single" w:color="D1D5DB" w:sz="4"/>
-              <w:right w:val="single" w:color="D1D5DB" w:sz="4"/>
-            </w:tcBorders>
-            <w:shd w:fill="EEF0FF" w:color="auto" w:val="clear"/>
-            <w:tcMar>
-              <w:top w:type="dxa" w:w="80"/>
-              <w:left w:type="dxa" w:w="120"/>
-              <w:bottom w:type="dxa" w:w="80"/>
+            <w:tcW w:type="dxa" w:w="4279"/>
+            <w:tcBorders>
+              <w:top w:val="single" w:color="D1D5DB" w:sz="4"/>
+              <w:left w:val="single" w:color="D1D5DB" w:sz="4"/>
+              <w:bottom w:val="single" w:color="D1D5DB" w:sz="4"/>
+              <w:right w:val="single" w:color="D1D5DB" w:sz="4"/>
+            </w:tcBorders>
+            <w:shd w:fill="EEF0FF" w:color="auto" w:val="clear"/>
+            <w:tcMar>
+              <w:top w:type="dxa" w:w="40"/>
+              <w:left w:type="dxa" w:w="120"/>
+              <w:bottom w:type="dxa" w:w="40"/>
               <w:right w:type="dxa" w:w="120"/>
             </w:tcMar>
             <w:vAlign w:val="top"/>
@@ -6688,20 +6861,23 @@
         </w:tc>
       </w:tr>
       <w:tr>
-        <w:tc>
-          <w:tcPr>
-            <w:tcW w:type="dxa" w:w="4478"/>
-            <w:tcBorders>
-              <w:top w:val="single" w:color="D1D5DB" w:sz="4"/>
-              <w:left w:val="single" w:color="D1D5DB" w:sz="4"/>
-              <w:bottom w:val="single" w:color="D1D5DB" w:sz="4"/>
-              <w:right w:val="single" w:color="D1D5DB" w:sz="4"/>
-            </w:tcBorders>
-            <w:shd w:fill="FFFFFF" w:color="auto" w:val="clear"/>
-            <w:tcMar>
-              <w:top w:type="dxa" w:w="80"/>
-              <w:left w:type="dxa" w:w="120"/>
-              <w:bottom w:type="dxa" w:w="80"/>
+        <w:trPr>
+          <w:cantSplit/>
+        </w:trPr>
+        <w:tc>
+          <w:tcPr>
+            <w:tcW w:type="dxa" w:w="4217"/>
+            <w:tcBorders>
+              <w:top w:val="single" w:color="D1D5DB" w:sz="4"/>
+              <w:left w:val="single" w:color="D1D5DB" w:sz="4"/>
+              <w:bottom w:val="single" w:color="D1D5DB" w:sz="4"/>
+              <w:right w:val="single" w:color="D1D5DB" w:sz="4"/>
+            </w:tcBorders>
+            <w:shd w:fill="FFFFFF" w:color="auto" w:val="clear"/>
+            <w:tcMar>
+              <w:top w:type="dxa" w:w="40"/>
+              <w:left w:type="dxa" w:w="120"/>
+              <w:bottom w:type="dxa" w:w="40"/>
               <w:right w:type="dxa" w:w="120"/>
             </w:tcMar>
             <w:vAlign w:val="top"/>
@@ -6720,18 +6896,18 @@
         </w:tc>
         <w:tc>
           <w:tcPr>
-            <w:tcW w:type="dxa" w:w="973"/>
-            <w:tcBorders>
-              <w:top w:val="single" w:color="D1D5DB" w:sz="4"/>
-              <w:left w:val="single" w:color="D1D5DB" w:sz="4"/>
-              <w:bottom w:val="single" w:color="D1D5DB" w:sz="4"/>
-              <w:right w:val="single" w:color="D1D5DB" w:sz="4"/>
-            </w:tcBorders>
-            <w:shd w:fill="FFFFFF" w:color="auto" w:val="clear"/>
-            <w:tcMar>
-              <w:top w:type="dxa" w:w="80"/>
-              <w:left w:type="dxa" w:w="120"/>
-              <w:bottom w:type="dxa" w:w="80"/>
+            <w:tcW w:type="dxa" w:w="916"/>
+            <w:tcBorders>
+              <w:top w:val="single" w:color="D1D5DB" w:sz="4"/>
+              <w:left w:val="single" w:color="D1D5DB" w:sz="4"/>
+              <w:bottom w:val="single" w:color="D1D5DB" w:sz="4"/>
+              <w:right w:val="single" w:color="D1D5DB" w:sz="4"/>
+            </w:tcBorders>
+            <w:shd w:fill="FFFFFF" w:color="auto" w:val="clear"/>
+            <w:tcMar>
+              <w:top w:type="dxa" w:w="40"/>
+              <w:left w:type="dxa" w:w="120"/>
+              <w:bottom w:type="dxa" w:w="40"/>
               <w:right w:type="dxa" w:w="120"/>
             </w:tcMar>
             <w:vAlign w:val="top"/>
@@ -6748,48 +6924,51 @@
         </w:tc>
         <w:tc>
           <w:tcPr>
-            <w:tcW w:type="dxa" w:w="3961"/>
-            <w:tcBorders>
-              <w:top w:val="single" w:color="D1D5DB" w:sz="4"/>
-              <w:left w:val="single" w:color="D1D5DB" w:sz="4"/>
-              <w:bottom w:val="single" w:color="D1D5DB" w:sz="4"/>
-              <w:right w:val="single" w:color="D1D5DB" w:sz="4"/>
-            </w:tcBorders>
-            <w:shd w:fill="FFFFFF" w:color="auto" w:val="clear"/>
-            <w:tcMar>
-              <w:top w:type="dxa" w:w="80"/>
-              <w:left w:type="dxa" w:w="120"/>
-              <w:bottom w:type="dxa" w:w="80"/>
-              <w:right w:type="dxa" w:w="120"/>
-            </w:tcMar>
-            <w:vAlign w:val="top"/>
-          </w:tcPr>
-          <w:p>
-            <w:r>
-              <w:rPr>
-                <w:sz w:val="20"/>
-                <w:szCs w:val="20"/>
-              </w:rPr>
-              <w:t xml:space="preserve">Research release; commercial use needs Stability AI's licence</w:t>
+            <w:tcW w:type="dxa" w:w="4279"/>
+            <w:tcBorders>
+              <w:top w:val="single" w:color="D1D5DB" w:sz="4"/>
+              <w:left w:val="single" w:color="D1D5DB" w:sz="4"/>
+              <w:bottom w:val="single" w:color="D1D5DB" w:sz="4"/>
+              <w:right w:val="single" w:color="D1D5DB" w:sz="4"/>
+            </w:tcBorders>
+            <w:shd w:fill="FFFFFF" w:color="auto" w:val="clear"/>
+            <w:tcMar>
+              <w:top w:type="dxa" w:w="40"/>
+              <w:left w:type="dxa" w:w="120"/>
+              <w:bottom w:type="dxa" w:w="40"/>
+              <w:right w:type="dxa" w:w="120"/>
+            </w:tcMar>
+            <w:vAlign w:val="top"/>
+          </w:tcPr>
+          <w:p>
+            <w:r>
+              <w:rPr>
+                <w:sz w:val="20"/>
+                <w:szCs w:val="20"/>
+              </w:rPr>
+              <w:t xml:space="preserve">Stability AI Community License; conditional commercial use, registration and revenue limits</w:t>
             </w:r>
           </w:p>
         </w:tc>
       </w:tr>
       <w:tr>
-        <w:tc>
-          <w:tcPr>
-            <w:tcW w:type="dxa" w:w="4478"/>
-            <w:tcBorders>
-              <w:top w:val="single" w:color="D1D5DB" w:sz="4"/>
-              <w:left w:val="single" w:color="D1D5DB" w:sz="4"/>
-              <w:bottom w:val="single" w:color="D1D5DB" w:sz="4"/>
-              <w:right w:val="single" w:color="D1D5DB" w:sz="4"/>
-            </w:tcBorders>
-            <w:shd w:fill="EEF0FF" w:color="auto" w:val="clear"/>
-            <w:tcMar>
-              <w:top w:type="dxa" w:w="80"/>
-              <w:left w:type="dxa" w:w="120"/>
-              <w:bottom w:type="dxa" w:w="80"/>
+        <w:trPr>
+          <w:cantSplit/>
+        </w:trPr>
+        <w:tc>
+          <w:tcPr>
+            <w:tcW w:type="dxa" w:w="4217"/>
+            <w:tcBorders>
+              <w:top w:val="single" w:color="D1D5DB" w:sz="4"/>
+              <w:left w:val="single" w:color="D1D5DB" w:sz="4"/>
+              <w:bottom w:val="single" w:color="D1D5DB" w:sz="4"/>
+              <w:right w:val="single" w:color="D1D5DB" w:sz="4"/>
+            </w:tcBorders>
+            <w:shd w:fill="EEF0FF" w:color="auto" w:val="clear"/>
+            <w:tcMar>
+              <w:top w:type="dxa" w:w="40"/>
+              <w:left w:type="dxa" w:w="120"/>
+              <w:bottom w:type="dxa" w:w="40"/>
               <w:right w:type="dxa" w:w="120"/>
             </w:tcMar>
             <w:vAlign w:val="top"/>
@@ -6808,18 +6987,18 @@
         </w:tc>
         <w:tc>
           <w:tcPr>
-            <w:tcW w:type="dxa" w:w="973"/>
-            <w:tcBorders>
-              <w:top w:val="single" w:color="D1D5DB" w:sz="4"/>
-              <w:left w:val="single" w:color="D1D5DB" w:sz="4"/>
-              <w:bottom w:val="single" w:color="D1D5DB" w:sz="4"/>
-              <w:right w:val="single" w:color="D1D5DB" w:sz="4"/>
-            </w:tcBorders>
-            <w:shd w:fill="EEF0FF" w:color="auto" w:val="clear"/>
-            <w:tcMar>
-              <w:top w:type="dxa" w:w="80"/>
-              <w:left w:type="dxa" w:w="120"/>
-              <w:bottom w:type="dxa" w:w="80"/>
+            <w:tcW w:type="dxa" w:w="916"/>
+            <w:tcBorders>
+              <w:top w:val="single" w:color="D1D5DB" w:sz="4"/>
+              <w:left w:val="single" w:color="D1D5DB" w:sz="4"/>
+              <w:bottom w:val="single" w:color="D1D5DB" w:sz="4"/>
+              <w:right w:val="single" w:color="D1D5DB" w:sz="4"/>
+            </w:tcBorders>
+            <w:shd w:fill="EEF0FF" w:color="auto" w:val="clear"/>
+            <w:tcMar>
+              <w:top w:type="dxa" w:w="40"/>
+              <w:left w:type="dxa" w:w="120"/>
+              <w:bottom w:type="dxa" w:w="40"/>
               <w:right w:type="dxa" w:w="120"/>
             </w:tcMar>
             <w:vAlign w:val="top"/>
@@ -6836,18 +7015,18 @@
         </w:tc>
         <w:tc>
           <w:tcPr>
-            <w:tcW w:type="dxa" w:w="3961"/>
-            <w:tcBorders>
-              <w:top w:val="single" w:color="D1D5DB" w:sz="4"/>
-              <w:left w:val="single" w:color="D1D5DB" w:sz="4"/>
-              <w:bottom w:val="single" w:color="D1D5DB" w:sz="4"/>
-              <w:right w:val="single" w:color="D1D5DB" w:sz="4"/>
-            </w:tcBorders>
-            <w:shd w:fill="EEF0FF" w:color="auto" w:val="clear"/>
-            <w:tcMar>
-              <w:top w:type="dxa" w:w="80"/>
-              <w:left w:type="dxa" w:w="120"/>
-              <w:bottom w:type="dxa" w:w="80"/>
+            <w:tcW w:type="dxa" w:w="4279"/>
+            <w:tcBorders>
+              <w:top w:val="single" w:color="D1D5DB" w:sz="4"/>
+              <w:left w:val="single" w:color="D1D5DB" w:sz="4"/>
+              <w:bottom w:val="single" w:color="D1D5DB" w:sz="4"/>
+              <w:right w:val="single" w:color="D1D5DB" w:sz="4"/>
+            </w:tcBorders>
+            <w:shd w:fill="EEF0FF" w:color="auto" w:val="clear"/>
+            <w:tcMar>
+              <w:top w:type="dxa" w:w="40"/>
+              <w:left w:type="dxa" w:w="120"/>
+              <w:bottom w:type="dxa" w:w="40"/>
               <w:right w:type="dxa" w:w="120"/>
             </w:tcMar>
             <w:vAlign w:val="top"/>
@@ -6864,20 +7043,23 @@
         </w:tc>
       </w:tr>
       <w:tr>
-        <w:tc>
-          <w:tcPr>
-            <w:tcW w:type="dxa" w:w="4478"/>
-            <w:tcBorders>
-              <w:top w:val="single" w:color="D1D5DB" w:sz="4"/>
-              <w:left w:val="single" w:color="D1D5DB" w:sz="4"/>
-              <w:bottom w:val="single" w:color="D1D5DB" w:sz="4"/>
-              <w:right w:val="single" w:color="D1D5DB" w:sz="4"/>
-            </w:tcBorders>
-            <w:shd w:fill="FFFFFF" w:color="auto" w:val="clear"/>
-            <w:tcMar>
-              <w:top w:type="dxa" w:w="80"/>
-              <w:left w:type="dxa" w:w="120"/>
-              <w:bottom w:type="dxa" w:w="80"/>
+        <w:trPr>
+          <w:cantSplit/>
+        </w:trPr>
+        <w:tc>
+          <w:tcPr>
+            <w:tcW w:type="dxa" w:w="4217"/>
+            <w:tcBorders>
+              <w:top w:val="single" w:color="D1D5DB" w:sz="4"/>
+              <w:left w:val="single" w:color="D1D5DB" w:sz="4"/>
+              <w:bottom w:val="single" w:color="D1D5DB" w:sz="4"/>
+              <w:right w:val="single" w:color="D1D5DB" w:sz="4"/>
+            </w:tcBorders>
+            <w:shd w:fill="FFFFFF" w:color="auto" w:val="clear"/>
+            <w:tcMar>
+              <w:top w:type="dxa" w:w="40"/>
+              <w:left w:type="dxa" w:w="120"/>
+              <w:bottom w:type="dxa" w:w="40"/>
               <w:right w:type="dxa" w:w="120"/>
             </w:tcMar>
             <w:vAlign w:val="top"/>
@@ -6896,18 +7078,18 @@
         </w:tc>
         <w:tc>
           <w:tcPr>
-            <w:tcW w:type="dxa" w:w="973"/>
-            <w:tcBorders>
-              <w:top w:val="single" w:color="D1D5DB" w:sz="4"/>
-              <w:left w:val="single" w:color="D1D5DB" w:sz="4"/>
-              <w:bottom w:val="single" w:color="D1D5DB" w:sz="4"/>
-              <w:right w:val="single" w:color="D1D5DB" w:sz="4"/>
-            </w:tcBorders>
-            <w:shd w:fill="FFFFFF" w:color="auto" w:val="clear"/>
-            <w:tcMar>
-              <w:top w:type="dxa" w:w="80"/>
-              <w:left w:type="dxa" w:w="120"/>
-              <w:bottom w:type="dxa" w:w="80"/>
+            <w:tcW w:type="dxa" w:w="916"/>
+            <w:tcBorders>
+              <w:top w:val="single" w:color="D1D5DB" w:sz="4"/>
+              <w:left w:val="single" w:color="D1D5DB" w:sz="4"/>
+              <w:bottom w:val="single" w:color="D1D5DB" w:sz="4"/>
+              <w:right w:val="single" w:color="D1D5DB" w:sz="4"/>
+            </w:tcBorders>
+            <w:shd w:fill="FFFFFF" w:color="auto" w:val="clear"/>
+            <w:tcMar>
+              <w:top w:type="dxa" w:w="40"/>
+              <w:left w:type="dxa" w:w="120"/>
+              <w:bottom w:type="dxa" w:w="40"/>
               <w:right w:type="dxa" w:w="120"/>
             </w:tcMar>
             <w:vAlign w:val="top"/>
@@ -6924,18 +7106,18 @@
         </w:tc>
         <w:tc>
           <w:tcPr>
-            <w:tcW w:type="dxa" w:w="3961"/>
-            <w:tcBorders>
-              <w:top w:val="single" w:color="D1D5DB" w:sz="4"/>
-              <w:left w:val="single" w:color="D1D5DB" w:sz="4"/>
-              <w:bottom w:val="single" w:color="D1D5DB" w:sz="4"/>
-              <w:right w:val="single" w:color="D1D5DB" w:sz="4"/>
-            </w:tcBorders>
-            <w:shd w:fill="FFFFFF" w:color="auto" w:val="clear"/>
-            <w:tcMar>
-              <w:top w:type="dxa" w:w="80"/>
-              <w:left w:type="dxa" w:w="120"/>
-              <w:bottom w:type="dxa" w:w="80"/>
+            <w:tcW w:type="dxa" w:w="4279"/>
+            <w:tcBorders>
+              <w:top w:val="single" w:color="D1D5DB" w:sz="4"/>
+              <w:left w:val="single" w:color="D1D5DB" w:sz="4"/>
+              <w:bottom w:val="single" w:color="D1D5DB" w:sz="4"/>
+              <w:right w:val="single" w:color="D1D5DB" w:sz="4"/>
+            </w:tcBorders>
+            <w:shd w:fill="FFFFFF" w:color="auto" w:val="clear"/>
+            <w:tcMar>
+              <w:top w:type="dxa" w:w="40"/>
+              <w:left w:type="dxa" w:w="120"/>
+              <w:bottom w:type="dxa" w:w="40"/>
               <w:right w:type="dxa" w:w="120"/>
             </w:tcMar>
             <w:vAlign w:val="top"/>
@@ -6952,20 +7134,23 @@
         </w:tc>
       </w:tr>
       <w:tr>
-        <w:tc>
-          <w:tcPr>
-            <w:tcW w:type="dxa" w:w="4478"/>
-            <w:tcBorders>
-              <w:top w:val="single" w:color="D1D5DB" w:sz="4"/>
-              <w:left w:val="single" w:color="D1D5DB" w:sz="4"/>
-              <w:bottom w:val="single" w:color="D1D5DB" w:sz="4"/>
-              <w:right w:val="single" w:color="D1D5DB" w:sz="4"/>
-            </w:tcBorders>
-            <w:shd w:fill="EEF0FF" w:color="auto" w:val="clear"/>
-            <w:tcMar>
-              <w:top w:type="dxa" w:w="80"/>
-              <w:left w:type="dxa" w:w="120"/>
-              <w:bottom w:type="dxa" w:w="80"/>
+        <w:trPr>
+          <w:cantSplit/>
+        </w:trPr>
+        <w:tc>
+          <w:tcPr>
+            <w:tcW w:type="dxa" w:w="4217"/>
+            <w:tcBorders>
+              <w:top w:val="single" w:color="D1D5DB" w:sz="4"/>
+              <w:left w:val="single" w:color="D1D5DB" w:sz="4"/>
+              <w:bottom w:val="single" w:color="D1D5DB" w:sz="4"/>
+              <w:right w:val="single" w:color="D1D5DB" w:sz="4"/>
+            </w:tcBorders>
+            <w:shd w:fill="EEF0FF" w:color="auto" w:val="clear"/>
+            <w:tcMar>
+              <w:top w:type="dxa" w:w="40"/>
+              <w:left w:type="dxa" w:w="120"/>
+              <w:bottom w:type="dxa" w:w="40"/>
               <w:right w:type="dxa" w:w="120"/>
             </w:tcMar>
             <w:vAlign w:val="top"/>
@@ -6984,18 +7169,18 @@
         </w:tc>
         <w:tc>
           <w:tcPr>
-            <w:tcW w:type="dxa" w:w="973"/>
-            <w:tcBorders>
-              <w:top w:val="single" w:color="D1D5DB" w:sz="4"/>
-              <w:left w:val="single" w:color="D1D5DB" w:sz="4"/>
-              <w:bottom w:val="single" w:color="D1D5DB" w:sz="4"/>
-              <w:right w:val="single" w:color="D1D5DB" w:sz="4"/>
-            </w:tcBorders>
-            <w:shd w:fill="EEF0FF" w:color="auto" w:val="clear"/>
-            <w:tcMar>
-              <w:top w:type="dxa" w:w="80"/>
-              <w:left w:type="dxa" w:w="120"/>
-              <w:bottom w:type="dxa" w:w="80"/>
+            <w:tcW w:type="dxa" w:w="916"/>
+            <w:tcBorders>
+              <w:top w:val="single" w:color="D1D5DB" w:sz="4"/>
+              <w:left w:val="single" w:color="D1D5DB" w:sz="4"/>
+              <w:bottom w:val="single" w:color="D1D5DB" w:sz="4"/>
+              <w:right w:val="single" w:color="D1D5DB" w:sz="4"/>
+            </w:tcBorders>
+            <w:shd w:fill="EEF0FF" w:color="auto" w:val="clear"/>
+            <w:tcMar>
+              <w:top w:type="dxa" w:w="40"/>
+              <w:left w:type="dxa" w:w="120"/>
+              <w:bottom w:type="dxa" w:w="40"/>
               <w:right w:type="dxa" w:w="120"/>
             </w:tcMar>
             <w:vAlign w:val="top"/>
@@ -7012,18 +7197,18 @@
         </w:tc>
         <w:tc>
           <w:tcPr>
-            <w:tcW w:type="dxa" w:w="3961"/>
-            <w:tcBorders>
-              <w:top w:val="single" w:color="D1D5DB" w:sz="4"/>
-              <w:left w:val="single" w:color="D1D5DB" w:sz="4"/>
-              <w:bottom w:val="single" w:color="D1D5DB" w:sz="4"/>
-              <w:right w:val="single" w:color="D1D5DB" w:sz="4"/>
-            </w:tcBorders>
-            <w:shd w:fill="EEF0FF" w:color="auto" w:val="clear"/>
-            <w:tcMar>
-              <w:top w:type="dxa" w:w="80"/>
-              <w:left w:type="dxa" w:w="120"/>
-              <w:bottom w:type="dxa" w:w="80"/>
+            <w:tcW w:type="dxa" w:w="4279"/>
+            <w:tcBorders>
+              <w:top w:val="single" w:color="D1D5DB" w:sz="4"/>
+              <w:left w:val="single" w:color="D1D5DB" w:sz="4"/>
+              <w:bottom w:val="single" w:color="D1D5DB" w:sz="4"/>
+              <w:right w:val="single" w:color="D1D5DB" w:sz="4"/>
+            </w:tcBorders>
+            <w:shd w:fill="EEF0FF" w:color="auto" w:val="clear"/>
+            <w:tcMar>
+              <w:top w:type="dxa" w:w="40"/>
+              <w:left w:type="dxa" w:w="120"/>
+              <w:bottom w:type="dxa" w:w="40"/>
               <w:right w:type="dxa" w:w="120"/>
             </w:tcMar>
             <w:vAlign w:val="top"/>
@@ -7040,20 +7225,23 @@
         </w:tc>
       </w:tr>
       <w:tr>
-        <w:tc>
-          <w:tcPr>
-            <w:tcW w:type="dxa" w:w="4478"/>
-            <w:tcBorders>
-              <w:top w:val="single" w:color="D1D5DB" w:sz="4"/>
-              <w:left w:val="single" w:color="D1D5DB" w:sz="4"/>
-              <w:bottom w:val="single" w:color="D1D5DB" w:sz="4"/>
-              <w:right w:val="single" w:color="D1D5DB" w:sz="4"/>
-            </w:tcBorders>
-            <w:shd w:fill="FFFFFF" w:color="auto" w:val="clear"/>
-            <w:tcMar>
-              <w:top w:type="dxa" w:w="80"/>
-              <w:left w:type="dxa" w:w="120"/>
-              <w:bottom w:type="dxa" w:w="80"/>
+        <w:trPr>
+          <w:cantSplit/>
+        </w:trPr>
+        <w:tc>
+          <w:tcPr>
+            <w:tcW w:type="dxa" w:w="4217"/>
+            <w:tcBorders>
+              <w:top w:val="single" w:color="D1D5DB" w:sz="4"/>
+              <w:left w:val="single" w:color="D1D5DB" w:sz="4"/>
+              <w:bottom w:val="single" w:color="D1D5DB" w:sz="4"/>
+              <w:right w:val="single" w:color="D1D5DB" w:sz="4"/>
+            </w:tcBorders>
+            <w:shd w:fill="FFFFFF" w:color="auto" w:val="clear"/>
+            <w:tcMar>
+              <w:top w:type="dxa" w:w="40"/>
+              <w:left w:type="dxa" w:w="120"/>
+              <w:bottom w:type="dxa" w:w="40"/>
               <w:right w:type="dxa" w:w="120"/>
             </w:tcMar>
             <w:vAlign w:val="top"/>
@@ -7072,18 +7260,18 @@
         </w:tc>
         <w:tc>
           <w:tcPr>
-            <w:tcW w:type="dxa" w:w="973"/>
-            <w:tcBorders>
-              <w:top w:val="single" w:color="D1D5DB" w:sz="4"/>
-              <w:left w:val="single" w:color="D1D5DB" w:sz="4"/>
-              <w:bottom w:val="single" w:color="D1D5DB" w:sz="4"/>
-              <w:right w:val="single" w:color="D1D5DB" w:sz="4"/>
-            </w:tcBorders>
-            <w:shd w:fill="FFFFFF" w:color="auto" w:val="clear"/>
-            <w:tcMar>
-              <w:top w:type="dxa" w:w="80"/>
-              <w:left w:type="dxa" w:w="120"/>
-              <w:bottom w:type="dxa" w:w="80"/>
+            <w:tcW w:type="dxa" w:w="916"/>
+            <w:tcBorders>
+              <w:top w:val="single" w:color="D1D5DB" w:sz="4"/>
+              <w:left w:val="single" w:color="D1D5DB" w:sz="4"/>
+              <w:bottom w:val="single" w:color="D1D5DB" w:sz="4"/>
+              <w:right w:val="single" w:color="D1D5DB" w:sz="4"/>
+            </w:tcBorders>
+            <w:shd w:fill="FFFFFF" w:color="auto" w:val="clear"/>
+            <w:tcMar>
+              <w:top w:type="dxa" w:w="40"/>
+              <w:left w:type="dxa" w:w="120"/>
+              <w:bottom w:type="dxa" w:w="40"/>
               <w:right w:type="dxa" w:w="120"/>
             </w:tcMar>
             <w:vAlign w:val="top"/>
@@ -7100,18 +7288,18 @@
         </w:tc>
         <w:tc>
           <w:tcPr>
-            <w:tcW w:type="dxa" w:w="3961"/>
-            <w:tcBorders>
-              <w:top w:val="single" w:color="D1D5DB" w:sz="4"/>
-              <w:left w:val="single" w:color="D1D5DB" w:sz="4"/>
-              <w:bottom w:val="single" w:color="D1D5DB" w:sz="4"/>
-              <w:right w:val="single" w:color="D1D5DB" w:sz="4"/>
-            </w:tcBorders>
-            <w:shd w:fill="FFFFFF" w:color="auto" w:val="clear"/>
-            <w:tcMar>
-              <w:top w:type="dxa" w:w="80"/>
-              <w:left w:type="dxa" w:w="120"/>
-              <w:bottom w:type="dxa" w:w="80"/>
+            <w:tcW w:type="dxa" w:w="4279"/>
+            <w:tcBorders>
+              <w:top w:val="single" w:color="D1D5DB" w:sz="4"/>
+              <w:left w:val="single" w:color="D1D5DB" w:sz="4"/>
+              <w:bottom w:val="single" w:color="D1D5DB" w:sz="4"/>
+              <w:right w:val="single" w:color="D1D5DB" w:sz="4"/>
+            </w:tcBorders>
+            <w:shd w:fill="FFFFFF" w:color="auto" w:val="clear"/>
+            <w:tcMar>
+              <w:top w:type="dxa" w:w="40"/>
+              <w:left w:type="dxa" w:w="120"/>
+              <w:bottom w:type="dxa" w:w="40"/>
               <w:right w:type="dxa" w:w="120"/>
             </w:tcMar>
             <w:vAlign w:val="top"/>
@@ -7128,20 +7316,23 @@
         </w:tc>
       </w:tr>
       <w:tr>
-        <w:tc>
-          <w:tcPr>
-            <w:tcW w:type="dxa" w:w="4478"/>
-            <w:tcBorders>
-              <w:top w:val="single" w:color="D1D5DB" w:sz="4"/>
-              <w:left w:val="single" w:color="D1D5DB" w:sz="4"/>
-              <w:bottom w:val="single" w:color="D1D5DB" w:sz="4"/>
-              <w:right w:val="single" w:color="D1D5DB" w:sz="4"/>
-            </w:tcBorders>
-            <w:shd w:fill="EEF0FF" w:color="auto" w:val="clear"/>
-            <w:tcMar>
-              <w:top w:type="dxa" w:w="80"/>
-              <w:left w:type="dxa" w:w="120"/>
-              <w:bottom w:type="dxa" w:w="80"/>
+        <w:trPr>
+          <w:cantSplit/>
+        </w:trPr>
+        <w:tc>
+          <w:tcPr>
+            <w:tcW w:type="dxa" w:w="4217"/>
+            <w:tcBorders>
+              <w:top w:val="single" w:color="D1D5DB" w:sz="4"/>
+              <w:left w:val="single" w:color="D1D5DB" w:sz="4"/>
+              <w:bottom w:val="single" w:color="D1D5DB" w:sz="4"/>
+              <w:right w:val="single" w:color="D1D5DB" w:sz="4"/>
+            </w:tcBorders>
+            <w:shd w:fill="EEF0FF" w:color="auto" w:val="clear"/>
+            <w:tcMar>
+              <w:top w:type="dxa" w:w="40"/>
+              <w:left w:type="dxa" w:w="120"/>
+              <w:bottom w:type="dxa" w:w="40"/>
               <w:right w:type="dxa" w:w="120"/>
             </w:tcMar>
             <w:vAlign w:val="top"/>
@@ -7160,18 +7351,18 @@
         </w:tc>
         <w:tc>
           <w:tcPr>
-            <w:tcW w:type="dxa" w:w="973"/>
-            <w:tcBorders>
-              <w:top w:val="single" w:color="D1D5DB" w:sz="4"/>
-              <w:left w:val="single" w:color="D1D5DB" w:sz="4"/>
-              <w:bottom w:val="single" w:color="D1D5DB" w:sz="4"/>
-              <w:right w:val="single" w:color="D1D5DB" w:sz="4"/>
-            </w:tcBorders>
-            <w:shd w:fill="EEF0FF" w:color="auto" w:val="clear"/>
-            <w:tcMar>
-              <w:top w:type="dxa" w:w="80"/>
-              <w:left w:type="dxa" w:w="120"/>
-              <w:bottom w:type="dxa" w:w="80"/>
+            <w:tcW w:type="dxa" w:w="916"/>
+            <w:tcBorders>
+              <w:top w:val="single" w:color="D1D5DB" w:sz="4"/>
+              <w:left w:val="single" w:color="D1D5DB" w:sz="4"/>
+              <w:bottom w:val="single" w:color="D1D5DB" w:sz="4"/>
+              <w:right w:val="single" w:color="D1D5DB" w:sz="4"/>
+            </w:tcBorders>
+            <w:shd w:fill="EEF0FF" w:color="auto" w:val="clear"/>
+            <w:tcMar>
+              <w:top w:type="dxa" w:w="40"/>
+              <w:left w:type="dxa" w:w="120"/>
+              <w:bottom w:type="dxa" w:w="40"/>
               <w:right w:type="dxa" w:w="120"/>
             </w:tcMar>
             <w:vAlign w:val="top"/>
@@ -7188,18 +7379,18 @@
         </w:tc>
         <w:tc>
           <w:tcPr>
-            <w:tcW w:type="dxa" w:w="3961"/>
-            <w:tcBorders>
-              <w:top w:val="single" w:color="D1D5DB" w:sz="4"/>
-              <w:left w:val="single" w:color="D1D5DB" w:sz="4"/>
-              <w:bottom w:val="single" w:color="D1D5DB" w:sz="4"/>
-              <w:right w:val="single" w:color="D1D5DB" w:sz="4"/>
-            </w:tcBorders>
-            <w:shd w:fill="EEF0FF" w:color="auto" w:val="clear"/>
-            <w:tcMar>
-              <w:top w:type="dxa" w:w="80"/>
-              <w:left w:type="dxa" w:w="120"/>
-              <w:bottom w:type="dxa" w:w="80"/>
+            <w:tcW w:type="dxa" w:w="4279"/>
+            <w:tcBorders>
+              <w:top w:val="single" w:color="D1D5DB" w:sz="4"/>
+              <w:left w:val="single" w:color="D1D5DB" w:sz="4"/>
+              <w:bottom w:val="single" w:color="D1D5DB" w:sz="4"/>
+              <w:right w:val="single" w:color="D1D5DB" w:sz="4"/>
+            </w:tcBorders>
+            <w:shd w:fill="EEF0FF" w:color="auto" w:val="clear"/>
+            <w:tcMar>
+              <w:top w:type="dxa" w:w="40"/>
+              <w:left w:type="dxa" w:w="120"/>
+              <w:bottom w:type="dxa" w:w="40"/>
               <w:right w:type="dxa" w:w="120"/>
             </w:tcMar>
             <w:vAlign w:val="top"/>
@@ -7216,20 +7407,23 @@
         </w:tc>
       </w:tr>
       <w:tr>
-        <w:tc>
-          <w:tcPr>
-            <w:tcW w:type="dxa" w:w="4478"/>
-            <w:tcBorders>
-              <w:top w:val="single" w:color="D1D5DB" w:sz="4"/>
-              <w:left w:val="single" w:color="D1D5DB" w:sz="4"/>
-              <w:bottom w:val="single" w:color="D1D5DB" w:sz="4"/>
-              <w:right w:val="single" w:color="D1D5DB" w:sz="4"/>
-            </w:tcBorders>
-            <w:shd w:fill="FFFFFF" w:color="auto" w:val="clear"/>
-            <w:tcMar>
-              <w:top w:type="dxa" w:w="80"/>
-              <w:left w:type="dxa" w:w="120"/>
-              <w:bottom w:type="dxa" w:w="80"/>
+        <w:trPr>
+          <w:cantSplit/>
+        </w:trPr>
+        <w:tc>
+          <w:tcPr>
+            <w:tcW w:type="dxa" w:w="4217"/>
+            <w:tcBorders>
+              <w:top w:val="single" w:color="D1D5DB" w:sz="4"/>
+              <w:left w:val="single" w:color="D1D5DB" w:sz="4"/>
+              <w:bottom w:val="single" w:color="D1D5DB" w:sz="4"/>
+              <w:right w:val="single" w:color="D1D5DB" w:sz="4"/>
+            </w:tcBorders>
+            <w:shd w:fill="FFFFFF" w:color="auto" w:val="clear"/>
+            <w:tcMar>
+              <w:top w:type="dxa" w:w="40"/>
+              <w:left w:type="dxa" w:w="120"/>
+              <w:bottom w:type="dxa" w:w="40"/>
               <w:right w:type="dxa" w:w="120"/>
             </w:tcMar>
             <w:vAlign w:val="top"/>
@@ -7248,18 +7442,18 @@
         </w:tc>
         <w:tc>
           <w:tcPr>
-            <w:tcW w:type="dxa" w:w="973"/>
-            <w:tcBorders>
-              <w:top w:val="single" w:color="D1D5DB" w:sz="4"/>
-              <w:left w:val="single" w:color="D1D5DB" w:sz="4"/>
-              <w:bottom w:val="single" w:color="D1D5DB" w:sz="4"/>
-              <w:right w:val="single" w:color="D1D5DB" w:sz="4"/>
-            </w:tcBorders>
-            <w:shd w:fill="FFFFFF" w:color="auto" w:val="clear"/>
-            <w:tcMar>
-              <w:top w:type="dxa" w:w="80"/>
-              <w:left w:type="dxa" w:w="120"/>
-              <w:bottom w:type="dxa" w:w="80"/>
+            <w:tcW w:type="dxa" w:w="916"/>
+            <w:tcBorders>
+              <w:top w:val="single" w:color="D1D5DB" w:sz="4"/>
+              <w:left w:val="single" w:color="D1D5DB" w:sz="4"/>
+              <w:bottom w:val="single" w:color="D1D5DB" w:sz="4"/>
+              <w:right w:val="single" w:color="D1D5DB" w:sz="4"/>
+            </w:tcBorders>
+            <w:shd w:fill="FFFFFF" w:color="auto" w:val="clear"/>
+            <w:tcMar>
+              <w:top w:type="dxa" w:w="40"/>
+              <w:left w:type="dxa" w:w="120"/>
+              <w:bottom w:type="dxa" w:w="40"/>
               <w:right w:type="dxa" w:w="120"/>
             </w:tcMar>
             <w:vAlign w:val="top"/>
@@ -7276,18 +7470,18 @@
         </w:tc>
         <w:tc>
           <w:tcPr>
-            <w:tcW w:type="dxa" w:w="3961"/>
-            <w:tcBorders>
-              <w:top w:val="single" w:color="D1D5DB" w:sz="4"/>
-              <w:left w:val="single" w:color="D1D5DB" w:sz="4"/>
-              <w:bottom w:val="single" w:color="D1D5DB" w:sz="4"/>
-              <w:right w:val="single" w:color="D1D5DB" w:sz="4"/>
-            </w:tcBorders>
-            <w:shd w:fill="FFFFFF" w:color="auto" w:val="clear"/>
-            <w:tcMar>
-              <w:top w:type="dxa" w:w="80"/>
-              <w:left w:type="dxa" w:w="120"/>
-              <w:bottom w:type="dxa" w:w="80"/>
+            <w:tcW w:type="dxa" w:w="4279"/>
+            <w:tcBorders>
+              <w:top w:val="single" w:color="D1D5DB" w:sz="4"/>
+              <w:left w:val="single" w:color="D1D5DB" w:sz="4"/>
+              <w:bottom w:val="single" w:color="D1D5DB" w:sz="4"/>
+              <w:right w:val="single" w:color="D1D5DB" w:sz="4"/>
+            </w:tcBorders>
+            <w:shd w:fill="FFFFFF" w:color="auto" w:val="clear"/>
+            <w:tcMar>
+              <w:top w:type="dxa" w:w="40"/>
+              <w:left w:type="dxa" w:w="120"/>
+              <w:bottom w:type="dxa" w:w="40"/>
               <w:right w:type="dxa" w:w="120"/>
             </w:tcMar>
             <w:vAlign w:val="top"/>
@@ -7304,20 +7498,23 @@
         </w:tc>
       </w:tr>
       <w:tr>
-        <w:tc>
-          <w:tcPr>
-            <w:tcW w:type="dxa" w:w="4478"/>
-            <w:tcBorders>
-              <w:top w:val="single" w:color="D1D5DB" w:sz="4"/>
-              <w:left w:val="single" w:color="D1D5DB" w:sz="4"/>
-              <w:bottom w:val="single" w:color="D1D5DB" w:sz="4"/>
-              <w:right w:val="single" w:color="D1D5DB" w:sz="4"/>
-            </w:tcBorders>
-            <w:shd w:fill="EEF0FF" w:color="auto" w:val="clear"/>
-            <w:tcMar>
-              <w:top w:type="dxa" w:w="80"/>
-              <w:left w:type="dxa" w:w="120"/>
-              <w:bottom w:type="dxa" w:w="80"/>
+        <w:trPr>
+          <w:cantSplit/>
+        </w:trPr>
+        <w:tc>
+          <w:tcPr>
+            <w:tcW w:type="dxa" w:w="4217"/>
+            <w:tcBorders>
+              <w:top w:val="single" w:color="D1D5DB" w:sz="4"/>
+              <w:left w:val="single" w:color="D1D5DB" w:sz="4"/>
+              <w:bottom w:val="single" w:color="D1D5DB" w:sz="4"/>
+              <w:right w:val="single" w:color="D1D5DB" w:sz="4"/>
+            </w:tcBorders>
+            <w:shd w:fill="EEF0FF" w:color="auto" w:val="clear"/>
+            <w:tcMar>
+              <w:top w:type="dxa" w:w="40"/>
+              <w:left w:type="dxa" w:w="120"/>
+              <w:bottom w:type="dxa" w:w="40"/>
               <w:right w:type="dxa" w:w="120"/>
             </w:tcMar>
             <w:vAlign w:val="top"/>
@@ -7336,18 +7533,18 @@
         </w:tc>
         <w:tc>
           <w:tcPr>
-            <w:tcW w:type="dxa" w:w="973"/>
-            <w:tcBorders>
-              <w:top w:val="single" w:color="D1D5DB" w:sz="4"/>
-              <w:left w:val="single" w:color="D1D5DB" w:sz="4"/>
-              <w:bottom w:val="single" w:color="D1D5DB" w:sz="4"/>
-              <w:right w:val="single" w:color="D1D5DB" w:sz="4"/>
-            </w:tcBorders>
-            <w:shd w:fill="EEF0FF" w:color="auto" w:val="clear"/>
-            <w:tcMar>
-              <w:top w:type="dxa" w:w="80"/>
-              <w:left w:type="dxa" w:w="120"/>
-              <w:bottom w:type="dxa" w:w="80"/>
+            <w:tcW w:type="dxa" w:w="916"/>
+            <w:tcBorders>
+              <w:top w:val="single" w:color="D1D5DB" w:sz="4"/>
+              <w:left w:val="single" w:color="D1D5DB" w:sz="4"/>
+              <w:bottom w:val="single" w:color="D1D5DB" w:sz="4"/>
+              <w:right w:val="single" w:color="D1D5DB" w:sz="4"/>
+            </w:tcBorders>
+            <w:shd w:fill="EEF0FF" w:color="auto" w:val="clear"/>
+            <w:tcMar>
+              <w:top w:type="dxa" w:w="40"/>
+              <w:left w:type="dxa" w:w="120"/>
+              <w:bottom w:type="dxa" w:w="40"/>
               <w:right w:type="dxa" w:w="120"/>
             </w:tcMar>
             <w:vAlign w:val="top"/>
@@ -7364,18 +7561,18 @@
         </w:tc>
         <w:tc>
           <w:tcPr>
-            <w:tcW w:type="dxa" w:w="3961"/>
-            <w:tcBorders>
-              <w:top w:val="single" w:color="D1D5DB" w:sz="4"/>
-              <w:left w:val="single" w:color="D1D5DB" w:sz="4"/>
-              <w:bottom w:val="single" w:color="D1D5DB" w:sz="4"/>
-              <w:right w:val="single" w:color="D1D5DB" w:sz="4"/>
-            </w:tcBorders>
-            <w:shd w:fill="EEF0FF" w:color="auto" w:val="clear"/>
-            <w:tcMar>
-              <w:top w:type="dxa" w:w="80"/>
-              <w:left w:type="dxa" w:w="120"/>
-              <w:bottom w:type="dxa" w:w="80"/>
+            <w:tcW w:type="dxa" w:w="4279"/>
+            <w:tcBorders>
+              <w:top w:val="single" w:color="D1D5DB" w:sz="4"/>
+              <w:left w:val="single" w:color="D1D5DB" w:sz="4"/>
+              <w:bottom w:val="single" w:color="D1D5DB" w:sz="4"/>
+              <w:right w:val="single" w:color="D1D5DB" w:sz="4"/>
+            </w:tcBorders>
+            <w:shd w:fill="EEF0FF" w:color="auto" w:val="clear"/>
+            <w:tcMar>
+              <w:top w:type="dxa" w:w="40"/>
+              <w:left w:type="dxa" w:w="120"/>
+              <w:bottom w:type="dxa" w:w="40"/>
               <w:right w:type="dxa" w:w="120"/>
             </w:tcMar>
             <w:vAlign w:val="top"/>
@@ -7392,20 +7589,23 @@
         </w:tc>
       </w:tr>
       <w:tr>
-        <w:tc>
-          <w:tcPr>
-            <w:tcW w:type="dxa" w:w="4478"/>
-            <w:tcBorders>
-              <w:top w:val="single" w:color="D1D5DB" w:sz="4"/>
-              <w:left w:val="single" w:color="D1D5DB" w:sz="4"/>
-              <w:bottom w:val="single" w:color="D1D5DB" w:sz="4"/>
-              <w:right w:val="single" w:color="D1D5DB" w:sz="4"/>
-            </w:tcBorders>
-            <w:shd w:fill="FFFFFF" w:color="auto" w:val="clear"/>
-            <w:tcMar>
-              <w:top w:type="dxa" w:w="80"/>
-              <w:left w:type="dxa" w:w="120"/>
-              <w:bottom w:type="dxa" w:w="80"/>
+        <w:trPr>
+          <w:cantSplit/>
+        </w:trPr>
+        <w:tc>
+          <w:tcPr>
+            <w:tcW w:type="dxa" w:w="4217"/>
+            <w:tcBorders>
+              <w:top w:val="single" w:color="D1D5DB" w:sz="4"/>
+              <w:left w:val="single" w:color="D1D5DB" w:sz="4"/>
+              <w:bottom w:val="single" w:color="D1D5DB" w:sz="4"/>
+              <w:right w:val="single" w:color="D1D5DB" w:sz="4"/>
+            </w:tcBorders>
+            <w:shd w:fill="FFFFFF" w:color="auto" w:val="clear"/>
+            <w:tcMar>
+              <w:top w:type="dxa" w:w="40"/>
+              <w:left w:type="dxa" w:w="120"/>
+              <w:bottom w:type="dxa" w:w="40"/>
               <w:right w:type="dxa" w:w="120"/>
             </w:tcMar>
             <w:vAlign w:val="top"/>
@@ -7424,18 +7624,18 @@
         </w:tc>
         <w:tc>
           <w:tcPr>
-            <w:tcW w:type="dxa" w:w="973"/>
-            <w:tcBorders>
-              <w:top w:val="single" w:color="D1D5DB" w:sz="4"/>
-              <w:left w:val="single" w:color="D1D5DB" w:sz="4"/>
-              <w:bottom w:val="single" w:color="D1D5DB" w:sz="4"/>
-              <w:right w:val="single" w:color="D1D5DB" w:sz="4"/>
-            </w:tcBorders>
-            <w:shd w:fill="FFFFFF" w:color="auto" w:val="clear"/>
-            <w:tcMar>
-              <w:top w:type="dxa" w:w="80"/>
-              <w:left w:type="dxa" w:w="120"/>
-              <w:bottom w:type="dxa" w:w="80"/>
+            <w:tcW w:type="dxa" w:w="916"/>
+            <w:tcBorders>
+              <w:top w:val="single" w:color="D1D5DB" w:sz="4"/>
+              <w:left w:val="single" w:color="D1D5DB" w:sz="4"/>
+              <w:bottom w:val="single" w:color="D1D5DB" w:sz="4"/>
+              <w:right w:val="single" w:color="D1D5DB" w:sz="4"/>
+            </w:tcBorders>
+            <w:shd w:fill="FFFFFF" w:color="auto" w:val="clear"/>
+            <w:tcMar>
+              <w:top w:type="dxa" w:w="40"/>
+              <w:left w:type="dxa" w:w="120"/>
+              <w:bottom w:type="dxa" w:w="40"/>
               <w:right w:type="dxa" w:w="120"/>
             </w:tcMar>
             <w:vAlign w:val="top"/>
@@ -7452,18 +7652,18 @@
         </w:tc>
         <w:tc>
           <w:tcPr>
-            <w:tcW w:type="dxa" w:w="3961"/>
-            <w:tcBorders>
-              <w:top w:val="single" w:color="D1D5DB" w:sz="4"/>
-              <w:left w:val="single" w:color="D1D5DB" w:sz="4"/>
-              <w:bottom w:val="single" w:color="D1D5DB" w:sz="4"/>
-              <w:right w:val="single" w:color="D1D5DB" w:sz="4"/>
-            </w:tcBorders>
-            <w:shd w:fill="FFFFFF" w:color="auto" w:val="clear"/>
-            <w:tcMar>
-              <w:top w:type="dxa" w:w="80"/>
-              <w:left w:type="dxa" w:w="120"/>
-              <w:bottom w:type="dxa" w:w="80"/>
+            <w:tcW w:type="dxa" w:w="4279"/>
+            <w:tcBorders>
+              <w:top w:val="single" w:color="D1D5DB" w:sz="4"/>
+              <w:left w:val="single" w:color="D1D5DB" w:sz="4"/>
+              <w:bottom w:val="single" w:color="D1D5DB" w:sz="4"/>
+              <w:right w:val="single" w:color="D1D5DB" w:sz="4"/>
+            </w:tcBorders>
+            <w:shd w:fill="FFFFFF" w:color="auto" w:val="clear"/>
+            <w:tcMar>
+              <w:top w:type="dxa" w:w="40"/>
+              <w:left w:type="dxa" w:w="120"/>
+              <w:bottom w:type="dxa" w:w="40"/>
               <w:right w:type="dxa" w:w="120"/>
             </w:tcMar>
             <w:vAlign w:val="top"/>
@@ -7480,20 +7680,23 @@
         </w:tc>
       </w:tr>
       <w:tr>
-        <w:tc>
-          <w:tcPr>
-            <w:tcW w:type="dxa" w:w="4478"/>
-            <w:tcBorders>
-              <w:top w:val="single" w:color="D1D5DB" w:sz="4"/>
-              <w:left w:val="single" w:color="D1D5DB" w:sz="4"/>
-              <w:bottom w:val="single" w:color="D1D5DB" w:sz="4"/>
-              <w:right w:val="single" w:color="D1D5DB" w:sz="4"/>
-            </w:tcBorders>
-            <w:shd w:fill="EEF0FF" w:color="auto" w:val="clear"/>
-            <w:tcMar>
-              <w:top w:type="dxa" w:w="80"/>
-              <w:left w:type="dxa" w:w="120"/>
-              <w:bottom w:type="dxa" w:w="80"/>
+        <w:trPr>
+          <w:cantSplit/>
+        </w:trPr>
+        <w:tc>
+          <w:tcPr>
+            <w:tcW w:type="dxa" w:w="4217"/>
+            <w:tcBorders>
+              <w:top w:val="single" w:color="D1D5DB" w:sz="4"/>
+              <w:left w:val="single" w:color="D1D5DB" w:sz="4"/>
+              <w:bottom w:val="single" w:color="D1D5DB" w:sz="4"/>
+              <w:right w:val="single" w:color="D1D5DB" w:sz="4"/>
+            </w:tcBorders>
+            <w:shd w:fill="EEF0FF" w:color="auto" w:val="clear"/>
+            <w:tcMar>
+              <w:top w:type="dxa" w:w="40"/>
+              <w:left w:type="dxa" w:w="120"/>
+              <w:bottom w:type="dxa" w:w="40"/>
               <w:right w:type="dxa" w:w="120"/>
             </w:tcMar>
             <w:vAlign w:val="top"/>
@@ -7512,18 +7715,18 @@
         </w:tc>
         <w:tc>
           <w:tcPr>
-            <w:tcW w:type="dxa" w:w="973"/>
-            <w:tcBorders>
-              <w:top w:val="single" w:color="D1D5DB" w:sz="4"/>
-              <w:left w:val="single" w:color="D1D5DB" w:sz="4"/>
-              <w:bottom w:val="single" w:color="D1D5DB" w:sz="4"/>
-              <w:right w:val="single" w:color="D1D5DB" w:sz="4"/>
-            </w:tcBorders>
-            <w:shd w:fill="EEF0FF" w:color="auto" w:val="clear"/>
-            <w:tcMar>
-              <w:top w:type="dxa" w:w="80"/>
-              <w:left w:type="dxa" w:w="120"/>
-              <w:bottom w:type="dxa" w:w="80"/>
+            <w:tcW w:type="dxa" w:w="916"/>
+            <w:tcBorders>
+              <w:top w:val="single" w:color="D1D5DB" w:sz="4"/>
+              <w:left w:val="single" w:color="D1D5DB" w:sz="4"/>
+              <w:bottom w:val="single" w:color="D1D5DB" w:sz="4"/>
+              <w:right w:val="single" w:color="D1D5DB" w:sz="4"/>
+            </w:tcBorders>
+            <w:shd w:fill="EEF0FF" w:color="auto" w:val="clear"/>
+            <w:tcMar>
+              <w:top w:type="dxa" w:w="40"/>
+              <w:left w:type="dxa" w:w="120"/>
+              <w:bottom w:type="dxa" w:w="40"/>
               <w:right w:type="dxa" w:w="120"/>
             </w:tcMar>
             <w:vAlign w:val="top"/>
@@ -7540,18 +7743,18 @@
         </w:tc>
         <w:tc>
           <w:tcPr>
-            <w:tcW w:type="dxa" w:w="3961"/>
-            <w:tcBorders>
-              <w:top w:val="single" w:color="D1D5DB" w:sz="4"/>
-              <w:left w:val="single" w:color="D1D5DB" w:sz="4"/>
-              <w:bottom w:val="single" w:color="D1D5DB" w:sz="4"/>
-              <w:right w:val="single" w:color="D1D5DB" w:sz="4"/>
-            </w:tcBorders>
-            <w:shd w:fill="EEF0FF" w:color="auto" w:val="clear"/>
-            <w:tcMar>
-              <w:top w:type="dxa" w:w="80"/>
-              <w:left w:type="dxa" w:w="120"/>
-              <w:bottom w:type="dxa" w:w="80"/>
+            <w:tcW w:type="dxa" w:w="4279"/>
+            <w:tcBorders>
+              <w:top w:val="single" w:color="D1D5DB" w:sz="4"/>
+              <w:left w:val="single" w:color="D1D5DB" w:sz="4"/>
+              <w:bottom w:val="single" w:color="D1D5DB" w:sz="4"/>
+              <w:right w:val="single" w:color="D1D5DB" w:sz="4"/>
+            </w:tcBorders>
+            <w:shd w:fill="EEF0FF" w:color="auto" w:val="clear"/>
+            <w:tcMar>
+              <w:top w:type="dxa" w:w="40"/>
+              <w:left w:type="dxa" w:w="120"/>
+              <w:bottom w:type="dxa" w:w="40"/>
               <w:right w:type="dxa" w:w="120"/>
             </w:tcMar>
             <w:vAlign w:val="top"/>
@@ -7585,9 +7788,10 @@
     <w:p>
       <w:pPr>
         <w:pStyle w:val="ListParagraph"/>
+        <w:keepLines/>
         <w:numPr>
           <w:ilvl w:val="0"/>
-          <w:numId w:val="5"/>
+          <w:numId w:val="6"/>
         </w:numPr>
         <w:spacing w:after="80" w:line="276"/>
       </w:pPr>
@@ -7599,15 +7803,16 @@
         <w:t xml:space="preserve">Sources.</w:t>
       </w:r>
       <w:r>
-        <w:t xml:space="preserve"> All content is written from primary sources: the module descriptor, original papers, official documentation and courses (OpenAI, Google, Microsoft Learn, Anthropic, Hugging Face) and the textbooks in descriptor Section 7.9. Every link in the slides and notes was checked automatically in September 2026 (YouTube links by their video titles).</w:t>
+        <w:t xml:space="preserve"> Content draws on the module descriptor, original papers, official documentation and courses (OpenAI, Google, Microsoft Learn, Anthropic, Hugging Face), and the textbooks in descriptor Section 7.9. The link check was rerun in October 2026 (YouTube links by their video titles). Some publishers block automated checks; use the link report to identify pages that need a manual check.</w:t>
       </w:r>
     </w:p>
     <w:p>
       <w:pPr>
         <w:pStyle w:val="ListParagraph"/>
+        <w:keepLines/>
         <w:numPr>
           <w:ilvl w:val="0"/>
-          <w:numId w:val="5"/>
+          <w:numId w:val="6"/>
         </w:numPr>
         <w:spacing w:after="80" w:line="276"/>
       </w:pPr>
@@ -7619,15 +7824,16 @@
         <w:t xml:space="preserve">Real results.</w:t>
       </w:r>
       <w:r>
-        <w:t xml:space="preserve"> Figures and numbers marked "real" or "measured" come from running the solution notebooks and asset scripts in advance on a laptop (NVIDIA GTX 1650 GPU with 4 GB, or its CPU). Students' numbers on Colab will differ slightly (hardware, library versions); the patterns should match, and the notes say which patterns to expect.</w:t>
+        <w:t xml:space="preserve"> Figures and numbers marked "real" or "measured" use saved lab measurements from the local laptop (NVIDIA GTX 1650 GPU with 4 GB, or its CPU). Keep the recorded model, data and settings beside any comparison. Student results may differ with hardware, library versions and random sampling; use differences as observations to investigate. Illustrative arithmetic is labelled separately. The revision report distinguishes fresh executions from retained historical measurements.</w:t>
       </w:r>
     </w:p>
     <w:p>
       <w:pPr>
         <w:pStyle w:val="ListParagraph"/>
+        <w:keepLines/>
         <w:numPr>
           <w:ilvl w:val="0"/>
-          <w:numId w:val="5"/>
+          <w:numId w:val="6"/>
         </w:numPr>
         <w:spacing w:after="80" w:line="276"/>
       </w:pPr>
@@ -7639,15 +7845,16 @@
         <w:t xml:space="preserve">Automated checks.</w:t>
       </w:r>
       <w:r>
-        <w:t xml:space="preserve"> The lab runner executes solution notebooks in a quick "smoke" mode. Every week is checked for 44 slides with speaker notes, required teaching-note sections and coverage of Section 7.3. The beginner-pack check verifies editable slide diagrams, notebook attachments, Python syntax and student/solution separation. Slides and notes were rendered and inspected visually.</w:t>
+        <w:t xml:space="preserve"> The lab runner executes solution notebooks in a quick "smoke" mode. Every week is checked for its authored slide count, speaker notes, required teaching-note sections and coverage of Section 7.3. The beginner-pack check verifies editable slide diagrams, notebook attachments, Python syntax and student/solution separation. The diagram check verifies that arrows touch their blocks. Render the slides and notes after a rebuild and inspect the page images and measured text bounds.</w:t>
       </w:r>
     </w:p>
     <w:p>
       <w:pPr>
         <w:pStyle w:val="ListParagraph"/>
+        <w:keepLines/>
         <w:numPr>
           <w:ilvl w:val="0"/>
-          <w:numId w:val="5"/>
+          <w:numId w:val="6"/>
         </w:numPr>
         <w:spacing w:after="80" w:line="276"/>
       </w:pPr>
@@ -7683,6 +7890,8 @@
     </w:p>
     <w:p>
       <w:pPr>
+        <w:keepNext w:val="false"/>
+        <w:keepLines/>
         <w:spacing w:after="140" w:line="288"/>
       </w:pPr>
       <w:r>
@@ -7709,6 +7918,7 @@
       </w:tblGrid>
       <w:tr>
         <w:trPr>
+          <w:cantSplit/>
           <w:tblHeader/>
         </w:trPr>
         <w:tc>
@@ -7722,9 +7932,9 @@
             </w:tcBorders>
             <w:shd w:fill="1E1B4B" w:color="auto" w:val="clear"/>
             <w:tcMar>
-              <w:top w:type="dxa" w:w="80"/>
-              <w:left w:type="dxa" w:w="120"/>
-              <w:bottom w:type="dxa" w:w="80"/>
+              <w:top w:type="dxa" w:w="40"/>
+              <w:left w:type="dxa" w:w="120"/>
+              <w:bottom w:type="dxa" w:w="40"/>
               <w:right w:type="dxa" w:w="120"/>
             </w:tcMar>
             <w:vAlign w:val="top"/>
@@ -7753,9 +7963,9 @@
             </w:tcBorders>
             <w:shd w:fill="1E1B4B" w:color="auto" w:val="clear"/>
             <w:tcMar>
-              <w:top w:type="dxa" w:w="80"/>
-              <w:left w:type="dxa" w:w="120"/>
-              <w:bottom w:type="dxa" w:w="80"/>
+              <w:top w:type="dxa" w:w="40"/>
+              <w:left w:type="dxa" w:w="120"/>
+              <w:bottom w:type="dxa" w:w="40"/>
               <w:right w:type="dxa" w:w="120"/>
             </w:tcMar>
             <w:vAlign w:val="top"/>
@@ -7784,9 +7994,9 @@
             </w:tcBorders>
             <w:shd w:fill="1E1B4B" w:color="auto" w:val="clear"/>
             <w:tcMar>
-              <w:top w:type="dxa" w:w="80"/>
-              <w:left w:type="dxa" w:w="120"/>
-              <w:bottom w:type="dxa" w:w="80"/>
+              <w:top w:type="dxa" w:w="40"/>
+              <w:left w:type="dxa" w:w="120"/>
+              <w:bottom w:type="dxa" w:w="40"/>
               <w:right w:type="dxa" w:w="120"/>
             </w:tcMar>
             <w:vAlign w:val="top"/>
@@ -7806,6 +8016,9 @@
         </w:tc>
       </w:tr>
       <w:tr>
+        <w:trPr>
+          <w:cantSplit/>
+        </w:trPr>
         <w:tc>
           <w:tcPr>
             <w:tcW w:type="dxa" w:w="1680"/>
@@ -7817,9 +8030,9 @@
             </w:tcBorders>
             <w:shd w:fill="EEF0FF" w:color="auto" w:val="clear"/>
             <w:tcMar>
-              <w:top w:type="dxa" w:w="80"/>
-              <w:left w:type="dxa" w:w="120"/>
-              <w:bottom w:type="dxa" w:w="80"/>
+              <w:top w:type="dxa" w:w="40"/>
+              <w:left w:type="dxa" w:w="120"/>
+              <w:bottom w:type="dxa" w:w="40"/>
               <w:right w:type="dxa" w:w="120"/>
             </w:tcMar>
             <w:vAlign w:val="top"/>
@@ -7847,9 +8060,9 @@
             </w:tcBorders>
             <w:shd w:fill="EEF0FF" w:color="auto" w:val="clear"/>
             <w:tcMar>
-              <w:top w:type="dxa" w:w="80"/>
-              <w:left w:type="dxa" w:w="120"/>
-              <w:bottom w:type="dxa" w:w="80"/>
+              <w:top w:type="dxa" w:w="40"/>
+              <w:left w:type="dxa" w:w="120"/>
+              <w:bottom w:type="dxa" w:w="40"/>
               <w:right w:type="dxa" w:w="120"/>
             </w:tcMar>
             <w:vAlign w:val="top"/>
@@ -7877,9 +8090,9 @@
             </w:tcBorders>
             <w:shd w:fill="EEF0FF" w:color="auto" w:val="clear"/>
             <w:tcMar>
-              <w:top w:type="dxa" w:w="80"/>
-              <w:left w:type="dxa" w:w="120"/>
-              <w:bottom w:type="dxa" w:w="80"/>
+              <w:top w:type="dxa" w:w="40"/>
+              <w:left w:type="dxa" w:w="120"/>
+              <w:bottom w:type="dxa" w:w="40"/>
               <w:right w:type="dxa" w:w="120"/>
             </w:tcMar>
             <w:vAlign w:val="top"/>
@@ -7905,6 +8118,9 @@
         </w:tc>
       </w:tr>
       <w:tr>
+        <w:trPr>
+          <w:cantSplit/>
+        </w:trPr>
         <w:tc>
           <w:tcPr>
             <w:tcW w:type="dxa" w:w="1680"/>
@@ -7916,9 +8132,9 @@
             </w:tcBorders>
             <w:shd w:fill="FFFFFF" w:color="auto" w:val="clear"/>
             <w:tcMar>
-              <w:top w:type="dxa" w:w="80"/>
-              <w:left w:type="dxa" w:w="120"/>
-              <w:bottom w:type="dxa" w:w="80"/>
+              <w:top w:type="dxa" w:w="40"/>
+              <w:left w:type="dxa" w:w="120"/>
+              <w:bottom w:type="dxa" w:w="40"/>
               <w:right w:type="dxa" w:w="120"/>
             </w:tcMar>
             <w:vAlign w:val="top"/>
@@ -7946,9 +8162,9 @@
             </w:tcBorders>
             <w:shd w:fill="FFFFFF" w:color="auto" w:val="clear"/>
             <w:tcMar>
-              <w:top w:type="dxa" w:w="80"/>
-              <w:left w:type="dxa" w:w="120"/>
-              <w:bottom w:type="dxa" w:w="80"/>
+              <w:top w:type="dxa" w:w="40"/>
+              <w:left w:type="dxa" w:w="120"/>
+              <w:bottom w:type="dxa" w:w="40"/>
               <w:right w:type="dxa" w:w="120"/>
             </w:tcMar>
             <w:vAlign w:val="top"/>
@@ -7976,9 +8192,9 @@
             </w:tcBorders>
             <w:shd w:fill="FFFFFF" w:color="auto" w:val="clear"/>
             <w:tcMar>
-              <w:top w:type="dxa" w:w="80"/>
-              <w:left w:type="dxa" w:w="120"/>
-              <w:bottom w:type="dxa" w:w="80"/>
+              <w:top w:type="dxa" w:w="40"/>
+              <w:left w:type="dxa" w:w="120"/>
+              <w:bottom w:type="dxa" w:w="40"/>
               <w:right w:type="dxa" w:w="120"/>
             </w:tcMar>
             <w:vAlign w:val="top"/>
@@ -7997,6 +8213,9 @@
         </w:tc>
       </w:tr>
       <w:tr>
+        <w:trPr>
+          <w:cantSplit/>
+        </w:trPr>
         <w:tc>
           <w:tcPr>
             <w:tcW w:type="dxa" w:w="1680"/>
@@ -8008,9 +8227,9 @@
             </w:tcBorders>
             <w:shd w:fill="EEF0FF" w:color="auto" w:val="clear"/>
             <w:tcMar>
-              <w:top w:type="dxa" w:w="80"/>
-              <w:left w:type="dxa" w:w="120"/>
-              <w:bottom w:type="dxa" w:w="80"/>
+              <w:top w:type="dxa" w:w="40"/>
+              <w:left w:type="dxa" w:w="120"/>
+              <w:bottom w:type="dxa" w:w="40"/>
               <w:right w:type="dxa" w:w="120"/>
             </w:tcMar>
             <w:vAlign w:val="top"/>
@@ -8038,9 +8257,9 @@
             </w:tcBorders>
             <w:shd w:fill="EEF0FF" w:color="auto" w:val="clear"/>
             <w:tcMar>
-              <w:top w:type="dxa" w:w="80"/>
-              <w:left w:type="dxa" w:w="120"/>
-              <w:bottom w:type="dxa" w:w="80"/>
+              <w:top w:type="dxa" w:w="40"/>
+              <w:left w:type="dxa" w:w="120"/>
+              <w:bottom w:type="dxa" w:w="40"/>
               <w:right w:type="dxa" w:w="120"/>
             </w:tcMar>
             <w:vAlign w:val="top"/>
@@ -8068,9 +8287,9 @@
             </w:tcBorders>
             <w:shd w:fill="EEF0FF" w:color="auto" w:val="clear"/>
             <w:tcMar>
-              <w:top w:type="dxa" w:w="80"/>
-              <w:left w:type="dxa" w:w="120"/>
-              <w:bottom w:type="dxa" w:w="80"/>
+              <w:top w:type="dxa" w:w="40"/>
+              <w:left w:type="dxa" w:w="120"/>
+              <w:bottom w:type="dxa" w:w="40"/>
               <w:right w:type="dxa" w:w="120"/>
             </w:tcMar>
             <w:vAlign w:val="top"/>
@@ -8089,6 +8308,9 @@
         </w:tc>
       </w:tr>
       <w:tr>
+        <w:trPr>
+          <w:cantSplit/>
+        </w:trPr>
         <w:tc>
           <w:tcPr>
             <w:tcW w:type="dxa" w:w="1680"/>
@@ -8100,9 +8322,9 @@
             </w:tcBorders>
             <w:shd w:fill="FFFFFF" w:color="auto" w:val="clear"/>
             <w:tcMar>
-              <w:top w:type="dxa" w:w="80"/>
-              <w:left w:type="dxa" w:w="120"/>
-              <w:bottom w:type="dxa" w:w="80"/>
+              <w:top w:type="dxa" w:w="40"/>
+              <w:left w:type="dxa" w:w="120"/>
+              <w:bottom w:type="dxa" w:w="40"/>
               <w:right w:type="dxa" w:w="120"/>
             </w:tcMar>
             <w:vAlign w:val="top"/>
@@ -8130,9 +8352,9 @@
             </w:tcBorders>
             <w:shd w:fill="FFFFFF" w:color="auto" w:val="clear"/>
             <w:tcMar>
-              <w:top w:type="dxa" w:w="80"/>
-              <w:left w:type="dxa" w:w="120"/>
-              <w:bottom w:type="dxa" w:w="80"/>
+              <w:top w:type="dxa" w:w="40"/>
+              <w:left w:type="dxa" w:w="120"/>
+              <w:bottom w:type="dxa" w:w="40"/>
               <w:right w:type="dxa" w:w="120"/>
             </w:tcMar>
             <w:vAlign w:val="top"/>
@@ -8160,9 +8382,9 @@
             </w:tcBorders>
             <w:shd w:fill="FFFFFF" w:color="auto" w:val="clear"/>
             <w:tcMar>
-              <w:top w:type="dxa" w:w="80"/>
-              <w:left w:type="dxa" w:w="120"/>
-              <w:bottom w:type="dxa" w:w="80"/>
+              <w:top w:type="dxa" w:w="40"/>
+              <w:left w:type="dxa" w:w="120"/>
+              <w:bottom w:type="dxa" w:w="40"/>
               <w:right w:type="dxa" w:w="120"/>
             </w:tcMar>
             <w:vAlign w:val="top"/>
@@ -8181,6 +8403,9 @@
         </w:tc>
       </w:tr>
       <w:tr>
+        <w:trPr>
+          <w:cantSplit/>
+        </w:trPr>
         <w:tc>
           <w:tcPr>
             <w:tcW w:type="dxa" w:w="1680"/>
@@ -8192,9 +8417,9 @@
             </w:tcBorders>
             <w:shd w:fill="EEF0FF" w:color="auto" w:val="clear"/>
             <w:tcMar>
-              <w:top w:type="dxa" w:w="80"/>
-              <w:left w:type="dxa" w:w="120"/>
-              <w:bottom w:type="dxa" w:w="80"/>
+              <w:top w:type="dxa" w:w="40"/>
+              <w:left w:type="dxa" w:w="120"/>
+              <w:bottom w:type="dxa" w:w="40"/>
               <w:right w:type="dxa" w:w="120"/>
             </w:tcMar>
             <w:vAlign w:val="top"/>
@@ -8222,9 +8447,9 @@
             </w:tcBorders>
             <w:shd w:fill="EEF0FF" w:color="auto" w:val="clear"/>
             <w:tcMar>
-              <w:top w:type="dxa" w:w="80"/>
-              <w:left w:type="dxa" w:w="120"/>
-              <w:bottom w:type="dxa" w:w="80"/>
+              <w:top w:type="dxa" w:w="40"/>
+              <w:left w:type="dxa" w:w="120"/>
+              <w:bottom w:type="dxa" w:w="40"/>
               <w:right w:type="dxa" w:w="120"/>
             </w:tcMar>
             <w:vAlign w:val="top"/>
@@ -8252,9 +8477,9 @@
             </w:tcBorders>
             <w:shd w:fill="EEF0FF" w:color="auto" w:val="clear"/>
             <w:tcMar>
-              <w:top w:type="dxa" w:w="80"/>
-              <w:left w:type="dxa" w:w="120"/>
-              <w:bottom w:type="dxa" w:w="80"/>
+              <w:top w:type="dxa" w:w="40"/>
+              <w:left w:type="dxa" w:w="120"/>
+              <w:bottom w:type="dxa" w:w="40"/>
               <w:right w:type="dxa" w:w="120"/>
             </w:tcMar>
             <w:vAlign w:val="top"/>
@@ -8289,6 +8514,9 @@
         </w:tc>
       </w:tr>
       <w:tr>
+        <w:trPr>
+          <w:cantSplit/>
+        </w:trPr>
         <w:tc>
           <w:tcPr>
             <w:tcW w:type="dxa" w:w="1680"/>
@@ -8300,9 +8528,9 @@
             </w:tcBorders>
             <w:shd w:fill="FFFFFF" w:color="auto" w:val="clear"/>
             <w:tcMar>
-              <w:top w:type="dxa" w:w="80"/>
-              <w:left w:type="dxa" w:w="120"/>
-              <w:bottom w:type="dxa" w:w="80"/>
+              <w:top w:type="dxa" w:w="40"/>
+              <w:left w:type="dxa" w:w="120"/>
+              <w:bottom w:type="dxa" w:w="40"/>
               <w:right w:type="dxa" w:w="120"/>
             </w:tcMar>
             <w:vAlign w:val="top"/>
@@ -8330,9 +8558,9 @@
             </w:tcBorders>
             <w:shd w:fill="FFFFFF" w:color="auto" w:val="clear"/>
             <w:tcMar>
-              <w:top w:type="dxa" w:w="80"/>
-              <w:left w:type="dxa" w:w="120"/>
-              <w:bottom w:type="dxa" w:w="80"/>
+              <w:top w:type="dxa" w:w="40"/>
+              <w:left w:type="dxa" w:w="120"/>
+              <w:bottom w:type="dxa" w:w="40"/>
               <w:right w:type="dxa" w:w="120"/>
             </w:tcMar>
             <w:vAlign w:val="top"/>
@@ -8360,9 +8588,9 @@
             </w:tcBorders>
             <w:shd w:fill="FFFFFF" w:color="auto" w:val="clear"/>
             <w:tcMar>
-              <w:top w:type="dxa" w:w="80"/>
-              <w:left w:type="dxa" w:w="120"/>
-              <w:bottom w:type="dxa" w:w="80"/>
+              <w:top w:type="dxa" w:w="40"/>
+              <w:left w:type="dxa" w:w="120"/>
+              <w:bottom w:type="dxa" w:w="40"/>
               <w:right w:type="dxa" w:w="120"/>
             </w:tcMar>
             <w:vAlign w:val="top"/>
@@ -8381,6 +8609,9 @@
         </w:tc>
       </w:tr>
       <w:tr>
+        <w:trPr>
+          <w:cantSplit/>
+        </w:trPr>
         <w:tc>
           <w:tcPr>
             <w:tcW w:type="dxa" w:w="1680"/>
@@ -8392,9 +8623,9 @@
             </w:tcBorders>
             <w:shd w:fill="EEF0FF" w:color="auto" w:val="clear"/>
             <w:tcMar>
-              <w:top w:type="dxa" w:w="80"/>
-              <w:left w:type="dxa" w:w="120"/>
-              <w:bottom w:type="dxa" w:w="80"/>
+              <w:top w:type="dxa" w:w="40"/>
+              <w:left w:type="dxa" w:w="120"/>
+              <w:bottom w:type="dxa" w:w="40"/>
               <w:right w:type="dxa" w:w="120"/>
             </w:tcMar>
             <w:vAlign w:val="top"/>
@@ -8422,9 +8653,9 @@
             </w:tcBorders>
             <w:shd w:fill="EEF0FF" w:color="auto" w:val="clear"/>
             <w:tcMar>
-              <w:top w:type="dxa" w:w="80"/>
-              <w:left w:type="dxa" w:w="120"/>
-              <w:bottom w:type="dxa" w:w="80"/>
+              <w:top w:type="dxa" w:w="40"/>
+              <w:left w:type="dxa" w:w="120"/>
+              <w:bottom w:type="dxa" w:w="40"/>
               <w:right w:type="dxa" w:w="120"/>
             </w:tcMar>
             <w:vAlign w:val="top"/>
@@ -8491,9 +8722,9 @@
             </w:tcBorders>
             <w:shd w:fill="EEF0FF" w:color="auto" w:val="clear"/>
             <w:tcMar>
-              <w:top w:type="dxa" w:w="80"/>
-              <w:left w:type="dxa" w:w="120"/>
-              <w:bottom w:type="dxa" w:w="80"/>
+              <w:top w:type="dxa" w:w="40"/>
+              <w:left w:type="dxa" w:w="120"/>
+              <w:bottom w:type="dxa" w:w="40"/>
               <w:right w:type="dxa" w:w="120"/>
             </w:tcMar>
             <w:vAlign w:val="top"/>
@@ -8535,6 +8766,9 @@
         </w:tc>
       </w:tr>
       <w:tr>
+        <w:trPr>
+          <w:cantSplit/>
+        </w:trPr>
         <w:tc>
           <w:tcPr>
             <w:tcW w:type="dxa" w:w="1680"/>
@@ -8546,9 +8780,9 @@
             </w:tcBorders>
             <w:shd w:fill="FFFFFF" w:color="auto" w:val="clear"/>
             <w:tcMar>
-              <w:top w:type="dxa" w:w="80"/>
-              <w:left w:type="dxa" w:w="120"/>
-              <w:bottom w:type="dxa" w:w="80"/>
+              <w:top w:type="dxa" w:w="40"/>
+              <w:left w:type="dxa" w:w="120"/>
+              <w:bottom w:type="dxa" w:w="40"/>
               <w:right w:type="dxa" w:w="120"/>
             </w:tcMar>
             <w:vAlign w:val="top"/>
@@ -8576,9 +8810,9 @@
             </w:tcBorders>
             <w:shd w:fill="FFFFFF" w:color="auto" w:val="clear"/>
             <w:tcMar>
-              <w:top w:type="dxa" w:w="80"/>
-              <w:left w:type="dxa" w:w="120"/>
-              <w:bottom w:type="dxa" w:w="80"/>
+              <w:top w:type="dxa" w:w="40"/>
+              <w:left w:type="dxa" w:w="120"/>
+              <w:bottom w:type="dxa" w:w="40"/>
               <w:right w:type="dxa" w:w="120"/>
             </w:tcMar>
             <w:vAlign w:val="top"/>
@@ -8613,9 +8847,9 @@
             </w:tcBorders>
             <w:shd w:fill="FFFFFF" w:color="auto" w:val="clear"/>
             <w:tcMar>
-              <w:top w:type="dxa" w:w="80"/>
-              <w:left w:type="dxa" w:w="120"/>
-              <w:bottom w:type="dxa" w:w="80"/>
+              <w:top w:type="dxa" w:w="40"/>
+              <w:left w:type="dxa" w:w="120"/>
+              <w:bottom w:type="dxa" w:w="40"/>
               <w:right w:type="dxa" w:w="120"/>
             </w:tcMar>
             <w:vAlign w:val="top"/>
@@ -8641,6 +8875,8 @@
     </w:p>
     <w:p>
       <w:pPr>
+        <w:keepNext w:val="false"/>
+        <w:keepLines/>
         <w:spacing w:after="140" w:line="288"/>
       </w:pPr>
       <w:r>
@@ -8666,9 +8902,10 @@
     <w:p>
       <w:pPr>
         <w:pStyle w:val="ListParagraph"/>
+        <w:keepLines/>
         <w:numPr>
           <w:ilvl w:val="0"/>
-          <w:numId w:val="6"/>
+          <w:numId w:val="7"/>
         </w:numPr>
         <w:spacing w:after="80" w:line="276"/>
       </w:pPr>
@@ -8679,9 +8916,10 @@
     <w:p>
       <w:pPr>
         <w:pStyle w:val="ListParagraph"/>
+        <w:keepLines/>
         <w:numPr>
           <w:ilvl w:val="0"/>
-          <w:numId w:val="6"/>
+          <w:numId w:val="7"/>
         </w:numPr>
         <w:spacing w:after="80" w:line="276"/>
       </w:pPr>
@@ -8692,9 +8930,10 @@
     <w:p>
       <w:pPr>
         <w:pStyle w:val="ListParagraph"/>
+        <w:keepLines/>
         <w:numPr>
           <w:ilvl w:val="0"/>
-          <w:numId w:val="6"/>
+          <w:numId w:val="7"/>
         </w:numPr>
         <w:spacing w:after="80" w:line="276"/>
       </w:pPr>
@@ -8705,27 +8944,122 @@
     <w:p>
       <w:pPr>
         <w:pStyle w:val="ListParagraph"/>
+        <w:keepLines/>
         <w:numPr>
           <w:ilvl w:val="0"/>
-          <w:numId w:val="6"/>
+          <w:numId w:val="7"/>
         </w:numPr>
         <w:spacing w:after="80" w:line="276"/>
       </w:pPr>
       <w:r>
-        <w:t xml:space="preserve">Weeks 4 and 10 use SD-Turbo, a research release whose commercial use needs Stability AI's licence, and week 10 uses MMS-TTS (CC BY-NC); week 4 uses Stable Diffusion 1.5 under the CreativeML OpenRAIL-M licence, which restricts harmful uses.</w:t>
+        <w:t xml:space="preserve">Weeks 4 and 10 use SD-Turbo under the Stability AI Community License, which permits limited commercial use subject to registration, revenue thresholds and other conditions, and week 10 uses MMS-TTS (CC BY-NC); week 4 uses Stable Diffusion 1.5 under the CreativeML OpenRAIL-M licence, which restricts harmful uses.</w:t>
       </w:r>
     </w:p>
     <w:p>
       <w:pPr>
-        <w:pStyle w:val="ListParagraph"/>
-        <w:numPr>
-          <w:ilvl w:val="0"/>
-          <w:numId w:val="6"/>
-        </w:numPr>
-        <w:spacing w:after="80" w:line="276"/>
+        <w:pStyle w:val="Heading1"/>
+        <w:keepNext/>
       </w:pPr>
       <w:r>
-        <w:t xml:space="preserve">New students may need more time to trace the diagrams. Keep the vocabulary and worked examples; if a section runs long, shorten a later quiz or move an advanced extension to the lab.</w:t>
+        <w:t xml:space="preserve">Use the final infographic to improve the next explanation</w:t>
+      </w:r>
+    </w:p>
+    <w:p>
+      <w:pPr>
+        <w:keepNext w:val="false"/>
+        <w:keepLines/>
+        <w:spacing w:after="140" w:line="288"/>
+      </w:pPr>
+      <w:r>
+        <w:t xml:space="preserve">Reserve the last five minutes of each class for its recap infographic. Ask students to explain one card in their own words, trace the illustrative example and answer the exit question before showing the answer. Distinguish illustrative arithmetic from measured lab results. If a student names a term but cannot trace its input and output, return to that diagram and use a smaller example.</w:t>
+      </w:r>
+    </w:p>
+    <w:p>
+      <w:pPr>
+        <w:keepNext w:val="false"/>
+        <w:keepLines/>
+        <w:spacing w:after="140" w:line="288"/>
+      </w:pPr>
+      <w:r>
+        <w:t xml:space="preserve">Keep a short teaching log: the question that caused difficulty, the misconception heard, the revised example and whether students could explain it afterwards. Begin the next class with that revised example and the course-map connection. This gives the teacher a repeatable improvement loop without adding lecture slides. The speaker notes supply analogies, class questions and common mistakes; the Word notes supply the full equations and code omitted from the projected slides.</w:t>
+      </w:r>
+    </w:p>
+    <w:p>
+      <w:pPr>
+        <w:keepNext w:val="false"/>
+        <w:keepLines/>
+        <w:spacing w:after="140" w:line="288"/>
+      </w:pPr>
+      <w:r>
+        <w:t xml:space="preserve">Use </w:t>
+      </w:r>
+      <w:r>
+        <w:rPr>
+          <w:rFonts w:ascii="Consolas" w:cs="Consolas" w:eastAsia="Consolas" w:hAnsi="Consolas"/>
+          <w:color w:val="4F46E5"/>
+          <w:sz w:val="20"/>
+          <w:szCs w:val="20"/>
+        </w:rPr>
+        <w:t xml:space="preserve">Course_Glossary.docx</w:t>
+      </w:r>
+      <w:r>
+        <w:t xml:space="preserve"> as the common vocabulary reference. Its definitions come from </w:t>
+      </w:r>
+      <w:r>
+        <w:rPr>
+          <w:rFonts w:ascii="Consolas" w:cs="Consolas" w:eastAsia="Consolas" w:hAnsi="Consolas"/>
+          <w:color w:val="4F46E5"/>
+          <w:sz w:val="20"/>
+          <w:szCs w:val="20"/>
+        </w:rPr>
+        <w:t xml:space="preserve">curriculum/glossary.json</w:t>
+      </w:r>
+      <w:r>
+        <w:t xml:space="preserve">, which also supplies the weekly starting vocabulary and quick glossaries. Context-specific examples in each week explain how an encoder, decoder or embedding is used in that particular model.</w:t>
+      </w:r>
+    </w:p>
+    <w:p>
+      <w:pPr>
+        <w:keepNext w:val="false"/>
+        <w:keepLines/>
+        <w:spacing w:after="140" w:line="288"/>
+      </w:pPr>
+      <w:r>
+        <w:t xml:space="preserve">Before distributing an update, read </w:t>
+      </w:r>
+      <w:r>
+        <w:rPr>
+          <w:rFonts w:ascii="Consolas" w:cs="Consolas" w:eastAsia="Consolas" w:hAnsi="Consolas"/>
+          <w:color w:val="4F46E5"/>
+          <w:sz w:val="20"/>
+          <w:szCs w:val="20"/>
+        </w:rPr>
+        <w:t xml:space="preserve">research/REVISION_2026-10.md</w:t>
+      </w:r>
+      <w:r>
+        <w:t xml:space="preserve"> for the actual verification scope. Local smoke execution is not evidence of a Colab T4 run or a successful optional hosted API call.</w:t>
+      </w:r>
+    </w:p>
+    <w:p>
+      <w:pPr>
+        <w:keepNext w:val="false"/>
+        <w:keepLines/>
+        <w:spacing w:after="140" w:line="288"/>
+      </w:pPr>
+      <w:r>
+        <w:t xml:space="preserve">The SD-Turbo licence was checked against its </w:t>
+      </w:r>
+      <w:hyperlink w:history="1" r:id="rIdb6avgdqg3swjzyyfezqy2">
+        <w:r>
+          <w:rPr>
+            <w:color w:val="4F46E5"/>
+            <w:u w:val="single"/>
+          </w:rPr>
+          <w:t xml:space="preserve">official licence file</w:t>
+        </w:r>
+      </w:hyperlink>
+      <w:r>
+        <w:t xml:space="preserve"> on 9 October 2026. Read the full terms for the intended use.</w:t>
       </w:r>
     </w:p>
     <w:sectPr>
@@ -9050,6 +9384,12 @@
       <w:startOverride w:val="1"/>
     </w:lvlOverride>
   </w:num>
+  <w:num w:numId="7">
+    <w:abstractNumId w:val="2"/>
+    <w:lvlOverride w:ilvl="0">
+      <w:startOverride w:val="1"/>
+    </w:lvlOverride>
+  </w:num>
 </w:numbering>
 </file>
 
@@ -9069,16 +9409,6 @@
   <w:style w:type="paragraph" w:styleId="Normal" w:default="1">
     <w:name w:val="Normal"/>
     <w:qFormat/>
-  </w:style>
-  <w:style w:type="paragraph" w:styleId="Title">
-    <w:name w:val="Title"/>
-    <w:basedOn w:val="Normal"/>
-    <w:next w:val="Normal"/>
-    <w:qFormat/>
-    <w:rPr>
-      <w:sz w:val="56"/>
-      <w:szCs w:val="56"/>
-    </w:rPr>
   </w:style>
   <w:style w:type="paragraph" w:styleId="Heading4">
     <w:name w:val="Heading 4"/>
@@ -9208,6 +9538,23 @@
       <w:szCs w:val="20"/>
     </w:rPr>
   </w:style>
+  <w:style w:type="paragraph" w:styleId="Title">
+    <w:name w:val="Title"/>
+    <w:basedOn w:val="Normal"/>
+    <w:next w:val="Normal"/>
+    <w:qFormat/>
+    <w:pPr>
+      <w:spacing w:after="160"/>
+    </w:pPr>
+    <w:rPr>
+      <w:rFonts w:ascii="Calibri" w:cs="Calibri" w:eastAsia="Calibri" w:hAnsi="Calibri"/>
+      <w:b/>
+      <w:bCs/>
+      <w:color w:val="000000"/>
+      <w:sz w:val="56"/>
+      <w:szCs w:val="56"/>
+    </w:rPr>
+  </w:style>
   <w:style w:type="paragraph" w:styleId="Heading1">
     <w:name w:val="Heading 1"/>
     <w:basedOn w:val="Normal"/>
@@ -9221,7 +9568,7 @@
       <w:rFonts w:ascii="Calibri" w:cs="Calibri" w:eastAsia="Calibri" w:hAnsi="Calibri"/>
       <w:b/>
       <w:bCs/>
-      <w:color w:val="1E1B4B"/>
+      <w:color w:val="000000"/>
       <w:sz w:val="36"/>
       <w:szCs w:val="36"/>
     </w:rPr>
@@ -9239,7 +9586,7 @@
       <w:rFonts w:ascii="Calibri" w:cs="Calibri" w:eastAsia="Calibri" w:hAnsi="Calibri"/>
       <w:b/>
       <w:bCs/>
-      <w:color w:val="4F46E5"/>
+      <w:color w:val="000000"/>
       <w:sz w:val="28"/>
       <w:szCs w:val="28"/>
     </w:rPr>
@@ -9257,7 +9604,7 @@
       <w:rFonts w:ascii="Calibri" w:cs="Calibri" w:eastAsia="Calibri" w:hAnsi="Calibri"/>
       <w:b/>
       <w:bCs/>
-      <w:color w:val="1E1B4B"/>
+      <w:color w:val="000000"/>
       <w:sz w:val="24"/>
       <w:szCs w:val="24"/>
     </w:rPr>

--- a/deliverables/00_Course/Instructor_Guide.docx
+++ b/deliverables/00_Course/Instructor_Guide.docx
@@ -104,8 +104,8 @@
         <w:tblLayout w:type="fixed"/>
       </w:tblPr>
       <w:tblGrid>
-        <w:gridCol w:w="3780"/>
-        <w:gridCol w:w="5632"/>
+        <w:gridCol w:w="3632"/>
+        <w:gridCol w:w="5780"/>
       </w:tblGrid>
       <w:tr>
         <w:trPr>
@@ -114,7 +114,7 @@
         </w:trPr>
         <w:tc>
           <w:tcPr>
-            <w:tcW w:type="dxa" w:w="3780"/>
+            <w:tcW w:type="dxa" w:w="3632"/>
             <w:tcBorders>
               <w:top w:val="single" w:color="D1D5DB" w:sz="4"/>
               <w:left w:val="single" w:color="D1D5DB" w:sz="4"/>
@@ -145,7 +145,7 @@
         </w:tc>
         <w:tc>
           <w:tcPr>
-            <w:tcW w:type="dxa" w:w="5632"/>
+            <w:tcW w:type="dxa" w:w="5780"/>
             <w:tcBorders>
               <w:top w:val="single" w:color="D1D5DB" w:sz="4"/>
               <w:left w:val="single" w:color="D1D5DB" w:sz="4"/>
@@ -181,7 +181,7 @@
         </w:trPr>
         <w:tc>
           <w:tcPr>
-            <w:tcW w:type="dxa" w:w="3780"/>
+            <w:tcW w:type="dxa" w:w="3632"/>
             <w:tcBorders>
               <w:top w:val="single" w:color="D1D5DB" w:sz="4"/>
               <w:left w:val="single" w:color="D1D5DB" w:sz="4"/>
@@ -213,7 +213,7 @@
         </w:tc>
         <w:tc>
           <w:tcPr>
-            <w:tcW w:type="dxa" w:w="5632"/>
+            <w:tcW w:type="dxa" w:w="5780"/>
             <w:tcBorders>
               <w:top w:val="single" w:color="D1D5DB" w:sz="4"/>
               <w:left w:val="single" w:color="D1D5DB" w:sz="4"/>
@@ -246,7 +246,7 @@
         </w:trPr>
         <w:tc>
           <w:tcPr>
-            <w:tcW w:type="dxa" w:w="3780"/>
+            <w:tcW w:type="dxa" w:w="3632"/>
             <w:tcBorders>
               <w:top w:val="single" w:color="D1D5DB" w:sz="4"/>
               <w:left w:val="single" w:color="D1D5DB" w:sz="4"/>
@@ -278,7 +278,7 @@
         </w:tc>
         <w:tc>
           <w:tcPr>
-            <w:tcW w:type="dxa" w:w="5632"/>
+            <w:tcW w:type="dxa" w:w="5780"/>
             <w:tcBorders>
               <w:top w:val="single" w:color="D1D5DB" w:sz="4"/>
               <w:left w:val="single" w:color="D1D5DB" w:sz="4"/>
@@ -311,7 +311,7 @@
         </w:trPr>
         <w:tc>
           <w:tcPr>
-            <w:tcW w:type="dxa" w:w="3780"/>
+            <w:tcW w:type="dxa" w:w="3632"/>
             <w:tcBorders>
               <w:top w:val="single" w:color="D1D5DB" w:sz="4"/>
               <w:left w:val="single" w:color="D1D5DB" w:sz="4"/>
@@ -343,7 +343,7 @@
         </w:tc>
         <w:tc>
           <w:tcPr>
-            <w:tcW w:type="dxa" w:w="5632"/>
+            <w:tcW w:type="dxa" w:w="5780"/>
             <w:tcBorders>
               <w:top w:val="single" w:color="D1D5DB" w:sz="4"/>
               <w:left w:val="single" w:color="D1D5DB" w:sz="4"/>
@@ -376,7 +376,7 @@
         </w:trPr>
         <w:tc>
           <w:tcPr>
-            <w:tcW w:type="dxa" w:w="3780"/>
+            <w:tcW w:type="dxa" w:w="3632"/>
             <w:tcBorders>
               <w:top w:val="single" w:color="D1D5DB" w:sz="4"/>
               <w:left w:val="single" w:color="D1D5DB" w:sz="4"/>
@@ -408,7 +408,7 @@
         </w:tc>
         <w:tc>
           <w:tcPr>
-            <w:tcW w:type="dxa" w:w="5632"/>
+            <w:tcW w:type="dxa" w:w="5780"/>
             <w:tcBorders>
               <w:top w:val="single" w:color="D1D5DB" w:sz="4"/>
               <w:left w:val="single" w:color="D1D5DB" w:sz="4"/>
@@ -441,23 +441,32 @@
         </w:trPr>
         <w:tc>
           <w:tcPr>
-            <w:tcW w:type="dxa" w:w="3780"/>
-            <w:tcBorders>
-              <w:top w:val="single" w:color="D1D5DB" w:sz="4"/>
-              <w:left w:val="single" w:color="D1D5DB" w:sz="4"/>
-              <w:bottom w:val="single" w:color="D1D5DB" w:sz="4"/>
-              <w:right w:val="single" w:color="D1D5DB" w:sz="4"/>
-            </w:tcBorders>
-            <w:shd w:fill="EEF0FF" w:color="auto" w:val="clear"/>
-            <w:tcMar>
-              <w:top w:type="dxa" w:w="40"/>
-              <w:left w:type="dxa" w:w="120"/>
-              <w:bottom w:type="dxa" w:w="40"/>
-              <w:right w:type="dxa" w:w="120"/>
-            </w:tcMar>
-            <w:vAlign w:val="top"/>
-          </w:tcPr>
-          <w:p>
+            <w:tcW w:type="dxa" w:w="3632"/>
+            <w:tcBorders>
+              <w:top w:val="single" w:color="D1D5DB" w:sz="4"/>
+              <w:left w:val="single" w:color="D1D5DB" w:sz="4"/>
+              <w:bottom w:val="single" w:color="D1D5DB" w:sz="4"/>
+              <w:right w:val="single" w:color="D1D5DB" w:sz="4"/>
+            </w:tcBorders>
+            <w:shd w:fill="EEF0FF" w:color="auto" w:val="clear"/>
+            <w:tcMar>
+              <w:top w:type="dxa" w:w="40"/>
+              <w:left w:type="dxa" w:w="120"/>
+              <w:bottom w:type="dxa" w:w="40"/>
+              <w:right w:type="dxa" w:w="120"/>
+            </w:tcMar>
+            <w:vAlign w:val="top"/>
+          </w:tcPr>
+          <w:p>
+            <w:r>
+              <w:rPr>
+                <w:b/>
+                <w:bCs/>
+                <w:sz w:val="20"/>
+                <w:szCs w:val="20"/>
+              </w:rPr>
+              <w:t xml:space="preserve">Developer Python exports in </w:t>
+            </w:r>
             <w:r>
               <w:rPr>
                 <w:rFonts w:ascii="Consolas" w:cs="Consolas" w:eastAsia="Consolas" w:hAnsi="Consolas"/>
@@ -467,55 +476,51 @@
                 <w:sz w:val="20"/>
                 <w:szCs w:val="20"/>
               </w:rPr>
-              <w:t xml:space="preserve">Week_XX_Lab.py</w:t>
-            </w:r>
-            <w:r>
-              <w:rPr>
-                <w:b/>
-                <w:bCs/>
-                <w:sz w:val="20"/>
-                <w:szCs w:val="20"/>
-              </w:rPr>
-              <w:t xml:space="preserve"> and </w:t>
+              <w:t xml:space="preserve">build/week_XX/</w:t>
+            </w:r>
+          </w:p>
+        </w:tc>
+        <w:tc>
+          <w:tcPr>
+            <w:tcW w:type="dxa" w:w="5780"/>
+            <w:tcBorders>
+              <w:top w:val="single" w:color="D1D5DB" w:sz="4"/>
+              <w:left w:val="single" w:color="D1D5DB" w:sz="4"/>
+              <w:bottom w:val="single" w:color="D1D5DB" w:sz="4"/>
+              <w:right w:val="single" w:color="D1D5DB" w:sz="4"/>
+            </w:tcBorders>
+            <w:shd w:fill="EEF0FF" w:color="auto" w:val="clear"/>
+            <w:tcMar>
+              <w:top w:type="dxa" w:w="40"/>
+              <w:left w:type="dxa" w:w="120"/>
+              <w:bottom w:type="dxa" w:w="40"/>
+              <w:right w:type="dxa" w:w="120"/>
+            </w:tcMar>
+            <w:vAlign w:val="top"/>
+          </w:tcPr>
+          <w:p>
+            <w:r>
+              <w:rPr>
+                <w:sz w:val="20"/>
+                <w:szCs w:val="20"/>
+              </w:rPr>
+              <w:t xml:space="preserve">Source-comparison files for maintainers. Students use the </w:t>
             </w:r>
             <w:r>
               <w:rPr>
                 <w:rFonts w:ascii="Consolas" w:cs="Consolas" w:eastAsia="Consolas" w:hAnsi="Consolas"/>
-                <w:b/>
-                <w:bCs/>
                 <w:color w:val="4F46E5"/>
                 <w:sz w:val="20"/>
                 <w:szCs w:val="20"/>
               </w:rPr>
-              <w:t xml:space="preserve">Week_XX_Lab_Solutions.py</w:t>
-            </w:r>
-          </w:p>
-        </w:tc>
-        <w:tc>
-          <w:tcPr>
-            <w:tcW w:type="dxa" w:w="5632"/>
-            <w:tcBorders>
-              <w:top w:val="single" w:color="D1D5DB" w:sz="4"/>
-              <w:left w:val="single" w:color="D1D5DB" w:sz="4"/>
-              <w:bottom w:val="single" w:color="D1D5DB" w:sz="4"/>
-              <w:right w:val="single" w:color="D1D5DB" w:sz="4"/>
-            </w:tcBorders>
-            <w:shd w:fill="EEF0FF" w:color="auto" w:val="clear"/>
-            <w:tcMar>
-              <w:top w:type="dxa" w:w="40"/>
-              <w:left w:type="dxa" w:w="120"/>
-              <w:bottom w:type="dxa" w:w="40"/>
-              <w:right w:type="dxa" w:w="120"/>
-            </w:tcMar>
-            <w:vAlign w:val="top"/>
-          </w:tcPr>
-          <w:p>
-            <w:r>
-              <w:rPr>
-                <w:sz w:val="20"/>
-                <w:szCs w:val="20"/>
-              </w:rPr>
-              <w:t xml:space="preserve">The same commented code in percent-format Python cells for VS Code or a local Python environment.</w:t>
+              <w:t xml:space="preserve">.ipynb</w:t>
+            </w:r>
+            <w:r>
+              <w:rPr>
+                <w:sz w:val="20"/>
+                <w:szCs w:val="20"/>
+              </w:rPr>
+              <w:t xml:space="preserve"> notebooks in Colab or VS Code.</w:t>
             </w:r>
           </w:p>
         </w:tc>
@@ -526,7 +531,7 @@
         </w:trPr>
         <w:tc>
           <w:tcPr>
-            <w:tcW w:type="dxa" w:w="3780"/>
+            <w:tcW w:type="dxa" w:w="3632"/>
             <w:tcBorders>
               <w:top w:val="single" w:color="D1D5DB" w:sz="4"/>
               <w:left w:val="single" w:color="D1D5DB" w:sz="4"/>
@@ -558,29 +563,29 @@
         </w:tc>
         <w:tc>
           <w:tcPr>
-            <w:tcW w:type="dxa" w:w="5632"/>
-            <w:tcBorders>
-              <w:top w:val="single" w:color="D1D5DB" w:sz="4"/>
-              <w:left w:val="single" w:color="D1D5DB" w:sz="4"/>
-              <w:bottom w:val="single" w:color="D1D5DB" w:sz="4"/>
-              <w:right w:val="single" w:color="D1D5DB" w:sz="4"/>
-            </w:tcBorders>
-            <w:shd w:fill="FFFFFF" w:color="auto" w:val="clear"/>
-            <w:tcMar>
-              <w:top w:type="dxa" w:w="40"/>
-              <w:left w:type="dxa" w:w="120"/>
-              <w:bottom w:type="dxa" w:w="40"/>
-              <w:right w:type="dxa" w:w="120"/>
-            </w:tcMar>
-            <w:vAlign w:val="top"/>
-          </w:tcPr>
-          <w:p>
-            <w:r>
-              <w:rPr>
-                <w:sz w:val="20"/>
-                <w:szCs w:val="20"/>
-              </w:rPr>
-              <w:t xml:space="preserve">Seven shared images: five technical diagrams, the course map and the recap, as PNG and editable SVG. The notebooks embed every diagram for portable use in Colab.</w:t>
+            <w:tcW w:type="dxa" w:w="5780"/>
+            <w:tcBorders>
+              <w:top w:val="single" w:color="D1D5DB" w:sz="4"/>
+              <w:left w:val="single" w:color="D1D5DB" w:sz="4"/>
+              <w:bottom w:val="single" w:color="D1D5DB" w:sz="4"/>
+              <w:right w:val="single" w:color="D1D5DB" w:sz="4"/>
+            </w:tcBorders>
+            <w:shd w:fill="FFFFFF" w:color="auto" w:val="clear"/>
+            <w:tcMar>
+              <w:top w:type="dxa" w:w="40"/>
+              <w:left w:type="dxa" w:w="120"/>
+              <w:bottom w:type="dxa" w:w="40"/>
+              <w:right w:type="dxa" w:w="120"/>
+            </w:tcMar>
+            <w:vAlign w:val="top"/>
+          </w:tcPr>
+          <w:p>
+            <w:r>
+              <w:rPr>
+                <w:sz w:val="20"/>
+                <w:szCs w:val="20"/>
+              </w:rPr>
+              <w:t xml:space="preserve">Seven beginner diagrams: five technical walkthroughs, the course map and the recap, plus additional lecture flows where authored, as PNG and editable SVG. The notebooks embed the relevant diagrams for portable use in Colab.</w:t>
             </w:r>
           </w:p>
         </w:tc>
@@ -615,6 +620,76 @@
     </w:p>
     <w:p>
       <w:pPr>
+        <w:keepNext w:val="false"/>
+        <w:keepLines/>
+        <w:spacing w:after="140" w:line="288"/>
+      </w:pPr>
+      <w:r>
+        <w:t xml:space="preserve">Every speaker note follows the same six labels: </w:t>
+      </w:r>
+      <w:r>
+        <w:rPr>
+          <w:b/>
+          <w:bCs/>
+        </w:rPr>
+        <w:t xml:space="preserve">In short</w:t>
+      </w:r>
+      <w:r>
+        <w:t xml:space="preserve">, </w:t>
+      </w:r>
+      <w:r>
+        <w:rPr>
+          <w:b/>
+          <w:bCs/>
+        </w:rPr>
+        <w:t xml:space="preserve">Explain</w:t>
+      </w:r>
+      <w:r>
+        <w:t xml:space="preserve">, </w:t>
+      </w:r>
+      <w:r>
+        <w:rPr>
+          <w:b/>
+          <w:bCs/>
+        </w:rPr>
+        <w:t xml:space="preserve">Example</w:t>
+      </w:r>
+      <w:r>
+        <w:t xml:space="preserve">, </w:t>
+      </w:r>
+      <w:r>
+        <w:rPr>
+          <w:b/>
+          <w:bCs/>
+        </w:rPr>
+        <w:t xml:space="preserve">Ask</w:t>
+      </w:r>
+      <w:r>
+        <w:t xml:space="preserve">, </w:t>
+      </w:r>
+      <w:r>
+        <w:rPr>
+          <w:b/>
+          <w:bCs/>
+        </w:rPr>
+        <w:t xml:space="preserve">Answer</w:t>
+      </w:r>
+      <w:r>
+        <w:t xml:space="preserve"> and </w:t>
+      </w:r>
+      <w:r>
+        <w:rPr>
+          <w:b/>
+          <w:bCs/>
+        </w:rPr>
+        <w:t xml:space="preserve">Watch out</w:t>
+      </w:r>
+      <w:r>
+        <w:t xml:space="preserve">. Its 110–180 words include the labels. The Explain section has three to six plain sentences of at most twenty words. Use the Example to trace concrete values or tensor shapes, and reveal the Answer after students predict.</w:t>
+      </w:r>
+    </w:p>
+    <w:p>
+      <w:pPr>
         <w:pStyle w:val="Heading2"/>
         <w:keepNext/>
       </w:pPr>
@@ -712,7 +787,19 @@
         <w:t xml:space="preserve">Lab (2 hours).</w:t>
       </w:r>
       <w:r>
-        <w:t xml:space="preserve"> Students open the student notebook in Colab (Runtime ▸ Change runtime type ▸ T4 GPU), trace the initial diagrams, and complete the TODOs and written questions. The first executable cell installs packages. CPU settings use smaller models or fewer iterations where available. Prepare the full Week 8 CPU experiment before class or discuss its recorded results.</w:t>
+        <w:t xml:space="preserve"> Students open the student notebook in Colab with its default CPU runtime, or in VS Code/Jupyter. The installation cell is followed by shared setup and a readiness check. Students trace the diagrams, predict results, complete each TODO using its hint and run the corresponding </w:t>
+      </w:r>
+      <w:r>
+        <w:rPr>
+          <w:rFonts w:ascii="Consolas" w:cs="Consolas" w:eastAsia="Consolas" w:hAnsi="Consolas"/>
+          <w:color w:val="4F46E5"/>
+          <w:sz w:val="20"/>
+          <w:szCs w:val="20"/>
+        </w:rPr>
+        <w:t xml:space="preserve">check_…()</w:t>
+      </w:r>
+      <w:r>
+        <w:t xml:space="preserve"> helper. Each part includes a core task, a change-one-setting task, an optional stretch and common errors. Week 8 performs real bounded LoRA training on CPU. GPU experiments, longer training and hosted calls are optional stretches.</w:t>
       </w:r>
     </w:p>
     <w:p>
@@ -1099,7 +1186,7 @@
                 <w:sz w:val="20"/>
                 <w:szCs w:val="20"/>
               </w:rPr>
-              <w:t xml:space="preserve">Implement and explore a Variational Autoencoder (VAE)</w:t>
+              <w:t xml:space="preserve">build, train and inspect a variational autoencoder</w:t>
             </w:r>
           </w:p>
         </w:tc>
@@ -1575,7 +1662,7 @@
                 <w:sz w:val="20"/>
                 <w:szCs w:val="20"/>
               </w:rPr>
-              <w:t xml:space="preserve">Compare LLM families, decode, and query a model</w:t>
+              <w:t xml:space="preserve">Compare language-model jobs, decoding and evidence</w:t>
             </w:r>
           </w:p>
         </w:tc>
@@ -2332,7 +2419,6 @@
       <w:pPr>
         <w:pStyle w:val="Heading1"/>
         <w:keepNext/>
-        <w:pageBreakBefore/>
       </w:pPr>
       <w:r>
         <w:t xml:space="preserve">Module learning outcomes (MIMLOs) across the weeks</w:t>
@@ -4575,7 +4661,190 @@
         <w:t xml:space="preserve">Default platform:</w:t>
       </w:r>
       <w:r>
-        <w:t xml:space="preserve"> Google Colab. Select a GPU if one is available. CPU settings use smaller models or fewer steps where possible, but heavy image generation and full fine-tuning can be impractical on CPU. Check each week's runtime note and prepare recorded outputs when classroom hardware is limited. Colab GPU availability is not guaranteed.</w:t>
+        <w:t xml:space="preserve"> free Google Colab with its CPU runtime, or local VS Code/Jupyter. Shared setup selects CPU by default, fixes seeds and prints the device and package versions. Keep the required bounded core separate from optional GPU, media-generation and longer-training stretches.</w:t>
+      </w:r>
+    </w:p>
+    <w:p>
+      <w:pPr>
+        <w:pStyle w:val="ListParagraph"/>
+        <w:keepLines/>
+        <w:numPr>
+          <w:ilvl w:val="0"/>
+          <w:numId w:val="4"/>
+        </w:numPr>
+        <w:spacing w:after="80" w:line="276"/>
+      </w:pPr>
+      <w:r>
+        <w:rPr>
+          <w:b/>
+          <w:bCs/>
+        </w:rPr>
+        <w:t xml:space="preserve">Accounts:</w:t>
+      </w:r>
+      <w:r>
+        <w:t xml:space="preserve"> a Google account for Colab; a Hugging Face account only when the selected download or optional service needs one. Required local tasks need no model-provider API key. To try a hosted comparison, enable exactly one shared switch: </w:t>
+      </w:r>
+      <w:r>
+        <w:rPr>
+          <w:rFonts w:ascii="Consolas" w:cs="Consolas" w:eastAsia="Consolas" w:hAnsi="Consolas"/>
+          <w:color w:val="4F46E5"/>
+          <w:sz w:val="20"/>
+          <w:szCs w:val="20"/>
+        </w:rPr>
+        <w:t xml:space="preserve">USE_GEMINI = True</w:t>
+      </w:r>
+      <w:r>
+        <w:t xml:space="preserve"> or </w:t>
+      </w:r>
+      <w:r>
+        <w:rPr>
+          <w:rFonts w:ascii="Consolas" w:cs="Consolas" w:eastAsia="Consolas" w:hAnsi="Consolas"/>
+          <w:color w:val="4F46E5"/>
+          <w:sz w:val="20"/>
+          <w:szCs w:val="20"/>
+        </w:rPr>
+        <w:t xml:space="preserve">USE_OPENAI = True</w:t>
+      </w:r>
+      <w:r>
+        <w:t xml:space="preserve">. Both default to </w:t>
+      </w:r>
+      <w:r>
+        <w:rPr>
+          <w:rFonts w:ascii="Consolas" w:cs="Consolas" w:eastAsia="Consolas" w:hAnsi="Consolas"/>
+          <w:color w:val="4F46E5"/>
+          <w:sz w:val="20"/>
+          <w:szCs w:val="20"/>
+        </w:rPr>
+        <w:t xml:space="preserve">False</w:t>
+      </w:r>
+      <w:r>
+        <w:t xml:space="preserve">; credentials alone do not enable requests. </w:t>
+      </w:r>
+      <w:r>
+        <w:rPr>
+          <w:rFonts w:ascii="Consolas" w:cs="Consolas" w:eastAsia="Consolas" w:hAnsi="Consolas"/>
+          <w:color w:val="4F46E5"/>
+          <w:sz w:val="20"/>
+          <w:szCs w:val="20"/>
+        </w:rPr>
+        <w:t xml:space="preserve">ask_model()</w:t>
+      </w:r>
+      <w:r>
+        <w:t xml:space="preserve"> returns optional text or </w:t>
+      </w:r>
+      <w:r>
+        <w:rPr>
+          <w:rFonts w:ascii="Consolas" w:cs="Consolas" w:eastAsia="Consolas" w:hAnsi="Consolas"/>
+          <w:color w:val="4F46E5"/>
+          <w:sz w:val="20"/>
+          <w:szCs w:val="20"/>
+        </w:rPr>
+        <w:t xml:space="preserve">None</w:t>
+      </w:r>
+      <w:r>
+        <w:t xml:space="preserve">, and each exercise retains a local answer or rubric.</w:t>
+      </w:r>
+    </w:p>
+    <w:p>
+      <w:pPr>
+        <w:pStyle w:val="ListParagraph"/>
+        <w:keepLines/>
+        <w:numPr>
+          <w:ilvl w:val="0"/>
+          <w:numId w:val="4"/>
+        </w:numPr>
+        <w:spacing w:after="80" w:line="276"/>
+      </w:pPr>
+      <w:r>
+        <w:rPr>
+          <w:b/>
+          <w:bCs/>
+        </w:rPr>
+        <w:t xml:space="preserve">Keys and provider choice:</w:t>
+      </w:r>
+      <w:r>
+        <w:t xml:space="preserve"> Gemini uses </w:t>
+      </w:r>
+      <w:r>
+        <w:rPr>
+          <w:rFonts w:ascii="Consolas" w:cs="Consolas" w:eastAsia="Consolas" w:hAnsi="Consolas"/>
+          <w:color w:val="4F46E5"/>
+          <w:sz w:val="20"/>
+          <w:szCs w:val="20"/>
+        </w:rPr>
+        <w:t xml:space="preserve">google-genai</w:t>
+      </w:r>
+      <w:r>
+        <w:t xml:space="preserve"> and </w:t>
+      </w:r>
+      <w:r>
+        <w:rPr>
+          <w:rFonts w:ascii="Consolas" w:cs="Consolas" w:eastAsia="Consolas" w:hAnsi="Consolas"/>
+          <w:color w:val="4F46E5"/>
+          <w:sz w:val="20"/>
+          <w:szCs w:val="20"/>
+        </w:rPr>
+        <w:t xml:space="preserve">GEMINI_API_KEY</w:t>
+      </w:r>
+      <w:r>
+        <w:t xml:space="preserve">; OpenAI uses its SDK and </w:t>
+      </w:r>
+      <w:r>
+        <w:rPr>
+          <w:rFonts w:ascii="Consolas" w:cs="Consolas" w:eastAsia="Consolas" w:hAnsi="Consolas"/>
+          <w:color w:val="4F46E5"/>
+          <w:sz w:val="20"/>
+          <w:szCs w:val="20"/>
+        </w:rPr>
+        <w:t xml:space="preserve">OPENAI_API_KEY</w:t>
+      </w:r>
+      <w:r>
+        <w:t xml:space="preserve">. Store keys in Colab Secrets or environment variables. Local users may explicitly select a private file with </w:t>
+      </w:r>
+      <w:r>
+        <w:rPr>
+          <w:rFonts w:ascii="Consolas" w:cs="Consolas" w:eastAsia="Consolas" w:hAnsi="Consolas"/>
+          <w:color w:val="4F46E5"/>
+          <w:sz w:val="20"/>
+          <w:szCs w:val="20"/>
+        </w:rPr>
+        <w:t xml:space="preserve">LOCAL_ENV_FILE</w:t>
+      </w:r>
+      <w:r>
+        <w:t xml:space="preserve">; setup reads it only after provider opt-in. Use invented, non-personal teaching prompts. Check current account, region, quota and data terms before a call. Gemini free-tier access is account-dependent; OpenAI API charges are separate from a ChatGPT subscription.</w:t>
+      </w:r>
+    </w:p>
+    <w:p>
+      <w:pPr>
+        <w:pStyle w:val="ListParagraph"/>
+        <w:keepLines/>
+        <w:numPr>
+          <w:ilvl w:val="0"/>
+          <w:numId w:val="4"/>
+        </w:numPr>
+        <w:spacing w:after="80" w:line="276"/>
+      </w:pPr>
+      <w:r>
+        <w:rPr>
+          <w:b/>
+          <w:bCs/>
+        </w:rPr>
+        <w:t xml:space="preserve">Local use:</w:t>
+      </w:r>
+      <w:r>
+        <w:t xml:space="preserve"> install the packages in the notebook installation cell into a compatible Python environment; the recorded local validation environment uses Python 3.12. Widgets change a setting or cached display without repeating model calls in callbacks. Cells tagged </w:t>
+      </w:r>
+      <w:r>
+        <w:rPr>
+          <w:rFonts w:ascii="Consolas" w:cs="Consolas" w:eastAsia="Consolas" w:hAnsi="Consolas"/>
+          <w:color w:val="4F46E5"/>
+          <w:sz w:val="20"/>
+          <w:szCs w:val="20"/>
+        </w:rPr>
+        <w:t xml:space="preserve">skip-test</w:t>
+      </w:r>
+      <w:r>
+        <w:t xml:space="preserve"> are interactive or optional and are excluded from automated timing. Week 11 uses in-process FastAPI TestClient in its core; Gradio and remote hosting remain optional.</w:t>
       </w:r>
     </w:p>
     <w:p>
@@ -4587,7 +4856,7 @@
       <w:r>
         <w:t xml:space="preserve">The </w:t>
       </w:r>
-      <w:hyperlink w:history="1" r:id="rId8knieid5aotpsfdfz5fqx">
+      <w:hyperlink w:history="1" r:id="rIdaacwvvvu8qk4bp0aonjp6">
         <w:r>
           <w:rPr>
             <w:color w:val="4F46E5"/>
@@ -4597,28 +4866,7 @@
         </w:r>
       </w:hyperlink>
       <w:r>
-        <w:t xml:space="preserve"> explains that hardware and usage limits vary. The times below were measured on 9 October 2026 by running each complete solution notebook on the laptop used to check this pack: its CPU, or its NVIDIA GTX 1650 GPU (4 GB) where the table says so. Models and data were already downloaded, so first-run downloads add time. They are not Colab T4 timings; a T4 is usually faster than the GTX 1650, and classroom hardware can change them substantially. Week 8 is the slowest on a CPU (training took 53 to 76 minutes in two runs); prepare its saved results when a GPU is unavailable.</w:t>
-      </w:r>
-    </w:p>
-    <w:p>
-      <w:pPr>
-        <w:pStyle w:val="ListParagraph"/>
-        <w:keepLines/>
-        <w:numPr>
-          <w:ilvl w:val="0"/>
-          <w:numId w:val="5"/>
-        </w:numPr>
-        <w:spacing w:after="80" w:line="276"/>
-      </w:pPr>
-      <w:r>
-        <w:rPr>
-          <w:b/>
-          <w:bCs/>
-        </w:rPr>
-        <w:t xml:space="preserve">Accounts:</w:t>
-      </w:r>
-      <w:r>
-        <w:t xml:space="preserve"> a Google account for Colab; a Hugging Face account when a model or hosted service requires it. API keys are optional: </w:t>
+        <w:t xml:space="preserve"> explains that hardware and usage limits vary. The table selects the latest successful full CPU core for each week from </w:t>
       </w:r>
       <w:r>
         <w:rPr>
@@ -4627,10 +4875,10 @@
           <w:sz w:val="20"/>
           <w:szCs w:val="20"/>
         </w:rPr>
-        <w:t xml:space="preserve">GEMINI_API_KEY</w:t>
-      </w:r>
-      <w:r>
-        <w:t xml:space="preserve"> and </w:t>
+        <w:t xml:space="preserve">iteration_3_full_runs</w:t>
+      </w:r>
+      <w:r>
+        <w:t xml:space="preserve"> in </w:t>
       </w:r>
       <w:r>
         <w:rPr>
@@ -4639,41 +4887,20 @@
           <w:sz w:val="20"/>
           <w:szCs w:val="20"/>
         </w:rPr>
-        <w:t xml:space="preserve">HF_TOKEN</w:t>
-      </w:r>
-      <w:r>
-        <w:t xml:space="preserve"> are used in weeks 1, 6 and 11 for comparisons with hosted models. Check the service's current access and quota. Keys are read only from Colab </w:t>
-      </w:r>
-      <w:r>
-        <w:rPr>
-          <w:b/>
-          <w:bCs/>
-        </w:rPr>
-        <w:t xml:space="preserve">Secrets</w:t>
-      </w:r>
-      <w:r>
-        <w:t xml:space="preserve"> (🔑 icon), never typed into notebooks.</w:t>
+        <w:t xml:space="preserve">research/lab_runs_2026-10.json</w:t>
+      </w:r>
+      <w:r>
+        <w:t xml:space="preserve">. These are cached local laptop measurements, with package installation, downloads, interactive widgets and optional provider/stretch routes excluded. Hardware, threads, dates, package versions and notebook hashes remain in that ledger. A first download, clean installation or different computer can take longer; no timed Colab run is recorded.</w:t>
       </w:r>
     </w:p>
     <w:p>
       <w:pPr>
-        <w:pStyle w:val="ListParagraph"/>
+        <w:keepNext w:val="false"/>
         <w:keepLines/>
-        <w:numPr>
-          <w:ilvl w:val="0"/>
-          <w:numId w:val="5"/>
-        </w:numPr>
-        <w:spacing w:after="80" w:line="276"/>
+        <w:spacing w:after="140" w:line="288"/>
       </w:pPr>
       <w:r>
-        <w:rPr>
-          <w:b/>
-          <w:bCs/>
-        </w:rPr>
-        <w:t xml:space="preserve">Local use:</w:t>
-      </w:r>
-      <w:r>
-        <w:t xml:space="preserve"> any Python 3.11+ environment with the packages in each notebook's first cell. Week 11 also shows Ollama for local models.</w:t>
+        <w:t xml:space="preserve">12 of 12 latest recorded CPU cores meet the 15-minute waiting budget. The longest is Week 8: 797.3 seconds (13.29 minutes) on its recorded CPU setup.</w:t>
       </w:r>
     </w:p>
     <w:tbl>
@@ -4691,9 +4918,10 @@
       </w:tblPr>
       <w:tblGrid>
         <w:gridCol w:w="760"/>
-        <w:gridCol w:w="3324"/>
-        <w:gridCol w:w="2542"/>
-        <w:gridCol w:w="2786"/>
+        <w:gridCol w:w="3830"/>
+        <w:gridCol w:w="1939"/>
+        <w:gridCol w:w="1431"/>
+        <w:gridCol w:w="1452"/>
       </w:tblGrid>
       <w:tr>
         <w:trPr>
@@ -4733,7 +4961,7 @@
         </w:tc>
         <w:tc>
           <w:tcPr>
-            <w:tcW w:type="dxa" w:w="3324"/>
+            <w:tcW w:type="dxa" w:w="3830"/>
             <w:tcBorders>
               <w:top w:val="single" w:color="D1D5DB" w:sz="4"/>
               <w:left w:val="single" w:color="D1D5DB" w:sz="4"/>
@@ -4764,7 +4992,7 @@
         </w:tc>
         <w:tc>
           <w:tcPr>
-            <w:tcW w:type="dxa" w:w="2542"/>
+            <w:tcW w:type="dxa" w:w="1939"/>
             <w:tcBorders>
               <w:top w:val="single" w:color="D1D5DB" w:sz="4"/>
               <w:left w:val="single" w:color="D1D5DB" w:sz="4"/>
@@ -4789,13 +5017,13 @@
                 <w:sz w:val="20"/>
                 <w:szCs w:val="20"/>
               </w:rPr>
-              <w:t xml:space="preserve">Hardware</w:t>
-            </w:r>
-          </w:p>
-        </w:tc>
-        <w:tc>
-          <w:tcPr>
-            <w:tcW w:type="dxa" w:w="2786"/>
+              <w:t xml:space="preserve">Measured CPU setup</w:t>
+            </w:r>
+          </w:p>
+        </w:tc>
+        <w:tc>
+          <w:tcPr>
+            <w:tcW w:type="dxa" w:w="1431"/>
             <w:tcBorders>
               <w:top w:val="single" w:color="D1D5DB" w:sz="4"/>
               <w:left w:val="single" w:color="D1D5DB" w:sz="4"/>
@@ -4820,7 +5048,38 @@
                 <w:sz w:val="20"/>
                 <w:szCs w:val="20"/>
               </w:rPr>
-              <w:t xml:space="preserve">Measured full run (models already downloaded)</w:t>
+              <w:t xml:space="preserve">Cached core runtime</w:t>
+            </w:r>
+          </w:p>
+        </w:tc>
+        <w:tc>
+          <w:tcPr>
+            <w:tcW w:type="dxa" w:w="1452"/>
+            <w:tcBorders>
+              <w:top w:val="single" w:color="D1D5DB" w:sz="4"/>
+              <w:left w:val="single" w:color="D1D5DB" w:sz="4"/>
+              <w:bottom w:val="single" w:color="D1D5DB" w:sz="4"/>
+              <w:right w:val="single" w:color="D1D5DB" w:sz="4"/>
+            </w:tcBorders>
+            <w:shd w:fill="1E1B4B" w:color="auto" w:val="clear"/>
+            <w:tcMar>
+              <w:top w:type="dxa" w:w="40"/>
+              <w:left w:type="dxa" w:w="120"/>
+              <w:bottom w:type="dxa" w:w="40"/>
+              <w:right w:type="dxa" w:w="120"/>
+            </w:tcMar>
+            <w:vAlign w:val="top"/>
+          </w:tcPr>
+          <w:p>
+            <w:r>
+              <w:rPr>
+                <w:b/>
+                <w:bCs/>
+                <w:color w:val="FFFFFF"/>
+                <w:sz w:val="20"/>
+                <w:szCs w:val="20"/>
+              </w:rPr>
+              <w:t xml:space="preserve">Date (UTC)</w:t>
             </w:r>
           </w:p>
         </w:tc>
@@ -4861,7 +5120,7 @@
         </w:tc>
         <w:tc>
           <w:tcPr>
-            <w:tcW w:type="dxa" w:w="3324"/>
+            <w:tcW w:type="dxa" w:w="3830"/>
             <w:tcBorders>
               <w:top w:val="single" w:color="D1D5DB" w:sz="4"/>
               <w:left w:val="single" w:color="D1D5DB" w:sz="4"/>
@@ -4889,57 +5148,85 @@
         </w:tc>
         <w:tc>
           <w:tcPr>
-            <w:tcW w:type="dxa" w:w="2542"/>
-            <w:tcBorders>
-              <w:top w:val="single" w:color="D1D5DB" w:sz="4"/>
-              <w:left w:val="single" w:color="D1D5DB" w:sz="4"/>
-              <w:bottom w:val="single" w:color="D1D5DB" w:sz="4"/>
-              <w:right w:val="single" w:color="D1D5DB" w:sz="4"/>
-            </w:tcBorders>
-            <w:shd w:fill="EEF0FF" w:color="auto" w:val="clear"/>
-            <w:tcMar>
-              <w:top w:type="dxa" w:w="40"/>
-              <w:left w:type="dxa" w:w="120"/>
-              <w:bottom w:type="dxa" w:w="40"/>
-              <w:right w:type="dxa" w:w="120"/>
-            </w:tcMar>
-            <w:vAlign w:val="top"/>
-          </w:tcPr>
-          <w:p>
-            <w:r>
-              <w:rPr>
-                <w:sz w:val="20"/>
-                <w:szCs w:val="20"/>
-              </w:rPr>
-              <w:t xml:space="preserve">CPU is enough</w:t>
-            </w:r>
-          </w:p>
-        </w:tc>
-        <w:tc>
-          <w:tcPr>
-            <w:tcW w:type="dxa" w:w="2786"/>
-            <w:tcBorders>
-              <w:top w:val="single" w:color="D1D5DB" w:sz="4"/>
-              <w:left w:val="single" w:color="D1D5DB" w:sz="4"/>
-              <w:bottom w:val="single" w:color="D1D5DB" w:sz="4"/>
-              <w:right w:val="single" w:color="D1D5DB" w:sz="4"/>
-            </w:tcBorders>
-            <w:shd w:fill="EEF0FF" w:color="auto" w:val="clear"/>
-            <w:tcMar>
-              <w:top w:type="dxa" w:w="40"/>
-              <w:left w:type="dxa" w:w="120"/>
-              <w:bottom w:type="dxa" w:w="40"/>
-              <w:right w:type="dxa" w:w="120"/>
-            </w:tcMar>
-            <w:vAlign w:val="top"/>
-          </w:tcPr>
-          <w:p>
-            <w:r>
-              <w:rPr>
-                <w:sz w:val="20"/>
-                <w:szCs w:val="20"/>
-              </w:rPr>
-              <w:t xml:space="preserve">≈ 1 min, laptop CPU</w:t>
+            <w:tcW w:type="dxa" w:w="1939"/>
+            <w:tcBorders>
+              <w:top w:val="single" w:color="D1D5DB" w:sz="4"/>
+              <w:left w:val="single" w:color="D1D5DB" w:sz="4"/>
+              <w:bottom w:val="single" w:color="D1D5DB" w:sz="4"/>
+              <w:right w:val="single" w:color="D1D5DB" w:sz="4"/>
+            </w:tcBorders>
+            <w:shd w:fill="EEF0FF" w:color="auto" w:val="clear"/>
+            <w:tcMar>
+              <w:top w:type="dxa" w:w="40"/>
+              <w:left w:type="dxa" w:w="120"/>
+              <w:bottom w:type="dxa" w:w="40"/>
+              <w:right w:type="dxa" w:w="120"/>
+            </w:tcMar>
+            <w:vAlign w:val="top"/>
+          </w:tcPr>
+          <w:p>
+            <w:r>
+              <w:rPr>
+                <w:sz w:val="20"/>
+                <w:szCs w:val="20"/>
+              </w:rPr>
+              <w:t xml:space="preserve">local laptop CPU; 4 threads</w:t>
+            </w:r>
+          </w:p>
+        </w:tc>
+        <w:tc>
+          <w:tcPr>
+            <w:tcW w:type="dxa" w:w="1431"/>
+            <w:tcBorders>
+              <w:top w:val="single" w:color="D1D5DB" w:sz="4"/>
+              <w:left w:val="single" w:color="D1D5DB" w:sz="4"/>
+              <w:bottom w:val="single" w:color="D1D5DB" w:sz="4"/>
+              <w:right w:val="single" w:color="D1D5DB" w:sz="4"/>
+            </w:tcBorders>
+            <w:shd w:fill="EEF0FF" w:color="auto" w:val="clear"/>
+            <w:tcMar>
+              <w:top w:type="dxa" w:w="40"/>
+              <w:left w:type="dxa" w:w="120"/>
+              <w:bottom w:type="dxa" w:w="40"/>
+              <w:right w:type="dxa" w:w="120"/>
+            </w:tcMar>
+            <w:vAlign w:val="top"/>
+          </w:tcPr>
+          <w:p>
+            <w:r>
+              <w:rPr>
+                <w:sz w:val="20"/>
+                <w:szCs w:val="20"/>
+              </w:rPr>
+              <w:t xml:space="preserve">44.6 s (0.74 min)</w:t>
+            </w:r>
+          </w:p>
+        </w:tc>
+        <w:tc>
+          <w:tcPr>
+            <w:tcW w:type="dxa" w:w="1452"/>
+            <w:tcBorders>
+              <w:top w:val="single" w:color="D1D5DB" w:sz="4"/>
+              <w:left w:val="single" w:color="D1D5DB" w:sz="4"/>
+              <w:bottom w:val="single" w:color="D1D5DB" w:sz="4"/>
+              <w:right w:val="single" w:color="D1D5DB" w:sz="4"/>
+            </w:tcBorders>
+            <w:shd w:fill="EEF0FF" w:color="auto" w:val="clear"/>
+            <w:tcMar>
+              <w:top w:type="dxa" w:w="40"/>
+              <w:left w:type="dxa" w:w="120"/>
+              <w:bottom w:type="dxa" w:w="40"/>
+              <w:right w:type="dxa" w:w="120"/>
+            </w:tcMar>
+            <w:vAlign w:val="top"/>
+          </w:tcPr>
+          <w:p>
+            <w:r>
+              <w:rPr>
+                <w:sz w:val="20"/>
+                <w:szCs w:val="20"/>
+              </w:rPr>
+              <w:t xml:space="preserve">2026-10-11</w:t>
             </w:r>
           </w:p>
         </w:tc>
@@ -4980,85 +5267,113 @@
         </w:tc>
         <w:tc>
           <w:tcPr>
-            <w:tcW w:type="dxa" w:w="3324"/>
-            <w:tcBorders>
-              <w:top w:val="single" w:color="D1D5DB" w:sz="4"/>
-              <w:left w:val="single" w:color="D1D5DB" w:sz="4"/>
-              <w:bottom w:val="single" w:color="D1D5DB" w:sz="4"/>
-              <w:right w:val="single" w:color="D1D5DB" w:sz="4"/>
-            </w:tcBorders>
-            <w:shd w:fill="FFFFFF" w:color="auto" w:val="clear"/>
-            <w:tcMar>
-              <w:top w:type="dxa" w:w="40"/>
-              <w:left w:type="dxa" w:w="120"/>
-              <w:bottom w:type="dxa" w:w="40"/>
-              <w:right w:type="dxa" w:w="120"/>
-            </w:tcMar>
-            <w:vAlign w:val="top"/>
-          </w:tcPr>
-          <w:p>
-            <w:r>
-              <w:rPr>
-                <w:sz w:val="20"/>
-                <w:szCs w:val="20"/>
-              </w:rPr>
-              <w:t xml:space="preserve">Implement and explore a Variational Autoencoder (VAE)</w:t>
-            </w:r>
-          </w:p>
-        </w:tc>
-        <w:tc>
-          <w:tcPr>
-            <w:tcW w:type="dxa" w:w="2542"/>
-            <w:tcBorders>
-              <w:top w:val="single" w:color="D1D5DB" w:sz="4"/>
-              <w:left w:val="single" w:color="D1D5DB" w:sz="4"/>
-              <w:bottom w:val="single" w:color="D1D5DB" w:sz="4"/>
-              <w:right w:val="single" w:color="D1D5DB" w:sz="4"/>
-            </w:tcBorders>
-            <w:shd w:fill="FFFFFF" w:color="auto" w:val="clear"/>
-            <w:tcMar>
-              <w:top w:type="dxa" w:w="40"/>
-              <w:left w:type="dxa" w:w="120"/>
-              <w:bottom w:type="dxa" w:w="40"/>
-              <w:right w:type="dxa" w:w="120"/>
-            </w:tcMar>
-            <w:vAlign w:val="top"/>
-          </w:tcPr>
-          <w:p>
-            <w:r>
-              <w:rPr>
-                <w:sz w:val="20"/>
-                <w:szCs w:val="20"/>
-              </w:rPr>
-              <w:t xml:space="preserve">GPU recommended; CPU works</w:t>
-            </w:r>
-          </w:p>
-        </w:tc>
-        <w:tc>
-          <w:tcPr>
-            <w:tcW w:type="dxa" w:w="2786"/>
-            <w:tcBorders>
-              <w:top w:val="single" w:color="D1D5DB" w:sz="4"/>
-              <w:left w:val="single" w:color="D1D5DB" w:sz="4"/>
-              <w:bottom w:val="single" w:color="D1D5DB" w:sz="4"/>
-              <w:right w:val="single" w:color="D1D5DB" w:sz="4"/>
-            </w:tcBorders>
-            <w:shd w:fill="FFFFFF" w:color="auto" w:val="clear"/>
-            <w:tcMar>
-              <w:top w:type="dxa" w:w="40"/>
-              <w:left w:type="dxa" w:w="120"/>
-              <w:bottom w:type="dxa" w:w="40"/>
-              <w:right w:type="dxa" w:w="120"/>
-            </w:tcMar>
-            <w:vAlign w:val="top"/>
-          </w:tcPr>
-          <w:p>
-            <w:r>
-              <w:rPr>
-                <w:sz w:val="20"/>
-                <w:szCs w:val="20"/>
-              </w:rPr>
-              <w:t xml:space="preserve">≈ 9 min, laptop CPU</w:t>
+            <w:tcW w:type="dxa" w:w="3830"/>
+            <w:tcBorders>
+              <w:top w:val="single" w:color="D1D5DB" w:sz="4"/>
+              <w:left w:val="single" w:color="D1D5DB" w:sz="4"/>
+              <w:bottom w:val="single" w:color="D1D5DB" w:sz="4"/>
+              <w:right w:val="single" w:color="D1D5DB" w:sz="4"/>
+            </w:tcBorders>
+            <w:shd w:fill="FFFFFF" w:color="auto" w:val="clear"/>
+            <w:tcMar>
+              <w:top w:type="dxa" w:w="40"/>
+              <w:left w:type="dxa" w:w="120"/>
+              <w:bottom w:type="dxa" w:w="40"/>
+              <w:right w:type="dxa" w:w="120"/>
+            </w:tcMar>
+            <w:vAlign w:val="top"/>
+          </w:tcPr>
+          <w:p>
+            <w:r>
+              <w:rPr>
+                <w:sz w:val="20"/>
+                <w:szCs w:val="20"/>
+              </w:rPr>
+              <w:t xml:space="preserve">build, train and inspect a variational autoencoder</w:t>
+            </w:r>
+          </w:p>
+        </w:tc>
+        <w:tc>
+          <w:tcPr>
+            <w:tcW w:type="dxa" w:w="1939"/>
+            <w:tcBorders>
+              <w:top w:val="single" w:color="D1D5DB" w:sz="4"/>
+              <w:left w:val="single" w:color="D1D5DB" w:sz="4"/>
+              <w:bottom w:val="single" w:color="D1D5DB" w:sz="4"/>
+              <w:right w:val="single" w:color="D1D5DB" w:sz="4"/>
+            </w:tcBorders>
+            <w:shd w:fill="FFFFFF" w:color="auto" w:val="clear"/>
+            <w:tcMar>
+              <w:top w:type="dxa" w:w="40"/>
+              <w:left w:type="dxa" w:w="120"/>
+              <w:bottom w:type="dxa" w:w="40"/>
+              <w:right w:type="dxa" w:w="120"/>
+            </w:tcMar>
+            <w:vAlign w:val="top"/>
+          </w:tcPr>
+          <w:p>
+            <w:r>
+              <w:rPr>
+                <w:sz w:val="20"/>
+                <w:szCs w:val="20"/>
+              </w:rPr>
+              <w:t xml:space="preserve">local laptop CPU; 4 threads</w:t>
+            </w:r>
+          </w:p>
+        </w:tc>
+        <w:tc>
+          <w:tcPr>
+            <w:tcW w:type="dxa" w:w="1431"/>
+            <w:tcBorders>
+              <w:top w:val="single" w:color="D1D5DB" w:sz="4"/>
+              <w:left w:val="single" w:color="D1D5DB" w:sz="4"/>
+              <w:bottom w:val="single" w:color="D1D5DB" w:sz="4"/>
+              <w:right w:val="single" w:color="D1D5DB" w:sz="4"/>
+            </w:tcBorders>
+            <w:shd w:fill="FFFFFF" w:color="auto" w:val="clear"/>
+            <w:tcMar>
+              <w:top w:type="dxa" w:w="40"/>
+              <w:left w:type="dxa" w:w="120"/>
+              <w:bottom w:type="dxa" w:w="40"/>
+              <w:right w:type="dxa" w:w="120"/>
+            </w:tcMar>
+            <w:vAlign w:val="top"/>
+          </w:tcPr>
+          <w:p>
+            <w:r>
+              <w:rPr>
+                <w:sz w:val="20"/>
+                <w:szCs w:val="20"/>
+              </w:rPr>
+              <w:t xml:space="preserve">23.8 s (0.40 min)</w:t>
+            </w:r>
+          </w:p>
+        </w:tc>
+        <w:tc>
+          <w:tcPr>
+            <w:tcW w:type="dxa" w:w="1452"/>
+            <w:tcBorders>
+              <w:top w:val="single" w:color="D1D5DB" w:sz="4"/>
+              <w:left w:val="single" w:color="D1D5DB" w:sz="4"/>
+              <w:bottom w:val="single" w:color="D1D5DB" w:sz="4"/>
+              <w:right w:val="single" w:color="D1D5DB" w:sz="4"/>
+            </w:tcBorders>
+            <w:shd w:fill="FFFFFF" w:color="auto" w:val="clear"/>
+            <w:tcMar>
+              <w:top w:type="dxa" w:w="40"/>
+              <w:left w:type="dxa" w:w="120"/>
+              <w:bottom w:type="dxa" w:w="40"/>
+              <w:right w:type="dxa" w:w="120"/>
+            </w:tcMar>
+            <w:vAlign w:val="top"/>
+          </w:tcPr>
+          <w:p>
+            <w:r>
+              <w:rPr>
+                <w:sz w:val="20"/>
+                <w:szCs w:val="20"/>
+              </w:rPr>
+              <w:t xml:space="preserve">2026-10-11</w:t>
             </w:r>
           </w:p>
         </w:tc>
@@ -5099,7 +5414,7 @@
         </w:tc>
         <w:tc>
           <w:tcPr>
-            <w:tcW w:type="dxa" w:w="3324"/>
+            <w:tcW w:type="dxa" w:w="3830"/>
             <w:tcBorders>
               <w:top w:val="single" w:color="D1D5DB" w:sz="4"/>
               <w:left w:val="single" w:color="D1D5DB" w:sz="4"/>
@@ -5127,57 +5442,85 @@
         </w:tc>
         <w:tc>
           <w:tcPr>
-            <w:tcW w:type="dxa" w:w="2542"/>
-            <w:tcBorders>
-              <w:top w:val="single" w:color="D1D5DB" w:sz="4"/>
-              <w:left w:val="single" w:color="D1D5DB" w:sz="4"/>
-              <w:bottom w:val="single" w:color="D1D5DB" w:sz="4"/>
-              <w:right w:val="single" w:color="D1D5DB" w:sz="4"/>
-            </w:tcBorders>
-            <w:shd w:fill="EEF0FF" w:color="auto" w:val="clear"/>
-            <w:tcMar>
-              <w:top w:type="dxa" w:w="40"/>
-              <w:left w:type="dxa" w:w="120"/>
-              <w:bottom w:type="dxa" w:w="40"/>
-              <w:right w:type="dxa" w:w="120"/>
-            </w:tcMar>
-            <w:vAlign w:val="top"/>
-          </w:tcPr>
-          <w:p>
-            <w:r>
-              <w:rPr>
-                <w:sz w:val="20"/>
-                <w:szCs w:val="20"/>
-              </w:rPr>
-              <w:t xml:space="preserve">GPU recommended; CPU works</w:t>
-            </w:r>
-          </w:p>
-        </w:tc>
-        <w:tc>
-          <w:tcPr>
-            <w:tcW w:type="dxa" w:w="2786"/>
-            <w:tcBorders>
-              <w:top w:val="single" w:color="D1D5DB" w:sz="4"/>
-              <w:left w:val="single" w:color="D1D5DB" w:sz="4"/>
-              <w:bottom w:val="single" w:color="D1D5DB" w:sz="4"/>
-              <w:right w:val="single" w:color="D1D5DB" w:sz="4"/>
-            </w:tcBorders>
-            <w:shd w:fill="EEF0FF" w:color="auto" w:val="clear"/>
-            <w:tcMar>
-              <w:top w:type="dxa" w:w="40"/>
-              <w:left w:type="dxa" w:w="120"/>
-              <w:bottom w:type="dxa" w:w="40"/>
-              <w:right w:type="dxa" w:w="120"/>
-            </w:tcMar>
-            <w:vAlign w:val="top"/>
-          </w:tcPr>
-          <w:p>
-            <w:r>
-              <w:rPr>
-                <w:sz w:val="20"/>
-                <w:szCs w:val="20"/>
-              </w:rPr>
-              <w:t xml:space="preserve">≈ 19 min, laptop CPU</w:t>
+            <w:tcW w:type="dxa" w:w="1939"/>
+            <w:tcBorders>
+              <w:top w:val="single" w:color="D1D5DB" w:sz="4"/>
+              <w:left w:val="single" w:color="D1D5DB" w:sz="4"/>
+              <w:bottom w:val="single" w:color="D1D5DB" w:sz="4"/>
+              <w:right w:val="single" w:color="D1D5DB" w:sz="4"/>
+            </w:tcBorders>
+            <w:shd w:fill="EEF0FF" w:color="auto" w:val="clear"/>
+            <w:tcMar>
+              <w:top w:type="dxa" w:w="40"/>
+              <w:left w:type="dxa" w:w="120"/>
+              <w:bottom w:type="dxa" w:w="40"/>
+              <w:right w:type="dxa" w:w="120"/>
+            </w:tcMar>
+            <w:vAlign w:val="top"/>
+          </w:tcPr>
+          <w:p>
+            <w:r>
+              <w:rPr>
+                <w:sz w:val="20"/>
+                <w:szCs w:val="20"/>
+              </w:rPr>
+              <w:t xml:space="preserve">local laptop CPU; 4 threads</w:t>
+            </w:r>
+          </w:p>
+        </w:tc>
+        <w:tc>
+          <w:tcPr>
+            <w:tcW w:type="dxa" w:w="1431"/>
+            <w:tcBorders>
+              <w:top w:val="single" w:color="D1D5DB" w:sz="4"/>
+              <w:left w:val="single" w:color="D1D5DB" w:sz="4"/>
+              <w:bottom w:val="single" w:color="D1D5DB" w:sz="4"/>
+              <w:right w:val="single" w:color="D1D5DB" w:sz="4"/>
+            </w:tcBorders>
+            <w:shd w:fill="EEF0FF" w:color="auto" w:val="clear"/>
+            <w:tcMar>
+              <w:top w:type="dxa" w:w="40"/>
+              <w:left w:type="dxa" w:w="120"/>
+              <w:bottom w:type="dxa" w:w="40"/>
+              <w:right w:type="dxa" w:w="120"/>
+            </w:tcMar>
+            <w:vAlign w:val="top"/>
+          </w:tcPr>
+          <w:p>
+            <w:r>
+              <w:rPr>
+                <w:sz w:val="20"/>
+                <w:szCs w:val="20"/>
+              </w:rPr>
+              <w:t xml:space="preserve">279.3 s (4.66 min)</w:t>
+            </w:r>
+          </w:p>
+        </w:tc>
+        <w:tc>
+          <w:tcPr>
+            <w:tcW w:type="dxa" w:w="1452"/>
+            <w:tcBorders>
+              <w:top w:val="single" w:color="D1D5DB" w:sz="4"/>
+              <w:left w:val="single" w:color="D1D5DB" w:sz="4"/>
+              <w:bottom w:val="single" w:color="D1D5DB" w:sz="4"/>
+              <w:right w:val="single" w:color="D1D5DB" w:sz="4"/>
+            </w:tcBorders>
+            <w:shd w:fill="EEF0FF" w:color="auto" w:val="clear"/>
+            <w:tcMar>
+              <w:top w:type="dxa" w:w="40"/>
+              <w:left w:type="dxa" w:w="120"/>
+              <w:bottom w:type="dxa" w:w="40"/>
+              <w:right w:type="dxa" w:w="120"/>
+            </w:tcMar>
+            <w:vAlign w:val="top"/>
+          </w:tcPr>
+          <w:p>
+            <w:r>
+              <w:rPr>
+                <w:sz w:val="20"/>
+                <w:szCs w:val="20"/>
+              </w:rPr>
+              <w:t xml:space="preserve">2026-10-11</w:t>
             </w:r>
           </w:p>
         </w:tc>
@@ -5218,7 +5561,7 @@
         </w:tc>
         <w:tc>
           <w:tcPr>
-            <w:tcW w:type="dxa" w:w="3324"/>
+            <w:tcW w:type="dxa" w:w="3830"/>
             <w:tcBorders>
               <w:top w:val="single" w:color="D1D5DB" w:sz="4"/>
               <w:left w:val="single" w:color="D1D5DB" w:sz="4"/>
@@ -5246,57 +5589,85 @@
         </w:tc>
         <w:tc>
           <w:tcPr>
-            <w:tcW w:type="dxa" w:w="2542"/>
-            <w:tcBorders>
-              <w:top w:val="single" w:color="D1D5DB" w:sz="4"/>
-              <w:left w:val="single" w:color="D1D5DB" w:sz="4"/>
-              <w:bottom w:val="single" w:color="D1D5DB" w:sz="4"/>
-              <w:right w:val="single" w:color="D1D5DB" w:sz="4"/>
-            </w:tcBorders>
-            <w:shd w:fill="FFFFFF" w:color="auto" w:val="clear"/>
-            <w:tcMar>
-              <w:top w:type="dxa" w:w="40"/>
-              <w:left w:type="dxa" w:w="120"/>
-              <w:bottom w:type="dxa" w:w="40"/>
-              <w:right w:type="dxa" w:w="120"/>
-            </w:tcMar>
-            <w:vAlign w:val="top"/>
-          </w:tcPr>
-          <w:p>
-            <w:r>
-              <w:rPr>
-                <w:sz w:val="20"/>
-                <w:szCs w:val="20"/>
-              </w:rPr>
-              <w:t xml:space="preserve">GPU for Stable Diffusion; Part A on CPU</w:t>
-            </w:r>
-          </w:p>
-        </w:tc>
-        <w:tc>
-          <w:tcPr>
-            <w:tcW w:type="dxa" w:w="2786"/>
-            <w:tcBorders>
-              <w:top w:val="single" w:color="D1D5DB" w:sz="4"/>
-              <w:left w:val="single" w:color="D1D5DB" w:sz="4"/>
-              <w:bottom w:val="single" w:color="D1D5DB" w:sz="4"/>
-              <w:right w:val="single" w:color="D1D5DB" w:sz="4"/>
-            </w:tcBorders>
-            <w:shd w:fill="FFFFFF" w:color="auto" w:val="clear"/>
-            <w:tcMar>
-              <w:top w:type="dxa" w:w="40"/>
-              <w:left w:type="dxa" w:w="120"/>
-              <w:bottom w:type="dxa" w:w="40"/>
-              <w:right w:type="dxa" w:w="120"/>
-            </w:tcMar>
-            <w:vAlign w:val="top"/>
-          </w:tcPr>
-          <w:p>
-            <w:r>
-              <w:rPr>
-                <w:sz w:val="20"/>
-                <w:szCs w:val="20"/>
-              </w:rPr>
-              <w:t xml:space="preserve">≈ 17 min, laptop CPU (SD-Turbo path)</w:t>
+            <w:tcW w:type="dxa" w:w="1939"/>
+            <w:tcBorders>
+              <w:top w:val="single" w:color="D1D5DB" w:sz="4"/>
+              <w:left w:val="single" w:color="D1D5DB" w:sz="4"/>
+              <w:bottom w:val="single" w:color="D1D5DB" w:sz="4"/>
+              <w:right w:val="single" w:color="D1D5DB" w:sz="4"/>
+            </w:tcBorders>
+            <w:shd w:fill="FFFFFF" w:color="auto" w:val="clear"/>
+            <w:tcMar>
+              <w:top w:type="dxa" w:w="40"/>
+              <w:left w:type="dxa" w:w="120"/>
+              <w:bottom w:type="dxa" w:w="40"/>
+              <w:right w:type="dxa" w:w="120"/>
+            </w:tcMar>
+            <w:vAlign w:val="top"/>
+          </w:tcPr>
+          <w:p>
+            <w:r>
+              <w:rPr>
+                <w:sz w:val="20"/>
+                <w:szCs w:val="20"/>
+              </w:rPr>
+              <w:t xml:space="preserve">local laptop CPU; 4 threads</w:t>
+            </w:r>
+          </w:p>
+        </w:tc>
+        <w:tc>
+          <w:tcPr>
+            <w:tcW w:type="dxa" w:w="1431"/>
+            <w:tcBorders>
+              <w:top w:val="single" w:color="D1D5DB" w:sz="4"/>
+              <w:left w:val="single" w:color="D1D5DB" w:sz="4"/>
+              <w:bottom w:val="single" w:color="D1D5DB" w:sz="4"/>
+              <w:right w:val="single" w:color="D1D5DB" w:sz="4"/>
+            </w:tcBorders>
+            <w:shd w:fill="FFFFFF" w:color="auto" w:val="clear"/>
+            <w:tcMar>
+              <w:top w:type="dxa" w:w="40"/>
+              <w:left w:type="dxa" w:w="120"/>
+              <w:bottom w:type="dxa" w:w="40"/>
+              <w:right w:type="dxa" w:w="120"/>
+            </w:tcMar>
+            <w:vAlign w:val="top"/>
+          </w:tcPr>
+          <w:p>
+            <w:r>
+              <w:rPr>
+                <w:sz w:val="20"/>
+                <w:szCs w:val="20"/>
+              </w:rPr>
+              <w:t xml:space="preserve">39.4 s (0.66 min)</w:t>
+            </w:r>
+          </w:p>
+        </w:tc>
+        <w:tc>
+          <w:tcPr>
+            <w:tcW w:type="dxa" w:w="1452"/>
+            <w:tcBorders>
+              <w:top w:val="single" w:color="D1D5DB" w:sz="4"/>
+              <w:left w:val="single" w:color="D1D5DB" w:sz="4"/>
+              <w:bottom w:val="single" w:color="D1D5DB" w:sz="4"/>
+              <w:right w:val="single" w:color="D1D5DB" w:sz="4"/>
+            </w:tcBorders>
+            <w:shd w:fill="FFFFFF" w:color="auto" w:val="clear"/>
+            <w:tcMar>
+              <w:top w:type="dxa" w:w="40"/>
+              <w:left w:type="dxa" w:w="120"/>
+              <w:bottom w:type="dxa" w:w="40"/>
+              <w:right w:type="dxa" w:w="120"/>
+            </w:tcMar>
+            <w:vAlign w:val="top"/>
+          </w:tcPr>
+          <w:p>
+            <w:r>
+              <w:rPr>
+                <w:sz w:val="20"/>
+                <w:szCs w:val="20"/>
+              </w:rPr>
+              <w:t xml:space="preserve">2026-10-11</w:t>
             </w:r>
           </w:p>
         </w:tc>
@@ -5337,7 +5708,7 @@
         </w:tc>
         <w:tc>
           <w:tcPr>
-            <w:tcW w:type="dxa" w:w="3324"/>
+            <w:tcW w:type="dxa" w:w="3830"/>
             <w:tcBorders>
               <w:top w:val="single" w:color="D1D5DB" w:sz="4"/>
               <w:left w:val="single" w:color="D1D5DB" w:sz="4"/>
@@ -5365,57 +5736,85 @@
         </w:tc>
         <w:tc>
           <w:tcPr>
-            <w:tcW w:type="dxa" w:w="2542"/>
-            <w:tcBorders>
-              <w:top w:val="single" w:color="D1D5DB" w:sz="4"/>
-              <w:left w:val="single" w:color="D1D5DB" w:sz="4"/>
-              <w:bottom w:val="single" w:color="D1D5DB" w:sz="4"/>
-              <w:right w:val="single" w:color="D1D5DB" w:sz="4"/>
-            </w:tcBorders>
-            <w:shd w:fill="EEF0FF" w:color="auto" w:val="clear"/>
-            <w:tcMar>
-              <w:top w:type="dxa" w:w="40"/>
-              <w:left w:type="dxa" w:w="120"/>
-              <w:bottom w:type="dxa" w:w="40"/>
-              <w:right w:type="dxa" w:w="120"/>
-            </w:tcMar>
-            <w:vAlign w:val="top"/>
-          </w:tcPr>
-          <w:p>
-            <w:r>
-              <w:rPr>
-                <w:sz w:val="20"/>
-                <w:szCs w:val="20"/>
-              </w:rPr>
-              <w:t xml:space="preserve">GPU recommended; CPU works</w:t>
-            </w:r>
-          </w:p>
-        </w:tc>
-        <w:tc>
-          <w:tcPr>
-            <w:tcW w:type="dxa" w:w="2786"/>
-            <w:tcBorders>
-              <w:top w:val="single" w:color="D1D5DB" w:sz="4"/>
-              <w:left w:val="single" w:color="D1D5DB" w:sz="4"/>
-              <w:bottom w:val="single" w:color="D1D5DB" w:sz="4"/>
-              <w:right w:val="single" w:color="D1D5DB" w:sz="4"/>
-            </w:tcBorders>
-            <w:shd w:fill="EEF0FF" w:color="auto" w:val="clear"/>
-            <w:tcMar>
-              <w:top w:type="dxa" w:w="40"/>
-              <w:left w:type="dxa" w:w="120"/>
-              <w:bottom w:type="dxa" w:w="40"/>
-              <w:right w:type="dxa" w:w="120"/>
-            </w:tcMar>
-            <w:vAlign w:val="top"/>
-          </w:tcPr>
-          <w:p>
-            <w:r>
-              <w:rPr>
-                <w:sz w:val="20"/>
-                <w:szCs w:val="20"/>
-              </w:rPr>
-              <w:t xml:space="preserve">≈ 10 min, GTX 1650</w:t>
+            <w:tcW w:type="dxa" w:w="1939"/>
+            <w:tcBorders>
+              <w:top w:val="single" w:color="D1D5DB" w:sz="4"/>
+              <w:left w:val="single" w:color="D1D5DB" w:sz="4"/>
+              <w:bottom w:val="single" w:color="D1D5DB" w:sz="4"/>
+              <w:right w:val="single" w:color="D1D5DB" w:sz="4"/>
+            </w:tcBorders>
+            <w:shd w:fill="EEF0FF" w:color="auto" w:val="clear"/>
+            <w:tcMar>
+              <w:top w:type="dxa" w:w="40"/>
+              <w:left w:type="dxa" w:w="120"/>
+              <w:bottom w:type="dxa" w:w="40"/>
+              <w:right w:type="dxa" w:w="120"/>
+            </w:tcMar>
+            <w:vAlign w:val="top"/>
+          </w:tcPr>
+          <w:p>
+            <w:r>
+              <w:rPr>
+                <w:sz w:val="20"/>
+                <w:szCs w:val="20"/>
+              </w:rPr>
+              <w:t xml:space="preserve">local laptop CPU; 4 threads</w:t>
+            </w:r>
+          </w:p>
+        </w:tc>
+        <w:tc>
+          <w:tcPr>
+            <w:tcW w:type="dxa" w:w="1431"/>
+            <w:tcBorders>
+              <w:top w:val="single" w:color="D1D5DB" w:sz="4"/>
+              <w:left w:val="single" w:color="D1D5DB" w:sz="4"/>
+              <w:bottom w:val="single" w:color="D1D5DB" w:sz="4"/>
+              <w:right w:val="single" w:color="D1D5DB" w:sz="4"/>
+            </w:tcBorders>
+            <w:shd w:fill="EEF0FF" w:color="auto" w:val="clear"/>
+            <w:tcMar>
+              <w:top w:type="dxa" w:w="40"/>
+              <w:left w:type="dxa" w:w="120"/>
+              <w:bottom w:type="dxa" w:w="40"/>
+              <w:right w:type="dxa" w:w="120"/>
+            </w:tcMar>
+            <w:vAlign w:val="top"/>
+          </w:tcPr>
+          <w:p>
+            <w:r>
+              <w:rPr>
+                <w:sz w:val="20"/>
+                <w:szCs w:val="20"/>
+              </w:rPr>
+              <w:t xml:space="preserve">248.7 s (4.14 min)</w:t>
+            </w:r>
+          </w:p>
+        </w:tc>
+        <w:tc>
+          <w:tcPr>
+            <w:tcW w:type="dxa" w:w="1452"/>
+            <w:tcBorders>
+              <w:top w:val="single" w:color="D1D5DB" w:sz="4"/>
+              <w:left w:val="single" w:color="D1D5DB" w:sz="4"/>
+              <w:bottom w:val="single" w:color="D1D5DB" w:sz="4"/>
+              <w:right w:val="single" w:color="D1D5DB" w:sz="4"/>
+            </w:tcBorders>
+            <w:shd w:fill="EEF0FF" w:color="auto" w:val="clear"/>
+            <w:tcMar>
+              <w:top w:type="dxa" w:w="40"/>
+              <w:left w:type="dxa" w:w="120"/>
+              <w:bottom w:type="dxa" w:w="40"/>
+              <w:right w:type="dxa" w:w="120"/>
+            </w:tcMar>
+            <w:vAlign w:val="top"/>
+          </w:tcPr>
+          <w:p>
+            <w:r>
+              <w:rPr>
+                <w:sz w:val="20"/>
+                <w:szCs w:val="20"/>
+              </w:rPr>
+              <w:t xml:space="preserve">2026-10-11</w:t>
             </w:r>
           </w:p>
         </w:tc>
@@ -5456,85 +5855,113 @@
         </w:tc>
         <w:tc>
           <w:tcPr>
-            <w:tcW w:type="dxa" w:w="3324"/>
-            <w:tcBorders>
-              <w:top w:val="single" w:color="D1D5DB" w:sz="4"/>
-              <w:left w:val="single" w:color="D1D5DB" w:sz="4"/>
-              <w:bottom w:val="single" w:color="D1D5DB" w:sz="4"/>
-              <w:right w:val="single" w:color="D1D5DB" w:sz="4"/>
-            </w:tcBorders>
-            <w:shd w:fill="FFFFFF" w:color="auto" w:val="clear"/>
-            <w:tcMar>
-              <w:top w:type="dxa" w:w="40"/>
-              <w:left w:type="dxa" w:w="120"/>
-              <w:bottom w:type="dxa" w:w="40"/>
-              <w:right w:type="dxa" w:w="120"/>
-            </w:tcMar>
-            <w:vAlign w:val="top"/>
-          </w:tcPr>
-          <w:p>
-            <w:r>
-              <w:rPr>
-                <w:sz w:val="20"/>
-                <w:szCs w:val="20"/>
-              </w:rPr>
-              <w:t xml:space="preserve">Compare LLM families, decode, and query a model</w:t>
-            </w:r>
-          </w:p>
-        </w:tc>
-        <w:tc>
-          <w:tcPr>
-            <w:tcW w:type="dxa" w:w="2542"/>
-            <w:tcBorders>
-              <w:top w:val="single" w:color="D1D5DB" w:sz="4"/>
-              <w:left w:val="single" w:color="D1D5DB" w:sz="4"/>
-              <w:bottom w:val="single" w:color="D1D5DB" w:sz="4"/>
-              <w:right w:val="single" w:color="D1D5DB" w:sz="4"/>
-            </w:tcBorders>
-            <w:shd w:fill="FFFFFF" w:color="auto" w:val="clear"/>
-            <w:tcMar>
-              <w:top w:type="dxa" w:w="40"/>
-              <w:left w:type="dxa" w:w="120"/>
-              <w:bottom w:type="dxa" w:w="40"/>
-              <w:right w:type="dxa" w:w="120"/>
-            </w:tcMar>
-            <w:vAlign w:val="top"/>
-          </w:tcPr>
-          <w:p>
-            <w:r>
-              <w:rPr>
-                <w:sz w:val="20"/>
-                <w:szCs w:val="20"/>
-              </w:rPr>
-              <w:t xml:space="preserve">CPU works; GPU faster</w:t>
-            </w:r>
-          </w:p>
-        </w:tc>
-        <w:tc>
-          <w:tcPr>
-            <w:tcW w:type="dxa" w:w="2786"/>
-            <w:tcBorders>
-              <w:top w:val="single" w:color="D1D5DB" w:sz="4"/>
-              <w:left w:val="single" w:color="D1D5DB" w:sz="4"/>
-              <w:bottom w:val="single" w:color="D1D5DB" w:sz="4"/>
-              <w:right w:val="single" w:color="D1D5DB" w:sz="4"/>
-            </w:tcBorders>
-            <w:shd w:fill="FFFFFF" w:color="auto" w:val="clear"/>
-            <w:tcMar>
-              <w:top w:type="dxa" w:w="40"/>
-              <w:left w:type="dxa" w:w="120"/>
-              <w:bottom w:type="dxa" w:w="40"/>
-              <w:right w:type="dxa" w:w="120"/>
-            </w:tcMar>
-            <w:vAlign w:val="top"/>
-          </w:tcPr>
-          <w:p>
-            <w:r>
-              <w:rPr>
-                <w:sz w:val="20"/>
-                <w:szCs w:val="20"/>
-              </w:rPr>
-              <w:t xml:space="preserve">≈ 8 min, laptop CPU</w:t>
+            <w:tcW w:type="dxa" w:w="3830"/>
+            <w:tcBorders>
+              <w:top w:val="single" w:color="D1D5DB" w:sz="4"/>
+              <w:left w:val="single" w:color="D1D5DB" w:sz="4"/>
+              <w:bottom w:val="single" w:color="D1D5DB" w:sz="4"/>
+              <w:right w:val="single" w:color="D1D5DB" w:sz="4"/>
+            </w:tcBorders>
+            <w:shd w:fill="FFFFFF" w:color="auto" w:val="clear"/>
+            <w:tcMar>
+              <w:top w:type="dxa" w:w="40"/>
+              <w:left w:type="dxa" w:w="120"/>
+              <w:bottom w:type="dxa" w:w="40"/>
+              <w:right w:type="dxa" w:w="120"/>
+            </w:tcMar>
+            <w:vAlign w:val="top"/>
+          </w:tcPr>
+          <w:p>
+            <w:r>
+              <w:rPr>
+                <w:sz w:val="20"/>
+                <w:szCs w:val="20"/>
+              </w:rPr>
+              <w:t xml:space="preserve">Compare language-model jobs, decoding and evidence</w:t>
+            </w:r>
+          </w:p>
+        </w:tc>
+        <w:tc>
+          <w:tcPr>
+            <w:tcW w:type="dxa" w:w="1939"/>
+            <w:tcBorders>
+              <w:top w:val="single" w:color="D1D5DB" w:sz="4"/>
+              <w:left w:val="single" w:color="D1D5DB" w:sz="4"/>
+              <w:bottom w:val="single" w:color="D1D5DB" w:sz="4"/>
+              <w:right w:val="single" w:color="D1D5DB" w:sz="4"/>
+            </w:tcBorders>
+            <w:shd w:fill="FFFFFF" w:color="auto" w:val="clear"/>
+            <w:tcMar>
+              <w:top w:type="dxa" w:w="40"/>
+              <w:left w:type="dxa" w:w="120"/>
+              <w:bottom w:type="dxa" w:w="40"/>
+              <w:right w:type="dxa" w:w="120"/>
+            </w:tcMar>
+            <w:vAlign w:val="top"/>
+          </w:tcPr>
+          <w:p>
+            <w:r>
+              <w:rPr>
+                <w:sz w:val="20"/>
+                <w:szCs w:val="20"/>
+              </w:rPr>
+              <w:t xml:space="preserve">local laptop CPU; 4 threads</w:t>
+            </w:r>
+          </w:p>
+        </w:tc>
+        <w:tc>
+          <w:tcPr>
+            <w:tcW w:type="dxa" w:w="1431"/>
+            <w:tcBorders>
+              <w:top w:val="single" w:color="D1D5DB" w:sz="4"/>
+              <w:left w:val="single" w:color="D1D5DB" w:sz="4"/>
+              <w:bottom w:val="single" w:color="D1D5DB" w:sz="4"/>
+              <w:right w:val="single" w:color="D1D5DB" w:sz="4"/>
+            </w:tcBorders>
+            <w:shd w:fill="FFFFFF" w:color="auto" w:val="clear"/>
+            <w:tcMar>
+              <w:top w:type="dxa" w:w="40"/>
+              <w:left w:type="dxa" w:w="120"/>
+              <w:bottom w:type="dxa" w:w="40"/>
+              <w:right w:type="dxa" w:w="120"/>
+            </w:tcMar>
+            <w:vAlign w:val="top"/>
+          </w:tcPr>
+          <w:p>
+            <w:r>
+              <w:rPr>
+                <w:sz w:val="20"/>
+                <w:szCs w:val="20"/>
+              </w:rPr>
+              <w:t xml:space="preserve">33.0 s (0.55 min)</w:t>
+            </w:r>
+          </w:p>
+        </w:tc>
+        <w:tc>
+          <w:tcPr>
+            <w:tcW w:type="dxa" w:w="1452"/>
+            <w:tcBorders>
+              <w:top w:val="single" w:color="D1D5DB" w:sz="4"/>
+              <w:left w:val="single" w:color="D1D5DB" w:sz="4"/>
+              <w:bottom w:val="single" w:color="D1D5DB" w:sz="4"/>
+              <w:right w:val="single" w:color="D1D5DB" w:sz="4"/>
+            </w:tcBorders>
+            <w:shd w:fill="FFFFFF" w:color="auto" w:val="clear"/>
+            <w:tcMar>
+              <w:top w:type="dxa" w:w="40"/>
+              <w:left w:type="dxa" w:w="120"/>
+              <w:bottom w:type="dxa" w:w="40"/>
+              <w:right w:type="dxa" w:w="120"/>
+            </w:tcMar>
+            <w:vAlign w:val="top"/>
+          </w:tcPr>
+          <w:p>
+            <w:r>
+              <w:rPr>
+                <w:sz w:val="20"/>
+                <w:szCs w:val="20"/>
+              </w:rPr>
+              <w:t xml:space="preserve">2026-10-11</w:t>
             </w:r>
           </w:p>
         </w:tc>
@@ -5575,7 +6002,7 @@
         </w:tc>
         <w:tc>
           <w:tcPr>
-            <w:tcW w:type="dxa" w:w="3324"/>
+            <w:tcW w:type="dxa" w:w="3830"/>
             <w:tcBorders>
               <w:top w:val="single" w:color="D1D5DB" w:sz="4"/>
               <w:left w:val="single" w:color="D1D5DB" w:sz="4"/>
@@ -5603,57 +6030,85 @@
         </w:tc>
         <w:tc>
           <w:tcPr>
-            <w:tcW w:type="dxa" w:w="2542"/>
-            <w:tcBorders>
-              <w:top w:val="single" w:color="D1D5DB" w:sz="4"/>
-              <w:left w:val="single" w:color="D1D5DB" w:sz="4"/>
-              <w:bottom w:val="single" w:color="D1D5DB" w:sz="4"/>
-              <w:right w:val="single" w:color="D1D5DB" w:sz="4"/>
-            </w:tcBorders>
-            <w:shd w:fill="EEF0FF" w:color="auto" w:val="clear"/>
-            <w:tcMar>
-              <w:top w:type="dxa" w:w="40"/>
-              <w:left w:type="dxa" w:w="120"/>
-              <w:bottom w:type="dxa" w:w="40"/>
-              <w:right w:type="dxa" w:w="120"/>
-            </w:tcMar>
-            <w:vAlign w:val="top"/>
-          </w:tcPr>
-          <w:p>
-            <w:r>
-              <w:rPr>
-                <w:sz w:val="20"/>
-                <w:szCs w:val="20"/>
-              </w:rPr>
-              <w:t xml:space="preserve">GPU recommended</w:t>
-            </w:r>
-          </w:p>
-        </w:tc>
-        <w:tc>
-          <w:tcPr>
-            <w:tcW w:type="dxa" w:w="2786"/>
-            <w:tcBorders>
-              <w:top w:val="single" w:color="D1D5DB" w:sz="4"/>
-              <w:left w:val="single" w:color="D1D5DB" w:sz="4"/>
-              <w:bottom w:val="single" w:color="D1D5DB" w:sz="4"/>
-              <w:right w:val="single" w:color="D1D5DB" w:sz="4"/>
-            </w:tcBorders>
-            <w:shd w:fill="EEF0FF" w:color="auto" w:val="clear"/>
-            <w:tcMar>
-              <w:top w:type="dxa" w:w="40"/>
-              <w:left w:type="dxa" w:w="120"/>
-              <w:bottom w:type="dxa" w:w="40"/>
-              <w:right w:type="dxa" w:w="120"/>
-            </w:tcMar>
-            <w:vAlign w:val="top"/>
-          </w:tcPr>
-          <w:p>
-            <w:r>
-              <w:rPr>
-                <w:sz w:val="20"/>
-                <w:szCs w:val="20"/>
-              </w:rPr>
-              <w:t xml:space="preserve">≈ 58 min, GTX 1650</w:t>
+            <w:tcW w:type="dxa" w:w="1939"/>
+            <w:tcBorders>
+              <w:top w:val="single" w:color="D1D5DB" w:sz="4"/>
+              <w:left w:val="single" w:color="D1D5DB" w:sz="4"/>
+              <w:bottom w:val="single" w:color="D1D5DB" w:sz="4"/>
+              <w:right w:val="single" w:color="D1D5DB" w:sz="4"/>
+            </w:tcBorders>
+            <w:shd w:fill="EEF0FF" w:color="auto" w:val="clear"/>
+            <w:tcMar>
+              <w:top w:type="dxa" w:w="40"/>
+              <w:left w:type="dxa" w:w="120"/>
+              <w:bottom w:type="dxa" w:w="40"/>
+              <w:right w:type="dxa" w:w="120"/>
+            </w:tcMar>
+            <w:vAlign w:val="top"/>
+          </w:tcPr>
+          <w:p>
+            <w:r>
+              <w:rPr>
+                <w:sz w:val="20"/>
+                <w:szCs w:val="20"/>
+              </w:rPr>
+              <w:t xml:space="preserve">local laptop CPU; 4 threads</w:t>
+            </w:r>
+          </w:p>
+        </w:tc>
+        <w:tc>
+          <w:tcPr>
+            <w:tcW w:type="dxa" w:w="1431"/>
+            <w:tcBorders>
+              <w:top w:val="single" w:color="D1D5DB" w:sz="4"/>
+              <w:left w:val="single" w:color="D1D5DB" w:sz="4"/>
+              <w:bottom w:val="single" w:color="D1D5DB" w:sz="4"/>
+              <w:right w:val="single" w:color="D1D5DB" w:sz="4"/>
+            </w:tcBorders>
+            <w:shd w:fill="EEF0FF" w:color="auto" w:val="clear"/>
+            <w:tcMar>
+              <w:top w:type="dxa" w:w="40"/>
+              <w:left w:type="dxa" w:w="120"/>
+              <w:bottom w:type="dxa" w:w="40"/>
+              <w:right w:type="dxa" w:w="120"/>
+            </w:tcMar>
+            <w:vAlign w:val="top"/>
+          </w:tcPr>
+          <w:p>
+            <w:r>
+              <w:rPr>
+                <w:sz w:val="20"/>
+                <w:szCs w:val="20"/>
+              </w:rPr>
+              <w:t xml:space="preserve">439.0 s (7.32 min)</w:t>
+            </w:r>
+          </w:p>
+        </w:tc>
+        <w:tc>
+          <w:tcPr>
+            <w:tcW w:type="dxa" w:w="1452"/>
+            <w:tcBorders>
+              <w:top w:val="single" w:color="D1D5DB" w:sz="4"/>
+              <w:left w:val="single" w:color="D1D5DB" w:sz="4"/>
+              <w:bottom w:val="single" w:color="D1D5DB" w:sz="4"/>
+              <w:right w:val="single" w:color="D1D5DB" w:sz="4"/>
+            </w:tcBorders>
+            <w:shd w:fill="EEF0FF" w:color="auto" w:val="clear"/>
+            <w:tcMar>
+              <w:top w:type="dxa" w:w="40"/>
+              <w:left w:type="dxa" w:w="120"/>
+              <w:bottom w:type="dxa" w:w="40"/>
+              <w:right w:type="dxa" w:w="120"/>
+            </w:tcMar>
+            <w:vAlign w:val="top"/>
+          </w:tcPr>
+          <w:p>
+            <w:r>
+              <w:rPr>
+                <w:sz w:val="20"/>
+                <w:szCs w:val="20"/>
+              </w:rPr>
+              <w:t xml:space="preserve">2026-10-11</w:t>
             </w:r>
           </w:p>
         </w:tc>
@@ -5694,7 +6149,7 @@
         </w:tc>
         <w:tc>
           <w:tcPr>
-            <w:tcW w:type="dxa" w:w="3324"/>
+            <w:tcW w:type="dxa" w:w="3830"/>
             <w:tcBorders>
               <w:top w:val="single" w:color="D1D5DB" w:sz="4"/>
               <w:left w:val="single" w:color="D1D5DB" w:sz="4"/>
@@ -5722,57 +6177,85 @@
         </w:tc>
         <w:tc>
           <w:tcPr>
-            <w:tcW w:type="dxa" w:w="2542"/>
-            <w:tcBorders>
-              <w:top w:val="single" w:color="D1D5DB" w:sz="4"/>
-              <w:left w:val="single" w:color="D1D5DB" w:sz="4"/>
-              <w:bottom w:val="single" w:color="D1D5DB" w:sz="4"/>
-              <w:right w:val="single" w:color="D1D5DB" w:sz="4"/>
-            </w:tcBorders>
-            <w:shd w:fill="FFFFFF" w:color="auto" w:val="clear"/>
-            <w:tcMar>
-              <w:top w:type="dxa" w:w="40"/>
-              <w:left w:type="dxa" w:w="120"/>
-              <w:bottom w:type="dxa" w:w="40"/>
-              <w:right w:type="dxa" w:w="120"/>
-            </w:tcMar>
-            <w:vAlign w:val="top"/>
-          </w:tcPr>
-          <w:p>
-            <w:r>
-              <w:rPr>
-                <w:sz w:val="20"/>
-                <w:szCs w:val="20"/>
-              </w:rPr>
-              <w:t xml:space="preserve">GPU recommended; full CPU run is slow</w:t>
-            </w:r>
-          </w:p>
-        </w:tc>
-        <w:tc>
-          <w:tcPr>
-            <w:tcW w:type="dxa" w:w="2786"/>
-            <w:tcBorders>
-              <w:top w:val="single" w:color="D1D5DB" w:sz="4"/>
-              <w:left w:val="single" w:color="D1D5DB" w:sz="4"/>
-              <w:bottom w:val="single" w:color="D1D5DB" w:sz="4"/>
-              <w:right w:val="single" w:color="D1D5DB" w:sz="4"/>
-            </w:tcBorders>
-            <w:shd w:fill="FFFFFF" w:color="auto" w:val="clear"/>
-            <w:tcMar>
-              <w:top w:type="dxa" w:w="40"/>
-              <w:left w:type="dxa" w:w="120"/>
-              <w:bottom w:type="dxa" w:w="40"/>
-              <w:right w:type="dxa" w:w="120"/>
-            </w:tcMar>
-            <w:vAlign w:val="top"/>
-          </w:tcPr>
-          <w:p>
-            <w:r>
-              <w:rPr>
-                <w:sz w:val="20"/>
-                <w:szCs w:val="20"/>
-              </w:rPr>
-              <w:t xml:space="preserve">≈ 84 min, laptop CPU (training 53 min)</w:t>
+            <w:tcW w:type="dxa" w:w="1939"/>
+            <w:tcBorders>
+              <w:top w:val="single" w:color="D1D5DB" w:sz="4"/>
+              <w:left w:val="single" w:color="D1D5DB" w:sz="4"/>
+              <w:bottom w:val="single" w:color="D1D5DB" w:sz="4"/>
+              <w:right w:val="single" w:color="D1D5DB" w:sz="4"/>
+            </w:tcBorders>
+            <w:shd w:fill="FFFFFF" w:color="auto" w:val="clear"/>
+            <w:tcMar>
+              <w:top w:type="dxa" w:w="40"/>
+              <w:left w:type="dxa" w:w="120"/>
+              <w:bottom w:type="dxa" w:w="40"/>
+              <w:right w:type="dxa" w:w="120"/>
+            </w:tcMar>
+            <w:vAlign w:val="top"/>
+          </w:tcPr>
+          <w:p>
+            <w:r>
+              <w:rPr>
+                <w:sz w:val="20"/>
+                <w:szCs w:val="20"/>
+              </w:rPr>
+              <w:t xml:space="preserve">local laptop CPU; 4 threads</w:t>
+            </w:r>
+          </w:p>
+        </w:tc>
+        <w:tc>
+          <w:tcPr>
+            <w:tcW w:type="dxa" w:w="1431"/>
+            <w:tcBorders>
+              <w:top w:val="single" w:color="D1D5DB" w:sz="4"/>
+              <w:left w:val="single" w:color="D1D5DB" w:sz="4"/>
+              <w:bottom w:val="single" w:color="D1D5DB" w:sz="4"/>
+              <w:right w:val="single" w:color="D1D5DB" w:sz="4"/>
+            </w:tcBorders>
+            <w:shd w:fill="FFFFFF" w:color="auto" w:val="clear"/>
+            <w:tcMar>
+              <w:top w:type="dxa" w:w="40"/>
+              <w:left w:type="dxa" w:w="120"/>
+              <w:bottom w:type="dxa" w:w="40"/>
+              <w:right w:type="dxa" w:w="120"/>
+            </w:tcMar>
+            <w:vAlign w:val="top"/>
+          </w:tcPr>
+          <w:p>
+            <w:r>
+              <w:rPr>
+                <w:sz w:val="20"/>
+                <w:szCs w:val="20"/>
+              </w:rPr>
+              <w:t xml:space="preserve">797.3 s (13.29 min)</w:t>
+            </w:r>
+          </w:p>
+        </w:tc>
+        <w:tc>
+          <w:tcPr>
+            <w:tcW w:type="dxa" w:w="1452"/>
+            <w:tcBorders>
+              <w:top w:val="single" w:color="D1D5DB" w:sz="4"/>
+              <w:left w:val="single" w:color="D1D5DB" w:sz="4"/>
+              <w:bottom w:val="single" w:color="D1D5DB" w:sz="4"/>
+              <w:right w:val="single" w:color="D1D5DB" w:sz="4"/>
+            </w:tcBorders>
+            <w:shd w:fill="FFFFFF" w:color="auto" w:val="clear"/>
+            <w:tcMar>
+              <w:top w:type="dxa" w:w="40"/>
+              <w:left w:type="dxa" w:w="120"/>
+              <w:bottom w:type="dxa" w:w="40"/>
+              <w:right w:type="dxa" w:w="120"/>
+            </w:tcMar>
+            <w:vAlign w:val="top"/>
+          </w:tcPr>
+          <w:p>
+            <w:r>
+              <w:rPr>
+                <w:sz w:val="20"/>
+                <w:szCs w:val="20"/>
+              </w:rPr>
+              <w:t xml:space="preserve">2026-10-11</w:t>
             </w:r>
           </w:p>
         </w:tc>
@@ -5813,7 +6296,7 @@
         </w:tc>
         <w:tc>
           <w:tcPr>
-            <w:tcW w:type="dxa" w:w="3324"/>
+            <w:tcW w:type="dxa" w:w="3830"/>
             <w:tcBorders>
               <w:top w:val="single" w:color="D1D5DB" w:sz="4"/>
               <w:left w:val="single" w:color="D1D5DB" w:sz="4"/>
@@ -5841,57 +6324,85 @@
         </w:tc>
         <w:tc>
           <w:tcPr>
-            <w:tcW w:type="dxa" w:w="2542"/>
-            <w:tcBorders>
-              <w:top w:val="single" w:color="D1D5DB" w:sz="4"/>
-              <w:left w:val="single" w:color="D1D5DB" w:sz="4"/>
-              <w:bottom w:val="single" w:color="D1D5DB" w:sz="4"/>
-              <w:right w:val="single" w:color="D1D5DB" w:sz="4"/>
-            </w:tcBorders>
-            <w:shd w:fill="EEF0FF" w:color="auto" w:val="clear"/>
-            <w:tcMar>
-              <w:top w:type="dxa" w:w="40"/>
-              <w:left w:type="dxa" w:w="120"/>
-              <w:bottom w:type="dxa" w:w="40"/>
-              <w:right w:type="dxa" w:w="120"/>
-            </w:tcMar>
-            <w:vAlign w:val="top"/>
-          </w:tcPr>
-          <w:p>
-            <w:r>
-              <w:rPr>
-                <w:sz w:val="20"/>
-                <w:szCs w:val="20"/>
-              </w:rPr>
-              <w:t xml:space="preserve">GPU recommended; CPU works</w:t>
-            </w:r>
-          </w:p>
-        </w:tc>
-        <w:tc>
-          <w:tcPr>
-            <w:tcW w:type="dxa" w:w="2786"/>
-            <w:tcBorders>
-              <w:top w:val="single" w:color="D1D5DB" w:sz="4"/>
-              <w:left w:val="single" w:color="D1D5DB" w:sz="4"/>
-              <w:bottom w:val="single" w:color="D1D5DB" w:sz="4"/>
-              <w:right w:val="single" w:color="D1D5DB" w:sz="4"/>
-            </w:tcBorders>
-            <w:shd w:fill="EEF0FF" w:color="auto" w:val="clear"/>
-            <w:tcMar>
-              <w:top w:type="dxa" w:w="40"/>
-              <w:left w:type="dxa" w:w="120"/>
-              <w:bottom w:type="dxa" w:w="40"/>
-              <w:right w:type="dxa" w:w="120"/>
-            </w:tcMar>
-            <w:vAlign w:val="top"/>
-          </w:tcPr>
-          <w:p>
-            <w:r>
-              <w:rPr>
-                <w:sz w:val="20"/>
-                <w:szCs w:val="20"/>
-              </w:rPr>
-              <w:t xml:space="preserve">≈ 1 min, GTX 1650</w:t>
+            <w:tcW w:type="dxa" w:w="1939"/>
+            <w:tcBorders>
+              <w:top w:val="single" w:color="D1D5DB" w:sz="4"/>
+              <w:left w:val="single" w:color="D1D5DB" w:sz="4"/>
+              <w:bottom w:val="single" w:color="D1D5DB" w:sz="4"/>
+              <w:right w:val="single" w:color="D1D5DB" w:sz="4"/>
+            </w:tcBorders>
+            <w:shd w:fill="EEF0FF" w:color="auto" w:val="clear"/>
+            <w:tcMar>
+              <w:top w:type="dxa" w:w="40"/>
+              <w:left w:type="dxa" w:w="120"/>
+              <w:bottom w:type="dxa" w:w="40"/>
+              <w:right w:type="dxa" w:w="120"/>
+            </w:tcMar>
+            <w:vAlign w:val="top"/>
+          </w:tcPr>
+          <w:p>
+            <w:r>
+              <w:rPr>
+                <w:sz w:val="20"/>
+                <w:szCs w:val="20"/>
+              </w:rPr>
+              <w:t xml:space="preserve">local laptop CPU; 4 threads</w:t>
+            </w:r>
+          </w:p>
+        </w:tc>
+        <w:tc>
+          <w:tcPr>
+            <w:tcW w:type="dxa" w:w="1431"/>
+            <w:tcBorders>
+              <w:top w:val="single" w:color="D1D5DB" w:sz="4"/>
+              <w:left w:val="single" w:color="D1D5DB" w:sz="4"/>
+              <w:bottom w:val="single" w:color="D1D5DB" w:sz="4"/>
+              <w:right w:val="single" w:color="D1D5DB" w:sz="4"/>
+            </w:tcBorders>
+            <w:shd w:fill="EEF0FF" w:color="auto" w:val="clear"/>
+            <w:tcMar>
+              <w:top w:type="dxa" w:w="40"/>
+              <w:left w:type="dxa" w:w="120"/>
+              <w:bottom w:type="dxa" w:w="40"/>
+              <w:right w:type="dxa" w:w="120"/>
+            </w:tcMar>
+            <w:vAlign w:val="top"/>
+          </w:tcPr>
+          <w:p>
+            <w:r>
+              <w:rPr>
+                <w:sz w:val="20"/>
+                <w:szCs w:val="20"/>
+              </w:rPr>
+              <w:t xml:space="preserve">180.8 s (3.01 min)</w:t>
+            </w:r>
+          </w:p>
+        </w:tc>
+        <w:tc>
+          <w:tcPr>
+            <w:tcW w:type="dxa" w:w="1452"/>
+            <w:tcBorders>
+              <w:top w:val="single" w:color="D1D5DB" w:sz="4"/>
+              <w:left w:val="single" w:color="D1D5DB" w:sz="4"/>
+              <w:bottom w:val="single" w:color="D1D5DB" w:sz="4"/>
+              <w:right w:val="single" w:color="D1D5DB" w:sz="4"/>
+            </w:tcBorders>
+            <w:shd w:fill="EEF0FF" w:color="auto" w:val="clear"/>
+            <w:tcMar>
+              <w:top w:type="dxa" w:w="40"/>
+              <w:left w:type="dxa" w:w="120"/>
+              <w:bottom w:type="dxa" w:w="40"/>
+              <w:right w:type="dxa" w:w="120"/>
+            </w:tcMar>
+            <w:vAlign w:val="top"/>
+          </w:tcPr>
+          <w:p>
+            <w:r>
+              <w:rPr>
+                <w:sz w:val="20"/>
+                <w:szCs w:val="20"/>
+              </w:rPr>
+              <w:t xml:space="preserve">2026-10-11</w:t>
             </w:r>
           </w:p>
         </w:tc>
@@ -5932,7 +6443,7 @@
         </w:tc>
         <w:tc>
           <w:tcPr>
-            <w:tcW w:type="dxa" w:w="3324"/>
+            <w:tcW w:type="dxa" w:w="3830"/>
             <w:tcBorders>
               <w:top w:val="single" w:color="D1D5DB" w:sz="4"/>
               <w:left w:val="single" w:color="D1D5DB" w:sz="4"/>
@@ -5960,57 +6471,85 @@
         </w:tc>
         <w:tc>
           <w:tcPr>
-            <w:tcW w:type="dxa" w:w="2542"/>
-            <w:tcBorders>
-              <w:top w:val="single" w:color="D1D5DB" w:sz="4"/>
-              <w:left w:val="single" w:color="D1D5DB" w:sz="4"/>
-              <w:bottom w:val="single" w:color="D1D5DB" w:sz="4"/>
-              <w:right w:val="single" w:color="D1D5DB" w:sz="4"/>
-            </w:tcBorders>
-            <w:shd w:fill="FFFFFF" w:color="auto" w:val="clear"/>
-            <w:tcMar>
-              <w:top w:type="dxa" w:w="40"/>
-              <w:left w:type="dxa" w:w="120"/>
-              <w:bottom w:type="dxa" w:w="40"/>
-              <w:right w:type="dxa" w:w="120"/>
-            </w:tcMar>
-            <w:vAlign w:val="top"/>
-          </w:tcPr>
-          <w:p>
-            <w:r>
-              <w:rPr>
-                <w:sz w:val="20"/>
-                <w:szCs w:val="20"/>
-              </w:rPr>
-              <w:t xml:space="preserve">GPU recommended; CPU uses smaller models</w:t>
-            </w:r>
-          </w:p>
-        </w:tc>
-        <w:tc>
-          <w:tcPr>
-            <w:tcW w:type="dxa" w:w="2786"/>
-            <w:tcBorders>
-              <w:top w:val="single" w:color="D1D5DB" w:sz="4"/>
-              <w:left w:val="single" w:color="D1D5DB" w:sz="4"/>
-              <w:bottom w:val="single" w:color="D1D5DB" w:sz="4"/>
-              <w:right w:val="single" w:color="D1D5DB" w:sz="4"/>
-            </w:tcBorders>
-            <w:shd w:fill="FFFFFF" w:color="auto" w:val="clear"/>
-            <w:tcMar>
-              <w:top w:type="dxa" w:w="40"/>
-              <w:left w:type="dxa" w:w="120"/>
-              <w:bottom w:type="dxa" w:w="40"/>
-              <w:right w:type="dxa" w:w="120"/>
-            </w:tcMar>
-            <w:vAlign w:val="top"/>
-          </w:tcPr>
-          <w:p>
-            <w:r>
-              <w:rPr>
-                <w:sz w:val="20"/>
-                <w:szCs w:val="20"/>
-              </w:rPr>
-              <w:t xml:space="preserve">≈ 7 min, laptop CPU (Qwen3-VL-2B)</w:t>
+            <w:tcW w:type="dxa" w:w="1939"/>
+            <w:tcBorders>
+              <w:top w:val="single" w:color="D1D5DB" w:sz="4"/>
+              <w:left w:val="single" w:color="D1D5DB" w:sz="4"/>
+              <w:bottom w:val="single" w:color="D1D5DB" w:sz="4"/>
+              <w:right w:val="single" w:color="D1D5DB" w:sz="4"/>
+            </w:tcBorders>
+            <w:shd w:fill="FFFFFF" w:color="auto" w:val="clear"/>
+            <w:tcMar>
+              <w:top w:type="dxa" w:w="40"/>
+              <w:left w:type="dxa" w:w="120"/>
+              <w:bottom w:type="dxa" w:w="40"/>
+              <w:right w:type="dxa" w:w="120"/>
+            </w:tcMar>
+            <w:vAlign w:val="top"/>
+          </w:tcPr>
+          <w:p>
+            <w:r>
+              <w:rPr>
+                <w:sz w:val="20"/>
+                <w:szCs w:val="20"/>
+              </w:rPr>
+              <w:t xml:space="preserve">local laptop CPU; 4 threads</w:t>
+            </w:r>
+          </w:p>
+        </w:tc>
+        <w:tc>
+          <w:tcPr>
+            <w:tcW w:type="dxa" w:w="1431"/>
+            <w:tcBorders>
+              <w:top w:val="single" w:color="D1D5DB" w:sz="4"/>
+              <w:left w:val="single" w:color="D1D5DB" w:sz="4"/>
+              <w:bottom w:val="single" w:color="D1D5DB" w:sz="4"/>
+              <w:right w:val="single" w:color="D1D5DB" w:sz="4"/>
+            </w:tcBorders>
+            <w:shd w:fill="FFFFFF" w:color="auto" w:val="clear"/>
+            <w:tcMar>
+              <w:top w:type="dxa" w:w="40"/>
+              <w:left w:type="dxa" w:w="120"/>
+              <w:bottom w:type="dxa" w:w="40"/>
+              <w:right w:type="dxa" w:w="120"/>
+            </w:tcMar>
+            <w:vAlign w:val="top"/>
+          </w:tcPr>
+          <w:p>
+            <w:r>
+              <w:rPr>
+                <w:sz w:val="20"/>
+                <w:szCs w:val="20"/>
+              </w:rPr>
+              <w:t xml:space="preserve">175.4 s (2.92 min)</w:t>
+            </w:r>
+          </w:p>
+        </w:tc>
+        <w:tc>
+          <w:tcPr>
+            <w:tcW w:type="dxa" w:w="1452"/>
+            <w:tcBorders>
+              <w:top w:val="single" w:color="D1D5DB" w:sz="4"/>
+              <w:left w:val="single" w:color="D1D5DB" w:sz="4"/>
+              <w:bottom w:val="single" w:color="D1D5DB" w:sz="4"/>
+              <w:right w:val="single" w:color="D1D5DB" w:sz="4"/>
+            </w:tcBorders>
+            <w:shd w:fill="FFFFFF" w:color="auto" w:val="clear"/>
+            <w:tcMar>
+              <w:top w:type="dxa" w:w="40"/>
+              <w:left w:type="dxa" w:w="120"/>
+              <w:bottom w:type="dxa" w:w="40"/>
+              <w:right w:type="dxa" w:w="120"/>
+            </w:tcMar>
+            <w:vAlign w:val="top"/>
+          </w:tcPr>
+          <w:p>
+            <w:r>
+              <w:rPr>
+                <w:sz w:val="20"/>
+                <w:szCs w:val="20"/>
+              </w:rPr>
+              <w:t xml:space="preserve">2026-10-11</w:t>
             </w:r>
           </w:p>
         </w:tc>
@@ -6051,7 +6590,7 @@
         </w:tc>
         <w:tc>
           <w:tcPr>
-            <w:tcW w:type="dxa" w:w="3324"/>
+            <w:tcW w:type="dxa" w:w="3830"/>
             <w:tcBorders>
               <w:top w:val="single" w:color="D1D5DB" w:sz="4"/>
               <w:left w:val="single" w:color="D1D5DB" w:sz="4"/>
@@ -6079,57 +6618,85 @@
         </w:tc>
         <w:tc>
           <w:tcPr>
-            <w:tcW w:type="dxa" w:w="2542"/>
-            <w:tcBorders>
-              <w:top w:val="single" w:color="D1D5DB" w:sz="4"/>
-              <w:left w:val="single" w:color="D1D5DB" w:sz="4"/>
-              <w:bottom w:val="single" w:color="D1D5DB" w:sz="4"/>
-              <w:right w:val="single" w:color="D1D5DB" w:sz="4"/>
-            </w:tcBorders>
-            <w:shd w:fill="EEF0FF" w:color="auto" w:val="clear"/>
-            <w:tcMar>
-              <w:top w:type="dxa" w:w="40"/>
-              <w:left w:type="dxa" w:w="120"/>
-              <w:bottom w:type="dxa" w:w="40"/>
-              <w:right w:type="dxa" w:w="120"/>
-            </w:tcMar>
-            <w:vAlign w:val="top"/>
-          </w:tcPr>
-          <w:p>
-            <w:r>
-              <w:rPr>
-                <w:sz w:val="20"/>
-                <w:szCs w:val="20"/>
-              </w:rPr>
-              <w:t xml:space="preserve">GPU recommended; CPU works</w:t>
-            </w:r>
-          </w:p>
-        </w:tc>
-        <w:tc>
-          <w:tcPr>
-            <w:tcW w:type="dxa" w:w="2786"/>
-            <w:tcBorders>
-              <w:top w:val="single" w:color="D1D5DB" w:sz="4"/>
-              <w:left w:val="single" w:color="D1D5DB" w:sz="4"/>
-              <w:bottom w:val="single" w:color="D1D5DB" w:sz="4"/>
-              <w:right w:val="single" w:color="D1D5DB" w:sz="4"/>
-            </w:tcBorders>
-            <w:shd w:fill="EEF0FF" w:color="auto" w:val="clear"/>
-            <w:tcMar>
-              <w:top w:type="dxa" w:w="40"/>
-              <w:left w:type="dxa" w:w="120"/>
-              <w:bottom w:type="dxa" w:w="40"/>
-              <w:right w:type="dxa" w:w="120"/>
-            </w:tcMar>
-            <w:vAlign w:val="top"/>
-          </w:tcPr>
-          <w:p>
-            <w:r>
-              <w:rPr>
-                <w:sz w:val="20"/>
-                <w:szCs w:val="20"/>
-              </w:rPr>
-              <w:t xml:space="preserve">≈ 3 min, GTX 1650</w:t>
+            <w:tcW w:type="dxa" w:w="1939"/>
+            <w:tcBorders>
+              <w:top w:val="single" w:color="D1D5DB" w:sz="4"/>
+              <w:left w:val="single" w:color="D1D5DB" w:sz="4"/>
+              <w:bottom w:val="single" w:color="D1D5DB" w:sz="4"/>
+              <w:right w:val="single" w:color="D1D5DB" w:sz="4"/>
+            </w:tcBorders>
+            <w:shd w:fill="EEF0FF" w:color="auto" w:val="clear"/>
+            <w:tcMar>
+              <w:top w:type="dxa" w:w="40"/>
+              <w:left w:type="dxa" w:w="120"/>
+              <w:bottom w:type="dxa" w:w="40"/>
+              <w:right w:type="dxa" w:w="120"/>
+            </w:tcMar>
+            <w:vAlign w:val="top"/>
+          </w:tcPr>
+          <w:p>
+            <w:r>
+              <w:rPr>
+                <w:sz w:val="20"/>
+                <w:szCs w:val="20"/>
+              </w:rPr>
+              <w:t xml:space="preserve">local laptop CPU; 4 threads</w:t>
+            </w:r>
+          </w:p>
+        </w:tc>
+        <w:tc>
+          <w:tcPr>
+            <w:tcW w:type="dxa" w:w="1431"/>
+            <w:tcBorders>
+              <w:top w:val="single" w:color="D1D5DB" w:sz="4"/>
+              <w:left w:val="single" w:color="D1D5DB" w:sz="4"/>
+              <w:bottom w:val="single" w:color="D1D5DB" w:sz="4"/>
+              <w:right w:val="single" w:color="D1D5DB" w:sz="4"/>
+            </w:tcBorders>
+            <w:shd w:fill="EEF0FF" w:color="auto" w:val="clear"/>
+            <w:tcMar>
+              <w:top w:type="dxa" w:w="40"/>
+              <w:left w:type="dxa" w:w="120"/>
+              <w:bottom w:type="dxa" w:w="40"/>
+              <w:right w:type="dxa" w:w="120"/>
+            </w:tcMar>
+            <w:vAlign w:val="top"/>
+          </w:tcPr>
+          <w:p>
+            <w:r>
+              <w:rPr>
+                <w:sz w:val="20"/>
+                <w:szCs w:val="20"/>
+              </w:rPr>
+              <w:t xml:space="preserve">39.5 s (0.66 min)</w:t>
+            </w:r>
+          </w:p>
+        </w:tc>
+        <w:tc>
+          <w:tcPr>
+            <w:tcW w:type="dxa" w:w="1452"/>
+            <w:tcBorders>
+              <w:top w:val="single" w:color="D1D5DB" w:sz="4"/>
+              <w:left w:val="single" w:color="D1D5DB" w:sz="4"/>
+              <w:bottom w:val="single" w:color="D1D5DB" w:sz="4"/>
+              <w:right w:val="single" w:color="D1D5DB" w:sz="4"/>
+            </w:tcBorders>
+            <w:shd w:fill="EEF0FF" w:color="auto" w:val="clear"/>
+            <w:tcMar>
+              <w:top w:type="dxa" w:w="40"/>
+              <w:left w:type="dxa" w:w="120"/>
+              <w:bottom w:type="dxa" w:w="40"/>
+              <w:right w:type="dxa" w:w="120"/>
+            </w:tcMar>
+            <w:vAlign w:val="top"/>
+          </w:tcPr>
+          <w:p>
+            <w:r>
+              <w:rPr>
+                <w:sz w:val="20"/>
+                <w:szCs w:val="20"/>
+              </w:rPr>
+              <w:t xml:space="preserve">2026-10-11</w:t>
             </w:r>
           </w:p>
         </w:tc>
@@ -6170,7 +6737,7 @@
         </w:tc>
         <w:tc>
           <w:tcPr>
-            <w:tcW w:type="dxa" w:w="3324"/>
+            <w:tcW w:type="dxa" w:w="3830"/>
             <w:tcBorders>
               <w:top w:val="single" w:color="D1D5DB" w:sz="4"/>
               <w:left w:val="single" w:color="D1D5DB" w:sz="4"/>
@@ -6198,57 +6765,85 @@
         </w:tc>
         <w:tc>
           <w:tcPr>
-            <w:tcW w:type="dxa" w:w="2542"/>
-            <w:tcBorders>
-              <w:top w:val="single" w:color="D1D5DB" w:sz="4"/>
-              <w:left w:val="single" w:color="D1D5DB" w:sz="4"/>
-              <w:bottom w:val="single" w:color="D1D5DB" w:sz="4"/>
-              <w:right w:val="single" w:color="D1D5DB" w:sz="4"/>
-            </w:tcBorders>
-            <w:shd w:fill="FFFFFF" w:color="auto" w:val="clear"/>
-            <w:tcMar>
-              <w:top w:type="dxa" w:w="40"/>
-              <w:left w:type="dxa" w:w="120"/>
-              <w:bottom w:type="dxa" w:w="40"/>
-              <w:right w:type="dxa" w:w="120"/>
-            </w:tcMar>
-            <w:vAlign w:val="top"/>
-          </w:tcPr>
-          <w:p>
-            <w:r>
-              <w:rPr>
-                <w:sz w:val="20"/>
-                <w:szCs w:val="20"/>
-              </w:rPr>
-              <w:t xml:space="preserve">GPU recommended; CPU uses a smaller model</w:t>
-            </w:r>
-          </w:p>
-        </w:tc>
-        <w:tc>
-          <w:tcPr>
-            <w:tcW w:type="dxa" w:w="2786"/>
-            <w:tcBorders>
-              <w:top w:val="single" w:color="D1D5DB" w:sz="4"/>
-              <w:left w:val="single" w:color="D1D5DB" w:sz="4"/>
-              <w:bottom w:val="single" w:color="D1D5DB" w:sz="4"/>
-              <w:right w:val="single" w:color="D1D5DB" w:sz="4"/>
-            </w:tcBorders>
-            <w:shd w:fill="FFFFFF" w:color="auto" w:val="clear"/>
-            <w:tcMar>
-              <w:top w:type="dxa" w:w="40"/>
-              <w:left w:type="dxa" w:w="120"/>
-              <w:bottom w:type="dxa" w:w="40"/>
-              <w:right w:type="dxa" w:w="120"/>
-            </w:tcMar>
-            <w:vAlign w:val="top"/>
-          </w:tcPr>
-          <w:p>
-            <w:r>
-              <w:rPr>
-                <w:sz w:val="20"/>
-                <w:szCs w:val="20"/>
-              </w:rPr>
-              <w:t xml:space="preserve">≈ 5 min, GTX 1650</w:t>
+            <w:tcW w:type="dxa" w:w="1939"/>
+            <w:tcBorders>
+              <w:top w:val="single" w:color="D1D5DB" w:sz="4"/>
+              <w:left w:val="single" w:color="D1D5DB" w:sz="4"/>
+              <w:bottom w:val="single" w:color="D1D5DB" w:sz="4"/>
+              <w:right w:val="single" w:color="D1D5DB" w:sz="4"/>
+            </w:tcBorders>
+            <w:shd w:fill="FFFFFF" w:color="auto" w:val="clear"/>
+            <w:tcMar>
+              <w:top w:type="dxa" w:w="40"/>
+              <w:left w:type="dxa" w:w="120"/>
+              <w:bottom w:type="dxa" w:w="40"/>
+              <w:right w:type="dxa" w:w="120"/>
+            </w:tcMar>
+            <w:vAlign w:val="top"/>
+          </w:tcPr>
+          <w:p>
+            <w:r>
+              <w:rPr>
+                <w:sz w:val="20"/>
+                <w:szCs w:val="20"/>
+              </w:rPr>
+              <w:t xml:space="preserve">local laptop CPU; 4 threads</w:t>
+            </w:r>
+          </w:p>
+        </w:tc>
+        <w:tc>
+          <w:tcPr>
+            <w:tcW w:type="dxa" w:w="1431"/>
+            <w:tcBorders>
+              <w:top w:val="single" w:color="D1D5DB" w:sz="4"/>
+              <w:left w:val="single" w:color="D1D5DB" w:sz="4"/>
+              <w:bottom w:val="single" w:color="D1D5DB" w:sz="4"/>
+              <w:right w:val="single" w:color="D1D5DB" w:sz="4"/>
+            </w:tcBorders>
+            <w:shd w:fill="FFFFFF" w:color="auto" w:val="clear"/>
+            <w:tcMar>
+              <w:top w:type="dxa" w:w="40"/>
+              <w:left w:type="dxa" w:w="120"/>
+              <w:bottom w:type="dxa" w:w="40"/>
+              <w:right w:type="dxa" w:w="120"/>
+            </w:tcMar>
+            <w:vAlign w:val="top"/>
+          </w:tcPr>
+          <w:p>
+            <w:r>
+              <w:rPr>
+                <w:sz w:val="20"/>
+                <w:szCs w:val="20"/>
+              </w:rPr>
+              <w:t xml:space="preserve">114.0 s (1.90 min)</w:t>
+            </w:r>
+          </w:p>
+        </w:tc>
+        <w:tc>
+          <w:tcPr>
+            <w:tcW w:type="dxa" w:w="1452"/>
+            <w:tcBorders>
+              <w:top w:val="single" w:color="D1D5DB" w:sz="4"/>
+              <w:left w:val="single" w:color="D1D5DB" w:sz="4"/>
+              <w:bottom w:val="single" w:color="D1D5DB" w:sz="4"/>
+              <w:right w:val="single" w:color="D1D5DB" w:sz="4"/>
+            </w:tcBorders>
+            <w:shd w:fill="FFFFFF" w:color="auto" w:val="clear"/>
+            <w:tcMar>
+              <w:top w:type="dxa" w:w="40"/>
+              <w:left w:type="dxa" w:w="120"/>
+              <w:bottom w:type="dxa" w:w="40"/>
+              <w:right w:type="dxa" w:w="120"/>
+            </w:tcMar>
+            <w:vAlign w:val="top"/>
+          </w:tcPr>
+          <w:p>
+            <w:r>
+              <w:rPr>
+                <w:sz w:val="20"/>
+                <w:szCs w:val="20"/>
+              </w:rPr>
+              <w:t xml:space="preserve">2026-10-11</w:t>
             </w:r>
           </w:p>
         </w:tc>
@@ -6261,11 +6856,11 @@
     </w:p>
     <w:p>
       <w:pPr>
-        <w:pStyle w:val="Heading1"/>
+        <w:pStyle w:val="Heading2"/>
         <w:keepNext/>
       </w:pPr>
       <w:r>
-        <w:t xml:space="preserve">Models, data and licences used in the labs</w:t>
+        <w:t xml:space="preserve">Archived earlier full experiments</w:t>
       </w:r>
     </w:p>
     <w:p>
@@ -6275,17 +6870,19 @@
         <w:spacing w:after="140" w:line="288"/>
       </w:pPr>
       <w:r>
-        <w:t xml:space="preserve">The local models are open-weight and download from the Hugging Face Hub when a notebook first runs. Check the exact release's model or dataset card and full licence for the intended use; a short licence label cannot describe every condition. The listed MMS-TTS release uses </w:t>
+        <w:t xml:space="preserve">The following summary belongs to the larger experiments measured on 9 October 2026. Its hardware guidance and durations describe that earlier configuration. Use it when interpreting the labelled stored plots; plan the required classroom core with the current CPU table above. New CPU exports are stored separately in </w:t>
       </w:r>
       <w:r>
         <w:rPr>
-          <w:b/>
-          <w:bCs/>
+          <w:rFonts w:ascii="Consolas" w:cs="Consolas" w:eastAsia="Consolas" w:hAnsi="Consolas"/>
+          <w:color w:val="4F46E5"/>
+          <w:sz w:val="20"/>
+          <w:szCs w:val="20"/>
         </w:rPr>
-        <w:t xml:space="preserve">CC BY-NC 4.0</w:t>
-      </w:r>
-      <w:r>
-        <w:t xml:space="preserve">, so its non-commercial condition matters when planning projects. Optional hosted APIs have separate service terms.</w:t>
+        <w:t xml:space="preserve">results_cpu_core.json</w:t>
+      </w:r>
+      <w:r>
+        <w:t xml:space="preserve">.</w:t>
       </w:r>
     </w:p>
     <w:tbl>
@@ -6302,9 +6899,9 @@
         <w:tblLayout w:type="fixed"/>
       </w:tblPr>
       <w:tblGrid>
-        <w:gridCol w:w="4217"/>
-        <w:gridCol w:w="916"/>
-        <w:gridCol w:w="4279"/>
+        <w:gridCol w:w="760"/>
+        <w:gridCol w:w="4488"/>
+        <w:gridCol w:w="4164"/>
       </w:tblGrid>
       <w:tr>
         <w:trPr>
@@ -6313,7 +6910,7 @@
         </w:trPr>
         <w:tc>
           <w:tcPr>
-            <w:tcW w:type="dxa" w:w="4217"/>
+            <w:tcW w:type="dxa" w:w="760"/>
             <w:tcBorders>
               <w:top w:val="single" w:color="D1D5DB" w:sz="4"/>
               <w:left w:val="single" w:color="D1D5DB" w:sz="4"/>
@@ -6338,13 +6935,13 @@
                 <w:sz w:val="20"/>
                 <w:szCs w:val="20"/>
               </w:rPr>
-              <w:t xml:space="preserve">Model or dataset</w:t>
-            </w:r>
-          </w:p>
-        </w:tc>
-        <w:tc>
-          <w:tcPr>
-            <w:tcW w:type="dxa" w:w="916"/>
+              <w:t xml:space="preserve">Week</w:t>
+            </w:r>
+          </w:p>
+        </w:tc>
+        <w:tc>
+          <w:tcPr>
+            <w:tcW w:type="dxa" w:w="4488"/>
             <w:tcBorders>
               <w:top w:val="single" w:color="D1D5DB" w:sz="4"/>
               <w:left w:val="single" w:color="D1D5DB" w:sz="4"/>
@@ -6369,13 +6966,13 @@
                 <w:sz w:val="20"/>
                 <w:szCs w:val="20"/>
               </w:rPr>
-              <w:t xml:space="preserve">Weeks</w:t>
-            </w:r>
-          </w:p>
-        </w:tc>
-        <w:tc>
-          <w:tcPr>
-            <w:tcW w:type="dxa" w:w="4279"/>
+              <w:t xml:space="preserve">Earlier experiment settings</w:t>
+            </w:r>
+          </w:p>
+        </w:tc>
+        <w:tc>
+          <w:tcPr>
+            <w:tcW w:type="dxa" w:w="4164"/>
             <w:tcBorders>
               <w:top w:val="single" w:color="D1D5DB" w:sz="4"/>
               <w:left w:val="single" w:color="D1D5DB" w:sz="4"/>
@@ -6400,7 +6997,7 @@
                 <w:sz w:val="20"/>
                 <w:szCs w:val="20"/>
               </w:rPr>
-              <w:t xml:space="preserve">Licence (see the card)</w:t>
+              <w:t xml:space="preserve">Archived full runtime (9 October 2026)</w:t>
             </w:r>
           </w:p>
         </w:tc>
@@ -6411,7 +7008,7 @@
         </w:trPr>
         <w:tc>
           <w:tcPr>
-            <w:tcW w:type="dxa" w:w="4217"/>
+            <w:tcW w:type="dxa" w:w="760"/>
             <w:tcBorders>
               <w:top w:val="single" w:color="D1D5DB" w:sz="4"/>
               <w:left w:val="single" w:color="D1D5DB" w:sz="4"/>
@@ -6435,63 +7032,63 @@
                 <w:sz w:val="20"/>
                 <w:szCs w:val="20"/>
               </w:rPr>
-              <w:t xml:space="preserve">SmolLM2 135M / 360M Instruct (Hugging Face)</w:t>
-            </w:r>
-          </w:p>
-        </w:tc>
-        <w:tc>
-          <w:tcPr>
-            <w:tcW w:type="dxa" w:w="916"/>
-            <w:tcBorders>
-              <w:top w:val="single" w:color="D1D5DB" w:sz="4"/>
-              <w:left w:val="single" w:color="D1D5DB" w:sz="4"/>
-              <w:bottom w:val="single" w:color="D1D5DB" w:sz="4"/>
-              <w:right w:val="single" w:color="D1D5DB" w:sz="4"/>
-            </w:tcBorders>
-            <w:shd w:fill="EEF0FF" w:color="auto" w:val="clear"/>
-            <w:tcMar>
-              <w:top w:type="dxa" w:w="40"/>
-              <w:left w:type="dxa" w:w="120"/>
-              <w:bottom w:type="dxa" w:w="40"/>
-              <w:right w:type="dxa" w:w="120"/>
-            </w:tcMar>
-            <w:vAlign w:val="top"/>
-          </w:tcPr>
-          <w:p>
-            <w:r>
-              <w:rPr>
-                <w:sz w:val="20"/>
-                <w:szCs w:val="20"/>
-              </w:rPr>
-              <w:t xml:space="preserve">1, 11</w:t>
-            </w:r>
-          </w:p>
-        </w:tc>
-        <w:tc>
-          <w:tcPr>
-            <w:tcW w:type="dxa" w:w="4279"/>
-            <w:tcBorders>
-              <w:top w:val="single" w:color="D1D5DB" w:sz="4"/>
-              <w:left w:val="single" w:color="D1D5DB" w:sz="4"/>
-              <w:bottom w:val="single" w:color="D1D5DB" w:sz="4"/>
-              <w:right w:val="single" w:color="D1D5DB" w:sz="4"/>
-            </w:tcBorders>
-            <w:shd w:fill="EEF0FF" w:color="auto" w:val="clear"/>
-            <w:tcMar>
-              <w:top w:type="dxa" w:w="40"/>
-              <w:left w:type="dxa" w:w="120"/>
-              <w:bottom w:type="dxa" w:w="40"/>
-              <w:right w:type="dxa" w:w="120"/>
-            </w:tcMar>
-            <w:vAlign w:val="top"/>
-          </w:tcPr>
-          <w:p>
-            <w:r>
-              <w:rPr>
-                <w:sz w:val="20"/>
-                <w:szCs w:val="20"/>
-              </w:rPr>
-              <w:t xml:space="preserve">Apache-2.0</w:t>
+              <w:t xml:space="preserve">1</w:t>
+            </w:r>
+          </w:p>
+        </w:tc>
+        <w:tc>
+          <w:tcPr>
+            <w:tcW w:type="dxa" w:w="4488"/>
+            <w:tcBorders>
+              <w:top w:val="single" w:color="D1D5DB" w:sz="4"/>
+              <w:left w:val="single" w:color="D1D5DB" w:sz="4"/>
+              <w:bottom w:val="single" w:color="D1D5DB" w:sz="4"/>
+              <w:right w:val="single" w:color="D1D5DB" w:sz="4"/>
+            </w:tcBorders>
+            <w:shd w:fill="EEF0FF" w:color="auto" w:val="clear"/>
+            <w:tcMar>
+              <w:top w:type="dxa" w:w="40"/>
+              <w:left w:type="dxa" w:w="120"/>
+              <w:bottom w:type="dxa" w:w="40"/>
+              <w:right w:type="dxa" w:w="120"/>
+            </w:tcMar>
+            <w:vAlign w:val="top"/>
+          </w:tcPr>
+          <w:p>
+            <w:r>
+              <w:rPr>
+                <w:sz w:val="20"/>
+                <w:szCs w:val="20"/>
+              </w:rPr>
+              <w:t xml:space="preserve">CPU is enough</w:t>
+            </w:r>
+          </w:p>
+        </w:tc>
+        <w:tc>
+          <w:tcPr>
+            <w:tcW w:type="dxa" w:w="4164"/>
+            <w:tcBorders>
+              <w:top w:val="single" w:color="D1D5DB" w:sz="4"/>
+              <w:left w:val="single" w:color="D1D5DB" w:sz="4"/>
+              <w:bottom w:val="single" w:color="D1D5DB" w:sz="4"/>
+              <w:right w:val="single" w:color="D1D5DB" w:sz="4"/>
+            </w:tcBorders>
+            <w:shd w:fill="EEF0FF" w:color="auto" w:val="clear"/>
+            <w:tcMar>
+              <w:top w:type="dxa" w:w="40"/>
+              <w:left w:type="dxa" w:w="120"/>
+              <w:bottom w:type="dxa" w:w="40"/>
+              <w:right w:type="dxa" w:w="120"/>
+            </w:tcMar>
+            <w:vAlign w:val="top"/>
+          </w:tcPr>
+          <w:p>
+            <w:r>
+              <w:rPr>
+                <w:sz w:val="20"/>
+                <w:szCs w:val="20"/>
+              </w:rPr>
+              <w:t xml:space="preserve">≈ 1 min, laptop CPU</w:t>
             </w:r>
           </w:p>
         </w:tc>
@@ -6502,7 +7099,7 @@
         </w:trPr>
         <w:tc>
           <w:tcPr>
-            <w:tcW w:type="dxa" w:w="4217"/>
+            <w:tcW w:type="dxa" w:w="760"/>
             <w:tcBorders>
               <w:top w:val="single" w:color="D1D5DB" w:sz="4"/>
               <w:left w:val="single" w:color="D1D5DB" w:sz="4"/>
@@ -6526,63 +7123,63 @@
                 <w:sz w:val="20"/>
                 <w:szCs w:val="20"/>
               </w:rPr>
-              <w:t xml:space="preserve">GPT-2, BERT base (Hugging Face Hub)</w:t>
-            </w:r>
-          </w:p>
-        </w:tc>
-        <w:tc>
-          <w:tcPr>
-            <w:tcW w:type="dxa" w:w="916"/>
-            <w:tcBorders>
-              <w:top w:val="single" w:color="D1D5DB" w:sz="4"/>
-              <w:left w:val="single" w:color="D1D5DB" w:sz="4"/>
-              <w:bottom w:val="single" w:color="D1D5DB" w:sz="4"/>
-              <w:right w:val="single" w:color="D1D5DB" w:sz="4"/>
-            </w:tcBorders>
-            <w:shd w:fill="FFFFFF" w:color="auto" w:val="clear"/>
-            <w:tcMar>
-              <w:top w:type="dxa" w:w="40"/>
-              <w:left w:type="dxa" w:w="120"/>
-              <w:bottom w:type="dxa" w:w="40"/>
-              <w:right w:type="dxa" w:w="120"/>
-            </w:tcMar>
-            <w:vAlign w:val="top"/>
-          </w:tcPr>
-          <w:p>
-            <w:r>
-              <w:rPr>
-                <w:sz w:val="20"/>
-                <w:szCs w:val="20"/>
-              </w:rPr>
-              <w:t xml:space="preserve">5, 6</w:t>
-            </w:r>
-          </w:p>
-        </w:tc>
-        <w:tc>
-          <w:tcPr>
-            <w:tcW w:type="dxa" w:w="4279"/>
-            <w:tcBorders>
-              <w:top w:val="single" w:color="D1D5DB" w:sz="4"/>
-              <w:left w:val="single" w:color="D1D5DB" w:sz="4"/>
-              <w:bottom w:val="single" w:color="D1D5DB" w:sz="4"/>
-              <w:right w:val="single" w:color="D1D5DB" w:sz="4"/>
-            </w:tcBorders>
-            <w:shd w:fill="FFFFFF" w:color="auto" w:val="clear"/>
-            <w:tcMar>
-              <w:top w:type="dxa" w:w="40"/>
-              <w:left w:type="dxa" w:w="120"/>
-              <w:bottom w:type="dxa" w:w="40"/>
-              <w:right w:type="dxa" w:w="120"/>
-            </w:tcMar>
-            <w:vAlign w:val="top"/>
-          </w:tcPr>
-          <w:p>
-            <w:r>
-              <w:rPr>
-                <w:sz w:val="20"/>
-                <w:szCs w:val="20"/>
-              </w:rPr>
-              <w:t xml:space="preserve">MIT; Apache-2.0</w:t>
+              <w:t xml:space="preserve">2</w:t>
+            </w:r>
+          </w:p>
+        </w:tc>
+        <w:tc>
+          <w:tcPr>
+            <w:tcW w:type="dxa" w:w="4488"/>
+            <w:tcBorders>
+              <w:top w:val="single" w:color="D1D5DB" w:sz="4"/>
+              <w:left w:val="single" w:color="D1D5DB" w:sz="4"/>
+              <w:bottom w:val="single" w:color="D1D5DB" w:sz="4"/>
+              <w:right w:val="single" w:color="D1D5DB" w:sz="4"/>
+            </w:tcBorders>
+            <w:shd w:fill="FFFFFF" w:color="auto" w:val="clear"/>
+            <w:tcMar>
+              <w:top w:type="dxa" w:w="40"/>
+              <w:left w:type="dxa" w:w="120"/>
+              <w:bottom w:type="dxa" w:w="40"/>
+              <w:right w:type="dxa" w:w="120"/>
+            </w:tcMar>
+            <w:vAlign w:val="top"/>
+          </w:tcPr>
+          <w:p>
+            <w:r>
+              <w:rPr>
+                <w:sz w:val="20"/>
+                <w:szCs w:val="20"/>
+              </w:rPr>
+              <w:t xml:space="preserve">GPU recommended; CPU works</w:t>
+            </w:r>
+          </w:p>
+        </w:tc>
+        <w:tc>
+          <w:tcPr>
+            <w:tcW w:type="dxa" w:w="4164"/>
+            <w:tcBorders>
+              <w:top w:val="single" w:color="D1D5DB" w:sz="4"/>
+              <w:left w:val="single" w:color="D1D5DB" w:sz="4"/>
+              <w:bottom w:val="single" w:color="D1D5DB" w:sz="4"/>
+              <w:right w:val="single" w:color="D1D5DB" w:sz="4"/>
+            </w:tcBorders>
+            <w:shd w:fill="FFFFFF" w:color="auto" w:val="clear"/>
+            <w:tcMar>
+              <w:top w:type="dxa" w:w="40"/>
+              <w:left w:type="dxa" w:w="120"/>
+              <w:bottom w:type="dxa" w:w="40"/>
+              <w:right w:type="dxa" w:w="120"/>
+            </w:tcMar>
+            <w:vAlign w:val="top"/>
+          </w:tcPr>
+          <w:p>
+            <w:r>
+              <w:rPr>
+                <w:sz w:val="20"/>
+                <w:szCs w:val="20"/>
+              </w:rPr>
+              <w:t xml:space="preserve">≈ 9 min, laptop CPU</w:t>
             </w:r>
           </w:p>
         </w:tc>
@@ -6593,7 +7190,7 @@
         </w:trPr>
         <w:tc>
           <w:tcPr>
-            <w:tcW w:type="dxa" w:w="4217"/>
+            <w:tcW w:type="dxa" w:w="760"/>
             <w:tcBorders>
               <w:top w:val="single" w:color="D1D5DB" w:sz="4"/>
               <w:left w:val="single" w:color="D1D5DB" w:sz="4"/>
@@ -6617,63 +7214,63 @@
                 <w:sz w:val="20"/>
                 <w:szCs w:val="20"/>
               </w:rPr>
-              <w:t xml:space="preserve">Flan-T5 small / base (Google)</w:t>
-            </w:r>
-          </w:p>
-        </w:tc>
-        <w:tc>
-          <w:tcPr>
-            <w:tcW w:type="dxa" w:w="916"/>
-            <w:tcBorders>
-              <w:top w:val="single" w:color="D1D5DB" w:sz="4"/>
-              <w:left w:val="single" w:color="D1D5DB" w:sz="4"/>
-              <w:bottom w:val="single" w:color="D1D5DB" w:sz="4"/>
-              <w:right w:val="single" w:color="D1D5DB" w:sz="4"/>
-            </w:tcBorders>
-            <w:shd w:fill="EEF0FF" w:color="auto" w:val="clear"/>
-            <w:tcMar>
-              <w:top w:type="dxa" w:w="40"/>
-              <w:left w:type="dxa" w:w="120"/>
-              <w:bottom w:type="dxa" w:w="40"/>
-              <w:right w:type="dxa" w:w="120"/>
-            </w:tcMar>
-            <w:vAlign w:val="top"/>
-          </w:tcPr>
-          <w:p>
-            <w:r>
-              <w:rPr>
-                <w:sz w:val="20"/>
-                <w:szCs w:val="20"/>
-              </w:rPr>
-              <w:t xml:space="preserve">6</w:t>
-            </w:r>
-          </w:p>
-        </w:tc>
-        <w:tc>
-          <w:tcPr>
-            <w:tcW w:type="dxa" w:w="4279"/>
-            <w:tcBorders>
-              <w:top w:val="single" w:color="D1D5DB" w:sz="4"/>
-              <w:left w:val="single" w:color="D1D5DB" w:sz="4"/>
-              <w:bottom w:val="single" w:color="D1D5DB" w:sz="4"/>
-              <w:right w:val="single" w:color="D1D5DB" w:sz="4"/>
-            </w:tcBorders>
-            <w:shd w:fill="EEF0FF" w:color="auto" w:val="clear"/>
-            <w:tcMar>
-              <w:top w:type="dxa" w:w="40"/>
-              <w:left w:type="dxa" w:w="120"/>
-              <w:bottom w:type="dxa" w:w="40"/>
-              <w:right w:type="dxa" w:w="120"/>
-            </w:tcMar>
-            <w:vAlign w:val="top"/>
-          </w:tcPr>
-          <w:p>
-            <w:r>
-              <w:rPr>
-                <w:sz w:val="20"/>
-                <w:szCs w:val="20"/>
-              </w:rPr>
-              <w:t xml:space="preserve">Apache-2.0</w:t>
+              <w:t xml:space="preserve">3</w:t>
+            </w:r>
+          </w:p>
+        </w:tc>
+        <w:tc>
+          <w:tcPr>
+            <w:tcW w:type="dxa" w:w="4488"/>
+            <w:tcBorders>
+              <w:top w:val="single" w:color="D1D5DB" w:sz="4"/>
+              <w:left w:val="single" w:color="D1D5DB" w:sz="4"/>
+              <w:bottom w:val="single" w:color="D1D5DB" w:sz="4"/>
+              <w:right w:val="single" w:color="D1D5DB" w:sz="4"/>
+            </w:tcBorders>
+            <w:shd w:fill="EEF0FF" w:color="auto" w:val="clear"/>
+            <w:tcMar>
+              <w:top w:type="dxa" w:w="40"/>
+              <w:left w:type="dxa" w:w="120"/>
+              <w:bottom w:type="dxa" w:w="40"/>
+              <w:right w:type="dxa" w:w="120"/>
+            </w:tcMar>
+            <w:vAlign w:val="top"/>
+          </w:tcPr>
+          <w:p>
+            <w:r>
+              <w:rPr>
+                <w:sz w:val="20"/>
+                <w:szCs w:val="20"/>
+              </w:rPr>
+              <w:t xml:space="preserve">GPU recommended; CPU works</w:t>
+            </w:r>
+          </w:p>
+        </w:tc>
+        <w:tc>
+          <w:tcPr>
+            <w:tcW w:type="dxa" w:w="4164"/>
+            <w:tcBorders>
+              <w:top w:val="single" w:color="D1D5DB" w:sz="4"/>
+              <w:left w:val="single" w:color="D1D5DB" w:sz="4"/>
+              <w:bottom w:val="single" w:color="D1D5DB" w:sz="4"/>
+              <w:right w:val="single" w:color="D1D5DB" w:sz="4"/>
+            </w:tcBorders>
+            <w:shd w:fill="EEF0FF" w:color="auto" w:val="clear"/>
+            <w:tcMar>
+              <w:top w:type="dxa" w:w="40"/>
+              <w:left w:type="dxa" w:w="120"/>
+              <w:bottom w:type="dxa" w:w="40"/>
+              <w:right w:type="dxa" w:w="120"/>
+            </w:tcMar>
+            <w:vAlign w:val="top"/>
+          </w:tcPr>
+          <w:p>
+            <w:r>
+              <w:rPr>
+                <w:sz w:val="20"/>
+                <w:szCs w:val="20"/>
+              </w:rPr>
+              <w:t xml:space="preserve">≈ 19 min, laptop CPU</w:t>
             </w:r>
           </w:p>
         </w:tc>
@@ -6684,7 +7281,7 @@
         </w:trPr>
         <w:tc>
           <w:tcPr>
-            <w:tcW w:type="dxa" w:w="4217"/>
+            <w:tcW w:type="dxa" w:w="760"/>
             <w:tcBorders>
               <w:top w:val="single" w:color="D1D5DB" w:sz="4"/>
               <w:left w:val="single" w:color="D1D5DB" w:sz="4"/>
@@ -6708,63 +7305,63 @@
                 <w:sz w:val="20"/>
                 <w:szCs w:val="20"/>
               </w:rPr>
-              <w:t xml:space="preserve">Qwen2.5 0.5B / 1.5B Instruct, Qwen2.5 0.5B base, Qwen3 0.6B (Alibaba)</w:t>
-            </w:r>
-          </w:p>
-        </w:tc>
-        <w:tc>
-          <w:tcPr>
-            <w:tcW w:type="dxa" w:w="916"/>
-            <w:tcBorders>
-              <w:top w:val="single" w:color="D1D5DB" w:sz="4"/>
-              <w:left w:val="single" w:color="D1D5DB" w:sz="4"/>
-              <w:bottom w:val="single" w:color="D1D5DB" w:sz="4"/>
-              <w:right w:val="single" w:color="D1D5DB" w:sz="4"/>
-            </w:tcBorders>
-            <w:shd w:fill="FFFFFF" w:color="auto" w:val="clear"/>
-            <w:tcMar>
-              <w:top w:type="dxa" w:w="40"/>
-              <w:left w:type="dxa" w:w="120"/>
-              <w:bottom w:type="dxa" w:w="40"/>
-              <w:right w:type="dxa" w:w="120"/>
-            </w:tcMar>
-            <w:vAlign w:val="top"/>
-          </w:tcPr>
-          <w:p>
-            <w:r>
-              <w:rPr>
-                <w:sz w:val="20"/>
-                <w:szCs w:val="20"/>
-              </w:rPr>
-              <w:t xml:space="preserve">6, 7, 8, 11, 12</w:t>
-            </w:r>
-          </w:p>
-        </w:tc>
-        <w:tc>
-          <w:tcPr>
-            <w:tcW w:type="dxa" w:w="4279"/>
-            <w:tcBorders>
-              <w:top w:val="single" w:color="D1D5DB" w:sz="4"/>
-              <w:left w:val="single" w:color="D1D5DB" w:sz="4"/>
-              <w:bottom w:val="single" w:color="D1D5DB" w:sz="4"/>
-              <w:right w:val="single" w:color="D1D5DB" w:sz="4"/>
-            </w:tcBorders>
-            <w:shd w:fill="FFFFFF" w:color="auto" w:val="clear"/>
-            <w:tcMar>
-              <w:top w:type="dxa" w:w="40"/>
-              <w:left w:type="dxa" w:w="120"/>
-              <w:bottom w:type="dxa" w:w="40"/>
-              <w:right w:type="dxa" w:w="120"/>
-            </w:tcMar>
-            <w:vAlign w:val="top"/>
-          </w:tcPr>
-          <w:p>
-            <w:r>
-              <w:rPr>
-                <w:sz w:val="20"/>
-                <w:szCs w:val="20"/>
-              </w:rPr>
-              <w:t xml:space="preserve">Apache-2.0</w:t>
+              <w:t xml:space="preserve">4</w:t>
+            </w:r>
+          </w:p>
+        </w:tc>
+        <w:tc>
+          <w:tcPr>
+            <w:tcW w:type="dxa" w:w="4488"/>
+            <w:tcBorders>
+              <w:top w:val="single" w:color="D1D5DB" w:sz="4"/>
+              <w:left w:val="single" w:color="D1D5DB" w:sz="4"/>
+              <w:bottom w:val="single" w:color="D1D5DB" w:sz="4"/>
+              <w:right w:val="single" w:color="D1D5DB" w:sz="4"/>
+            </w:tcBorders>
+            <w:shd w:fill="FFFFFF" w:color="auto" w:val="clear"/>
+            <w:tcMar>
+              <w:top w:type="dxa" w:w="40"/>
+              <w:left w:type="dxa" w:w="120"/>
+              <w:bottom w:type="dxa" w:w="40"/>
+              <w:right w:type="dxa" w:w="120"/>
+            </w:tcMar>
+            <w:vAlign w:val="top"/>
+          </w:tcPr>
+          <w:p>
+            <w:r>
+              <w:rPr>
+                <w:sz w:val="20"/>
+                <w:szCs w:val="20"/>
+              </w:rPr>
+              <w:t xml:space="preserve">GPU for Stable Diffusion; Part A on CPU</w:t>
+            </w:r>
+          </w:p>
+        </w:tc>
+        <w:tc>
+          <w:tcPr>
+            <w:tcW w:type="dxa" w:w="4164"/>
+            <w:tcBorders>
+              <w:top w:val="single" w:color="D1D5DB" w:sz="4"/>
+              <w:left w:val="single" w:color="D1D5DB" w:sz="4"/>
+              <w:bottom w:val="single" w:color="D1D5DB" w:sz="4"/>
+              <w:right w:val="single" w:color="D1D5DB" w:sz="4"/>
+            </w:tcBorders>
+            <w:shd w:fill="FFFFFF" w:color="auto" w:val="clear"/>
+            <w:tcMar>
+              <w:top w:type="dxa" w:w="40"/>
+              <w:left w:type="dxa" w:w="120"/>
+              <w:bottom w:type="dxa" w:w="40"/>
+              <w:right w:type="dxa" w:w="120"/>
+            </w:tcMar>
+            <w:vAlign w:val="top"/>
+          </w:tcPr>
+          <w:p>
+            <w:r>
+              <w:rPr>
+                <w:sz w:val="20"/>
+                <w:szCs w:val="20"/>
+              </w:rPr>
+              <w:t xml:space="preserve">≈ 17 min, laptop CPU (SD-Turbo path)</w:t>
             </w:r>
           </w:p>
         </w:tc>
@@ -6775,7 +7372,7 @@
         </w:trPr>
         <w:tc>
           <w:tcPr>
-            <w:tcW w:type="dxa" w:w="4217"/>
+            <w:tcW w:type="dxa" w:w="760"/>
             <w:tcBorders>
               <w:top w:val="single" w:color="D1D5DB" w:sz="4"/>
               <w:left w:val="single" w:color="D1D5DB" w:sz="4"/>
@@ -6799,63 +7396,63 @@
                 <w:sz w:val="20"/>
                 <w:szCs w:val="20"/>
               </w:rPr>
-              <w:t xml:space="preserve">Stable Diffusion 1.5</w:t>
-            </w:r>
-          </w:p>
-        </w:tc>
-        <w:tc>
-          <w:tcPr>
-            <w:tcW w:type="dxa" w:w="916"/>
-            <w:tcBorders>
-              <w:top w:val="single" w:color="D1D5DB" w:sz="4"/>
-              <w:left w:val="single" w:color="D1D5DB" w:sz="4"/>
-              <w:bottom w:val="single" w:color="D1D5DB" w:sz="4"/>
-              <w:right w:val="single" w:color="D1D5DB" w:sz="4"/>
-            </w:tcBorders>
-            <w:shd w:fill="EEF0FF" w:color="auto" w:val="clear"/>
-            <w:tcMar>
-              <w:top w:type="dxa" w:w="40"/>
-              <w:left w:type="dxa" w:w="120"/>
-              <w:bottom w:type="dxa" w:w="40"/>
-              <w:right w:type="dxa" w:w="120"/>
-            </w:tcMar>
-            <w:vAlign w:val="top"/>
-          </w:tcPr>
-          <w:p>
-            <w:r>
-              <w:rPr>
-                <w:sz w:val="20"/>
-                <w:szCs w:val="20"/>
-              </w:rPr>
-              <w:t xml:space="preserve">4</w:t>
-            </w:r>
-          </w:p>
-        </w:tc>
-        <w:tc>
-          <w:tcPr>
-            <w:tcW w:type="dxa" w:w="4279"/>
-            <w:tcBorders>
-              <w:top w:val="single" w:color="D1D5DB" w:sz="4"/>
-              <w:left w:val="single" w:color="D1D5DB" w:sz="4"/>
-              <w:bottom w:val="single" w:color="D1D5DB" w:sz="4"/>
-              <w:right w:val="single" w:color="D1D5DB" w:sz="4"/>
-            </w:tcBorders>
-            <w:shd w:fill="EEF0FF" w:color="auto" w:val="clear"/>
-            <w:tcMar>
-              <w:top w:type="dxa" w:w="40"/>
-              <w:left w:type="dxa" w:w="120"/>
-              <w:bottom w:type="dxa" w:w="40"/>
-              <w:right w:type="dxa" w:w="120"/>
-            </w:tcMar>
-            <w:vAlign w:val="top"/>
-          </w:tcPr>
-          <w:p>
-            <w:r>
-              <w:rPr>
-                <w:sz w:val="20"/>
-                <w:szCs w:val="20"/>
-              </w:rPr>
-              <w:t xml:space="preserve">CreativeML OpenRAIL-M (use restrictions)</w:t>
+              <w:t xml:space="preserve">5</w:t>
+            </w:r>
+          </w:p>
+        </w:tc>
+        <w:tc>
+          <w:tcPr>
+            <w:tcW w:type="dxa" w:w="4488"/>
+            <w:tcBorders>
+              <w:top w:val="single" w:color="D1D5DB" w:sz="4"/>
+              <w:left w:val="single" w:color="D1D5DB" w:sz="4"/>
+              <w:bottom w:val="single" w:color="D1D5DB" w:sz="4"/>
+              <w:right w:val="single" w:color="D1D5DB" w:sz="4"/>
+            </w:tcBorders>
+            <w:shd w:fill="EEF0FF" w:color="auto" w:val="clear"/>
+            <w:tcMar>
+              <w:top w:type="dxa" w:w="40"/>
+              <w:left w:type="dxa" w:w="120"/>
+              <w:bottom w:type="dxa" w:w="40"/>
+              <w:right w:type="dxa" w:w="120"/>
+            </w:tcMar>
+            <w:vAlign w:val="top"/>
+          </w:tcPr>
+          <w:p>
+            <w:r>
+              <w:rPr>
+                <w:sz w:val="20"/>
+                <w:szCs w:val="20"/>
+              </w:rPr>
+              <w:t xml:space="preserve">GPU recommended; CPU works</w:t>
+            </w:r>
+          </w:p>
+        </w:tc>
+        <w:tc>
+          <w:tcPr>
+            <w:tcW w:type="dxa" w:w="4164"/>
+            <w:tcBorders>
+              <w:top w:val="single" w:color="D1D5DB" w:sz="4"/>
+              <w:left w:val="single" w:color="D1D5DB" w:sz="4"/>
+              <w:bottom w:val="single" w:color="D1D5DB" w:sz="4"/>
+              <w:right w:val="single" w:color="D1D5DB" w:sz="4"/>
+            </w:tcBorders>
+            <w:shd w:fill="EEF0FF" w:color="auto" w:val="clear"/>
+            <w:tcMar>
+              <w:top w:type="dxa" w:w="40"/>
+              <w:left w:type="dxa" w:w="120"/>
+              <w:bottom w:type="dxa" w:w="40"/>
+              <w:right w:type="dxa" w:w="120"/>
+            </w:tcMar>
+            <w:vAlign w:val="top"/>
+          </w:tcPr>
+          <w:p>
+            <w:r>
+              <w:rPr>
+                <w:sz w:val="20"/>
+                <w:szCs w:val="20"/>
+              </w:rPr>
+              <w:t xml:space="preserve">≈ 10 min, GTX 1650</w:t>
             </w:r>
           </w:p>
         </w:tc>
@@ -6866,7 +7463,7 @@
         </w:trPr>
         <w:tc>
           <w:tcPr>
-            <w:tcW w:type="dxa" w:w="4217"/>
+            <w:tcW w:type="dxa" w:w="760"/>
             <w:tcBorders>
               <w:top w:val="single" w:color="D1D5DB" w:sz="4"/>
               <w:left w:val="single" w:color="D1D5DB" w:sz="4"/>
@@ -6890,63 +7487,63 @@
                 <w:sz w:val="20"/>
                 <w:szCs w:val="20"/>
               </w:rPr>
-              <w:t xml:space="preserve">SD-Turbo (Stability AI)</w:t>
-            </w:r>
-          </w:p>
-        </w:tc>
-        <w:tc>
-          <w:tcPr>
-            <w:tcW w:type="dxa" w:w="916"/>
-            <w:tcBorders>
-              <w:top w:val="single" w:color="D1D5DB" w:sz="4"/>
-              <w:left w:val="single" w:color="D1D5DB" w:sz="4"/>
-              <w:bottom w:val="single" w:color="D1D5DB" w:sz="4"/>
-              <w:right w:val="single" w:color="D1D5DB" w:sz="4"/>
-            </w:tcBorders>
-            <w:shd w:fill="FFFFFF" w:color="auto" w:val="clear"/>
-            <w:tcMar>
-              <w:top w:type="dxa" w:w="40"/>
-              <w:left w:type="dxa" w:w="120"/>
-              <w:bottom w:type="dxa" w:w="40"/>
-              <w:right w:type="dxa" w:w="120"/>
-            </w:tcMar>
-            <w:vAlign w:val="top"/>
-          </w:tcPr>
-          <w:p>
-            <w:r>
-              <w:rPr>
-                <w:sz w:val="20"/>
-                <w:szCs w:val="20"/>
-              </w:rPr>
-              <w:t xml:space="preserve">4, 10</w:t>
-            </w:r>
-          </w:p>
-        </w:tc>
-        <w:tc>
-          <w:tcPr>
-            <w:tcW w:type="dxa" w:w="4279"/>
-            <w:tcBorders>
-              <w:top w:val="single" w:color="D1D5DB" w:sz="4"/>
-              <w:left w:val="single" w:color="D1D5DB" w:sz="4"/>
-              <w:bottom w:val="single" w:color="D1D5DB" w:sz="4"/>
-              <w:right w:val="single" w:color="D1D5DB" w:sz="4"/>
-            </w:tcBorders>
-            <w:shd w:fill="FFFFFF" w:color="auto" w:val="clear"/>
-            <w:tcMar>
-              <w:top w:type="dxa" w:w="40"/>
-              <w:left w:type="dxa" w:w="120"/>
-              <w:bottom w:type="dxa" w:w="40"/>
-              <w:right w:type="dxa" w:w="120"/>
-            </w:tcMar>
-            <w:vAlign w:val="top"/>
-          </w:tcPr>
-          <w:p>
-            <w:r>
-              <w:rPr>
-                <w:sz w:val="20"/>
-                <w:szCs w:val="20"/>
-              </w:rPr>
-              <w:t xml:space="preserve">Stability AI Community License; conditional commercial use, registration and revenue limits</w:t>
+              <w:t xml:space="preserve">6</w:t>
+            </w:r>
+          </w:p>
+        </w:tc>
+        <w:tc>
+          <w:tcPr>
+            <w:tcW w:type="dxa" w:w="4488"/>
+            <w:tcBorders>
+              <w:top w:val="single" w:color="D1D5DB" w:sz="4"/>
+              <w:left w:val="single" w:color="D1D5DB" w:sz="4"/>
+              <w:bottom w:val="single" w:color="D1D5DB" w:sz="4"/>
+              <w:right w:val="single" w:color="D1D5DB" w:sz="4"/>
+            </w:tcBorders>
+            <w:shd w:fill="FFFFFF" w:color="auto" w:val="clear"/>
+            <w:tcMar>
+              <w:top w:type="dxa" w:w="40"/>
+              <w:left w:type="dxa" w:w="120"/>
+              <w:bottom w:type="dxa" w:w="40"/>
+              <w:right w:type="dxa" w:w="120"/>
+            </w:tcMar>
+            <w:vAlign w:val="top"/>
+          </w:tcPr>
+          <w:p>
+            <w:r>
+              <w:rPr>
+                <w:sz w:val="20"/>
+                <w:szCs w:val="20"/>
+              </w:rPr>
+              <w:t xml:space="preserve">CPU works; GPU faster</w:t>
+            </w:r>
+          </w:p>
+        </w:tc>
+        <w:tc>
+          <w:tcPr>
+            <w:tcW w:type="dxa" w:w="4164"/>
+            <w:tcBorders>
+              <w:top w:val="single" w:color="D1D5DB" w:sz="4"/>
+              <w:left w:val="single" w:color="D1D5DB" w:sz="4"/>
+              <w:bottom w:val="single" w:color="D1D5DB" w:sz="4"/>
+              <w:right w:val="single" w:color="D1D5DB" w:sz="4"/>
+            </w:tcBorders>
+            <w:shd w:fill="FFFFFF" w:color="auto" w:val="clear"/>
+            <w:tcMar>
+              <w:top w:type="dxa" w:w="40"/>
+              <w:left w:type="dxa" w:w="120"/>
+              <w:bottom w:type="dxa" w:w="40"/>
+              <w:right w:type="dxa" w:w="120"/>
+            </w:tcMar>
+            <w:vAlign w:val="top"/>
+          </w:tcPr>
+          <w:p>
+            <w:r>
+              <w:rPr>
+                <w:sz w:val="20"/>
+                <w:szCs w:val="20"/>
+              </w:rPr>
+              <w:t xml:space="preserve">≈ 8 min, laptop CPU</w:t>
             </w:r>
           </w:p>
         </w:tc>
@@ -6957,7 +7554,7 @@
         </w:trPr>
         <w:tc>
           <w:tcPr>
-            <w:tcW w:type="dxa" w:w="4217"/>
+            <w:tcW w:type="dxa" w:w="760"/>
             <w:tcBorders>
               <w:top w:val="single" w:color="D1D5DB" w:sz="4"/>
               <w:left w:val="single" w:color="D1D5DB" w:sz="4"/>
@@ -6981,63 +7578,63 @@
                 <w:sz w:val="20"/>
                 <w:szCs w:val="20"/>
               </w:rPr>
-              <w:t xml:space="preserve">CLIP ViT-B/32 (OpenAI)</w:t>
-            </w:r>
-          </w:p>
-        </w:tc>
-        <w:tc>
-          <w:tcPr>
-            <w:tcW w:type="dxa" w:w="916"/>
-            <w:tcBorders>
-              <w:top w:val="single" w:color="D1D5DB" w:sz="4"/>
-              <w:left w:val="single" w:color="D1D5DB" w:sz="4"/>
-              <w:bottom w:val="single" w:color="D1D5DB" w:sz="4"/>
-              <w:right w:val="single" w:color="D1D5DB" w:sz="4"/>
-            </w:tcBorders>
-            <w:shd w:fill="EEF0FF" w:color="auto" w:val="clear"/>
-            <w:tcMar>
-              <w:top w:type="dxa" w:w="40"/>
-              <w:left w:type="dxa" w:w="120"/>
-              <w:bottom w:type="dxa" w:w="40"/>
-              <w:right w:type="dxa" w:w="120"/>
-            </w:tcMar>
-            <w:vAlign w:val="top"/>
-          </w:tcPr>
-          <w:p>
-            <w:r>
-              <w:rPr>
-                <w:sz w:val="20"/>
-                <w:szCs w:val="20"/>
-              </w:rPr>
-              <w:t xml:space="preserve">4, 9, 10</w:t>
-            </w:r>
-          </w:p>
-        </w:tc>
-        <w:tc>
-          <w:tcPr>
-            <w:tcW w:type="dxa" w:w="4279"/>
-            <w:tcBorders>
-              <w:top w:val="single" w:color="D1D5DB" w:sz="4"/>
-              <w:left w:val="single" w:color="D1D5DB" w:sz="4"/>
-              <w:bottom w:val="single" w:color="D1D5DB" w:sz="4"/>
-              <w:right w:val="single" w:color="D1D5DB" w:sz="4"/>
-            </w:tcBorders>
-            <w:shd w:fill="EEF0FF" w:color="auto" w:val="clear"/>
-            <w:tcMar>
-              <w:top w:type="dxa" w:w="40"/>
-              <w:left w:type="dxa" w:w="120"/>
-              <w:bottom w:type="dxa" w:w="40"/>
-              <w:right w:type="dxa" w:w="120"/>
-            </w:tcMar>
-            <w:vAlign w:val="top"/>
-          </w:tcPr>
-          <w:p>
-            <w:r>
-              <w:rPr>
-                <w:sz w:val="20"/>
-                <w:szCs w:val="20"/>
-              </w:rPr>
-              <w:t xml:space="preserve">MIT (OpenAI CLIP repository)</w:t>
+              <w:t xml:space="preserve">7</w:t>
+            </w:r>
+          </w:p>
+        </w:tc>
+        <w:tc>
+          <w:tcPr>
+            <w:tcW w:type="dxa" w:w="4488"/>
+            <w:tcBorders>
+              <w:top w:val="single" w:color="D1D5DB" w:sz="4"/>
+              <w:left w:val="single" w:color="D1D5DB" w:sz="4"/>
+              <w:bottom w:val="single" w:color="D1D5DB" w:sz="4"/>
+              <w:right w:val="single" w:color="D1D5DB" w:sz="4"/>
+            </w:tcBorders>
+            <w:shd w:fill="EEF0FF" w:color="auto" w:val="clear"/>
+            <w:tcMar>
+              <w:top w:type="dxa" w:w="40"/>
+              <w:left w:type="dxa" w:w="120"/>
+              <w:bottom w:type="dxa" w:w="40"/>
+              <w:right w:type="dxa" w:w="120"/>
+            </w:tcMar>
+            <w:vAlign w:val="top"/>
+          </w:tcPr>
+          <w:p>
+            <w:r>
+              <w:rPr>
+                <w:sz w:val="20"/>
+                <w:szCs w:val="20"/>
+              </w:rPr>
+              <w:t xml:space="preserve">GPU recommended</w:t>
+            </w:r>
+          </w:p>
+        </w:tc>
+        <w:tc>
+          <w:tcPr>
+            <w:tcW w:type="dxa" w:w="4164"/>
+            <w:tcBorders>
+              <w:top w:val="single" w:color="D1D5DB" w:sz="4"/>
+              <w:left w:val="single" w:color="D1D5DB" w:sz="4"/>
+              <w:bottom w:val="single" w:color="D1D5DB" w:sz="4"/>
+              <w:right w:val="single" w:color="D1D5DB" w:sz="4"/>
+            </w:tcBorders>
+            <w:shd w:fill="EEF0FF" w:color="auto" w:val="clear"/>
+            <w:tcMar>
+              <w:top w:type="dxa" w:w="40"/>
+              <w:left w:type="dxa" w:w="120"/>
+              <w:bottom w:type="dxa" w:w="40"/>
+              <w:right w:type="dxa" w:w="120"/>
+            </w:tcMar>
+            <w:vAlign w:val="top"/>
+          </w:tcPr>
+          <w:p>
+            <w:r>
+              <w:rPr>
+                <w:sz w:val="20"/>
+                <w:szCs w:val="20"/>
+              </w:rPr>
+              <w:t xml:space="preserve">≈ 58 min, GTX 1650</w:t>
             </w:r>
           </w:p>
         </w:tc>
@@ -7048,7 +7645,7 @@
         </w:trPr>
         <w:tc>
           <w:tcPr>
-            <w:tcW w:type="dxa" w:w="4217"/>
+            <w:tcW w:type="dxa" w:w="760"/>
             <w:tcBorders>
               <w:top w:val="single" w:color="D1D5DB" w:sz="4"/>
               <w:left w:val="single" w:color="D1D5DB" w:sz="4"/>
@@ -7072,63 +7669,63 @@
                 <w:sz w:val="20"/>
                 <w:szCs w:val="20"/>
               </w:rPr>
-              <w:t xml:space="preserve">Whisper tiny / base (OpenAI)</w:t>
-            </w:r>
-          </w:p>
-        </w:tc>
-        <w:tc>
-          <w:tcPr>
-            <w:tcW w:type="dxa" w:w="916"/>
-            <w:tcBorders>
-              <w:top w:val="single" w:color="D1D5DB" w:sz="4"/>
-              <w:left w:val="single" w:color="D1D5DB" w:sz="4"/>
-              <w:bottom w:val="single" w:color="D1D5DB" w:sz="4"/>
-              <w:right w:val="single" w:color="D1D5DB" w:sz="4"/>
-            </w:tcBorders>
-            <w:shd w:fill="FFFFFF" w:color="auto" w:val="clear"/>
-            <w:tcMar>
-              <w:top w:type="dxa" w:w="40"/>
-              <w:left w:type="dxa" w:w="120"/>
-              <w:bottom w:type="dxa" w:w="40"/>
-              <w:right w:type="dxa" w:w="120"/>
-            </w:tcMar>
-            <w:vAlign w:val="top"/>
-          </w:tcPr>
-          <w:p>
-            <w:r>
-              <w:rPr>
-                <w:sz w:val="20"/>
-                <w:szCs w:val="20"/>
-              </w:rPr>
-              <w:t xml:space="preserve">9, 10</w:t>
-            </w:r>
-          </w:p>
-        </w:tc>
-        <w:tc>
-          <w:tcPr>
-            <w:tcW w:type="dxa" w:w="4279"/>
-            <w:tcBorders>
-              <w:top w:val="single" w:color="D1D5DB" w:sz="4"/>
-              <w:left w:val="single" w:color="D1D5DB" w:sz="4"/>
-              <w:bottom w:val="single" w:color="D1D5DB" w:sz="4"/>
-              <w:right w:val="single" w:color="D1D5DB" w:sz="4"/>
-            </w:tcBorders>
-            <w:shd w:fill="FFFFFF" w:color="auto" w:val="clear"/>
-            <w:tcMar>
-              <w:top w:type="dxa" w:w="40"/>
-              <w:left w:type="dxa" w:w="120"/>
-              <w:bottom w:type="dxa" w:w="40"/>
-              <w:right w:type="dxa" w:w="120"/>
-            </w:tcMar>
-            <w:vAlign w:val="top"/>
-          </w:tcPr>
-          <w:p>
-            <w:r>
-              <w:rPr>
-                <w:sz w:val="20"/>
-                <w:szCs w:val="20"/>
-              </w:rPr>
-              <w:t xml:space="preserve">Apache-2.0 (model card)</w:t>
+              <w:t xml:space="preserve">8</w:t>
+            </w:r>
+          </w:p>
+        </w:tc>
+        <w:tc>
+          <w:tcPr>
+            <w:tcW w:type="dxa" w:w="4488"/>
+            <w:tcBorders>
+              <w:top w:val="single" w:color="D1D5DB" w:sz="4"/>
+              <w:left w:val="single" w:color="D1D5DB" w:sz="4"/>
+              <w:bottom w:val="single" w:color="D1D5DB" w:sz="4"/>
+              <w:right w:val="single" w:color="D1D5DB" w:sz="4"/>
+            </w:tcBorders>
+            <w:shd w:fill="FFFFFF" w:color="auto" w:val="clear"/>
+            <w:tcMar>
+              <w:top w:type="dxa" w:w="40"/>
+              <w:left w:type="dxa" w:w="120"/>
+              <w:bottom w:type="dxa" w:w="40"/>
+              <w:right w:type="dxa" w:w="120"/>
+            </w:tcMar>
+            <w:vAlign w:val="top"/>
+          </w:tcPr>
+          <w:p>
+            <w:r>
+              <w:rPr>
+                <w:sz w:val="20"/>
+                <w:szCs w:val="20"/>
+              </w:rPr>
+              <w:t xml:space="preserve">GPU recommended; full CPU run is slow</w:t>
+            </w:r>
+          </w:p>
+        </w:tc>
+        <w:tc>
+          <w:tcPr>
+            <w:tcW w:type="dxa" w:w="4164"/>
+            <w:tcBorders>
+              <w:top w:val="single" w:color="D1D5DB" w:sz="4"/>
+              <w:left w:val="single" w:color="D1D5DB" w:sz="4"/>
+              <w:bottom w:val="single" w:color="D1D5DB" w:sz="4"/>
+              <w:right w:val="single" w:color="D1D5DB" w:sz="4"/>
+            </w:tcBorders>
+            <w:shd w:fill="FFFFFF" w:color="auto" w:val="clear"/>
+            <w:tcMar>
+              <w:top w:type="dxa" w:w="40"/>
+              <w:left w:type="dxa" w:w="120"/>
+              <w:bottom w:type="dxa" w:w="40"/>
+              <w:right w:type="dxa" w:w="120"/>
+            </w:tcMar>
+            <w:vAlign w:val="top"/>
+          </w:tcPr>
+          <w:p>
+            <w:r>
+              <w:rPr>
+                <w:sz w:val="20"/>
+                <w:szCs w:val="20"/>
+              </w:rPr>
+              <w:t xml:space="preserve">≈ 84 min, laptop CPU (training 53 min)</w:t>
             </w:r>
           </w:p>
         </w:tc>
@@ -7139,7 +7736,7 @@
         </w:trPr>
         <w:tc>
           <w:tcPr>
-            <w:tcW w:type="dxa" w:w="4217"/>
+            <w:tcW w:type="dxa" w:w="760"/>
             <w:tcBorders>
               <w:top w:val="single" w:color="D1D5DB" w:sz="4"/>
               <w:left w:val="single" w:color="D1D5DB" w:sz="4"/>
@@ -7163,63 +7760,63 @@
                 <w:sz w:val="20"/>
                 <w:szCs w:val="20"/>
               </w:rPr>
-              <w:t xml:space="preserve">Qwen3-VL-2B Instruct; SmolVLM-256M Instruct</w:t>
-            </w:r>
-          </w:p>
-        </w:tc>
-        <w:tc>
-          <w:tcPr>
-            <w:tcW w:type="dxa" w:w="916"/>
-            <w:tcBorders>
-              <w:top w:val="single" w:color="D1D5DB" w:sz="4"/>
-              <w:left w:val="single" w:color="D1D5DB" w:sz="4"/>
-              <w:bottom w:val="single" w:color="D1D5DB" w:sz="4"/>
-              <w:right w:val="single" w:color="D1D5DB" w:sz="4"/>
-            </w:tcBorders>
-            <w:shd w:fill="EEF0FF" w:color="auto" w:val="clear"/>
-            <w:tcMar>
-              <w:top w:type="dxa" w:w="40"/>
-              <w:left w:type="dxa" w:w="120"/>
-              <w:bottom w:type="dxa" w:w="40"/>
-              <w:right w:type="dxa" w:w="120"/>
-            </w:tcMar>
-            <w:vAlign w:val="top"/>
-          </w:tcPr>
-          <w:p>
-            <w:r>
-              <w:rPr>
-                <w:sz w:val="20"/>
-                <w:szCs w:val="20"/>
-              </w:rPr>
-              <w:t xml:space="preserve">10</w:t>
-            </w:r>
-          </w:p>
-        </w:tc>
-        <w:tc>
-          <w:tcPr>
-            <w:tcW w:type="dxa" w:w="4279"/>
-            <w:tcBorders>
-              <w:top w:val="single" w:color="D1D5DB" w:sz="4"/>
-              <w:left w:val="single" w:color="D1D5DB" w:sz="4"/>
-              <w:bottom w:val="single" w:color="D1D5DB" w:sz="4"/>
-              <w:right w:val="single" w:color="D1D5DB" w:sz="4"/>
-            </w:tcBorders>
-            <w:shd w:fill="EEF0FF" w:color="auto" w:val="clear"/>
-            <w:tcMar>
-              <w:top w:type="dxa" w:w="40"/>
-              <w:left w:type="dxa" w:w="120"/>
-              <w:bottom w:type="dxa" w:w="40"/>
-              <w:right w:type="dxa" w:w="120"/>
-            </w:tcMar>
-            <w:vAlign w:val="top"/>
-          </w:tcPr>
-          <w:p>
-            <w:r>
-              <w:rPr>
-                <w:sz w:val="20"/>
-                <w:szCs w:val="20"/>
-              </w:rPr>
-              <w:t xml:space="preserve">Apache-2.0</w:t>
+              <w:t xml:space="preserve">9</w:t>
+            </w:r>
+          </w:p>
+        </w:tc>
+        <w:tc>
+          <w:tcPr>
+            <w:tcW w:type="dxa" w:w="4488"/>
+            <w:tcBorders>
+              <w:top w:val="single" w:color="D1D5DB" w:sz="4"/>
+              <w:left w:val="single" w:color="D1D5DB" w:sz="4"/>
+              <w:bottom w:val="single" w:color="D1D5DB" w:sz="4"/>
+              <w:right w:val="single" w:color="D1D5DB" w:sz="4"/>
+            </w:tcBorders>
+            <w:shd w:fill="EEF0FF" w:color="auto" w:val="clear"/>
+            <w:tcMar>
+              <w:top w:type="dxa" w:w="40"/>
+              <w:left w:type="dxa" w:w="120"/>
+              <w:bottom w:type="dxa" w:w="40"/>
+              <w:right w:type="dxa" w:w="120"/>
+            </w:tcMar>
+            <w:vAlign w:val="top"/>
+          </w:tcPr>
+          <w:p>
+            <w:r>
+              <w:rPr>
+                <w:sz w:val="20"/>
+                <w:szCs w:val="20"/>
+              </w:rPr>
+              <w:t xml:space="preserve">GPU recommended; CPU works</w:t>
+            </w:r>
+          </w:p>
+        </w:tc>
+        <w:tc>
+          <w:tcPr>
+            <w:tcW w:type="dxa" w:w="4164"/>
+            <w:tcBorders>
+              <w:top w:val="single" w:color="D1D5DB" w:sz="4"/>
+              <w:left w:val="single" w:color="D1D5DB" w:sz="4"/>
+              <w:bottom w:val="single" w:color="D1D5DB" w:sz="4"/>
+              <w:right w:val="single" w:color="D1D5DB" w:sz="4"/>
+            </w:tcBorders>
+            <w:shd w:fill="EEF0FF" w:color="auto" w:val="clear"/>
+            <w:tcMar>
+              <w:top w:type="dxa" w:w="40"/>
+              <w:left w:type="dxa" w:w="120"/>
+              <w:bottom w:type="dxa" w:w="40"/>
+              <w:right w:type="dxa" w:w="120"/>
+            </w:tcMar>
+            <w:vAlign w:val="top"/>
+          </w:tcPr>
+          <w:p>
+            <w:r>
+              <w:rPr>
+                <w:sz w:val="20"/>
+                <w:szCs w:val="20"/>
+              </w:rPr>
+              <w:t xml:space="preserve">≈ 1 min, GTX 1650</w:t>
             </w:r>
           </w:p>
         </w:tc>
@@ -7230,7 +7827,7 @@
         </w:trPr>
         <w:tc>
           <w:tcPr>
-            <w:tcW w:type="dxa" w:w="4217"/>
+            <w:tcW w:type="dxa" w:w="760"/>
             <w:tcBorders>
               <w:top w:val="single" w:color="D1D5DB" w:sz="4"/>
               <w:left w:val="single" w:color="D1D5DB" w:sz="4"/>
@@ -7254,63 +7851,63 @@
                 <w:sz w:val="20"/>
                 <w:szCs w:val="20"/>
               </w:rPr>
-              <w:t xml:space="preserve">MMS-TTS English (Meta)</w:t>
-            </w:r>
-          </w:p>
-        </w:tc>
-        <w:tc>
-          <w:tcPr>
-            <w:tcW w:type="dxa" w:w="916"/>
-            <w:tcBorders>
-              <w:top w:val="single" w:color="D1D5DB" w:sz="4"/>
-              <w:left w:val="single" w:color="D1D5DB" w:sz="4"/>
-              <w:bottom w:val="single" w:color="D1D5DB" w:sz="4"/>
-              <w:right w:val="single" w:color="D1D5DB" w:sz="4"/>
-            </w:tcBorders>
-            <w:shd w:fill="FFFFFF" w:color="auto" w:val="clear"/>
-            <w:tcMar>
-              <w:top w:type="dxa" w:w="40"/>
-              <w:left w:type="dxa" w:w="120"/>
-              <w:bottom w:type="dxa" w:w="40"/>
-              <w:right w:type="dxa" w:w="120"/>
-            </w:tcMar>
-            <w:vAlign w:val="top"/>
-          </w:tcPr>
-          <w:p>
-            <w:r>
-              <w:rPr>
-                <w:sz w:val="20"/>
-                <w:szCs w:val="20"/>
-              </w:rPr>
               <w:t xml:space="preserve">10</w:t>
             </w:r>
           </w:p>
         </w:tc>
         <w:tc>
           <w:tcPr>
-            <w:tcW w:type="dxa" w:w="4279"/>
-            <w:tcBorders>
-              <w:top w:val="single" w:color="D1D5DB" w:sz="4"/>
-              <w:left w:val="single" w:color="D1D5DB" w:sz="4"/>
-              <w:bottom w:val="single" w:color="D1D5DB" w:sz="4"/>
-              <w:right w:val="single" w:color="D1D5DB" w:sz="4"/>
-            </w:tcBorders>
-            <w:shd w:fill="FFFFFF" w:color="auto" w:val="clear"/>
-            <w:tcMar>
-              <w:top w:type="dxa" w:w="40"/>
-              <w:left w:type="dxa" w:w="120"/>
-              <w:bottom w:type="dxa" w:w="40"/>
-              <w:right w:type="dxa" w:w="120"/>
-            </w:tcMar>
-            <w:vAlign w:val="top"/>
-          </w:tcPr>
-          <w:p>
-            <w:r>
-              <w:rPr>
-                <w:sz w:val="20"/>
-                <w:szCs w:val="20"/>
-              </w:rPr>
-              <w:t xml:space="preserve">CC BY-NC 4.0 (non-commercial)</w:t>
+            <w:tcW w:type="dxa" w:w="4488"/>
+            <w:tcBorders>
+              <w:top w:val="single" w:color="D1D5DB" w:sz="4"/>
+              <w:left w:val="single" w:color="D1D5DB" w:sz="4"/>
+              <w:bottom w:val="single" w:color="D1D5DB" w:sz="4"/>
+              <w:right w:val="single" w:color="D1D5DB" w:sz="4"/>
+            </w:tcBorders>
+            <w:shd w:fill="FFFFFF" w:color="auto" w:val="clear"/>
+            <w:tcMar>
+              <w:top w:type="dxa" w:w="40"/>
+              <w:left w:type="dxa" w:w="120"/>
+              <w:bottom w:type="dxa" w:w="40"/>
+              <w:right w:type="dxa" w:w="120"/>
+            </w:tcMar>
+            <w:vAlign w:val="top"/>
+          </w:tcPr>
+          <w:p>
+            <w:r>
+              <w:rPr>
+                <w:sz w:val="20"/>
+                <w:szCs w:val="20"/>
+              </w:rPr>
+              <w:t xml:space="preserve">GPU recommended; CPU uses smaller models</w:t>
+            </w:r>
+          </w:p>
+        </w:tc>
+        <w:tc>
+          <w:tcPr>
+            <w:tcW w:type="dxa" w:w="4164"/>
+            <w:tcBorders>
+              <w:top w:val="single" w:color="D1D5DB" w:sz="4"/>
+              <w:left w:val="single" w:color="D1D5DB" w:sz="4"/>
+              <w:bottom w:val="single" w:color="D1D5DB" w:sz="4"/>
+              <w:right w:val="single" w:color="D1D5DB" w:sz="4"/>
+            </w:tcBorders>
+            <w:shd w:fill="FFFFFF" w:color="auto" w:val="clear"/>
+            <w:tcMar>
+              <w:top w:type="dxa" w:w="40"/>
+              <w:left w:type="dxa" w:w="120"/>
+              <w:bottom w:type="dxa" w:w="40"/>
+              <w:right w:type="dxa" w:w="120"/>
+            </w:tcMar>
+            <w:vAlign w:val="top"/>
+          </w:tcPr>
+          <w:p>
+            <w:r>
+              <w:rPr>
+                <w:sz w:val="20"/>
+                <w:szCs w:val="20"/>
+              </w:rPr>
+              <w:t xml:space="preserve">≈ 7 min, laptop CPU (Qwen3-VL-2B)</w:t>
             </w:r>
           </w:p>
         </w:tc>
@@ -7321,7 +7918,7 @@
         </w:trPr>
         <w:tc>
           <w:tcPr>
-            <w:tcW w:type="dxa" w:w="4217"/>
+            <w:tcW w:type="dxa" w:w="760"/>
             <w:tcBorders>
               <w:top w:val="single" w:color="D1D5DB" w:sz="4"/>
               <w:left w:val="single" w:color="D1D5DB" w:sz="4"/>
@@ -7345,63 +7942,63 @@
                 <w:sz w:val="20"/>
                 <w:szCs w:val="20"/>
               </w:rPr>
-              <w:t xml:space="preserve">BGE-small-en v1.5 (BAAI); ms-marco MiniLM cross-encoder</w:t>
-            </w:r>
-          </w:p>
-        </w:tc>
-        <w:tc>
-          <w:tcPr>
-            <w:tcW w:type="dxa" w:w="916"/>
-            <w:tcBorders>
-              <w:top w:val="single" w:color="D1D5DB" w:sz="4"/>
-              <w:left w:val="single" w:color="D1D5DB" w:sz="4"/>
-              <w:bottom w:val="single" w:color="D1D5DB" w:sz="4"/>
-              <w:right w:val="single" w:color="D1D5DB" w:sz="4"/>
-            </w:tcBorders>
-            <w:shd w:fill="EEF0FF" w:color="auto" w:val="clear"/>
-            <w:tcMar>
-              <w:top w:type="dxa" w:w="40"/>
-              <w:left w:type="dxa" w:w="120"/>
-              <w:bottom w:type="dxa" w:w="40"/>
-              <w:right w:type="dxa" w:w="120"/>
-            </w:tcMar>
-            <w:vAlign w:val="top"/>
-          </w:tcPr>
-          <w:p>
-            <w:r>
-              <w:rPr>
-                <w:sz w:val="20"/>
-                <w:szCs w:val="20"/>
-              </w:rPr>
-              <w:t xml:space="preserve">12</w:t>
-            </w:r>
-          </w:p>
-        </w:tc>
-        <w:tc>
-          <w:tcPr>
-            <w:tcW w:type="dxa" w:w="4279"/>
-            <w:tcBorders>
-              <w:top w:val="single" w:color="D1D5DB" w:sz="4"/>
-              <w:left w:val="single" w:color="D1D5DB" w:sz="4"/>
-              <w:bottom w:val="single" w:color="D1D5DB" w:sz="4"/>
-              <w:right w:val="single" w:color="D1D5DB" w:sz="4"/>
-            </w:tcBorders>
-            <w:shd w:fill="EEF0FF" w:color="auto" w:val="clear"/>
-            <w:tcMar>
-              <w:top w:type="dxa" w:w="40"/>
-              <w:left w:type="dxa" w:w="120"/>
-              <w:bottom w:type="dxa" w:w="40"/>
-              <w:right w:type="dxa" w:w="120"/>
-            </w:tcMar>
-            <w:vAlign w:val="top"/>
-          </w:tcPr>
-          <w:p>
-            <w:r>
-              <w:rPr>
-                <w:sz w:val="20"/>
-                <w:szCs w:val="20"/>
-              </w:rPr>
-              <w:t xml:space="preserve">MIT; Apache-2.0</w:t>
+              <w:t xml:space="preserve">11</w:t>
+            </w:r>
+          </w:p>
+        </w:tc>
+        <w:tc>
+          <w:tcPr>
+            <w:tcW w:type="dxa" w:w="4488"/>
+            <w:tcBorders>
+              <w:top w:val="single" w:color="D1D5DB" w:sz="4"/>
+              <w:left w:val="single" w:color="D1D5DB" w:sz="4"/>
+              <w:bottom w:val="single" w:color="D1D5DB" w:sz="4"/>
+              <w:right w:val="single" w:color="D1D5DB" w:sz="4"/>
+            </w:tcBorders>
+            <w:shd w:fill="EEF0FF" w:color="auto" w:val="clear"/>
+            <w:tcMar>
+              <w:top w:type="dxa" w:w="40"/>
+              <w:left w:type="dxa" w:w="120"/>
+              <w:bottom w:type="dxa" w:w="40"/>
+              <w:right w:type="dxa" w:w="120"/>
+            </w:tcMar>
+            <w:vAlign w:val="top"/>
+          </w:tcPr>
+          <w:p>
+            <w:r>
+              <w:rPr>
+                <w:sz w:val="20"/>
+                <w:szCs w:val="20"/>
+              </w:rPr>
+              <w:t xml:space="preserve">GPU recommended; CPU works</w:t>
+            </w:r>
+          </w:p>
+        </w:tc>
+        <w:tc>
+          <w:tcPr>
+            <w:tcW w:type="dxa" w:w="4164"/>
+            <w:tcBorders>
+              <w:top w:val="single" w:color="D1D5DB" w:sz="4"/>
+              <w:left w:val="single" w:color="D1D5DB" w:sz="4"/>
+              <w:bottom w:val="single" w:color="D1D5DB" w:sz="4"/>
+              <w:right w:val="single" w:color="D1D5DB" w:sz="4"/>
+            </w:tcBorders>
+            <w:shd w:fill="EEF0FF" w:color="auto" w:val="clear"/>
+            <w:tcMar>
+              <w:top w:type="dxa" w:w="40"/>
+              <w:left w:type="dxa" w:w="120"/>
+              <w:bottom w:type="dxa" w:w="40"/>
+              <w:right w:type="dxa" w:w="120"/>
+            </w:tcMar>
+            <w:vAlign w:val="top"/>
+          </w:tcPr>
+          <w:p>
+            <w:r>
+              <w:rPr>
+                <w:sz w:val="20"/>
+                <w:szCs w:val="20"/>
+              </w:rPr>
+              <w:t xml:space="preserve">≈ 3 min, GTX 1650</w:t>
             </w:r>
           </w:p>
         </w:tc>
@@ -7412,7 +8009,7 @@
         </w:trPr>
         <w:tc>
           <w:tcPr>
-            <w:tcW w:type="dxa" w:w="4217"/>
+            <w:tcW w:type="dxa" w:w="760"/>
             <w:tcBorders>
               <w:top w:val="single" w:color="D1D5DB" w:sz="4"/>
               <w:left w:val="single" w:color="D1D5DB" w:sz="4"/>
@@ -7436,336 +8033,63 @@
                 <w:sz w:val="20"/>
                 <w:szCs w:val="20"/>
               </w:rPr>
-              <w:t xml:space="preserve">MNIST, Fashion-MNIST (torchvision)</w:t>
-            </w:r>
-          </w:p>
-        </w:tc>
-        <w:tc>
-          <w:tcPr>
-            <w:tcW w:type="dxa" w:w="916"/>
-            <w:tcBorders>
-              <w:top w:val="single" w:color="D1D5DB" w:sz="4"/>
-              <w:left w:val="single" w:color="D1D5DB" w:sz="4"/>
-              <w:bottom w:val="single" w:color="D1D5DB" w:sz="4"/>
-              <w:right w:val="single" w:color="D1D5DB" w:sz="4"/>
-            </w:tcBorders>
-            <w:shd w:fill="FFFFFF" w:color="auto" w:val="clear"/>
-            <w:tcMar>
-              <w:top w:type="dxa" w:w="40"/>
-              <w:left w:type="dxa" w:w="120"/>
-              <w:bottom w:type="dxa" w:w="40"/>
-              <w:right w:type="dxa" w:w="120"/>
-            </w:tcMar>
-            <w:vAlign w:val="top"/>
-          </w:tcPr>
-          <w:p>
-            <w:r>
-              <w:rPr>
-                <w:sz w:val="20"/>
-                <w:szCs w:val="20"/>
-              </w:rPr>
-              <w:t xml:space="preserve">2, 3, 4</w:t>
-            </w:r>
-          </w:p>
-        </w:tc>
-        <w:tc>
-          <w:tcPr>
-            <w:tcW w:type="dxa" w:w="4279"/>
-            <w:tcBorders>
-              <w:top w:val="single" w:color="D1D5DB" w:sz="4"/>
-              <w:left w:val="single" w:color="D1D5DB" w:sz="4"/>
-              <w:bottom w:val="single" w:color="D1D5DB" w:sz="4"/>
-              <w:right w:val="single" w:color="D1D5DB" w:sz="4"/>
-            </w:tcBorders>
-            <w:shd w:fill="FFFFFF" w:color="auto" w:val="clear"/>
-            <w:tcMar>
-              <w:top w:type="dxa" w:w="40"/>
-              <w:left w:type="dxa" w:w="120"/>
-              <w:bottom w:type="dxa" w:w="40"/>
-              <w:right w:type="dxa" w:w="120"/>
-            </w:tcMar>
-            <w:vAlign w:val="top"/>
-          </w:tcPr>
-          <w:p>
-            <w:r>
-              <w:rPr>
-                <w:sz w:val="20"/>
-                <w:szCs w:val="20"/>
-              </w:rPr>
-              <w:t xml:space="preserve">Research and teaching use; Fashion-MNIST MIT</w:t>
-            </w:r>
-          </w:p>
-        </w:tc>
-      </w:tr>
-      <w:tr>
-        <w:trPr>
-          <w:cantSplit/>
-        </w:trPr>
-        <w:tc>
-          <w:tcPr>
-            <w:tcW w:type="dxa" w:w="4217"/>
-            <w:tcBorders>
-              <w:top w:val="single" w:color="D1D5DB" w:sz="4"/>
-              <w:left w:val="single" w:color="D1D5DB" w:sz="4"/>
-              <w:bottom w:val="single" w:color="D1D5DB" w:sz="4"/>
-              <w:right w:val="single" w:color="D1D5DB" w:sz="4"/>
-            </w:tcBorders>
-            <w:shd w:fill="EEF0FF" w:color="auto" w:val="clear"/>
-            <w:tcMar>
-              <w:top w:type="dxa" w:w="40"/>
-              <w:left w:type="dxa" w:w="120"/>
-              <w:bottom w:type="dxa" w:w="40"/>
-              <w:right w:type="dxa" w:w="120"/>
-            </w:tcMar>
-            <w:vAlign w:val="top"/>
-          </w:tcPr>
-          <w:p>
-            <w:r>
-              <w:rPr>
-                <w:b/>
-                <w:bCs/>
-                <w:sz w:val="20"/>
-                <w:szCs w:val="20"/>
-              </w:rPr>
-              <w:t xml:space="preserve">Tiny Shakespeare; makemore names (Karpathy)</w:t>
-            </w:r>
-          </w:p>
-        </w:tc>
-        <w:tc>
-          <w:tcPr>
-            <w:tcW w:type="dxa" w:w="916"/>
-            <w:tcBorders>
-              <w:top w:val="single" w:color="D1D5DB" w:sz="4"/>
-              <w:left w:val="single" w:color="D1D5DB" w:sz="4"/>
-              <w:bottom w:val="single" w:color="D1D5DB" w:sz="4"/>
-              <w:right w:val="single" w:color="D1D5DB" w:sz="4"/>
-            </w:tcBorders>
-            <w:shd w:fill="EEF0FF" w:color="auto" w:val="clear"/>
-            <w:tcMar>
-              <w:top w:type="dxa" w:w="40"/>
-              <w:left w:type="dxa" w:w="120"/>
-              <w:bottom w:type="dxa" w:w="40"/>
-              <w:right w:type="dxa" w:w="120"/>
-            </w:tcMar>
-            <w:vAlign w:val="top"/>
-          </w:tcPr>
-          <w:p>
-            <w:r>
-              <w:rPr>
-                <w:sz w:val="20"/>
-                <w:szCs w:val="20"/>
-              </w:rPr>
-              <w:t xml:space="preserve">5; 1</w:t>
-            </w:r>
-          </w:p>
-        </w:tc>
-        <w:tc>
-          <w:tcPr>
-            <w:tcW w:type="dxa" w:w="4279"/>
-            <w:tcBorders>
-              <w:top w:val="single" w:color="D1D5DB" w:sz="4"/>
-              <w:left w:val="single" w:color="D1D5DB" w:sz="4"/>
-              <w:bottom w:val="single" w:color="D1D5DB" w:sz="4"/>
-              <w:right w:val="single" w:color="D1D5DB" w:sz="4"/>
-            </w:tcBorders>
-            <w:shd w:fill="EEF0FF" w:color="auto" w:val="clear"/>
-            <w:tcMar>
-              <w:top w:type="dxa" w:w="40"/>
-              <w:left w:type="dxa" w:w="120"/>
-              <w:bottom w:type="dxa" w:w="40"/>
-              <w:right w:type="dxa" w:w="120"/>
-            </w:tcMar>
-            <w:vAlign w:val="top"/>
-          </w:tcPr>
-          <w:p>
-            <w:r>
-              <w:rPr>
-                <w:sz w:val="20"/>
-                <w:szCs w:val="20"/>
-              </w:rPr>
-              <w:t xml:space="preserve">Public-domain text; MIT</w:t>
-            </w:r>
-          </w:p>
-        </w:tc>
-      </w:tr>
-      <w:tr>
-        <w:trPr>
-          <w:cantSplit/>
-        </w:trPr>
-        <w:tc>
-          <w:tcPr>
-            <w:tcW w:type="dxa" w:w="4217"/>
-            <w:tcBorders>
-              <w:top w:val="single" w:color="D1D5DB" w:sz="4"/>
-              <w:left w:val="single" w:color="D1D5DB" w:sz="4"/>
-              <w:bottom w:val="single" w:color="D1D5DB" w:sz="4"/>
-              <w:right w:val="single" w:color="D1D5DB" w:sz="4"/>
-            </w:tcBorders>
-            <w:shd w:fill="FFFFFF" w:color="auto" w:val="clear"/>
-            <w:tcMar>
-              <w:top w:type="dxa" w:w="40"/>
-              <w:left w:type="dxa" w:w="120"/>
-              <w:bottom w:type="dxa" w:w="40"/>
-              <w:right w:type="dxa" w:w="120"/>
-            </w:tcMar>
-            <w:vAlign w:val="top"/>
-          </w:tcPr>
-          <w:p>
-            <w:r>
-              <w:rPr>
-                <w:b/>
-                <w:bCs/>
-                <w:sz w:val="20"/>
-                <w:szCs w:val="20"/>
-              </w:rPr>
-              <w:t xml:space="preserve">Banking77 (PolyAI)</w:t>
-            </w:r>
-          </w:p>
-        </w:tc>
-        <w:tc>
-          <w:tcPr>
-            <w:tcW w:type="dxa" w:w="916"/>
-            <w:tcBorders>
-              <w:top w:val="single" w:color="D1D5DB" w:sz="4"/>
-              <w:left w:val="single" w:color="D1D5DB" w:sz="4"/>
-              <w:bottom w:val="single" w:color="D1D5DB" w:sz="4"/>
-              <w:right w:val="single" w:color="D1D5DB" w:sz="4"/>
-            </w:tcBorders>
-            <w:shd w:fill="FFFFFF" w:color="auto" w:val="clear"/>
-            <w:tcMar>
-              <w:top w:type="dxa" w:w="40"/>
-              <w:left w:type="dxa" w:w="120"/>
-              <w:bottom w:type="dxa" w:w="40"/>
-              <w:right w:type="dxa" w:w="120"/>
-            </w:tcMar>
-            <w:vAlign w:val="top"/>
-          </w:tcPr>
-          <w:p>
-            <w:r>
-              <w:rPr>
-                <w:sz w:val="20"/>
-                <w:szCs w:val="20"/>
-              </w:rPr>
-              <w:t xml:space="preserve">8</w:t>
-            </w:r>
-          </w:p>
-        </w:tc>
-        <w:tc>
-          <w:tcPr>
-            <w:tcW w:type="dxa" w:w="4279"/>
-            <w:tcBorders>
-              <w:top w:val="single" w:color="D1D5DB" w:sz="4"/>
-              <w:left w:val="single" w:color="D1D5DB" w:sz="4"/>
-              <w:bottom w:val="single" w:color="D1D5DB" w:sz="4"/>
-              <w:right w:val="single" w:color="D1D5DB" w:sz="4"/>
-            </w:tcBorders>
-            <w:shd w:fill="FFFFFF" w:color="auto" w:val="clear"/>
-            <w:tcMar>
-              <w:top w:type="dxa" w:w="40"/>
-              <w:left w:type="dxa" w:w="120"/>
-              <w:bottom w:type="dxa" w:w="40"/>
-              <w:right w:type="dxa" w:w="120"/>
-            </w:tcMar>
-            <w:vAlign w:val="top"/>
-          </w:tcPr>
-          <w:p>
-            <w:r>
-              <w:rPr>
-                <w:sz w:val="20"/>
-                <w:szCs w:val="20"/>
-              </w:rPr>
-              <w:t xml:space="preserve">CC BY 4.0 (original release)</w:t>
-            </w:r>
-          </w:p>
-        </w:tc>
-      </w:tr>
-      <w:tr>
-        <w:trPr>
-          <w:cantSplit/>
-        </w:trPr>
-        <w:tc>
-          <w:tcPr>
-            <w:tcW w:type="dxa" w:w="4217"/>
-            <w:tcBorders>
-              <w:top w:val="single" w:color="D1D5DB" w:sz="4"/>
-              <w:left w:val="single" w:color="D1D5DB" w:sz="4"/>
-              <w:bottom w:val="single" w:color="D1D5DB" w:sz="4"/>
-              <w:right w:val="single" w:color="D1D5DB" w:sz="4"/>
-            </w:tcBorders>
-            <w:shd w:fill="EEF0FF" w:color="auto" w:val="clear"/>
-            <w:tcMar>
-              <w:top w:type="dxa" w:w="40"/>
-              <w:left w:type="dxa" w:w="120"/>
-              <w:bottom w:type="dxa" w:w="40"/>
-              <w:right w:type="dxa" w:w="120"/>
-            </w:tcMar>
-            <w:vAlign w:val="top"/>
-          </w:tcPr>
-          <w:p>
-            <w:r>
-              <w:rPr>
-                <w:b/>
-                <w:bCs/>
-                <w:sz w:val="20"/>
-                <w:szCs w:val="20"/>
-              </w:rPr>
-              <w:t xml:space="preserve">CIFAR-10; LibriSpeech sample clips</w:t>
-            </w:r>
-          </w:p>
-        </w:tc>
-        <w:tc>
-          <w:tcPr>
-            <w:tcW w:type="dxa" w:w="916"/>
-            <w:tcBorders>
-              <w:top w:val="single" w:color="D1D5DB" w:sz="4"/>
-              <w:left w:val="single" w:color="D1D5DB" w:sz="4"/>
-              <w:bottom w:val="single" w:color="D1D5DB" w:sz="4"/>
-              <w:right w:val="single" w:color="D1D5DB" w:sz="4"/>
-            </w:tcBorders>
-            <w:shd w:fill="EEF0FF" w:color="auto" w:val="clear"/>
-            <w:tcMar>
-              <w:top w:type="dxa" w:w="40"/>
-              <w:left w:type="dxa" w:w="120"/>
-              <w:bottom w:type="dxa" w:w="40"/>
-              <w:right w:type="dxa" w:w="120"/>
-            </w:tcMar>
-            <w:vAlign w:val="top"/>
-          </w:tcPr>
-          <w:p>
-            <w:r>
-              <w:rPr>
-                <w:sz w:val="20"/>
-                <w:szCs w:val="20"/>
-              </w:rPr>
-              <w:t xml:space="preserve">9</w:t>
-            </w:r>
-          </w:p>
-        </w:tc>
-        <w:tc>
-          <w:tcPr>
-            <w:tcW w:type="dxa" w:w="4279"/>
-            <w:tcBorders>
-              <w:top w:val="single" w:color="D1D5DB" w:sz="4"/>
-              <w:left w:val="single" w:color="D1D5DB" w:sz="4"/>
-              <w:bottom w:val="single" w:color="D1D5DB" w:sz="4"/>
-              <w:right w:val="single" w:color="D1D5DB" w:sz="4"/>
-            </w:tcBorders>
-            <w:shd w:fill="EEF0FF" w:color="auto" w:val="clear"/>
-            <w:tcMar>
-              <w:top w:type="dxa" w:w="40"/>
-              <w:left w:type="dxa" w:w="120"/>
-              <w:bottom w:type="dxa" w:w="40"/>
-              <w:right w:type="dxa" w:w="120"/>
-            </w:tcMar>
-            <w:vAlign w:val="top"/>
-          </w:tcPr>
-          <w:p>
-            <w:r>
-              <w:rPr>
-                <w:sz w:val="20"/>
-                <w:szCs w:val="20"/>
-              </w:rPr>
-              <w:t xml:space="preserve">Research use; CC BY 4.0</w:t>
+              <w:t xml:space="preserve">12</w:t>
+            </w:r>
+          </w:p>
+        </w:tc>
+        <w:tc>
+          <w:tcPr>
+            <w:tcW w:type="dxa" w:w="4488"/>
+            <w:tcBorders>
+              <w:top w:val="single" w:color="D1D5DB" w:sz="4"/>
+              <w:left w:val="single" w:color="D1D5DB" w:sz="4"/>
+              <w:bottom w:val="single" w:color="D1D5DB" w:sz="4"/>
+              <w:right w:val="single" w:color="D1D5DB" w:sz="4"/>
+            </w:tcBorders>
+            <w:shd w:fill="FFFFFF" w:color="auto" w:val="clear"/>
+            <w:tcMar>
+              <w:top w:type="dxa" w:w="40"/>
+              <w:left w:type="dxa" w:w="120"/>
+              <w:bottom w:type="dxa" w:w="40"/>
+              <w:right w:type="dxa" w:w="120"/>
+            </w:tcMar>
+            <w:vAlign w:val="top"/>
+          </w:tcPr>
+          <w:p>
+            <w:r>
+              <w:rPr>
+                <w:sz w:val="20"/>
+                <w:szCs w:val="20"/>
+              </w:rPr>
+              <w:t xml:space="preserve">GPU recommended; CPU uses a smaller model</w:t>
+            </w:r>
+          </w:p>
+        </w:tc>
+        <w:tc>
+          <w:tcPr>
+            <w:tcW w:type="dxa" w:w="4164"/>
+            <w:tcBorders>
+              <w:top w:val="single" w:color="D1D5DB" w:sz="4"/>
+              <w:left w:val="single" w:color="D1D5DB" w:sz="4"/>
+              <w:bottom w:val="single" w:color="D1D5DB" w:sz="4"/>
+              <w:right w:val="single" w:color="D1D5DB" w:sz="4"/>
+            </w:tcBorders>
+            <w:shd w:fill="FFFFFF" w:color="auto" w:val="clear"/>
+            <w:tcMar>
+              <w:top w:type="dxa" w:w="40"/>
+              <w:left w:type="dxa" w:w="120"/>
+              <w:bottom w:type="dxa" w:w="40"/>
+              <w:right w:type="dxa" w:w="120"/>
+            </w:tcMar>
+            <w:vAlign w:val="top"/>
+          </w:tcPr>
+          <w:p>
+            <w:r>
+              <w:rPr>
+                <w:sz w:val="20"/>
+                <w:szCs w:val="20"/>
+              </w:rPr>
+              <w:t xml:space="preserve">≈ 5 min, GTX 1650</w:t>
             </w:r>
           </w:p>
         </w:tc>
@@ -7782,6 +8106,1660 @@
         <w:keepNext/>
       </w:pPr>
       <w:r>
+        <w:t xml:space="preserve">Models, data and licences used in the labs</w:t>
+      </w:r>
+    </w:p>
+    <w:p>
+      <w:pPr>
+        <w:keepNext w:val="false"/>
+        <w:keepLines/>
+        <w:spacing w:after="140" w:line="288"/>
+      </w:pPr>
+      <w:r>
+        <w:t xml:space="preserve">The local models are open-weight and download from the Hugging Face Hub when a notebook first runs. Check the exact release's model or dataset card and full licence for the intended use; a short licence label cannot describe every condition. The listed MMS-TTS release uses </w:t>
+      </w:r>
+      <w:r>
+        <w:rPr>
+          <w:b/>
+          <w:bCs/>
+        </w:rPr>
+        <w:t xml:space="preserve">CC BY-NC 4.0</w:t>
+      </w:r>
+      <w:r>
+        <w:t xml:space="preserve">, so its non-commercial condition matters when planning projects. Optional hosted APIs have separate service terms.</w:t>
+      </w:r>
+    </w:p>
+    <w:tbl>
+      <w:tblPr>
+        <w:tblW w:type="dxa" w:w="9412"/>
+        <w:tblBorders>
+          <w:top w:val="single" w:color="auto" w:sz="4"/>
+          <w:left w:val="single" w:color="auto" w:sz="4"/>
+          <w:bottom w:val="single" w:color="auto" w:sz="4"/>
+          <w:right w:val="single" w:color="auto" w:sz="4"/>
+          <w:insideH w:val="single" w:color="auto" w:sz="4"/>
+          <w:insideV w:val="single" w:color="auto" w:sz="4"/>
+        </w:tblBorders>
+        <w:tblLayout w:type="fixed"/>
+      </w:tblPr>
+      <w:tblGrid>
+        <w:gridCol w:w="4041"/>
+        <w:gridCol w:w="1328"/>
+        <w:gridCol w:w="4043"/>
+      </w:tblGrid>
+      <w:tr>
+        <w:trPr>
+          <w:cantSplit/>
+          <w:tblHeader/>
+        </w:trPr>
+        <w:tc>
+          <w:tcPr>
+            <w:tcW w:type="dxa" w:w="4041"/>
+            <w:tcBorders>
+              <w:top w:val="single" w:color="D1D5DB" w:sz="4"/>
+              <w:left w:val="single" w:color="D1D5DB" w:sz="4"/>
+              <w:bottom w:val="single" w:color="D1D5DB" w:sz="4"/>
+              <w:right w:val="single" w:color="D1D5DB" w:sz="4"/>
+            </w:tcBorders>
+            <w:shd w:fill="1E1B4B" w:color="auto" w:val="clear"/>
+            <w:tcMar>
+              <w:top w:type="dxa" w:w="40"/>
+              <w:left w:type="dxa" w:w="120"/>
+              <w:bottom w:type="dxa" w:w="40"/>
+              <w:right w:type="dxa" w:w="120"/>
+            </w:tcMar>
+            <w:vAlign w:val="top"/>
+          </w:tcPr>
+          <w:p>
+            <w:r>
+              <w:rPr>
+                <w:b/>
+                <w:bCs/>
+                <w:color w:val="FFFFFF"/>
+                <w:sz w:val="20"/>
+                <w:szCs w:val="20"/>
+              </w:rPr>
+              <w:t xml:space="preserve">Model or dataset</w:t>
+            </w:r>
+          </w:p>
+        </w:tc>
+        <w:tc>
+          <w:tcPr>
+            <w:tcW w:type="dxa" w:w="1328"/>
+            <w:tcBorders>
+              <w:top w:val="single" w:color="D1D5DB" w:sz="4"/>
+              <w:left w:val="single" w:color="D1D5DB" w:sz="4"/>
+              <w:bottom w:val="single" w:color="D1D5DB" w:sz="4"/>
+              <w:right w:val="single" w:color="D1D5DB" w:sz="4"/>
+            </w:tcBorders>
+            <w:shd w:fill="1E1B4B" w:color="auto" w:val="clear"/>
+            <w:tcMar>
+              <w:top w:type="dxa" w:w="40"/>
+              <w:left w:type="dxa" w:w="120"/>
+              <w:bottom w:type="dxa" w:w="40"/>
+              <w:right w:type="dxa" w:w="120"/>
+            </w:tcMar>
+            <w:vAlign w:val="top"/>
+          </w:tcPr>
+          <w:p>
+            <w:r>
+              <w:rPr>
+                <w:b/>
+                <w:bCs/>
+                <w:color w:val="FFFFFF"/>
+                <w:sz w:val="20"/>
+                <w:szCs w:val="20"/>
+              </w:rPr>
+              <w:t xml:space="preserve">Weeks</w:t>
+            </w:r>
+          </w:p>
+        </w:tc>
+        <w:tc>
+          <w:tcPr>
+            <w:tcW w:type="dxa" w:w="4043"/>
+            <w:tcBorders>
+              <w:top w:val="single" w:color="D1D5DB" w:sz="4"/>
+              <w:left w:val="single" w:color="D1D5DB" w:sz="4"/>
+              <w:bottom w:val="single" w:color="D1D5DB" w:sz="4"/>
+              <w:right w:val="single" w:color="D1D5DB" w:sz="4"/>
+            </w:tcBorders>
+            <w:shd w:fill="1E1B4B" w:color="auto" w:val="clear"/>
+            <w:tcMar>
+              <w:top w:type="dxa" w:w="40"/>
+              <w:left w:type="dxa" w:w="120"/>
+              <w:bottom w:type="dxa" w:w="40"/>
+              <w:right w:type="dxa" w:w="120"/>
+            </w:tcMar>
+            <w:vAlign w:val="top"/>
+          </w:tcPr>
+          <w:p>
+            <w:r>
+              <w:rPr>
+                <w:b/>
+                <w:bCs/>
+                <w:color w:val="FFFFFF"/>
+                <w:sz w:val="20"/>
+                <w:szCs w:val="20"/>
+              </w:rPr>
+              <w:t xml:space="preserve">Licence (see the card)</w:t>
+            </w:r>
+          </w:p>
+        </w:tc>
+      </w:tr>
+      <w:tr>
+        <w:trPr>
+          <w:cantSplit/>
+        </w:trPr>
+        <w:tc>
+          <w:tcPr>
+            <w:tcW w:type="dxa" w:w="4041"/>
+            <w:tcBorders>
+              <w:top w:val="single" w:color="D1D5DB" w:sz="4"/>
+              <w:left w:val="single" w:color="D1D5DB" w:sz="4"/>
+              <w:bottom w:val="single" w:color="D1D5DB" w:sz="4"/>
+              <w:right w:val="single" w:color="D1D5DB" w:sz="4"/>
+            </w:tcBorders>
+            <w:shd w:fill="EEF0FF" w:color="auto" w:val="clear"/>
+            <w:tcMar>
+              <w:top w:type="dxa" w:w="40"/>
+              <w:left w:type="dxa" w:w="120"/>
+              <w:bottom w:type="dxa" w:w="40"/>
+              <w:right w:type="dxa" w:w="120"/>
+            </w:tcMar>
+            <w:vAlign w:val="top"/>
+          </w:tcPr>
+          <w:p>
+            <w:r>
+              <w:rPr>
+                <w:b/>
+                <w:bCs/>
+                <w:sz w:val="20"/>
+                <w:szCs w:val="20"/>
+              </w:rPr>
+              <w:t xml:space="preserve">SmolLM2-135M-Instruct (CPU core); 360M-Instruct (archive)</w:t>
+            </w:r>
+          </w:p>
+        </w:tc>
+        <w:tc>
+          <w:tcPr>
+            <w:tcW w:type="dxa" w:w="1328"/>
+            <w:tcBorders>
+              <w:top w:val="single" w:color="D1D5DB" w:sz="4"/>
+              <w:left w:val="single" w:color="D1D5DB" w:sz="4"/>
+              <w:bottom w:val="single" w:color="D1D5DB" w:sz="4"/>
+              <w:right w:val="single" w:color="D1D5DB" w:sz="4"/>
+            </w:tcBorders>
+            <w:shd w:fill="EEF0FF" w:color="auto" w:val="clear"/>
+            <w:tcMar>
+              <w:top w:type="dxa" w:w="40"/>
+              <w:left w:type="dxa" w:w="120"/>
+              <w:bottom w:type="dxa" w:w="40"/>
+              <w:right w:type="dxa" w:w="120"/>
+            </w:tcMar>
+            <w:vAlign w:val="top"/>
+          </w:tcPr>
+          <w:p>
+            <w:r>
+              <w:rPr>
+                <w:sz w:val="20"/>
+                <w:szCs w:val="20"/>
+              </w:rPr>
+              <w:t xml:space="preserve">1, 6, 11, 12; archive 1</w:t>
+            </w:r>
+          </w:p>
+        </w:tc>
+        <w:tc>
+          <w:tcPr>
+            <w:tcW w:type="dxa" w:w="4043"/>
+            <w:tcBorders>
+              <w:top w:val="single" w:color="D1D5DB" w:sz="4"/>
+              <w:left w:val="single" w:color="D1D5DB" w:sz="4"/>
+              <w:bottom w:val="single" w:color="D1D5DB" w:sz="4"/>
+              <w:right w:val="single" w:color="D1D5DB" w:sz="4"/>
+            </w:tcBorders>
+            <w:shd w:fill="EEF0FF" w:color="auto" w:val="clear"/>
+            <w:tcMar>
+              <w:top w:type="dxa" w:w="40"/>
+              <w:left w:type="dxa" w:w="120"/>
+              <w:bottom w:type="dxa" w:w="40"/>
+              <w:right w:type="dxa" w:w="120"/>
+            </w:tcMar>
+            <w:vAlign w:val="top"/>
+          </w:tcPr>
+          <w:p>
+            <w:r>
+              <w:rPr>
+                <w:sz w:val="20"/>
+                <w:szCs w:val="20"/>
+              </w:rPr>
+              <w:t xml:space="preserve">Apache-2.0</w:t>
+            </w:r>
+          </w:p>
+        </w:tc>
+      </w:tr>
+      <w:tr>
+        <w:trPr>
+          <w:cantSplit/>
+        </w:trPr>
+        <w:tc>
+          <w:tcPr>
+            <w:tcW w:type="dxa" w:w="4041"/>
+            <w:tcBorders>
+              <w:top w:val="single" w:color="D1D5DB" w:sz="4"/>
+              <w:left w:val="single" w:color="D1D5DB" w:sz="4"/>
+              <w:bottom w:val="single" w:color="D1D5DB" w:sz="4"/>
+              <w:right w:val="single" w:color="D1D5DB" w:sz="4"/>
+            </w:tcBorders>
+            <w:shd w:fill="FFFFFF" w:color="auto" w:val="clear"/>
+            <w:tcMar>
+              <w:top w:type="dxa" w:w="40"/>
+              <w:left w:type="dxa" w:w="120"/>
+              <w:bottom w:type="dxa" w:w="40"/>
+              <w:right w:type="dxa" w:w="120"/>
+            </w:tcMar>
+            <w:vAlign w:val="top"/>
+          </w:tcPr>
+          <w:p>
+            <w:r>
+              <w:rPr>
+                <w:b/>
+                <w:bCs/>
+                <w:sz w:val="20"/>
+                <w:szCs w:val="20"/>
+              </w:rPr>
+              <w:t xml:space="preserve">GPT-2, BERT base (Hugging Face Hub)</w:t>
+            </w:r>
+          </w:p>
+        </w:tc>
+        <w:tc>
+          <w:tcPr>
+            <w:tcW w:type="dxa" w:w="1328"/>
+            <w:tcBorders>
+              <w:top w:val="single" w:color="D1D5DB" w:sz="4"/>
+              <w:left w:val="single" w:color="D1D5DB" w:sz="4"/>
+              <w:bottom w:val="single" w:color="D1D5DB" w:sz="4"/>
+              <w:right w:val="single" w:color="D1D5DB" w:sz="4"/>
+            </w:tcBorders>
+            <w:shd w:fill="FFFFFF" w:color="auto" w:val="clear"/>
+            <w:tcMar>
+              <w:top w:type="dxa" w:w="40"/>
+              <w:left w:type="dxa" w:w="120"/>
+              <w:bottom w:type="dxa" w:w="40"/>
+              <w:right w:type="dxa" w:w="120"/>
+            </w:tcMar>
+            <w:vAlign w:val="top"/>
+          </w:tcPr>
+          <w:p>
+            <w:r>
+              <w:rPr>
+                <w:sz w:val="20"/>
+                <w:szCs w:val="20"/>
+              </w:rPr>
+              <w:t xml:space="preserve">5, 6</w:t>
+            </w:r>
+          </w:p>
+        </w:tc>
+        <w:tc>
+          <w:tcPr>
+            <w:tcW w:type="dxa" w:w="4043"/>
+            <w:tcBorders>
+              <w:top w:val="single" w:color="D1D5DB" w:sz="4"/>
+              <w:left w:val="single" w:color="D1D5DB" w:sz="4"/>
+              <w:bottom w:val="single" w:color="D1D5DB" w:sz="4"/>
+              <w:right w:val="single" w:color="D1D5DB" w:sz="4"/>
+            </w:tcBorders>
+            <w:shd w:fill="FFFFFF" w:color="auto" w:val="clear"/>
+            <w:tcMar>
+              <w:top w:type="dxa" w:w="40"/>
+              <w:left w:type="dxa" w:w="120"/>
+              <w:bottom w:type="dxa" w:w="40"/>
+              <w:right w:type="dxa" w:w="120"/>
+            </w:tcMar>
+            <w:vAlign w:val="top"/>
+          </w:tcPr>
+          <w:p>
+            <w:r>
+              <w:rPr>
+                <w:sz w:val="20"/>
+                <w:szCs w:val="20"/>
+              </w:rPr>
+              <w:t xml:space="preserve">MIT; Apache-2.0</w:t>
+            </w:r>
+          </w:p>
+        </w:tc>
+      </w:tr>
+      <w:tr>
+        <w:trPr>
+          <w:cantSplit/>
+        </w:trPr>
+        <w:tc>
+          <w:tcPr>
+            <w:tcW w:type="dxa" w:w="4041"/>
+            <w:tcBorders>
+              <w:top w:val="single" w:color="D1D5DB" w:sz="4"/>
+              <w:left w:val="single" w:color="D1D5DB" w:sz="4"/>
+              <w:bottom w:val="single" w:color="D1D5DB" w:sz="4"/>
+              <w:right w:val="single" w:color="D1D5DB" w:sz="4"/>
+            </w:tcBorders>
+            <w:shd w:fill="EEF0FF" w:color="auto" w:val="clear"/>
+            <w:tcMar>
+              <w:top w:type="dxa" w:w="40"/>
+              <w:left w:type="dxa" w:w="120"/>
+              <w:bottom w:type="dxa" w:w="40"/>
+              <w:right w:type="dxa" w:w="120"/>
+            </w:tcMar>
+            <w:vAlign w:val="top"/>
+          </w:tcPr>
+          <w:p>
+            <w:r>
+              <w:rPr>
+                <w:b/>
+                <w:bCs/>
+                <w:sz w:val="20"/>
+                <w:szCs w:val="20"/>
+              </w:rPr>
+              <w:t xml:space="preserve">Flan-T5 small / base (Google)</w:t>
+            </w:r>
+          </w:p>
+        </w:tc>
+        <w:tc>
+          <w:tcPr>
+            <w:tcW w:type="dxa" w:w="1328"/>
+            <w:tcBorders>
+              <w:top w:val="single" w:color="D1D5DB" w:sz="4"/>
+              <w:left w:val="single" w:color="D1D5DB" w:sz="4"/>
+              <w:bottom w:val="single" w:color="D1D5DB" w:sz="4"/>
+              <w:right w:val="single" w:color="D1D5DB" w:sz="4"/>
+            </w:tcBorders>
+            <w:shd w:fill="EEF0FF" w:color="auto" w:val="clear"/>
+            <w:tcMar>
+              <w:top w:type="dxa" w:w="40"/>
+              <w:left w:type="dxa" w:w="120"/>
+              <w:bottom w:type="dxa" w:w="40"/>
+              <w:right w:type="dxa" w:w="120"/>
+            </w:tcMar>
+            <w:vAlign w:val="top"/>
+          </w:tcPr>
+          <w:p>
+            <w:r>
+              <w:rPr>
+                <w:sz w:val="20"/>
+                <w:szCs w:val="20"/>
+              </w:rPr>
+              <w:t xml:space="preserve">6</w:t>
+            </w:r>
+          </w:p>
+        </w:tc>
+        <w:tc>
+          <w:tcPr>
+            <w:tcW w:type="dxa" w:w="4043"/>
+            <w:tcBorders>
+              <w:top w:val="single" w:color="D1D5DB" w:sz="4"/>
+              <w:left w:val="single" w:color="D1D5DB" w:sz="4"/>
+              <w:bottom w:val="single" w:color="D1D5DB" w:sz="4"/>
+              <w:right w:val="single" w:color="D1D5DB" w:sz="4"/>
+            </w:tcBorders>
+            <w:shd w:fill="EEF0FF" w:color="auto" w:val="clear"/>
+            <w:tcMar>
+              <w:top w:type="dxa" w:w="40"/>
+              <w:left w:type="dxa" w:w="120"/>
+              <w:bottom w:type="dxa" w:w="40"/>
+              <w:right w:type="dxa" w:w="120"/>
+            </w:tcMar>
+            <w:vAlign w:val="top"/>
+          </w:tcPr>
+          <w:p>
+            <w:r>
+              <w:rPr>
+                <w:sz w:val="20"/>
+                <w:szCs w:val="20"/>
+              </w:rPr>
+              <w:t xml:space="preserve">Apache-2.0</w:t>
+            </w:r>
+          </w:p>
+        </w:tc>
+      </w:tr>
+      <w:tr>
+        <w:trPr>
+          <w:cantSplit/>
+        </w:trPr>
+        <w:tc>
+          <w:tcPr>
+            <w:tcW w:type="dxa" w:w="4041"/>
+            <w:tcBorders>
+              <w:top w:val="single" w:color="D1D5DB" w:sz="4"/>
+              <w:left w:val="single" w:color="D1D5DB" w:sz="4"/>
+              <w:bottom w:val="single" w:color="D1D5DB" w:sz="4"/>
+              <w:right w:val="single" w:color="D1D5DB" w:sz="4"/>
+            </w:tcBorders>
+            <w:shd w:fill="FFFFFF" w:color="auto" w:val="clear"/>
+            <w:tcMar>
+              <w:top w:type="dxa" w:w="40"/>
+              <w:left w:type="dxa" w:w="120"/>
+              <w:bottom w:type="dxa" w:w="40"/>
+              <w:right w:type="dxa" w:w="120"/>
+            </w:tcMar>
+            <w:vAlign w:val="top"/>
+          </w:tcPr>
+          <w:p>
+            <w:r>
+              <w:rPr>
+                <w:b/>
+                <w:bCs/>
+                <w:sz w:val="20"/>
+                <w:szCs w:val="20"/>
+              </w:rPr>
+              <w:t xml:space="preserve">Qwen2.5 0.5B / 1.5B Instruct, Qwen2.5 0.5B base, Qwen3 0.6B (Alibaba)</w:t>
+            </w:r>
+          </w:p>
+        </w:tc>
+        <w:tc>
+          <w:tcPr>
+            <w:tcW w:type="dxa" w:w="1328"/>
+            <w:tcBorders>
+              <w:top w:val="single" w:color="D1D5DB" w:sz="4"/>
+              <w:left w:val="single" w:color="D1D5DB" w:sz="4"/>
+              <w:bottom w:val="single" w:color="D1D5DB" w:sz="4"/>
+              <w:right w:val="single" w:color="D1D5DB" w:sz="4"/>
+            </w:tcBorders>
+            <w:shd w:fill="FFFFFF" w:color="auto" w:val="clear"/>
+            <w:tcMar>
+              <w:top w:type="dxa" w:w="40"/>
+              <w:left w:type="dxa" w:w="120"/>
+              <w:bottom w:type="dxa" w:w="40"/>
+              <w:right w:type="dxa" w:w="120"/>
+            </w:tcMar>
+            <w:vAlign w:val="top"/>
+          </w:tcPr>
+          <w:p>
+            <w:r>
+              <w:rPr>
+                <w:sz w:val="20"/>
+                <w:szCs w:val="20"/>
+              </w:rPr>
+              <w:t xml:space="preserve">6, 7, 8, 11, 12</w:t>
+            </w:r>
+          </w:p>
+        </w:tc>
+        <w:tc>
+          <w:tcPr>
+            <w:tcW w:type="dxa" w:w="4043"/>
+            <w:tcBorders>
+              <w:top w:val="single" w:color="D1D5DB" w:sz="4"/>
+              <w:left w:val="single" w:color="D1D5DB" w:sz="4"/>
+              <w:bottom w:val="single" w:color="D1D5DB" w:sz="4"/>
+              <w:right w:val="single" w:color="D1D5DB" w:sz="4"/>
+            </w:tcBorders>
+            <w:shd w:fill="FFFFFF" w:color="auto" w:val="clear"/>
+            <w:tcMar>
+              <w:top w:type="dxa" w:w="40"/>
+              <w:left w:type="dxa" w:w="120"/>
+              <w:bottom w:type="dxa" w:w="40"/>
+              <w:right w:type="dxa" w:w="120"/>
+            </w:tcMar>
+            <w:vAlign w:val="top"/>
+          </w:tcPr>
+          <w:p>
+            <w:r>
+              <w:rPr>
+                <w:sz w:val="20"/>
+                <w:szCs w:val="20"/>
+              </w:rPr>
+              <w:t xml:space="preserve">Apache-2.0</w:t>
+            </w:r>
+          </w:p>
+        </w:tc>
+      </w:tr>
+      <w:tr>
+        <w:trPr>
+          <w:cantSplit/>
+        </w:trPr>
+        <w:tc>
+          <w:tcPr>
+            <w:tcW w:type="dxa" w:w="4041"/>
+            <w:tcBorders>
+              <w:top w:val="single" w:color="D1D5DB" w:sz="4"/>
+              <w:left w:val="single" w:color="D1D5DB" w:sz="4"/>
+              <w:bottom w:val="single" w:color="D1D5DB" w:sz="4"/>
+              <w:right w:val="single" w:color="D1D5DB" w:sz="4"/>
+            </w:tcBorders>
+            <w:shd w:fill="EEF0FF" w:color="auto" w:val="clear"/>
+            <w:tcMar>
+              <w:top w:type="dxa" w:w="40"/>
+              <w:left w:type="dxa" w:w="120"/>
+              <w:bottom w:type="dxa" w:w="40"/>
+              <w:right w:type="dxa" w:w="120"/>
+            </w:tcMar>
+            <w:vAlign w:val="top"/>
+          </w:tcPr>
+          <w:p>
+            <w:r>
+              <w:rPr>
+                <w:b/>
+                <w:bCs/>
+                <w:sz w:val="20"/>
+                <w:szCs w:val="20"/>
+              </w:rPr>
+              <w:t xml:space="preserve">Stable Diffusion 1.5</w:t>
+            </w:r>
+          </w:p>
+        </w:tc>
+        <w:tc>
+          <w:tcPr>
+            <w:tcW w:type="dxa" w:w="1328"/>
+            <w:tcBorders>
+              <w:top w:val="single" w:color="D1D5DB" w:sz="4"/>
+              <w:left w:val="single" w:color="D1D5DB" w:sz="4"/>
+              <w:bottom w:val="single" w:color="D1D5DB" w:sz="4"/>
+              <w:right w:val="single" w:color="D1D5DB" w:sz="4"/>
+            </w:tcBorders>
+            <w:shd w:fill="EEF0FF" w:color="auto" w:val="clear"/>
+            <w:tcMar>
+              <w:top w:type="dxa" w:w="40"/>
+              <w:left w:type="dxa" w:w="120"/>
+              <w:bottom w:type="dxa" w:w="40"/>
+              <w:right w:type="dxa" w:w="120"/>
+            </w:tcMar>
+            <w:vAlign w:val="top"/>
+          </w:tcPr>
+          <w:p>
+            <w:r>
+              <w:rPr>
+                <w:sz w:val="20"/>
+                <w:szCs w:val="20"/>
+              </w:rPr>
+              <w:t xml:space="preserve">4</w:t>
+            </w:r>
+          </w:p>
+        </w:tc>
+        <w:tc>
+          <w:tcPr>
+            <w:tcW w:type="dxa" w:w="4043"/>
+            <w:tcBorders>
+              <w:top w:val="single" w:color="D1D5DB" w:sz="4"/>
+              <w:left w:val="single" w:color="D1D5DB" w:sz="4"/>
+              <w:bottom w:val="single" w:color="D1D5DB" w:sz="4"/>
+              <w:right w:val="single" w:color="D1D5DB" w:sz="4"/>
+            </w:tcBorders>
+            <w:shd w:fill="EEF0FF" w:color="auto" w:val="clear"/>
+            <w:tcMar>
+              <w:top w:type="dxa" w:w="40"/>
+              <w:left w:type="dxa" w:w="120"/>
+              <w:bottom w:type="dxa" w:w="40"/>
+              <w:right w:type="dxa" w:w="120"/>
+            </w:tcMar>
+            <w:vAlign w:val="top"/>
+          </w:tcPr>
+          <w:p>
+            <w:r>
+              <w:rPr>
+                <w:sz w:val="20"/>
+                <w:szCs w:val="20"/>
+              </w:rPr>
+              <w:t xml:space="preserve">CreativeML OpenRAIL-M (use restrictions)</w:t>
+            </w:r>
+          </w:p>
+        </w:tc>
+      </w:tr>
+      <w:tr>
+        <w:trPr>
+          <w:cantSplit/>
+        </w:trPr>
+        <w:tc>
+          <w:tcPr>
+            <w:tcW w:type="dxa" w:w="4041"/>
+            <w:tcBorders>
+              <w:top w:val="single" w:color="D1D5DB" w:sz="4"/>
+              <w:left w:val="single" w:color="D1D5DB" w:sz="4"/>
+              <w:bottom w:val="single" w:color="D1D5DB" w:sz="4"/>
+              <w:right w:val="single" w:color="D1D5DB" w:sz="4"/>
+            </w:tcBorders>
+            <w:shd w:fill="FFFFFF" w:color="auto" w:val="clear"/>
+            <w:tcMar>
+              <w:top w:type="dxa" w:w="40"/>
+              <w:left w:type="dxa" w:w="120"/>
+              <w:bottom w:type="dxa" w:w="40"/>
+              <w:right w:type="dxa" w:w="120"/>
+            </w:tcMar>
+            <w:vAlign w:val="top"/>
+          </w:tcPr>
+          <w:p>
+            <w:r>
+              <w:rPr>
+                <w:b/>
+                <w:bCs/>
+                <w:sz w:val="20"/>
+                <w:szCs w:val="20"/>
+              </w:rPr>
+              <w:t xml:space="preserve">SD-Turbo (Stability AI)</w:t>
+            </w:r>
+          </w:p>
+        </w:tc>
+        <w:tc>
+          <w:tcPr>
+            <w:tcW w:type="dxa" w:w="1328"/>
+            <w:tcBorders>
+              <w:top w:val="single" w:color="D1D5DB" w:sz="4"/>
+              <w:left w:val="single" w:color="D1D5DB" w:sz="4"/>
+              <w:bottom w:val="single" w:color="D1D5DB" w:sz="4"/>
+              <w:right w:val="single" w:color="D1D5DB" w:sz="4"/>
+            </w:tcBorders>
+            <w:shd w:fill="FFFFFF" w:color="auto" w:val="clear"/>
+            <w:tcMar>
+              <w:top w:type="dxa" w:w="40"/>
+              <w:left w:type="dxa" w:w="120"/>
+              <w:bottom w:type="dxa" w:w="40"/>
+              <w:right w:type="dxa" w:w="120"/>
+            </w:tcMar>
+            <w:vAlign w:val="top"/>
+          </w:tcPr>
+          <w:p>
+            <w:r>
+              <w:rPr>
+                <w:sz w:val="20"/>
+                <w:szCs w:val="20"/>
+              </w:rPr>
+              <w:t xml:space="preserve">4, 10</w:t>
+            </w:r>
+          </w:p>
+        </w:tc>
+        <w:tc>
+          <w:tcPr>
+            <w:tcW w:type="dxa" w:w="4043"/>
+            <w:tcBorders>
+              <w:top w:val="single" w:color="D1D5DB" w:sz="4"/>
+              <w:left w:val="single" w:color="D1D5DB" w:sz="4"/>
+              <w:bottom w:val="single" w:color="D1D5DB" w:sz="4"/>
+              <w:right w:val="single" w:color="D1D5DB" w:sz="4"/>
+            </w:tcBorders>
+            <w:shd w:fill="FFFFFF" w:color="auto" w:val="clear"/>
+            <w:tcMar>
+              <w:top w:type="dxa" w:w="40"/>
+              <w:left w:type="dxa" w:w="120"/>
+              <w:bottom w:type="dxa" w:w="40"/>
+              <w:right w:type="dxa" w:w="120"/>
+            </w:tcMar>
+            <w:vAlign w:val="top"/>
+          </w:tcPr>
+          <w:p>
+            <w:r>
+              <w:rPr>
+                <w:sz w:val="20"/>
+                <w:szCs w:val="20"/>
+              </w:rPr>
+              <w:t xml:space="preserve">Stability AI Community License; conditional commercial use, registration and revenue limits</w:t>
+            </w:r>
+          </w:p>
+        </w:tc>
+      </w:tr>
+      <w:tr>
+        <w:trPr>
+          <w:cantSplit/>
+        </w:trPr>
+        <w:tc>
+          <w:tcPr>
+            <w:tcW w:type="dxa" w:w="4041"/>
+            <w:tcBorders>
+              <w:top w:val="single" w:color="D1D5DB" w:sz="4"/>
+              <w:left w:val="single" w:color="D1D5DB" w:sz="4"/>
+              <w:bottom w:val="single" w:color="D1D5DB" w:sz="4"/>
+              <w:right w:val="single" w:color="D1D5DB" w:sz="4"/>
+            </w:tcBorders>
+            <w:shd w:fill="EEF0FF" w:color="auto" w:val="clear"/>
+            <w:tcMar>
+              <w:top w:type="dxa" w:w="40"/>
+              <w:left w:type="dxa" w:w="120"/>
+              <w:bottom w:type="dxa" w:w="40"/>
+              <w:right w:type="dxa" w:w="120"/>
+            </w:tcMar>
+            <w:vAlign w:val="top"/>
+          </w:tcPr>
+          <w:p>
+            <w:r>
+              <w:rPr>
+                <w:b/>
+                <w:bCs/>
+                <w:sz w:val="20"/>
+                <w:szCs w:val="20"/>
+              </w:rPr>
+              <w:t xml:space="preserve">CLIP ViT-B/32 (OpenAI)</w:t>
+            </w:r>
+          </w:p>
+        </w:tc>
+        <w:tc>
+          <w:tcPr>
+            <w:tcW w:type="dxa" w:w="1328"/>
+            <w:tcBorders>
+              <w:top w:val="single" w:color="D1D5DB" w:sz="4"/>
+              <w:left w:val="single" w:color="D1D5DB" w:sz="4"/>
+              <w:bottom w:val="single" w:color="D1D5DB" w:sz="4"/>
+              <w:right w:val="single" w:color="D1D5DB" w:sz="4"/>
+            </w:tcBorders>
+            <w:shd w:fill="EEF0FF" w:color="auto" w:val="clear"/>
+            <w:tcMar>
+              <w:top w:type="dxa" w:w="40"/>
+              <w:left w:type="dxa" w:w="120"/>
+              <w:bottom w:type="dxa" w:w="40"/>
+              <w:right w:type="dxa" w:w="120"/>
+            </w:tcMar>
+            <w:vAlign w:val="top"/>
+          </w:tcPr>
+          <w:p>
+            <w:r>
+              <w:rPr>
+                <w:sz w:val="20"/>
+                <w:szCs w:val="20"/>
+              </w:rPr>
+              <w:t xml:space="preserve">4, 9, 10</w:t>
+            </w:r>
+          </w:p>
+        </w:tc>
+        <w:tc>
+          <w:tcPr>
+            <w:tcW w:type="dxa" w:w="4043"/>
+            <w:tcBorders>
+              <w:top w:val="single" w:color="D1D5DB" w:sz="4"/>
+              <w:left w:val="single" w:color="D1D5DB" w:sz="4"/>
+              <w:bottom w:val="single" w:color="D1D5DB" w:sz="4"/>
+              <w:right w:val="single" w:color="D1D5DB" w:sz="4"/>
+            </w:tcBorders>
+            <w:shd w:fill="EEF0FF" w:color="auto" w:val="clear"/>
+            <w:tcMar>
+              <w:top w:type="dxa" w:w="40"/>
+              <w:left w:type="dxa" w:w="120"/>
+              <w:bottom w:type="dxa" w:w="40"/>
+              <w:right w:type="dxa" w:w="120"/>
+            </w:tcMar>
+            <w:vAlign w:val="top"/>
+          </w:tcPr>
+          <w:p>
+            <w:r>
+              <w:rPr>
+                <w:sz w:val="20"/>
+                <w:szCs w:val="20"/>
+              </w:rPr>
+              <w:t xml:space="preserve">MIT (OpenAI CLIP repository)</w:t>
+            </w:r>
+          </w:p>
+        </w:tc>
+      </w:tr>
+      <w:tr>
+        <w:trPr>
+          <w:cantSplit/>
+        </w:trPr>
+        <w:tc>
+          <w:tcPr>
+            <w:tcW w:type="dxa" w:w="4041"/>
+            <w:tcBorders>
+              <w:top w:val="single" w:color="D1D5DB" w:sz="4"/>
+              <w:left w:val="single" w:color="D1D5DB" w:sz="4"/>
+              <w:bottom w:val="single" w:color="D1D5DB" w:sz="4"/>
+              <w:right w:val="single" w:color="D1D5DB" w:sz="4"/>
+            </w:tcBorders>
+            <w:shd w:fill="FFFFFF" w:color="auto" w:val="clear"/>
+            <w:tcMar>
+              <w:top w:type="dxa" w:w="40"/>
+              <w:left w:type="dxa" w:w="120"/>
+              <w:bottom w:type="dxa" w:w="40"/>
+              <w:right w:type="dxa" w:w="120"/>
+            </w:tcMar>
+            <w:vAlign w:val="top"/>
+          </w:tcPr>
+          <w:p>
+            <w:r>
+              <w:rPr>
+                <w:b/>
+                <w:bCs/>
+                <w:sz w:val="20"/>
+                <w:szCs w:val="20"/>
+              </w:rPr>
+              <w:t xml:space="preserve">Whisper tiny / base (OpenAI)</w:t>
+            </w:r>
+          </w:p>
+        </w:tc>
+        <w:tc>
+          <w:tcPr>
+            <w:tcW w:type="dxa" w:w="1328"/>
+            <w:tcBorders>
+              <w:top w:val="single" w:color="D1D5DB" w:sz="4"/>
+              <w:left w:val="single" w:color="D1D5DB" w:sz="4"/>
+              <w:bottom w:val="single" w:color="D1D5DB" w:sz="4"/>
+              <w:right w:val="single" w:color="D1D5DB" w:sz="4"/>
+            </w:tcBorders>
+            <w:shd w:fill="FFFFFF" w:color="auto" w:val="clear"/>
+            <w:tcMar>
+              <w:top w:type="dxa" w:w="40"/>
+              <w:left w:type="dxa" w:w="120"/>
+              <w:bottom w:type="dxa" w:w="40"/>
+              <w:right w:type="dxa" w:w="120"/>
+            </w:tcMar>
+            <w:vAlign w:val="top"/>
+          </w:tcPr>
+          <w:p>
+            <w:r>
+              <w:rPr>
+                <w:sz w:val="20"/>
+                <w:szCs w:val="20"/>
+              </w:rPr>
+              <w:t xml:space="preserve">9, 10</w:t>
+            </w:r>
+          </w:p>
+        </w:tc>
+        <w:tc>
+          <w:tcPr>
+            <w:tcW w:type="dxa" w:w="4043"/>
+            <w:tcBorders>
+              <w:top w:val="single" w:color="D1D5DB" w:sz="4"/>
+              <w:left w:val="single" w:color="D1D5DB" w:sz="4"/>
+              <w:bottom w:val="single" w:color="D1D5DB" w:sz="4"/>
+              <w:right w:val="single" w:color="D1D5DB" w:sz="4"/>
+            </w:tcBorders>
+            <w:shd w:fill="FFFFFF" w:color="auto" w:val="clear"/>
+            <w:tcMar>
+              <w:top w:type="dxa" w:w="40"/>
+              <w:left w:type="dxa" w:w="120"/>
+              <w:bottom w:type="dxa" w:w="40"/>
+              <w:right w:type="dxa" w:w="120"/>
+            </w:tcMar>
+            <w:vAlign w:val="top"/>
+          </w:tcPr>
+          <w:p>
+            <w:r>
+              <w:rPr>
+                <w:sz w:val="20"/>
+                <w:szCs w:val="20"/>
+              </w:rPr>
+              <w:t xml:space="preserve">Apache-2.0 (model card)</w:t>
+            </w:r>
+          </w:p>
+        </w:tc>
+      </w:tr>
+      <w:tr>
+        <w:trPr>
+          <w:cantSplit/>
+        </w:trPr>
+        <w:tc>
+          <w:tcPr>
+            <w:tcW w:type="dxa" w:w="4041"/>
+            <w:tcBorders>
+              <w:top w:val="single" w:color="D1D5DB" w:sz="4"/>
+              <w:left w:val="single" w:color="D1D5DB" w:sz="4"/>
+              <w:bottom w:val="single" w:color="D1D5DB" w:sz="4"/>
+              <w:right w:val="single" w:color="D1D5DB" w:sz="4"/>
+            </w:tcBorders>
+            <w:shd w:fill="EEF0FF" w:color="auto" w:val="clear"/>
+            <w:tcMar>
+              <w:top w:type="dxa" w:w="40"/>
+              <w:left w:type="dxa" w:w="120"/>
+              <w:bottom w:type="dxa" w:w="40"/>
+              <w:right w:type="dxa" w:w="120"/>
+            </w:tcMar>
+            <w:vAlign w:val="top"/>
+          </w:tcPr>
+          <w:p>
+            <w:r>
+              <w:rPr>
+                <w:b/>
+                <w:bCs/>
+                <w:sz w:val="20"/>
+                <w:szCs w:val="20"/>
+              </w:rPr>
+              <w:t xml:space="preserve">SmolVLM-256M-Instruct (CPU core); Qwen3-VL-2B-Instruct (archive/stretch)</w:t>
+            </w:r>
+          </w:p>
+        </w:tc>
+        <w:tc>
+          <w:tcPr>
+            <w:tcW w:type="dxa" w:w="1328"/>
+            <w:tcBorders>
+              <w:top w:val="single" w:color="D1D5DB" w:sz="4"/>
+              <w:left w:val="single" w:color="D1D5DB" w:sz="4"/>
+              <w:bottom w:val="single" w:color="D1D5DB" w:sz="4"/>
+              <w:right w:val="single" w:color="D1D5DB" w:sz="4"/>
+            </w:tcBorders>
+            <w:shd w:fill="EEF0FF" w:color="auto" w:val="clear"/>
+            <w:tcMar>
+              <w:top w:type="dxa" w:w="40"/>
+              <w:left w:type="dxa" w:w="120"/>
+              <w:bottom w:type="dxa" w:w="40"/>
+              <w:right w:type="dxa" w:w="120"/>
+            </w:tcMar>
+            <w:vAlign w:val="top"/>
+          </w:tcPr>
+          <w:p>
+            <w:r>
+              <w:rPr>
+                <w:sz w:val="20"/>
+                <w:szCs w:val="20"/>
+              </w:rPr>
+              <w:t xml:space="preserve">10</w:t>
+            </w:r>
+          </w:p>
+        </w:tc>
+        <w:tc>
+          <w:tcPr>
+            <w:tcW w:type="dxa" w:w="4043"/>
+            <w:tcBorders>
+              <w:top w:val="single" w:color="D1D5DB" w:sz="4"/>
+              <w:left w:val="single" w:color="D1D5DB" w:sz="4"/>
+              <w:bottom w:val="single" w:color="D1D5DB" w:sz="4"/>
+              <w:right w:val="single" w:color="D1D5DB" w:sz="4"/>
+            </w:tcBorders>
+            <w:shd w:fill="EEF0FF" w:color="auto" w:val="clear"/>
+            <w:tcMar>
+              <w:top w:type="dxa" w:w="40"/>
+              <w:left w:type="dxa" w:w="120"/>
+              <w:bottom w:type="dxa" w:w="40"/>
+              <w:right w:type="dxa" w:w="120"/>
+            </w:tcMar>
+            <w:vAlign w:val="top"/>
+          </w:tcPr>
+          <w:p>
+            <w:r>
+              <w:rPr>
+                <w:sz w:val="20"/>
+                <w:szCs w:val="20"/>
+              </w:rPr>
+              <w:t xml:space="preserve">Apache-2.0</w:t>
+            </w:r>
+          </w:p>
+        </w:tc>
+      </w:tr>
+      <w:tr>
+        <w:trPr>
+          <w:cantSplit/>
+        </w:trPr>
+        <w:tc>
+          <w:tcPr>
+            <w:tcW w:type="dxa" w:w="4041"/>
+            <w:tcBorders>
+              <w:top w:val="single" w:color="D1D5DB" w:sz="4"/>
+              <w:left w:val="single" w:color="D1D5DB" w:sz="4"/>
+              <w:bottom w:val="single" w:color="D1D5DB" w:sz="4"/>
+              <w:right w:val="single" w:color="D1D5DB" w:sz="4"/>
+            </w:tcBorders>
+            <w:shd w:fill="FFFFFF" w:color="auto" w:val="clear"/>
+            <w:tcMar>
+              <w:top w:type="dxa" w:w="40"/>
+              <w:left w:type="dxa" w:w="120"/>
+              <w:bottom w:type="dxa" w:w="40"/>
+              <w:right w:type="dxa" w:w="120"/>
+            </w:tcMar>
+            <w:vAlign w:val="top"/>
+          </w:tcPr>
+          <w:p>
+            <w:r>
+              <w:rPr>
+                <w:b/>
+                <w:bCs/>
+                <w:sz w:val="20"/>
+                <w:szCs w:val="20"/>
+              </w:rPr>
+              <w:t xml:space="preserve">MMS-TTS English (Meta)</w:t>
+            </w:r>
+          </w:p>
+        </w:tc>
+        <w:tc>
+          <w:tcPr>
+            <w:tcW w:type="dxa" w:w="1328"/>
+            <w:tcBorders>
+              <w:top w:val="single" w:color="D1D5DB" w:sz="4"/>
+              <w:left w:val="single" w:color="D1D5DB" w:sz="4"/>
+              <w:bottom w:val="single" w:color="D1D5DB" w:sz="4"/>
+              <w:right w:val="single" w:color="D1D5DB" w:sz="4"/>
+            </w:tcBorders>
+            <w:shd w:fill="FFFFFF" w:color="auto" w:val="clear"/>
+            <w:tcMar>
+              <w:top w:type="dxa" w:w="40"/>
+              <w:left w:type="dxa" w:w="120"/>
+              <w:bottom w:type="dxa" w:w="40"/>
+              <w:right w:type="dxa" w:w="120"/>
+            </w:tcMar>
+            <w:vAlign w:val="top"/>
+          </w:tcPr>
+          <w:p>
+            <w:r>
+              <w:rPr>
+                <w:sz w:val="20"/>
+                <w:szCs w:val="20"/>
+              </w:rPr>
+              <w:t xml:space="preserve">10</w:t>
+            </w:r>
+          </w:p>
+        </w:tc>
+        <w:tc>
+          <w:tcPr>
+            <w:tcW w:type="dxa" w:w="4043"/>
+            <w:tcBorders>
+              <w:top w:val="single" w:color="D1D5DB" w:sz="4"/>
+              <w:left w:val="single" w:color="D1D5DB" w:sz="4"/>
+              <w:bottom w:val="single" w:color="D1D5DB" w:sz="4"/>
+              <w:right w:val="single" w:color="D1D5DB" w:sz="4"/>
+            </w:tcBorders>
+            <w:shd w:fill="FFFFFF" w:color="auto" w:val="clear"/>
+            <w:tcMar>
+              <w:top w:type="dxa" w:w="40"/>
+              <w:left w:type="dxa" w:w="120"/>
+              <w:bottom w:type="dxa" w:w="40"/>
+              <w:right w:type="dxa" w:w="120"/>
+            </w:tcMar>
+            <w:vAlign w:val="top"/>
+          </w:tcPr>
+          <w:p>
+            <w:r>
+              <w:rPr>
+                <w:sz w:val="20"/>
+                <w:szCs w:val="20"/>
+              </w:rPr>
+              <w:t xml:space="preserve">CC BY-NC 4.0 (non-commercial)</w:t>
+            </w:r>
+          </w:p>
+        </w:tc>
+      </w:tr>
+      <w:tr>
+        <w:trPr>
+          <w:cantSplit/>
+        </w:trPr>
+        <w:tc>
+          <w:tcPr>
+            <w:tcW w:type="dxa" w:w="4041"/>
+            <w:tcBorders>
+              <w:top w:val="single" w:color="D1D5DB" w:sz="4"/>
+              <w:left w:val="single" w:color="D1D5DB" w:sz="4"/>
+              <w:bottom w:val="single" w:color="D1D5DB" w:sz="4"/>
+              <w:right w:val="single" w:color="D1D5DB" w:sz="4"/>
+            </w:tcBorders>
+            <w:shd w:fill="EEF0FF" w:color="auto" w:val="clear"/>
+            <w:tcMar>
+              <w:top w:type="dxa" w:w="40"/>
+              <w:left w:type="dxa" w:w="120"/>
+              <w:bottom w:type="dxa" w:w="40"/>
+              <w:right w:type="dxa" w:w="120"/>
+            </w:tcMar>
+            <w:vAlign w:val="top"/>
+          </w:tcPr>
+          <w:p>
+            <w:r>
+              <w:rPr>
+                <w:b/>
+                <w:bCs/>
+                <w:sz w:val="20"/>
+                <w:szCs w:val="20"/>
+              </w:rPr>
+              <w:t xml:space="preserve">all-MiniLM-L6-v2 (Sentence Transformers; CPU core)</w:t>
+            </w:r>
+          </w:p>
+        </w:tc>
+        <w:tc>
+          <w:tcPr>
+            <w:tcW w:type="dxa" w:w="1328"/>
+            <w:tcBorders>
+              <w:top w:val="single" w:color="D1D5DB" w:sz="4"/>
+              <w:left w:val="single" w:color="D1D5DB" w:sz="4"/>
+              <w:bottom w:val="single" w:color="D1D5DB" w:sz="4"/>
+              <w:right w:val="single" w:color="D1D5DB" w:sz="4"/>
+            </w:tcBorders>
+            <w:shd w:fill="EEF0FF" w:color="auto" w:val="clear"/>
+            <w:tcMar>
+              <w:top w:type="dxa" w:w="40"/>
+              <w:left w:type="dxa" w:w="120"/>
+              <w:bottom w:type="dxa" w:w="40"/>
+              <w:right w:type="dxa" w:w="120"/>
+            </w:tcMar>
+            <w:vAlign w:val="top"/>
+          </w:tcPr>
+          <w:p>
+            <w:r>
+              <w:rPr>
+                <w:sz w:val="20"/>
+                <w:szCs w:val="20"/>
+              </w:rPr>
+              <w:t xml:space="preserve">12</w:t>
+            </w:r>
+          </w:p>
+        </w:tc>
+        <w:tc>
+          <w:tcPr>
+            <w:tcW w:type="dxa" w:w="4043"/>
+            <w:tcBorders>
+              <w:top w:val="single" w:color="D1D5DB" w:sz="4"/>
+              <w:left w:val="single" w:color="D1D5DB" w:sz="4"/>
+              <w:bottom w:val="single" w:color="D1D5DB" w:sz="4"/>
+              <w:right w:val="single" w:color="D1D5DB" w:sz="4"/>
+            </w:tcBorders>
+            <w:shd w:fill="EEF0FF" w:color="auto" w:val="clear"/>
+            <w:tcMar>
+              <w:top w:type="dxa" w:w="40"/>
+              <w:left w:type="dxa" w:w="120"/>
+              <w:bottom w:type="dxa" w:w="40"/>
+              <w:right w:type="dxa" w:w="120"/>
+            </w:tcMar>
+            <w:vAlign w:val="top"/>
+          </w:tcPr>
+          <w:p>
+            <w:r>
+              <w:rPr>
+                <w:sz w:val="20"/>
+                <w:szCs w:val="20"/>
+              </w:rPr>
+              <w:t xml:space="preserve">Apache-2.0</w:t>
+            </w:r>
+          </w:p>
+        </w:tc>
+      </w:tr>
+      <w:tr>
+        <w:trPr>
+          <w:cantSplit/>
+        </w:trPr>
+        <w:tc>
+          <w:tcPr>
+            <w:tcW w:type="dxa" w:w="4041"/>
+            <w:tcBorders>
+              <w:top w:val="single" w:color="D1D5DB" w:sz="4"/>
+              <w:left w:val="single" w:color="D1D5DB" w:sz="4"/>
+              <w:bottom w:val="single" w:color="D1D5DB" w:sz="4"/>
+              <w:right w:val="single" w:color="D1D5DB" w:sz="4"/>
+            </w:tcBorders>
+            <w:shd w:fill="FFFFFF" w:color="auto" w:val="clear"/>
+            <w:tcMar>
+              <w:top w:type="dxa" w:w="40"/>
+              <w:left w:type="dxa" w:w="120"/>
+              <w:bottom w:type="dxa" w:w="40"/>
+              <w:right w:type="dxa" w:w="120"/>
+            </w:tcMar>
+            <w:vAlign w:val="top"/>
+          </w:tcPr>
+          <w:p>
+            <w:r>
+              <w:rPr>
+                <w:b/>
+                <w:bCs/>
+                <w:sz w:val="20"/>
+                <w:szCs w:val="20"/>
+              </w:rPr>
+              <w:t xml:space="preserve">BGE-small-en v1.5 (BAAI); ms-marco MiniLM cross-encoder (archive/stretch)</w:t>
+            </w:r>
+          </w:p>
+        </w:tc>
+        <w:tc>
+          <w:tcPr>
+            <w:tcW w:type="dxa" w:w="1328"/>
+            <w:tcBorders>
+              <w:top w:val="single" w:color="D1D5DB" w:sz="4"/>
+              <w:left w:val="single" w:color="D1D5DB" w:sz="4"/>
+              <w:bottom w:val="single" w:color="D1D5DB" w:sz="4"/>
+              <w:right w:val="single" w:color="D1D5DB" w:sz="4"/>
+            </w:tcBorders>
+            <w:shd w:fill="FFFFFF" w:color="auto" w:val="clear"/>
+            <w:tcMar>
+              <w:top w:type="dxa" w:w="40"/>
+              <w:left w:type="dxa" w:w="120"/>
+              <w:bottom w:type="dxa" w:w="40"/>
+              <w:right w:type="dxa" w:w="120"/>
+            </w:tcMar>
+            <w:vAlign w:val="top"/>
+          </w:tcPr>
+          <w:p>
+            <w:r>
+              <w:rPr>
+                <w:sz w:val="20"/>
+                <w:szCs w:val="20"/>
+              </w:rPr>
+              <w:t xml:space="preserve">12</w:t>
+            </w:r>
+          </w:p>
+        </w:tc>
+        <w:tc>
+          <w:tcPr>
+            <w:tcW w:type="dxa" w:w="4043"/>
+            <w:tcBorders>
+              <w:top w:val="single" w:color="D1D5DB" w:sz="4"/>
+              <w:left w:val="single" w:color="D1D5DB" w:sz="4"/>
+              <w:bottom w:val="single" w:color="D1D5DB" w:sz="4"/>
+              <w:right w:val="single" w:color="D1D5DB" w:sz="4"/>
+            </w:tcBorders>
+            <w:shd w:fill="FFFFFF" w:color="auto" w:val="clear"/>
+            <w:tcMar>
+              <w:top w:type="dxa" w:w="40"/>
+              <w:left w:type="dxa" w:w="120"/>
+              <w:bottom w:type="dxa" w:w="40"/>
+              <w:right w:type="dxa" w:w="120"/>
+            </w:tcMar>
+            <w:vAlign w:val="top"/>
+          </w:tcPr>
+          <w:p>
+            <w:r>
+              <w:rPr>
+                <w:sz w:val="20"/>
+                <w:szCs w:val="20"/>
+              </w:rPr>
+              <w:t xml:space="preserve">MIT; Apache-2.0</w:t>
+            </w:r>
+          </w:p>
+        </w:tc>
+      </w:tr>
+      <w:tr>
+        <w:trPr>
+          <w:cantSplit/>
+        </w:trPr>
+        <w:tc>
+          <w:tcPr>
+            <w:tcW w:type="dxa" w:w="4041"/>
+            <w:tcBorders>
+              <w:top w:val="single" w:color="D1D5DB" w:sz="4"/>
+              <w:left w:val="single" w:color="D1D5DB" w:sz="4"/>
+              <w:bottom w:val="single" w:color="D1D5DB" w:sz="4"/>
+              <w:right w:val="single" w:color="D1D5DB" w:sz="4"/>
+            </w:tcBorders>
+            <w:shd w:fill="EEF0FF" w:color="auto" w:val="clear"/>
+            <w:tcMar>
+              <w:top w:type="dxa" w:w="40"/>
+              <w:left w:type="dxa" w:w="120"/>
+              <w:bottom w:type="dxa" w:w="40"/>
+              <w:right w:type="dxa" w:w="120"/>
+            </w:tcMar>
+            <w:vAlign w:val="top"/>
+          </w:tcPr>
+          <w:p>
+            <w:r>
+              <w:rPr>
+                <w:b/>
+                <w:bCs/>
+                <w:sz w:val="20"/>
+                <w:szCs w:val="20"/>
+              </w:rPr>
+              <w:t xml:space="preserve">MNIST, Fashion-MNIST (torchvision)</w:t>
+            </w:r>
+          </w:p>
+        </w:tc>
+        <w:tc>
+          <w:tcPr>
+            <w:tcW w:type="dxa" w:w="1328"/>
+            <w:tcBorders>
+              <w:top w:val="single" w:color="D1D5DB" w:sz="4"/>
+              <w:left w:val="single" w:color="D1D5DB" w:sz="4"/>
+              <w:bottom w:val="single" w:color="D1D5DB" w:sz="4"/>
+              <w:right w:val="single" w:color="D1D5DB" w:sz="4"/>
+            </w:tcBorders>
+            <w:shd w:fill="EEF0FF" w:color="auto" w:val="clear"/>
+            <w:tcMar>
+              <w:top w:type="dxa" w:w="40"/>
+              <w:left w:type="dxa" w:w="120"/>
+              <w:bottom w:type="dxa" w:w="40"/>
+              <w:right w:type="dxa" w:w="120"/>
+            </w:tcMar>
+            <w:vAlign w:val="top"/>
+          </w:tcPr>
+          <w:p>
+            <w:r>
+              <w:rPr>
+                <w:sz w:val="20"/>
+                <w:szCs w:val="20"/>
+              </w:rPr>
+              <w:t xml:space="preserve">2, 3, 4</w:t>
+            </w:r>
+          </w:p>
+        </w:tc>
+        <w:tc>
+          <w:tcPr>
+            <w:tcW w:type="dxa" w:w="4043"/>
+            <w:tcBorders>
+              <w:top w:val="single" w:color="D1D5DB" w:sz="4"/>
+              <w:left w:val="single" w:color="D1D5DB" w:sz="4"/>
+              <w:bottom w:val="single" w:color="D1D5DB" w:sz="4"/>
+              <w:right w:val="single" w:color="D1D5DB" w:sz="4"/>
+            </w:tcBorders>
+            <w:shd w:fill="EEF0FF" w:color="auto" w:val="clear"/>
+            <w:tcMar>
+              <w:top w:type="dxa" w:w="40"/>
+              <w:left w:type="dxa" w:w="120"/>
+              <w:bottom w:type="dxa" w:w="40"/>
+              <w:right w:type="dxa" w:w="120"/>
+            </w:tcMar>
+            <w:vAlign w:val="top"/>
+          </w:tcPr>
+          <w:p>
+            <w:r>
+              <w:rPr>
+                <w:sz w:val="20"/>
+                <w:szCs w:val="20"/>
+              </w:rPr>
+              <w:t xml:space="preserve">Research and teaching use; Fashion-MNIST MIT</w:t>
+            </w:r>
+          </w:p>
+        </w:tc>
+      </w:tr>
+      <w:tr>
+        <w:trPr>
+          <w:cantSplit/>
+        </w:trPr>
+        <w:tc>
+          <w:tcPr>
+            <w:tcW w:type="dxa" w:w="4041"/>
+            <w:tcBorders>
+              <w:top w:val="single" w:color="D1D5DB" w:sz="4"/>
+              <w:left w:val="single" w:color="D1D5DB" w:sz="4"/>
+              <w:bottom w:val="single" w:color="D1D5DB" w:sz="4"/>
+              <w:right w:val="single" w:color="D1D5DB" w:sz="4"/>
+            </w:tcBorders>
+            <w:shd w:fill="FFFFFF" w:color="auto" w:val="clear"/>
+            <w:tcMar>
+              <w:top w:type="dxa" w:w="40"/>
+              <w:left w:type="dxa" w:w="120"/>
+              <w:bottom w:type="dxa" w:w="40"/>
+              <w:right w:type="dxa" w:w="120"/>
+            </w:tcMar>
+            <w:vAlign w:val="top"/>
+          </w:tcPr>
+          <w:p>
+            <w:r>
+              <w:rPr>
+                <w:b/>
+                <w:bCs/>
+                <w:sz w:val="20"/>
+                <w:szCs w:val="20"/>
+              </w:rPr>
+              <w:t xml:space="preserve">Tiny Shakespeare; makemore names (Karpathy)</w:t>
+            </w:r>
+          </w:p>
+        </w:tc>
+        <w:tc>
+          <w:tcPr>
+            <w:tcW w:type="dxa" w:w="1328"/>
+            <w:tcBorders>
+              <w:top w:val="single" w:color="D1D5DB" w:sz="4"/>
+              <w:left w:val="single" w:color="D1D5DB" w:sz="4"/>
+              <w:bottom w:val="single" w:color="D1D5DB" w:sz="4"/>
+              <w:right w:val="single" w:color="D1D5DB" w:sz="4"/>
+            </w:tcBorders>
+            <w:shd w:fill="FFFFFF" w:color="auto" w:val="clear"/>
+            <w:tcMar>
+              <w:top w:type="dxa" w:w="40"/>
+              <w:left w:type="dxa" w:w="120"/>
+              <w:bottom w:type="dxa" w:w="40"/>
+              <w:right w:type="dxa" w:w="120"/>
+            </w:tcMar>
+            <w:vAlign w:val="top"/>
+          </w:tcPr>
+          <w:p>
+            <w:r>
+              <w:rPr>
+                <w:sz w:val="20"/>
+                <w:szCs w:val="20"/>
+              </w:rPr>
+              <w:t xml:space="preserve">5; 1</w:t>
+            </w:r>
+          </w:p>
+        </w:tc>
+        <w:tc>
+          <w:tcPr>
+            <w:tcW w:type="dxa" w:w="4043"/>
+            <w:tcBorders>
+              <w:top w:val="single" w:color="D1D5DB" w:sz="4"/>
+              <w:left w:val="single" w:color="D1D5DB" w:sz="4"/>
+              <w:bottom w:val="single" w:color="D1D5DB" w:sz="4"/>
+              <w:right w:val="single" w:color="D1D5DB" w:sz="4"/>
+            </w:tcBorders>
+            <w:shd w:fill="FFFFFF" w:color="auto" w:val="clear"/>
+            <w:tcMar>
+              <w:top w:type="dxa" w:w="40"/>
+              <w:left w:type="dxa" w:w="120"/>
+              <w:bottom w:type="dxa" w:w="40"/>
+              <w:right w:type="dxa" w:w="120"/>
+            </w:tcMar>
+            <w:vAlign w:val="top"/>
+          </w:tcPr>
+          <w:p>
+            <w:r>
+              <w:rPr>
+                <w:sz w:val="20"/>
+                <w:szCs w:val="20"/>
+              </w:rPr>
+              <w:t xml:space="preserve">Public-domain text; MIT</w:t>
+            </w:r>
+          </w:p>
+        </w:tc>
+      </w:tr>
+      <w:tr>
+        <w:trPr>
+          <w:cantSplit/>
+        </w:trPr>
+        <w:tc>
+          <w:tcPr>
+            <w:tcW w:type="dxa" w:w="4041"/>
+            <w:tcBorders>
+              <w:top w:val="single" w:color="D1D5DB" w:sz="4"/>
+              <w:left w:val="single" w:color="D1D5DB" w:sz="4"/>
+              <w:bottom w:val="single" w:color="D1D5DB" w:sz="4"/>
+              <w:right w:val="single" w:color="D1D5DB" w:sz="4"/>
+            </w:tcBorders>
+            <w:shd w:fill="EEF0FF" w:color="auto" w:val="clear"/>
+            <w:tcMar>
+              <w:top w:type="dxa" w:w="40"/>
+              <w:left w:type="dxa" w:w="120"/>
+              <w:bottom w:type="dxa" w:w="40"/>
+              <w:right w:type="dxa" w:w="120"/>
+            </w:tcMar>
+            <w:vAlign w:val="top"/>
+          </w:tcPr>
+          <w:p>
+            <w:r>
+              <w:rPr>
+                <w:b/>
+                <w:bCs/>
+                <w:sz w:val="20"/>
+                <w:szCs w:val="20"/>
+              </w:rPr>
+              <w:t xml:space="preserve">Banking77 (PolyAI)</w:t>
+            </w:r>
+          </w:p>
+        </w:tc>
+        <w:tc>
+          <w:tcPr>
+            <w:tcW w:type="dxa" w:w="1328"/>
+            <w:tcBorders>
+              <w:top w:val="single" w:color="D1D5DB" w:sz="4"/>
+              <w:left w:val="single" w:color="D1D5DB" w:sz="4"/>
+              <w:bottom w:val="single" w:color="D1D5DB" w:sz="4"/>
+              <w:right w:val="single" w:color="D1D5DB" w:sz="4"/>
+            </w:tcBorders>
+            <w:shd w:fill="EEF0FF" w:color="auto" w:val="clear"/>
+            <w:tcMar>
+              <w:top w:type="dxa" w:w="40"/>
+              <w:left w:type="dxa" w:w="120"/>
+              <w:bottom w:type="dxa" w:w="40"/>
+              <w:right w:type="dxa" w:w="120"/>
+            </w:tcMar>
+            <w:vAlign w:val="top"/>
+          </w:tcPr>
+          <w:p>
+            <w:r>
+              <w:rPr>
+                <w:sz w:val="20"/>
+                <w:szCs w:val="20"/>
+              </w:rPr>
+              <w:t xml:space="preserve">8</w:t>
+            </w:r>
+          </w:p>
+        </w:tc>
+        <w:tc>
+          <w:tcPr>
+            <w:tcW w:type="dxa" w:w="4043"/>
+            <w:tcBorders>
+              <w:top w:val="single" w:color="D1D5DB" w:sz="4"/>
+              <w:left w:val="single" w:color="D1D5DB" w:sz="4"/>
+              <w:bottom w:val="single" w:color="D1D5DB" w:sz="4"/>
+              <w:right w:val="single" w:color="D1D5DB" w:sz="4"/>
+            </w:tcBorders>
+            <w:shd w:fill="EEF0FF" w:color="auto" w:val="clear"/>
+            <w:tcMar>
+              <w:top w:type="dxa" w:w="40"/>
+              <w:left w:type="dxa" w:w="120"/>
+              <w:bottom w:type="dxa" w:w="40"/>
+              <w:right w:type="dxa" w:w="120"/>
+            </w:tcMar>
+            <w:vAlign w:val="top"/>
+          </w:tcPr>
+          <w:p>
+            <w:r>
+              <w:rPr>
+                <w:sz w:val="20"/>
+                <w:szCs w:val="20"/>
+              </w:rPr>
+              <w:t xml:space="preserve">CC BY 4.0 (original release)</w:t>
+            </w:r>
+          </w:p>
+        </w:tc>
+      </w:tr>
+      <w:tr>
+        <w:trPr>
+          <w:cantSplit/>
+        </w:trPr>
+        <w:tc>
+          <w:tcPr>
+            <w:tcW w:type="dxa" w:w="4041"/>
+            <w:tcBorders>
+              <w:top w:val="single" w:color="D1D5DB" w:sz="4"/>
+              <w:left w:val="single" w:color="D1D5DB" w:sz="4"/>
+              <w:bottom w:val="single" w:color="D1D5DB" w:sz="4"/>
+              <w:right w:val="single" w:color="D1D5DB" w:sz="4"/>
+            </w:tcBorders>
+            <w:shd w:fill="FFFFFF" w:color="auto" w:val="clear"/>
+            <w:tcMar>
+              <w:top w:type="dxa" w:w="40"/>
+              <w:left w:type="dxa" w:w="120"/>
+              <w:bottom w:type="dxa" w:w="40"/>
+              <w:right w:type="dxa" w:w="120"/>
+            </w:tcMar>
+            <w:vAlign w:val="top"/>
+          </w:tcPr>
+          <w:p>
+            <w:r>
+              <w:rPr>
+                <w:b/>
+                <w:bCs/>
+                <w:sz w:val="20"/>
+                <w:szCs w:val="20"/>
+              </w:rPr>
+              <w:t xml:space="preserve">CIFAR-10; LibriSpeech sample clips</w:t>
+            </w:r>
+          </w:p>
+        </w:tc>
+        <w:tc>
+          <w:tcPr>
+            <w:tcW w:type="dxa" w:w="1328"/>
+            <w:tcBorders>
+              <w:top w:val="single" w:color="D1D5DB" w:sz="4"/>
+              <w:left w:val="single" w:color="D1D5DB" w:sz="4"/>
+              <w:bottom w:val="single" w:color="D1D5DB" w:sz="4"/>
+              <w:right w:val="single" w:color="D1D5DB" w:sz="4"/>
+            </w:tcBorders>
+            <w:shd w:fill="FFFFFF" w:color="auto" w:val="clear"/>
+            <w:tcMar>
+              <w:top w:type="dxa" w:w="40"/>
+              <w:left w:type="dxa" w:w="120"/>
+              <w:bottom w:type="dxa" w:w="40"/>
+              <w:right w:type="dxa" w:w="120"/>
+            </w:tcMar>
+            <w:vAlign w:val="top"/>
+          </w:tcPr>
+          <w:p>
+            <w:r>
+              <w:rPr>
+                <w:sz w:val="20"/>
+                <w:szCs w:val="20"/>
+              </w:rPr>
+              <w:t xml:space="preserve">9</w:t>
+            </w:r>
+          </w:p>
+        </w:tc>
+        <w:tc>
+          <w:tcPr>
+            <w:tcW w:type="dxa" w:w="4043"/>
+            <w:tcBorders>
+              <w:top w:val="single" w:color="D1D5DB" w:sz="4"/>
+              <w:left w:val="single" w:color="D1D5DB" w:sz="4"/>
+              <w:bottom w:val="single" w:color="D1D5DB" w:sz="4"/>
+              <w:right w:val="single" w:color="D1D5DB" w:sz="4"/>
+            </w:tcBorders>
+            <w:shd w:fill="FFFFFF" w:color="auto" w:val="clear"/>
+            <w:tcMar>
+              <w:top w:type="dxa" w:w="40"/>
+              <w:left w:type="dxa" w:w="120"/>
+              <w:bottom w:type="dxa" w:w="40"/>
+              <w:right w:type="dxa" w:w="120"/>
+            </w:tcMar>
+            <w:vAlign w:val="top"/>
+          </w:tcPr>
+          <w:p>
+            <w:r>
+              <w:rPr>
+                <w:sz w:val="20"/>
+                <w:szCs w:val="20"/>
+              </w:rPr>
+              <w:t xml:space="preserve">Research use; CC BY 4.0</w:t>
+            </w:r>
+          </w:p>
+        </w:tc>
+      </w:tr>
+    </w:tbl>
+    <w:p>
+      <w:pPr>
+        <w:spacing w:after="120"/>
+      </w:pPr>
+    </w:p>
+    <w:p>
+      <w:pPr>
+        <w:keepNext w:val="false"/>
+        <w:keepLines/>
+        <w:spacing w:after="140" w:line="288"/>
+      </w:pPr>
+      <w:r>
+        <w:t xml:space="preserve">The publisher cards for </w:t>
+      </w:r>
+      <w:hyperlink w:history="1" r:id="rIdhbee9n3ctshunpbhjmi5u">
+        <w:r>
+          <w:rPr>
+            <w:color w:val="4F46E5"/>
+            <w:u w:val="single"/>
+          </w:rPr>
+          <w:t xml:space="preserve">SmolLM2-135M-Instruct</w:t>
+        </w:r>
+      </w:hyperlink>
+      <w:r>
+        <w:t xml:space="preserve">, </w:t>
+      </w:r>
+      <w:hyperlink w:history="1" r:id="rIdmx4c2r0fmaqhzg5ksl_ae">
+        <w:r>
+          <w:rPr>
+            <w:color w:val="4F46E5"/>
+            <w:u w:val="single"/>
+          </w:rPr>
+          <w:t xml:space="preserve">SmolVLM-256M-Instruct</w:t>
+        </w:r>
+      </w:hyperlink>
+      <w:r>
+        <w:t xml:space="preserve"> and </w:t>
+      </w:r>
+      <w:hyperlink w:history="1" r:id="rIdllsrozx6tra9ndmzcpb_a">
+        <w:r>
+          <w:rPr>
+            <w:color w:val="4F46E5"/>
+            <w:u w:val="single"/>
+          </w:rPr>
+          <w:t xml:space="preserve">all-MiniLM-L6-v2</w:t>
+        </w:r>
+      </w:hyperlink>
+      <w:r>
+        <w:t xml:space="preserve"> specify Apache 2.0, checked on 11 October 2026. Keep checkpoint identity and the full licence with a project; archived or optional models may use different terms.</w:t>
+      </w:r>
+    </w:p>
+    <w:p>
+      <w:pPr>
+        <w:pStyle w:val="Heading1"/>
+        <w:keepNext/>
+      </w:pPr>
+      <w:r>
         <w:t xml:space="preserve">How the materials were produced and checked</w:t>
       </w:r>
     </w:p>
@@ -7791,7 +9769,7 @@
         <w:keepLines/>
         <w:numPr>
           <w:ilvl w:val="0"/>
-          <w:numId w:val="6"/>
+          <w:numId w:val="5"/>
         </w:numPr>
         <w:spacing w:after="80" w:line="276"/>
       </w:pPr>
@@ -7812,7 +9790,7 @@
         <w:keepLines/>
         <w:numPr>
           <w:ilvl w:val="0"/>
-          <w:numId w:val="6"/>
+          <w:numId w:val="5"/>
         </w:numPr>
         <w:spacing w:after="80" w:line="276"/>
       </w:pPr>
@@ -7833,7 +9811,7 @@
         <w:keepLines/>
         <w:numPr>
           <w:ilvl w:val="0"/>
-          <w:numId w:val="6"/>
+          <w:numId w:val="5"/>
         </w:numPr>
         <w:spacing w:after="80" w:line="276"/>
       </w:pPr>
@@ -7845,7 +9823,7 @@
         <w:t xml:space="preserve">Automated checks.</w:t>
       </w:r>
       <w:r>
-        <w:t xml:space="preserve"> The lab runner executes solution notebooks in a quick "smoke" mode. Every week is checked for its authored slide count, speaker notes, required teaching-note sections and coverage of Section 7.3. The beginner-pack check verifies editable slide diagrams, notebook attachments, Python syntax and student/solution separation. The diagram check verifies that arrows touch their blocks. Render the slides and notes after a rebuild and inspect the page images and measured text bounds.</w:t>
+        <w:t xml:space="preserve"> Smoke mode tests small settings; full CPU mode measures the required core. The checks cover the authored slide count, strict speaker-note template, Section 7.3 coverage, editable diagrams, notebook attachments, Python syntax, semantic TODO helpers and student/solution separation. Diagram checks cover labelled routes, operation roles and shared geometry. After a rebuild, inspect every rendered slide, Word page and diagram beside the text-bound reports. Final release gates and rendered review must be recorded against the current sources.</w:t>
       </w:r>
     </w:p>
     <w:p>
@@ -7854,7 +9832,7 @@
         <w:keepLines/>
         <w:numPr>
           <w:ilvl w:val="0"/>
-          <w:numId w:val="6"/>
+          <w:numId w:val="5"/>
         </w:numPr>
         <w:spacing w:after="80" w:line="276"/>
       </w:pPr>
@@ -7913,8 +9891,8 @@
       </w:tblPr>
       <w:tblGrid>
         <w:gridCol w:w="1680"/>
-        <w:gridCol w:w="4095"/>
-        <w:gridCol w:w="3637"/>
+        <w:gridCol w:w="4004"/>
+        <w:gridCol w:w="3728"/>
       </w:tblGrid>
       <w:tr>
         <w:trPr>
@@ -7954,7 +9932,7 @@
         </w:tc>
         <w:tc>
           <w:tcPr>
-            <w:tcW w:type="dxa" w:w="4095"/>
+            <w:tcW w:type="dxa" w:w="4004"/>
             <w:tcBorders>
               <w:top w:val="single" w:color="D1D5DB" w:sz="4"/>
               <w:left w:val="single" w:color="D1D5DB" w:sz="4"/>
@@ -7985,7 +9963,7 @@
         </w:tc>
         <w:tc>
           <w:tcPr>
-            <w:tcW w:type="dxa" w:w="3637"/>
+            <w:tcW w:type="dxa" w:w="3728"/>
             <w:tcBorders>
               <w:top w:val="single" w:color="D1D5DB" w:sz="4"/>
               <w:left w:val="single" w:color="D1D5DB" w:sz="4"/>
@@ -8051,7 +10029,7 @@
         </w:tc>
         <w:tc>
           <w:tcPr>
-            <w:tcW w:type="dxa" w:w="4095"/>
+            <w:tcW w:type="dxa" w:w="4004"/>
             <w:tcBorders>
               <w:top w:val="single" w:color="D1D5DB" w:sz="4"/>
               <w:left w:val="single" w:color="D1D5DB" w:sz="4"/>
@@ -8081,7 +10059,7 @@
         </w:tc>
         <w:tc>
           <w:tcPr>
-            <w:tcW w:type="dxa" w:w="3637"/>
+            <w:tcW w:type="dxa" w:w="3728"/>
             <w:tcBorders>
               <w:top w:val="single" w:color="D1D5DB" w:sz="4"/>
               <w:left w:val="single" w:color="D1D5DB" w:sz="4"/>
@@ -8153,7 +10131,7 @@
         </w:tc>
         <w:tc>
           <w:tcPr>
-            <w:tcW w:type="dxa" w:w="4095"/>
+            <w:tcW w:type="dxa" w:w="4004"/>
             <w:tcBorders>
               <w:top w:val="single" w:color="D1D5DB" w:sz="4"/>
               <w:left w:val="single" w:color="D1D5DB" w:sz="4"/>
@@ -8183,7 +10161,7 @@
         </w:tc>
         <w:tc>
           <w:tcPr>
-            <w:tcW w:type="dxa" w:w="3637"/>
+            <w:tcW w:type="dxa" w:w="3728"/>
             <w:tcBorders>
               <w:top w:val="single" w:color="D1D5DB" w:sz="4"/>
               <w:left w:val="single" w:color="D1D5DB" w:sz="4"/>
@@ -8248,7 +10226,7 @@
         </w:tc>
         <w:tc>
           <w:tcPr>
-            <w:tcW w:type="dxa" w:w="4095"/>
+            <w:tcW w:type="dxa" w:w="4004"/>
             <w:tcBorders>
               <w:top w:val="single" w:color="D1D5DB" w:sz="4"/>
               <w:left w:val="single" w:color="D1D5DB" w:sz="4"/>
@@ -8278,7 +10256,7 @@
         </w:tc>
         <w:tc>
           <w:tcPr>
-            <w:tcW w:type="dxa" w:w="3637"/>
+            <w:tcW w:type="dxa" w:w="3728"/>
             <w:tcBorders>
               <w:top w:val="single" w:color="D1D5DB" w:sz="4"/>
               <w:left w:val="single" w:color="D1D5DB" w:sz="4"/>
@@ -8343,7 +10321,7 @@
         </w:tc>
         <w:tc>
           <w:tcPr>
-            <w:tcW w:type="dxa" w:w="4095"/>
+            <w:tcW w:type="dxa" w:w="4004"/>
             <w:tcBorders>
               <w:top w:val="single" w:color="D1D5DB" w:sz="4"/>
               <w:left w:val="single" w:color="D1D5DB" w:sz="4"/>
@@ -8373,7 +10351,7 @@
         </w:tc>
         <w:tc>
           <w:tcPr>
-            <w:tcW w:type="dxa" w:w="3637"/>
+            <w:tcW w:type="dxa" w:w="3728"/>
             <w:tcBorders>
               <w:top w:val="single" w:color="D1D5DB" w:sz="4"/>
               <w:left w:val="single" w:color="D1D5DB" w:sz="4"/>
@@ -8438,7 +10416,7 @@
         </w:tc>
         <w:tc>
           <w:tcPr>
-            <w:tcW w:type="dxa" w:w="4095"/>
+            <w:tcW w:type="dxa" w:w="4004"/>
             <w:tcBorders>
               <w:top w:val="single" w:color="D1D5DB" w:sz="4"/>
               <w:left w:val="single" w:color="D1D5DB" w:sz="4"/>
@@ -8468,7 +10446,7 @@
         </w:tc>
         <w:tc>
           <w:tcPr>
-            <w:tcW w:type="dxa" w:w="3637"/>
+            <w:tcW w:type="dxa" w:w="3728"/>
             <w:tcBorders>
               <w:top w:val="single" w:color="D1D5DB" w:sz="4"/>
               <w:left w:val="single" w:color="D1D5DB" w:sz="4"/>
@@ -8549,7 +10527,7 @@
         </w:tc>
         <w:tc>
           <w:tcPr>
-            <w:tcW w:type="dxa" w:w="4095"/>
+            <w:tcW w:type="dxa" w:w="4004"/>
             <w:tcBorders>
               <w:top w:val="single" w:color="D1D5DB" w:sz="4"/>
               <w:left w:val="single" w:color="D1D5DB" w:sz="4"/>
@@ -8579,7 +10557,7 @@
         </w:tc>
         <w:tc>
           <w:tcPr>
-            <w:tcW w:type="dxa" w:w="3637"/>
+            <w:tcW w:type="dxa" w:w="3728"/>
             <w:tcBorders>
               <w:top w:val="single" w:color="D1D5DB" w:sz="4"/>
               <w:left w:val="single" w:color="D1D5DB" w:sz="4"/>
@@ -8644,29 +10622,29 @@
         </w:tc>
         <w:tc>
           <w:tcPr>
-            <w:tcW w:type="dxa" w:w="4095"/>
-            <w:tcBorders>
-              <w:top w:val="single" w:color="D1D5DB" w:sz="4"/>
-              <w:left w:val="single" w:color="D1D5DB" w:sz="4"/>
-              <w:bottom w:val="single" w:color="D1D5DB" w:sz="4"/>
-              <w:right w:val="single" w:color="D1D5DB" w:sz="4"/>
-            </w:tcBorders>
-            <w:shd w:fill="EEF0FF" w:color="auto" w:val="clear"/>
-            <w:tcMar>
-              <w:top w:type="dxa" w:w="40"/>
-              <w:left w:type="dxa" w:w="120"/>
-              <w:bottom w:type="dxa" w:w="40"/>
-              <w:right w:type="dxa" w:w="120"/>
-            </w:tcMar>
-            <w:vAlign w:val="top"/>
-          </w:tcPr>
-          <w:p>
-            <w:r>
-              <w:rPr>
-                <w:sz w:val="20"/>
-                <w:szCs w:val="20"/>
-              </w:rPr>
-              <w:t xml:space="preserve">rebuild the week (the runner executes the built notebook), then re-run it with </w:t>
+            <w:tcW w:type="dxa" w:w="4004"/>
+            <w:tcBorders>
+              <w:top w:val="single" w:color="D1D5DB" w:sz="4"/>
+              <w:left w:val="single" w:color="D1D5DB" w:sz="4"/>
+              <w:bottom w:val="single" w:color="D1D5DB" w:sz="4"/>
+              <w:right w:val="single" w:color="D1D5DB" w:sz="4"/>
+            </w:tcBorders>
+            <w:shd w:fill="EEF0FF" w:color="auto" w:val="clear"/>
+            <w:tcMar>
+              <w:top w:type="dxa" w:w="40"/>
+              <w:left w:type="dxa" w:w="120"/>
+              <w:bottom w:type="dxa" w:w="40"/>
+              <w:right w:type="dxa" w:w="120"/>
+            </w:tcMar>
+            <w:vAlign w:val="top"/>
+          </w:tcPr>
+          <w:p>
+            <w:r>
+              <w:rPr>
+                <w:sz w:val="20"/>
+                <w:szCs w:val="20"/>
+              </w:rPr>
+              <w:t xml:space="preserve">rebuild the week, run </w:t>
             </w:r>
             <w:r>
               <w:rPr>
@@ -8675,14 +10653,14 @@
                 <w:sz w:val="20"/>
                 <w:szCs w:val="20"/>
               </w:rPr>
-              <w:t xml:space="preserve">tools/test_labs.py --full</w:t>
-            </w:r>
-            <w:r>
-              <w:rPr>
-                <w:sz w:val="20"/>
-                <w:szCs w:val="20"/>
-              </w:rPr>
-              <w:t xml:space="preserve"> and </w:t>
+              <w:t xml:space="preserve">tools/test_labs.py --weeks XX --full --device cpu</w:t>
+            </w:r>
+            <w:r>
+              <w:rPr>
+                <w:sz w:val="20"/>
+                <w:szCs w:val="20"/>
+              </w:rPr>
+              <w:t xml:space="preserve"> with </w:t>
             </w:r>
             <w:r>
               <w:rPr>
@@ -8698,7 +10676,7 @@
                 <w:sz w:val="20"/>
                 <w:szCs w:val="20"/>
               </w:rPr>
-              <w:t xml:space="preserve"> set, or run </w:t>
+              <w:t xml:space="preserve"> pointing to a scratch </w:t>
             </w:r>
             <w:r>
               <w:rPr>
@@ -8707,29 +10685,43 @@
                 <w:sz w:val="20"/>
                 <w:szCs w:val="20"/>
               </w:rPr>
-              <w:t xml:space="preserve">curriculum/assets/make_week_XX.py</w:t>
-            </w:r>
-          </w:p>
-        </w:tc>
-        <w:tc>
-          <w:tcPr>
-            <w:tcW w:type="dxa" w:w="3637"/>
-            <w:tcBorders>
-              <w:top w:val="single" w:color="D1D5DB" w:sz="4"/>
-              <w:left w:val="single" w:color="D1D5DB" w:sz="4"/>
-              <w:bottom w:val="single" w:color="D1D5DB" w:sz="4"/>
-              <w:right w:val="single" w:color="D1D5DB" w:sz="4"/>
-            </w:tcBorders>
-            <w:shd w:fill="EEF0FF" w:color="auto" w:val="clear"/>
-            <w:tcMar>
-              <w:top w:type="dxa" w:w="40"/>
-              <w:left w:type="dxa" w:w="120"/>
-              <w:bottom w:type="dxa" w:w="40"/>
-              <w:right w:type="dxa" w:w="120"/>
-            </w:tcMar>
-            <w:vAlign w:val="top"/>
-          </w:tcPr>
-          <w:p>
+              <w:t xml:space="preserve">results_cpu_core.json</w:t>
+            </w:r>
+            <w:r>
+              <w:rPr>
+                <w:sz w:val="20"/>
+                <w:szCs w:val="20"/>
+              </w:rPr>
+              <w:t xml:space="preserve">, compare with the stored evidence and record the run</w:t>
+            </w:r>
+          </w:p>
+        </w:tc>
+        <w:tc>
+          <w:tcPr>
+            <w:tcW w:type="dxa" w:w="3728"/>
+            <w:tcBorders>
+              <w:top w:val="single" w:color="D1D5DB" w:sz="4"/>
+              <w:left w:val="single" w:color="D1D5DB" w:sz="4"/>
+              <w:bottom w:val="single" w:color="D1D5DB" w:sz="4"/>
+              <w:right w:val="single" w:color="D1D5DB" w:sz="4"/>
+            </w:tcBorders>
+            <w:shd w:fill="EEF0FF" w:color="auto" w:val="clear"/>
+            <w:tcMar>
+              <w:top w:type="dxa" w:w="40"/>
+              <w:left w:type="dxa" w:w="120"/>
+              <w:bottom w:type="dxa" w:w="40"/>
+              <w:right w:type="dxa" w:w="120"/>
+            </w:tcMar>
+            <w:vAlign w:val="top"/>
+          </w:tcPr>
+          <w:p>
+            <w:r>
+              <w:rPr>
+                <w:sz w:val="20"/>
+                <w:szCs w:val="20"/>
+              </w:rPr>
+              <w:t xml:space="preserve">promote the separate CPU asset, </w:t>
+            </w:r>
             <w:r>
               <w:rPr>
                 <w:rFonts w:ascii="Consolas" w:cs="Consolas" w:eastAsia="Consolas" w:hAnsi="Consolas"/>
@@ -8737,22 +10729,6 @@
                 <w:sz w:val="20"/>
                 <w:szCs w:val="20"/>
               </w:rPr>
-              <w:t xml:space="preserve">tools/harvest_figures.py --week XX</w:t>
-            </w:r>
-            <w:r>
-              <w:rPr>
-                <w:sz w:val="20"/>
-                <w:szCs w:val="20"/>
-              </w:rPr>
-              <w:t xml:space="preserve"> (weeks 9–12), </w:t>
-            </w:r>
-            <w:r>
-              <w:rPr>
-                <w:rFonts w:ascii="Consolas" w:cs="Consolas" w:eastAsia="Consolas" w:hAnsi="Consolas"/>
-                <w:color w:val="4F46E5"/>
-                <w:sz w:val="20"/>
-                <w:szCs w:val="20"/>
-              </w:rPr>
               <w:t xml:space="preserve">tools/fill_results.py --weeks XX</w:t>
             </w:r>
             <w:r>
@@ -8760,7 +10736,7 @@
                 <w:sz w:val="20"/>
                 <w:szCs w:val="20"/>
               </w:rPr>
-              <w:t xml:space="preserve">, then rebuild</w:t>
+              <w:t xml:space="preserve">, then rebuild; harvest figures only from the matching successful full notebook</w:t>
             </w:r>
           </w:p>
         </w:tc>
@@ -8801,7 +10777,7 @@
         </w:tc>
         <w:tc>
           <w:tcPr>
-            <w:tcW w:type="dxa" w:w="4095"/>
+            <w:tcW w:type="dxa" w:w="4004"/>
             <w:tcBorders>
               <w:top w:val="single" w:color="D1D5DB" w:sz="4"/>
               <w:left w:val="single" w:color="D1D5DB" w:sz="4"/>
@@ -8838,7 +10814,7 @@
         </w:tc>
         <w:tc>
           <w:tcPr>
-            <w:tcW w:type="dxa" w:w="3637"/>
+            <w:tcW w:type="dxa" w:w="3728"/>
             <w:tcBorders>
               <w:top w:val="single" w:color="D1D5DB" w:sz="4"/>
               <w:left w:val="single" w:color="D1D5DB" w:sz="4"/>
@@ -8887,7 +10863,7 @@
         <w:t xml:space="preserve">Yearly refresh checklist:</w:t>
       </w:r>
       <w:r>
-        <w:t xml:space="preserve"> check model availability and names in the labs (especially API model names in weeks 1, 6 and 11), re-run all labs on Colab, update the "families" tables in weeks 6 and 10, re-check prices used as examples in week 11, review legal references (EU AI Act guidance, copyright cases) in weeks 1, 3, 4 and 10, and run the link checker.</w:t>
+        <w:t xml:space="preserve"> check exact model cards and shared API model names, re-run all required CPU cores and measure a clean Colab installation, update the families tables in weeks 6 and 10, re-check prices used as examples in week 11, review the dated legal references in weeks 1, 3, 4 and 10, and run the link checker. Optional provider calls need their own evidence.</w:t>
       </w:r>
     </w:p>
     <w:p>
@@ -8905,7 +10881,7 @@
         <w:keepLines/>
         <w:numPr>
           <w:ilvl w:val="0"/>
-          <w:numId w:val="7"/>
+          <w:numId w:val="6"/>
         </w:numPr>
         <w:spacing w:after="80" w:line="276"/>
       </w:pPr>
@@ -8919,12 +10895,12 @@
         <w:keepLines/>
         <w:numPr>
           <w:ilvl w:val="0"/>
-          <w:numId w:val="7"/>
+          <w:numId w:val="6"/>
         </w:numPr>
         <w:spacing w:after="80" w:line="276"/>
       </w:pPr>
       <w:r>
-        <w:t xml:space="preserve">Some demonstrations sample their outputs (week 6's thinking on/off comparison, week 7's self-consistency), so answers vary from run to run; the notebooks run several seeds and report counts, and students should do the same before drawing conclusions.</w:t>
+        <w:t xml:space="preserve">Some demonstrations sample their outputs (week 6's thinking on/off comparison, week 7's self-consistency), so answers vary from run to run. Repeat sampling with several seeds and report counts before drawing conclusions; the quick CPU routes use fewer repeats.</w:t>
       </w:r>
     </w:p>
     <w:p>
@@ -8933,12 +10909,12 @@
         <w:keepLines/>
         <w:numPr>
           <w:ilvl w:val="0"/>
-          <w:numId w:val="7"/>
+          <w:numId w:val="6"/>
         </w:numPr>
         <w:spacing w:after="80" w:line="276"/>
       </w:pPr>
       <w:r>
-        <w:t xml:space="preserve">Hosted API model names and free-tier limits change often; the notebooks skip the optional API cells when no key is present and print how to list available models.</w:t>
+        <w:t xml:space="preserve">Hosted API model names, quotas and free-tier eligibility change. Both provider switches start disabled, smoke tests skip provider requests, and an unavailable optional request returns to the local fallback. A local CPU run does not verify live provider access.</w:t>
       </w:r>
     </w:p>
     <w:p>
@@ -8947,7 +10923,7 @@
         <w:keepLines/>
         <w:numPr>
           <w:ilvl w:val="0"/>
-          <w:numId w:val="7"/>
+          <w:numId w:val="6"/>
         </w:numPr>
         <w:spacing w:after="80" w:line="276"/>
       </w:pPr>
@@ -9037,7 +11013,7 @@
         <w:t xml:space="preserve">research/REVISION_2026-10.md</w:t>
       </w:r>
       <w:r>
-        <w:t xml:space="preserve"> for the actual verification scope. Local smoke execution is not evidence of a Colab T4 run or a successful optional hosted API call.</w:t>
+        <w:t xml:space="preserve"> and the current task handoffs for the actual verification scope. The run ledger contains all twelve measured CPU cores. The revision records list the release checks, rendered image review and verification limits. Local execution does not establish clean Colab installation, GPU-stretch performance or successful live provider calls.</w:t>
       </w:r>
     </w:p>
     <w:p>
@@ -9049,7 +11025,7 @@
       <w:r>
         <w:t xml:space="preserve">The SD-Turbo licence was checked against its </w:t>
       </w:r>
-      <w:hyperlink w:history="1" r:id="rIdb6avgdqg3swjzyyfezqy2">
+      <w:hyperlink w:history="1" r:id="rIdvsh4abmzi0yofvrnxjefx">
         <w:r>
           <w:rPr>
             <w:color w:val="4F46E5"/>
@@ -9379,12 +11355,6 @@
     </w:lvlOverride>
   </w:num>
   <w:num w:numId="6">
-    <w:abstractNumId w:val="2"/>
-    <w:lvlOverride w:ilvl="0">
-      <w:startOverride w:val="1"/>
-    </w:lvlOverride>
-  </w:num>
-  <w:num w:numId="7">
     <w:abstractNumId w:val="2"/>
     <w:lvlOverride w:ilvl="0">
       <w:startOverride w:val="1"/>
